--- a/Printed Exam Notes/Ch 23 Index.docx
+++ b/Printed Exam Notes/Ch 23 Index.docx
@@ -48,7 +48,7 @@
         <w:fldChar w:fldCharType="begin"/>
       </w:r>
       <w:r>
-        <w:instrText xml:space="preserve"> PAGEREF lkLkClues \h </w:instrText>
+        <w:instrText xml:space="preserve"> PAGEREF lk23LkClues \h </w:instrText>
       </w:r>
       <w:r>
         <w:fldChar w:fldCharType="separate"/>
@@ -76,7 +76,7 @@
         <w:fldChar w:fldCharType="begin"/>
       </w:r>
       <w:r>
-        <w:instrText xml:space="preserve"> PAGEREF lkLkGloss \h </w:instrText>
+        <w:instrText xml:space="preserve"> PAGEREF lk23LkGloss \h </w:instrText>
       </w:r>
       <w:r>
         <w:fldChar w:fldCharType="separate"/>
@@ -104,7 +104,7 @@
         <w:fldChar w:fldCharType="begin"/>
       </w:r>
       <w:r>
-        <w:instrText xml:space="preserve"> PAGEREF lkLkIndex \h </w:instrText>
+        <w:instrText xml:space="preserve"> PAGEREF lk23LkIndex \h </w:instrText>
       </w:r>
       <w:r>
         <w:fldChar w:fldCharType="separate"/>
@@ -120,7 +120,7 @@
       <w:pPr>
         <w:pStyle w:val="Lookupheading"/>
       </w:pPr>
-      <w:bookmarkStart w:id="1" w:name="lkLkClues"/>
+      <w:bookmarkStart w:id="1" w:name="lk23LkClues"/>
       <w:r>
         <w:rPr>
           <w:rStyle w:val="Slidecode"/>
@@ -1661,7 +1661,7 @@
       <w:pPr>
         <w:pStyle w:val="Lookupheading"/>
       </w:pPr>
-      <w:bookmarkStart w:id="2" w:name="lkLkGloss"/>
+      <w:bookmarkStart w:id="2" w:name="lk23LkGloss"/>
       <w:r>
         <w:rPr>
           <w:rStyle w:val="Slidecode"/>
@@ -2439,7 +2439,7 @@
       <w:pPr>
         <w:pStyle w:val="Lookupheading"/>
       </w:pPr>
-      <w:bookmarkStart w:id="3" w:name="lkLkIndex"/>
+      <w:bookmarkStart w:id="3" w:name="lk23LkIndex"/>
       <w:r>
         <w:rPr>
           <w:rStyle w:val="Slidecode"/>

--- a/Printed Exam Notes/Ch 23 Index.docx
+++ b/Printed Exam Notes/Ch 23 Index.docx
@@ -277,8 +277,2590 @@
       </w:pPr>
       <w:r>
         <w:rPr/>
-        <w:t xml:space="preserve">early fossil, a few cm tall, branched, sporangia at the branch tips → </w:t>
-      </w:r>
+        <w:t xml:space="preserve">extinct early vascular plant, a few cm tall: forked stems with sporangia at the tips, no roots or leaves → </w:t>
+      </w:r>
+      <w:r>
+        <w:rPr>
+          <w:b/>
+        </w:rPr>
+        <w:t>Cooksonia (a rhyniophyte, not a lycophyte)</w:t>
+      </w:r>
+      <w:r>
+        <w:rPr/>
+        <w:t xml:space="preserve"> 23.3.32–33</w:t>
+      </w:r>
+    </w:p>
+    <w:p>
+      <w:pPr>
+        <w:pStyle w:val="Entry"/>
+      </w:pPr>
+      <w:r>
+        <w:rPr/>
+        <w:t xml:space="preserve">leaves with one vascular strand; ground pines, spike mosses, quillworts → </w:t>
+      </w:r>
+      <w:r>
+        <w:rPr>
+          <w:b/>
+        </w:rPr>
+        <w:t>lycophytes</w:t>
+      </w:r>
+      <w:r>
+        <w:rPr/>
+        <w:t xml:space="preserve"> 23.3.34</w:t>
+      </w:r>
+    </w:p>
+    <w:p>
+      <w:pPr>
+        <w:pStyle w:val="Entry"/>
+      </w:pPr>
+      <w:r>
+        <w:rPr/>
+        <w:t xml:space="preserve">dominant from the late Devonian through the Carboniferous; megaphylls; no seeds → </w:t>
+      </w:r>
+      <w:r>
+        <w:rPr>
+          <w:b/>
+        </w:rPr>
+        <w:t>pteridophytes</w:t>
+      </w:r>
+      <w:r>
+        <w:rPr/>
+        <w:t xml:space="preserve"> 23.4.36</w:t>
+      </w:r>
+    </w:p>
+    <w:p>
+      <w:pPr>
+        <w:pStyle w:val="Entry"/>
+      </w:pPr>
+      <w:r>
+        <w:rPr/>
+        <w:t xml:space="preserve">silica in the stems; whorls of tiny leaves at the nodes; “spring-loaded” spores → </w:t>
+      </w:r>
+      <w:r>
+        <w:rPr>
+          <w:b/>
+        </w:rPr>
+        <w:t>horsetails (Equisetum)</w:t>
+      </w:r>
+      <w:r>
+        <w:rPr/>
+        <w:t xml:space="preserve"> 23.4.38–39</w:t>
+      </w:r>
+    </w:p>
+    <w:p>
+      <w:pPr>
+        <w:pStyle w:val="Entry"/>
+      </w:pPr>
+      <w:r>
+        <w:rPr/>
+        <w:t xml:space="preserve">no leaves; stems fork repeatedly; pumpkin-shaped sporangia → </w:t>
+      </w:r>
+      <w:r>
+        <w:rPr>
+          <w:b/>
+        </w:rPr>
+        <w:t>whisk ferns (Psilotum)</w:t>
+      </w:r>
+      <w:r>
+        <w:rPr/>
+        <w:t xml:space="preserve"> 23.4.40–41</w:t>
+      </w:r>
+    </w:p>
+    <w:p>
+      <w:pPr>
+        <w:pStyle w:val="Entry"/>
+      </w:pPr>
+      <w:r>
+        <w:rPr/>
+        <w:t xml:space="preserve">fronds; sori on the undersides; both generations independent → </w:t>
+      </w:r>
+      <w:r>
+        <w:rPr>
+          <w:b/>
+        </w:rPr>
+        <w:t>ferns</w:t>
+      </w:r>
+      <w:r>
+        <w:rPr/>
+        <w:t xml:space="preserve"> 23.4.42–43</w:t>
+      </w:r>
+    </w:p>
+    <w:p>
+      <w:pPr>
+        <w:pStyle w:val="Entry"/>
+      </w:pPr>
+      <w:r>
+        <w:rPr/>
+        <w:t xml:space="preserve">cold medicine → </w:t>
+      </w:r>
+      <w:r>
+        <w:rPr>
+          <w:b/>
+        </w:rPr>
+        <w:t>maidenhair fern</w:t>
+      </w:r>
+      <w:r>
+        <w:rPr/>
+        <w:t xml:space="preserve"> 23.4.53</w:t>
+      </w:r>
+    </w:p>
+    <w:p>
+      <w:pPr>
+        <w:pStyle w:val="Entry"/>
+      </w:pPr>
+      <w:r>
+        <w:rPr/>
+        <w:t xml:space="preserve">termite-resistant building wood → </w:t>
+      </w:r>
+      <w:r>
+        <w:rPr>
+          <w:b/>
+        </w:rPr>
+        <w:t>tropical tree ferns</w:t>
+      </w:r>
+      <w:r>
+        <w:rPr/>
+        <w:t xml:space="preserve"> 23.4.53</w:t>
+      </w:r>
+    </w:p>
+    <w:p>
+      <w:pPr>
+        <w:pStyle w:val="Entry"/>
+      </w:pPr>
+      <w:r>
+        <w:rPr/>
+        <w:t xml:space="preserve">“naked” seeds, not enclosed by a fruit → </w:t>
+      </w:r>
+      <w:r>
+        <w:rPr>
+          <w:b/>
+        </w:rPr>
+        <w:t>gymnosperms</w:t>
+      </w:r>
+      <w:r>
+        <w:rPr/>
+        <w:t xml:space="preserve"> 23.5.56–57</w:t>
+      </w:r>
+    </w:p>
+    <w:p>
+      <w:pPr>
+        <w:pStyle w:val="Entry"/>
+      </w:pPr>
+      <w:r>
+        <w:rPr/>
+        <w:t xml:space="preserve">needles with a thick cuticle and recessed stomata; one plant makes both cone types → </w:t>
+      </w:r>
+      <w:r>
+        <w:rPr>
+          <w:b/>
+        </w:rPr>
+        <w:t>conifers (pines)</w:t>
+      </w:r>
+      <w:r>
+        <w:rPr/>
+        <w:t xml:space="preserve"> 23.5.58</w:t>
+      </w:r>
+    </w:p>
+    <w:p>
+      <w:pPr>
+        <w:pStyle w:val="Entry"/>
+      </w:pPr>
+      <w:r>
+        <w:rPr/>
+        <w:t xml:space="preserve">vitamin A and C teas; pine nuts; pine oil → </w:t>
+      </w:r>
+      <w:r>
+        <w:rPr>
+          <w:b/>
+        </w:rPr>
+        <w:t>pines</w:t>
+      </w:r>
+      <w:r>
+        <w:rPr/>
+        <w:t xml:space="preserve"> 23.5.69</w:t>
+      </w:r>
+    </w:p>
+    <w:p>
+      <w:pPr>
+        <w:pStyle w:val="Entry"/>
+      </w:pPr>
+      <w:r>
+        <w:rPr/>
+        <w:t xml:space="preserve">insect-pollinated gymnosperm; huge cones on separate plants; dinosaurs ate its seeds → </w:t>
+      </w:r>
+      <w:r>
+        <w:rPr>
+          <w:b/>
+        </w:rPr>
+        <w:t>cycads</w:t>
+      </w:r>
+      <w:r>
+        <w:rPr/>
+        <w:t xml:space="preserve"> 23.5.70</w:t>
+      </w:r>
+    </w:p>
+    <w:p>
+      <w:pPr>
+        <w:pStyle w:val="Entry"/>
+      </w:pPr>
+      <w:r>
+        <w:rPr/>
+        <w:t xml:space="preserve">sperm with many flagella swim out of a burst pollen tube → </w:t>
+      </w:r>
+      <w:r>
+        <w:rPr>
+          <w:b/>
+        </w:rPr>
+        <w:t>cycads and ginkgo</w:t>
+      </w:r>
+      <w:r>
+        <w:rPr/>
+        <w:t xml:space="preserve"> 23.5.70, 23.5.72</w:t>
+      </w:r>
+    </w:p>
+    <w:p>
+      <w:pPr>
+        <w:pStyle w:val="Entry"/>
+      </w:pPr>
+      <w:r>
+        <w:rPr/>
+        <w:t xml:space="preserve">one surviving species; separate seed and pollen trees; survives city pollution → </w:t>
+      </w:r>
+      <w:r>
+        <w:rPr>
+          <w:b/>
+        </w:rPr>
+        <w:t>Ginkgo biloba</w:t>
+      </w:r>
+      <w:r>
+        <w:rPr/>
+        <w:t xml:space="preserve"> 23.5.72</w:t>
+      </w:r>
+    </w:p>
+    <w:p>
+      <w:pPr>
+        <w:pStyle w:val="Entry"/>
+      </w:pPr>
+      <w:r>
+        <w:rPr/>
+        <w:t xml:space="preserve">no archegonia; three genera → </w:t>
+      </w:r>
+      <w:r>
+        <w:rPr>
+          <w:b/>
+        </w:rPr>
+        <w:t>gnetophytes</w:t>
+      </w:r>
+      <w:r>
+        <w:rPr/>
+        <w:t xml:space="preserve"> 23.5.74</w:t>
+      </w:r>
+    </w:p>
+    <w:p>
+      <w:pPr>
+        <w:pStyle w:val="Entry"/>
+      </w:pPr>
+      <w:r>
+        <w:rPr/>
+        <w:t xml:space="preserve">source of ephedrine → </w:t>
+      </w:r>
+      <w:r>
+        <w:rPr>
+          <w:b/>
+        </w:rPr>
+        <w:t>Ephedra (gnetophyte)</w:t>
+      </w:r>
+      <w:r>
+        <w:rPr/>
+        <w:t xml:space="preserve"> 23.5.74–75</w:t>
+      </w:r>
+    </w:p>
+    <w:p>
+      <w:pPr>
+        <w:pStyle w:val="Entry"/>
+      </w:pPr>
+      <w:r>
+        <w:rPr/>
+        <w:t xml:space="preserve">only two huge straplike leaves that fray; southwestern Africa → </w:t>
+      </w:r>
+      <w:r>
+        <w:rPr>
+          <w:b/>
+        </w:rPr>
+        <w:t>Welwitschia (gnetophyte)</w:t>
+      </w:r>
+      <w:r>
+        <w:rPr/>
+        <w:t xml:space="preserve"> 23.5.74, 23.5.76</w:t>
+      </w:r>
+    </w:p>
+    <w:p>
+      <w:pPr>
+        <w:pStyle w:val="Entry"/>
+      </w:pPr>
+      <w:r>
+        <w:rPr/>
+        <w:t xml:space="preserve">trees or climbing vines with broad, leathery leaves in pairs → </w:t>
+      </w:r>
+      <w:r>
+        <w:rPr>
+          <w:b/>
+        </w:rPr>
+        <w:t>Gnetum (gnetophyte)</w:t>
+      </w:r>
+      <w:r>
+        <w:rPr/>
+        <w:t xml:space="preserve"> 23.5.74</w:t>
+      </w:r>
+    </w:p>
+    <w:p>
+      <w:pPr>
+        <w:pStyle w:val="Entry"/>
+      </w:pPr>
+      <w:r>
+        <w:rPr/>
+        <w:t xml:space="preserve">ovules always enclosed in diploid tissue; flowers and fruit → </w:t>
+      </w:r>
+      <w:r>
+        <w:rPr>
+          <w:b/>
+        </w:rPr>
+        <w:t>angiosperms</w:t>
+      </w:r>
+      <w:r>
+        <w:rPr/>
+        <w:t xml:space="preserve"> 23.5.56, 23.5.77</w:t>
+      </w:r>
+    </w:p>
+    <w:p>
+      <w:pPr>
+        <w:pStyle w:val="Entry"/>
+      </w:pPr>
+      <w:r>
+        <w:rPr/>
+        <w:t xml:space="preserve">living plant most closely related to the first flowering plants; New Caledonia → </w:t>
+      </w:r>
+      <w:r>
+        <w:rPr>
+          <w:b/>
+        </w:rPr>
+        <w:t>Amborella</w:t>
+      </w:r>
+      <w:r>
+        <w:rPr/>
+        <w:t xml:space="preserve"> 23.5.78–79</w:t>
+      </w:r>
+    </w:p>
+    <w:p>
+      <w:pPr>
+        <w:pStyle w:val="Entry"/>
+      </w:pPr>
+      <w:r>
+        <w:rPr/>
+        <w:t xml:space="preserve">long the earliest known angiosperm fossil, with fruit and flowers → </w:t>
+      </w:r>
+      <w:r>
+        <w:rPr>
+          <w:b/>
+        </w:rPr>
+        <w:t>Archaefructus</w:t>
+      </w:r>
+      <w:r>
+        <w:rPr/>
+        <w:t xml:space="preserve"> 23.5.78</w:t>
+      </w:r>
+    </w:p>
+    <w:p>
+      <w:pPr>
+        <w:pStyle w:val="Entry"/>
+      </w:pPr>
+      <w:r>
+        <w:rPr/>
+        <w:t xml:space="preserve">one of the earliest known angiosperm fossils, 174 million years old (textbook) → </w:t>
+      </w:r>
+      <w:r>
+        <w:rPr>
+          <w:b/>
+        </w:rPr>
+        <w:t>Nanjinganthus dendrostyla</w:t>
+      </w:r>
+      <w:r>
+        <w:rPr/>
+        <w:t xml:space="preserve"> 23.5.78</w:t>
+      </w:r>
+    </w:p>
+    <w:p>
+      <w:pPr>
+        <w:pStyle w:val="Entry"/>
+      </w:pPr>
+      <w:r>
+        <w:rPr/>
+        <w:t xml:space="preserve">corn, tulips, pineapples, sugarcane → </w:t>
+      </w:r>
+      <w:r>
+        <w:rPr>
+          <w:b/>
+        </w:rPr>
+        <w:t>monocots</w:t>
+      </w:r>
+      <w:r>
+        <w:rPr/>
+        <w:t xml:space="preserve"> 23.5.80</w:t>
+      </w:r>
+    </w:p>
+    <w:p>
+      <w:pPr>
+        <w:pStyle w:val="Entry"/>
+      </w:pPr>
+      <w:r>
+        <w:rPr/>
+        <w:t xml:space="preserve">cacti, strawberries, dandelions, poplars, beans → </w:t>
+      </w:r>
+      <w:r>
+        <w:rPr>
+          <w:b/>
+        </w:rPr>
+        <w:t>eudicots</w:t>
+      </w:r>
+      <w:r>
+        <w:rPr/>
+        <w:t xml:space="preserve"> 23.5.80</w:t>
+      </w:r>
+    </w:p>
+    <w:p>
+      <w:pPr>
+        <w:pStyle w:val="Groupheading"/>
+      </w:pPr>
+      <w:r>
+        <w:rPr/>
+        <w:t>Structures</w:t>
+      </w:r>
+    </w:p>
+    <w:p>
+      <w:pPr>
+        <w:pStyle w:val="Entry"/>
+      </w:pPr>
+      <w:r>
+        <w:rPr/>
+        <w:t xml:space="preserve">waxy, waterproof covering that prevents drying out → </w:t>
+      </w:r>
+      <w:r>
+        <w:rPr>
+          <w:b/>
+        </w:rPr>
+        <w:t>cuticle</w:t>
+      </w:r>
+      <w:r>
+        <w:rPr/>
+        <w:t xml:space="preserve"> 23.1.9</w:t>
+      </w:r>
+    </w:p>
+    <w:p>
+      <w:pPr>
+        <w:pStyle w:val="Entry"/>
+      </w:pPr>
+      <w:r>
+        <w:rPr/>
+        <w:t xml:space="preserve">small openings, mostly under leaves, for gas exchange → </w:t>
+      </w:r>
+      <w:r>
+        <w:rPr>
+          <w:b/>
+        </w:rPr>
+        <w:t>stomata</w:t>
+      </w:r>
+      <w:r>
+        <w:rPr/>
+        <w:t xml:space="preserve"> 23.1.9</w:t>
+      </w:r>
+    </w:p>
+    <w:p>
+      <w:pPr>
+        <w:pStyle w:val="Entry"/>
+      </w:pPr>
+      <w:r>
+        <w:rPr/>
+        <w:t xml:space="preserve">cells that carry water up against gravity → </w:t>
+      </w:r>
+      <w:r>
+        <w:rPr>
+          <w:b/>
+        </w:rPr>
+        <w:t>tracheids</w:t>
+      </w:r>
+      <w:r>
+        <w:rPr/>
+        <w:t xml:space="preserve"> 23.1.9</w:t>
+      </w:r>
+    </w:p>
+    <w:p>
+      <w:pPr>
+        <w:pStyle w:val="Entry"/>
+      </w:pPr>
+      <w:r>
+        <w:rPr/>
+        <w:t xml:space="preserve">where sperm / eggs are made on a gametophyte → </w:t>
+      </w:r>
+      <w:r>
+        <w:rPr>
+          <w:b/>
+        </w:rPr>
+        <w:t>antheridia / archegonia (gametangia)</w:t>
+      </w:r>
+      <w:r>
+        <w:rPr/>
+        <w:t xml:space="preserve"> 23.1.12</w:t>
+      </w:r>
+    </w:p>
+    <w:p>
+      <w:pPr>
+        <w:pStyle w:val="Entry"/>
+      </w:pPr>
+      <w:r>
+        <w:rPr/>
+        <w:t xml:space="preserve">where spores are made by meiosis → </w:t>
+      </w:r>
+      <w:r>
+        <w:rPr>
+          <w:b/>
+        </w:rPr>
+        <w:t>sporangium</w:t>
+      </w:r>
+      <w:r>
+        <w:rPr/>
+        <w:t xml:space="preserve"> 23.1.12</w:t>
+      </w:r>
+    </w:p>
+    <w:p>
+      <w:pPr>
+        <w:pStyle w:val="Entry"/>
+      </w:pPr>
+      <w:r>
+        <w:rPr/>
+        <w:t xml:space="preserve">hair-like threads that anchor and absorb, not true roots → </w:t>
+      </w:r>
+      <w:r>
+        <w:rPr>
+          <w:b/>
+        </w:rPr>
+        <w:t>rhizoids</w:t>
+      </w:r>
+      <w:r>
+        <w:rPr/>
+        <w:t xml:space="preserve"> 23.2.17</w:t>
+      </w:r>
+    </w:p>
+    <w:p>
+      <w:pPr>
+        <w:pStyle w:val="Entry"/>
+      </w:pPr>
+      <w:r>
+        <w:rPr/>
+        <w:t xml:space="preserve">groups of cells that break off a liverwort and grow into a new plant → </w:t>
+      </w:r>
+      <w:r>
+        <w:rPr>
+          <w:b/>
+        </w:rPr>
+        <w:t>gemmae</w:t>
+      </w:r>
+      <w:r>
+        <w:rPr/>
+        <w:t xml:space="preserve"> 23.2.17</w:t>
+      </w:r>
+    </w:p>
+    <w:p>
+      <w:pPr>
+        <w:pStyle w:val="Entry"/>
+      </w:pPr>
+      <w:r>
+        <w:rPr/>
+        <w:t xml:space="preserve">thread-like first stage of a moss gametophyte → </w:t>
+      </w:r>
+      <w:r>
+        <w:rPr>
+          <w:b/>
+        </w:rPr>
+        <w:t>protonema</w:t>
+      </w:r>
+      <w:r>
+        <w:rPr/>
+        <w:t xml:space="preserve"> 23.2.30</w:t>
+      </w:r>
+    </w:p>
+    <w:p>
+      <w:pPr>
+        <w:pStyle w:val="Entry"/>
+      </w:pPr>
+      <w:r>
+        <w:rPr/>
+        <w:t xml:space="preserve">the three parts of a moss sporophyte → </w:t>
+      </w:r>
+      <w:r>
+        <w:rPr>
+          <w:b/>
+        </w:rPr>
+        <w:t>foot, stalk, capsule</w:t>
+      </w:r>
+      <w:r>
+        <w:rPr/>
+        <w:t xml:space="preserve"> 23.2.22</w:t>
+      </w:r>
+    </w:p>
+    <w:p>
+      <w:pPr>
+        <w:pStyle w:val="Entry"/>
+      </w:pPr>
+      <w:r>
+        <w:rPr/>
+        <w:t xml:space="preserve">lid of a moss capsule; teeth that close it except in dry weather → </w:t>
+      </w:r>
+      <w:r>
+        <w:rPr>
+          <w:b/>
+        </w:rPr>
+        <w:t>operculum</w:t>
+      </w:r>
+      <w:r>
+        <w:rPr/>
+        <w:t xml:space="preserve"> 23.2.30</w:t>
+      </w:r>
+    </w:p>
+    <w:p>
+      <w:pPr>
+        <w:pStyle w:val="Entry"/>
+      </w:pPr>
+      <w:r>
+        <w:rPr/>
+        <w:t xml:space="preserve">strengthens the walls of xylem's conducting cells → </w:t>
+      </w:r>
+      <w:r>
+        <w:rPr>
+          <w:b/>
+        </w:rPr>
+        <w:t>lignin</w:t>
+      </w:r>
+      <w:r>
+        <w:rPr/>
+        <w:t xml:space="preserve"> 23.3.31</w:t>
+      </w:r>
+    </w:p>
+    <w:p>
+      <w:pPr>
+        <w:pStyle w:val="Entry"/>
+      </w:pPr>
+      <w:r>
+        <w:rPr/>
+        <w:t xml:space="preserve">carries water and minerals up / sucrose throughout the plant → </w:t>
+      </w:r>
+      <w:r>
+        <w:rPr>
+          <w:b/>
+        </w:rPr>
+        <w:t>xylem / phloem</w:t>
+      </w:r>
+      <w:r>
+        <w:rPr/>
+        <w:t xml:space="preserve"> 23.3.31</w:t>
+      </w:r>
+    </w:p>
+    <w:p>
+      <w:pPr>
+        <w:pStyle w:val="Entry"/>
+      </w:pPr>
+      <w:r>
+        <w:rPr/>
+        <w:t xml:space="preserve">small leaf with a single, unbranched vein → </w:t>
+      </w:r>
+      <w:r>
+        <w:rPr>
+          <w:b/>
+        </w:rPr>
+        <w:t>microphyll</w:t>
+      </w:r>
+      <w:r>
+        <w:rPr/>
+        <w:t xml:space="preserve"> 23.3.34, 23.4.37</w:t>
+      </w:r>
+    </w:p>
+    <w:p>
+      <w:pPr>
+        <w:pStyle w:val="Entry"/>
+      </w:pPr>
+      <w:r>
+        <w:rPr/>
+        <w:t xml:space="preserve">broad leaf with branched veins; collects more solar energy → </w:t>
+      </w:r>
+      <w:r>
+        <w:rPr>
+          <w:b/>
+        </w:rPr>
+        <w:t>megaphyll</w:t>
+      </w:r>
+      <w:r>
+        <w:rPr/>
+        <w:t xml:space="preserve"> 23.4.36–37</w:t>
+      </w:r>
+    </w:p>
+    <w:p>
+      <w:pPr>
+        <w:pStyle w:val="Entry"/>
+      </w:pPr>
+      <w:r>
+        <w:rPr/>
+        <w:t xml:space="preserve">cone-shaped structure that makes spores → </w:t>
+      </w:r>
+      <w:r>
+        <w:rPr>
+          <w:b/>
+        </w:rPr>
+        <w:t>strobilus (plural strobili)</w:t>
+      </w:r>
+      <w:r>
+        <w:rPr/>
+        <w:t xml:space="preserve"> 23.3.34, 23.4.38</w:t>
+      </w:r>
+    </w:p>
+    <w:p>
+      <w:pPr>
+        <w:pStyle w:val="Entry"/>
+      </w:pPr>
+      <w:r>
+        <w:rPr/>
+        <w:t xml:space="preserve">large fern leaf divided into leaflets → </w:t>
+      </w:r>
+      <w:r>
+        <w:rPr>
+          <w:b/>
+        </w:rPr>
+        <w:t>frond</w:t>
+      </w:r>
+      <w:r>
+        <w:rPr/>
+        <w:t xml:space="preserve"> 23.4.42</w:t>
+      </w:r>
+    </w:p>
+    <w:p>
+      <w:pPr>
+        <w:pStyle w:val="Entry"/>
+      </w:pPr>
+      <w:r>
+        <w:rPr/>
+        <w:t xml:space="preserve">clusters of sporangia under a fern leaf; the flap covering them → </w:t>
+      </w:r>
+      <w:r>
+        <w:rPr>
+          <w:b/>
+        </w:rPr>
+        <w:t>sori; indusium</w:t>
+      </w:r>
+      <w:r>
+        <w:rPr/>
+        <w:t xml:space="preserve"> 23.4.42, 23.4.52</w:t>
+      </w:r>
+    </w:p>
+    <w:p>
+      <w:pPr>
+        <w:pStyle w:val="Entry"/>
+      </w:pPr>
+      <w:r>
+        <w:rPr/>
+        <w:t xml:space="preserve">fern gametophyte with archegonia at the notch, antheridia at the tip → </w:t>
+      </w:r>
+      <w:r>
+        <w:rPr>
+          <w:b/>
+        </w:rPr>
+        <w:t>prothallus</w:t>
+      </w:r>
+      <w:r>
+        <w:rPr/>
+        <w:t xml:space="preserve"> 23.4.52</w:t>
+      </w:r>
+    </w:p>
+    <w:p>
+      <w:pPr>
+        <w:pStyle w:val="Entry"/>
+      </w:pPr>
+      <w:r>
+        <w:rPr/>
+        <w:t xml:space="preserve">horizontal stem that gives rise to fronds or aboveground stems → </w:t>
+      </w:r>
+      <w:r>
+        <w:rPr>
+          <w:b/>
+        </w:rPr>
+        <w:t>rhizome</w:t>
+      </w:r>
+      <w:r>
+        <w:rPr/>
+        <w:t xml:space="preserve"> 23.4.40, 23.4.52</w:t>
+      </w:r>
+    </w:p>
+    <w:p>
+      <w:pPr>
+        <w:pStyle w:val="Entry"/>
+      </w:pPr>
+      <w:r>
+        <w:rPr/>
+        <w:t xml:space="preserve">embryo + stored food in a protective coat → </w:t>
+      </w:r>
+      <w:r>
+        <w:rPr>
+          <w:b/>
+        </w:rPr>
+        <w:t>seed</w:t>
+      </w:r>
+      <w:r>
+        <w:rPr/>
+        <w:t xml:space="preserve"> 23.5.54</w:t>
+      </w:r>
+    </w:p>
+    <w:p>
+      <w:pPr>
+        <w:pStyle w:val="Entry"/>
+      </w:pPr>
+      <w:r>
+        <w:rPr/>
+        <w:t xml:space="preserve">male gametophyte of a seed plant → </w:t>
+      </w:r>
+      <w:r>
+        <w:rPr>
+          <w:b/>
+        </w:rPr>
+        <w:t>pollen grain</w:t>
+      </w:r>
+      <w:r>
+        <w:rPr/>
+        <w:t xml:space="preserve"> 23.5.55</w:t>
+      </w:r>
+    </w:p>
+    <w:p>
+      <w:pPr>
+        <w:pStyle w:val="Entry"/>
+      </w:pPr>
+      <w:r>
+        <w:rPr/>
+        <w:t xml:space="preserve">holds the female gametophyte; becomes the seed → </w:t>
+      </w:r>
+      <w:r>
+        <w:rPr>
+          <w:b/>
+        </w:rPr>
+        <w:t>ovule</w:t>
+      </w:r>
+      <w:r>
+        <w:rPr/>
+        <w:t xml:space="preserve"> 23.5.55, 23.5.84</w:t>
+      </w:r>
+    </w:p>
+    <w:p>
+      <w:pPr>
+        <w:pStyle w:val="Entry"/>
+      </w:pPr>
+      <w:r>
+        <w:rPr/>
+        <w:t xml:space="preserve">seed leaves that nourish the embryo → </w:t>
+      </w:r>
+      <w:r>
+        <w:rPr>
+          <w:b/>
+        </w:rPr>
+        <w:t>cotyledons</w:t>
+      </w:r>
+      <w:r>
+        <w:rPr/>
+        <w:t xml:space="preserve"> 23.5.80</w:t>
+      </w:r>
+    </w:p>
+    <w:p>
+      <w:pPr>
+        <w:pStyle w:val="Entry"/>
+      </w:pPr>
+      <w:r>
+        <w:rPr/>
+        <w:t xml:space="preserve">all the sepals / all the petals → </w:t>
+      </w:r>
+      <w:r>
+        <w:rPr>
+          <w:b/>
+        </w:rPr>
+        <w:t>calyx / corolla</w:t>
+      </w:r>
+      <w:r>
+        <w:rPr/>
+        <w:t xml:space="preserve"> 23.5.83</w:t>
+      </w:r>
+    </w:p>
+    <w:p>
+      <w:pPr>
+        <w:pStyle w:val="Entry"/>
+      </w:pPr>
+      <w:r>
+        <w:rPr/>
+        <w:t xml:space="preserve">slender stalk holding up the anther / sac that makes pollen → </w:t>
+      </w:r>
+      <w:r>
+        <w:rPr>
+          <w:b/>
+        </w:rPr>
+        <w:t>filament / anther</w:t>
+      </w:r>
+      <w:r>
+        <w:rPr/>
+        <w:t xml:space="preserve"> 23.5.84</w:t>
+      </w:r>
+    </w:p>
+    <w:p>
+      <w:pPr>
+        <w:pStyle w:val="Entry"/>
+      </w:pPr>
+      <w:r>
+        <w:rPr/>
+        <w:t xml:space="preserve">sticky knob / slender stalk / base enclosing ovules → </w:t>
+      </w:r>
+      <w:r>
+        <w:rPr>
+          <w:b/>
+        </w:rPr>
+        <w:t>stigma / style / ovary</w:t>
+      </w:r>
+      <w:r>
+        <w:rPr/>
+        <w:t xml:space="preserve"> 23.5.84</w:t>
+      </w:r>
+    </w:p>
+    <w:p>
+      <w:pPr>
+        <w:pStyle w:val="Entry"/>
+      </w:pPr>
+      <w:r>
+        <w:rPr/>
+        <w:t xml:space="preserve">female gametophyte of a flowering plant (usually 7 cells) → </w:t>
+      </w:r>
+      <w:r>
+        <w:rPr>
+          <w:b/>
+        </w:rPr>
+        <w:t>embryo sac</w:t>
+      </w:r>
+      <w:r>
+        <w:rPr/>
+        <w:t xml:space="preserve"> 23.5.86, 23.5.89</w:t>
+      </w:r>
+    </w:p>
+    <w:p>
+      <w:pPr>
+        <w:pStyle w:val="Entry"/>
+      </w:pPr>
+      <w:r>
+        <w:rPr/>
+        <w:t xml:space="preserve">two nuclei from opposite ends of the embryo sac → </w:t>
+      </w:r>
+      <w:r>
+        <w:rPr>
+          <w:b/>
+        </w:rPr>
+        <w:t>polar nuclei</w:t>
+      </w:r>
+      <w:r>
+        <w:rPr/>
+        <w:t xml:space="preserve"> 23.5.86</w:t>
+      </w:r>
+    </w:p>
+    <w:p>
+      <w:pPr>
+        <w:pStyle w:val="Entry"/>
+      </w:pPr>
+      <w:r>
+        <w:rPr/>
+        <w:t xml:space="preserve">small opening in the ovule where the sperm enter → </w:t>
+      </w:r>
+      <w:r>
+        <w:rPr>
+          <w:b/>
+        </w:rPr>
+        <w:t>micropyle</w:t>
+      </w:r>
+      <w:r>
+        <w:rPr/>
+        <w:t xml:space="preserve"> 23.5.87</w:t>
+      </w:r>
+    </w:p>
+    <w:p>
+      <w:pPr>
+        <w:pStyle w:val="Entry"/>
+      </w:pPr>
+      <w:r>
+        <w:rPr/>
+        <w:t xml:space="preserve">pollen cell that grows the tube / that divides into 2 sperm → </w:t>
+      </w:r>
+      <w:r>
+        <w:rPr>
+          <w:b/>
+        </w:rPr>
+        <w:t>tube cell / generative cell</w:t>
+      </w:r>
+      <w:r>
+        <w:rPr/>
+        <w:t xml:space="preserve"> 23.5.87, 23.5.89</w:t>
+      </w:r>
+    </w:p>
+    <w:p>
+      <w:pPr>
+        <w:pStyle w:val="Entry"/>
+      </w:pPr>
+      <w:r>
+        <w:rPr/>
+        <w:t xml:space="preserve">triploid food tissue in the seed → </w:t>
+      </w:r>
+      <w:r>
+        <w:rPr>
+          <w:b/>
+        </w:rPr>
+        <w:t>endosperm</w:t>
+      </w:r>
+      <w:r>
+        <w:rPr/>
+        <w:t xml:space="preserve"> 23.5.88</w:t>
+      </w:r>
+    </w:p>
+    <w:p>
+      <w:pPr>
+        <w:pStyle w:val="Groupheading"/>
+      </w:pPr>
+      <w:r>
+        <w:rPr/>
+        <w:t>Processes and terms</w:t>
+      </w:r>
+    </w:p>
+    <w:p>
+      <w:pPr>
+        <w:pStyle w:val="Entry"/>
+      </w:pPr>
+      <w:r>
+        <w:rPr/>
+        <w:t xml:space="preserve">life switches between a many-celled n plant and a many-celled 2n plant → </w:t>
+      </w:r>
+      <w:r>
+        <w:rPr>
+          <w:b/>
+        </w:rPr>
+        <w:t>alternation of generations</w:t>
+      </w:r>
+      <w:r>
+        <w:rPr/>
+        <w:t xml:space="preserve"> 23.1.12</w:t>
+      </w:r>
+    </w:p>
+    <w:p>
+      <w:pPr>
+        <w:pStyle w:val="Entry"/>
+      </w:pPr>
+      <w:r>
+        <w:rPr/>
+        <w:t xml:space="preserve">the generation you notice (bigger, longer-lived) → </w:t>
+      </w:r>
+      <w:r>
+        <w:rPr>
+          <w:b/>
+        </w:rPr>
+        <w:t>dominant generation</w:t>
+      </w:r>
+      <w:r>
+        <w:rPr/>
+        <w:t xml:space="preserve"> 23.1.14</w:t>
+      </w:r>
+    </w:p>
+    <w:p>
+      <w:pPr>
+        <w:pStyle w:val="Entry"/>
+      </w:pPr>
+      <w:r>
+        <w:rPr/>
+        <w:t xml:space="preserve">why land plants have a diploid generation → </w:t>
+      </w:r>
+      <w:r>
+        <w:rPr>
+          <w:b/>
+        </w:rPr>
+        <w:t>it hides the effect of a single deleterious allele (UV damage)</w:t>
+      </w:r>
+      <w:r>
+        <w:rPr/>
+        <w:t xml:space="preserve"> 23.1.11</w:t>
+      </w:r>
+    </w:p>
+    <w:p>
+      <w:pPr>
+        <w:pStyle w:val="Entry"/>
+      </w:pPr>
+      <w:r>
+        <w:rPr/>
+        <w:t xml:space="preserve">makes one type of spore / two types → </w:t>
+      </w:r>
+      <w:r>
+        <w:rPr>
+          <w:b/>
+        </w:rPr>
+        <w:t>homosporous / heterosporous</w:t>
+      </w:r>
+      <w:r>
+        <w:rPr/>
+        <w:t xml:space="preserve"> 23.3.34</w:t>
+      </w:r>
+    </w:p>
+    <w:p>
+      <w:pPr>
+        <w:pStyle w:val="Entry"/>
+      </w:pPr>
+      <w:r>
+        <w:rPr/>
+        <w:t xml:space="preserve">seed plants keep their spores instead of releasing them → </w:t>
+      </w:r>
+      <w:r>
+        <w:rPr>
+          <w:b/>
+        </w:rPr>
+        <w:t>seed plants (they retain the spores)</w:t>
+      </w:r>
+      <w:r>
+        <w:rPr/>
+        <w:t xml:space="preserve"> 23.5.55</w:t>
+      </w:r>
+    </w:p>
+    <w:p>
+      <w:pPr>
+        <w:pStyle w:val="Entry"/>
+      </w:pPr>
+      <w:r>
+        <w:rPr/>
+        <w:t xml:space="preserve">wind or an animal carries pollen to the female part → </w:t>
+      </w:r>
+      <w:r>
+        <w:rPr>
+          <w:b/>
+        </w:rPr>
+        <w:t>pollination</w:t>
+      </w:r>
+      <w:r>
+        <w:rPr/>
+        <w:t xml:space="preserve"> 23.5.55, 23.5.87</w:t>
+      </w:r>
+    </w:p>
+    <w:p>
+      <w:pPr>
+        <w:pStyle w:val="Entry"/>
+      </w:pPr>
+      <w:r>
+        <w:rPr/>
+        <w:t xml:space="preserve">fertilization without outside water → </w:t>
+      </w:r>
+      <w:r>
+        <w:rPr>
+          <w:b/>
+        </w:rPr>
+        <w:t>seed plants (sperm travel in a pollen tube)</w:t>
+      </w:r>
+      <w:r>
+        <w:rPr/>
+        <w:t xml:space="preserve"> 23.5.55</w:t>
+      </w:r>
+    </w:p>
+    <w:p>
+      <w:pPr>
+        <w:pStyle w:val="Entry"/>
+      </w:pPr>
+      <w:r>
+        <w:rPr/>
+        <w:t xml:space="preserve">arrested state that lets a seed survive harsh conditions → </w:t>
+      </w:r>
+      <w:r>
+        <w:rPr>
+          <w:b/>
+        </w:rPr>
+        <w:t>dormancy</w:t>
+      </w:r>
+      <w:r>
+        <w:rPr/>
+        <w:t xml:space="preserve"> 23.5.54</w:t>
+      </w:r>
+    </w:p>
+    <w:p>
+      <w:pPr>
+        <w:pStyle w:val="Entry"/>
+      </w:pPr>
+      <w:r>
+        <w:rPr/>
+        <w:t xml:space="preserve">one sperm + egg, the other + polar nuclei → </w:t>
+      </w:r>
+      <w:r>
+        <w:rPr>
+          <w:b/>
+        </w:rPr>
+        <w:t>double fertilization</w:t>
+      </w:r>
+      <w:r>
+        <w:rPr/>
+        <w:t xml:space="preserve"> 23.5.88</w:t>
+      </w:r>
+    </w:p>
+    <w:p>
+      <w:pPr>
+        <w:pStyle w:val="Entry"/>
+      </w:pPr>
+      <w:r>
+        <w:rPr/>
+        <w:t xml:space="preserve">flower with all four parts / missing one or more → </w:t>
+      </w:r>
+      <w:r>
+        <w:rPr>
+          <w:b/>
+        </w:rPr>
+        <w:t>complete / incomplete</w:t>
+      </w:r>
+      <w:r>
+        <w:rPr/>
+        <w:t xml:space="preserve"> 23.5.91</w:t>
+      </w:r>
+    </w:p>
+    <w:p>
+      <w:pPr>
+        <w:pStyle w:val="Entry"/>
+      </w:pPr>
+      <w:r>
+        <w:rPr/>
+        <w:t xml:space="preserve">flower with stamens and carpels / only one of them → </w:t>
+      </w:r>
+      <w:r>
+        <w:rPr>
+          <w:b/>
+        </w:rPr>
+        <w:t>perfect / imperfect</w:t>
+      </w:r>
+      <w:r>
+        <w:rPr/>
+        <w:t xml:space="preserve"> 23.5.91</w:t>
+      </w:r>
+    </w:p>
+    <w:p>
+      <w:pPr>
+        <w:pStyle w:val="Entry"/>
+      </w:pPr>
+      <w:r>
+        <w:rPr/>
+        <w:t xml:space="preserve">cluster of flowers / looks like one flower but is many tiny ones → </w:t>
+      </w:r>
+      <w:r>
+        <w:rPr>
+          <w:b/>
+        </w:rPr>
+        <w:t>inflorescence / composite</w:t>
+      </w:r>
+      <w:r>
+        <w:rPr/>
+        <w:t xml:space="preserve"> 23.5.91</w:t>
+      </w:r>
+    </w:p>
+    <w:p>
+      <w:pPr>
+        <w:pStyle w:val="Entry"/>
+      </w:pPr>
+      <w:r>
+        <w:rPr/>
+        <w:t xml:space="preserve">one plant makes both pollen and seed cones → </w:t>
+      </w:r>
+      <w:r>
+        <w:rPr>
+          <w:b/>
+        </w:rPr>
+        <w:t>monoecious (conifers)</w:t>
+      </w:r>
+      <w:r>
+        <w:rPr/>
+        <w:t xml:space="preserve"> 23.5.58</w:t>
+      </w:r>
+    </w:p>
+    <w:p>
+      <w:pPr>
+        <w:pStyle w:val="Entry"/>
+      </w:pPr>
+      <w:r>
+        <w:rPr/>
+        <w:t xml:space="preserve">separate pollen-making and seed-making plants → </w:t>
+      </w:r>
+      <w:r>
+        <w:rPr>
+          <w:b/>
+        </w:rPr>
+        <w:t>dioecious (ginkgo)</w:t>
+      </w:r>
+      <w:r>
+        <w:rPr/>
+        <w:t xml:space="preserve"> 23.5.72</w:t>
+      </w:r>
+    </w:p>
+    <w:p>
+      <w:pPr>
+        <w:pStyle w:val="Entry"/>
+      </w:pPr>
+      <w:r>
+        <w:rPr/>
+        <w:t xml:space="preserve">plain flower, not showy → </w:t>
+      </w:r>
+      <w:r>
+        <w:rPr>
+          <w:b/>
+        </w:rPr>
+        <w:t>wind-pollinated</w:t>
+      </w:r>
+      <w:r>
+        <w:rPr/>
+        <w:t xml:space="preserve"> 23.5.90</w:t>
+      </w:r>
+    </w:p>
+    <w:p>
+      <w:pPr>
+        <w:pStyle w:val="Entry"/>
+      </w:pPr>
+      <w:r>
+        <w:rPr/>
+        <w:t xml:space="preserve">colorful flower → </w:t>
+      </w:r>
+      <w:r>
+        <w:rPr>
+          <w:b/>
+        </w:rPr>
+        <w:t>bird- or insect-pollinated</w:t>
+      </w:r>
+      <w:r>
+        <w:rPr/>
+        <w:t xml:space="preserve"> 23.5.90</w:t>
+      </w:r>
+    </w:p>
+    <w:p>
+      <w:pPr>
+        <w:pStyle w:val="Entry"/>
+      </w:pPr>
+      <w:r>
+        <w:rPr/>
+        <w:t xml:space="preserve">white or cream, fragrant, opens at night → </w:t>
+      </w:r>
+      <w:r>
+        <w:rPr>
+          <w:b/>
+        </w:rPr>
+        <w:t>pollinated by nocturnal mammals or insects</w:t>
+      </w:r>
+      <w:r>
+        <w:rPr/>
+        <w:t xml:space="preserve"> 23.5.90</w:t>
+      </w:r>
+    </w:p>
+    <w:p>
+      <w:pPr>
+        <w:pStyle w:val="Entry"/>
+      </w:pPr>
+      <w:r>
+        <w:rPr/>
+        <w:t xml:space="preserve">moist, fleshy covering (apple) / dry covering (acorn) → </w:t>
+      </w:r>
+      <w:r>
+        <w:rPr>
+          <w:b/>
+        </w:rPr>
+        <w:t>fruits (from the ovary)</w:t>
+      </w:r>
+      <w:r>
+        <w:rPr/>
+        <w:t xml:space="preserve"> 23.5.88</w:t>
+      </w:r>
+    </w:p>
+    <w:p>
+      <w:pPr>
+        <w:pStyle w:val="Lookupheading"/>
+      </w:pPr>
+      <w:bookmarkStart w:id="2" w:name="lk23LkGloss"/>
+      <w:r>
+        <w:rPr>
+          <w:rStyle w:val="Slidecode"/>
+        </w:rPr>
+        <w:t>Glossary: terms no slide explains</w:t>
+      </w:r>
+      <w:bookmarkEnd w:id="2"/>
+    </w:p>
+    <w:p>
+      <w:pPr>
+        <w:pStyle w:val="Entry"/>
+      </w:pPr>
+      <w:r>
+        <w:rPr>
+          <w:b/>
+        </w:rPr>
+        <w:t>Adaptive radiation</w:t>
+      </w:r>
+      <w:r>
+        <w:rPr/>
+        <w:t>: one ancestral species quickly evolving into many new species that fit different ways of life. 23.5.78</w:t>
+      </w:r>
+    </w:p>
+    <w:p>
+      <w:pPr>
+        <w:pStyle w:val="Entry"/>
+      </w:pPr>
+      <w:r>
+        <w:rPr>
+          <w:b/>
+        </w:rPr>
+        <w:t>Aerial stem</w:t>
+      </w:r>
+      <w:r>
+        <w:rPr/>
+        <w:t>: a stem that grows above ground. 23.3.35</w:t>
+      </w:r>
+    </w:p>
+    <w:p>
+      <w:pPr>
+        <w:pStyle w:val="Entry"/>
+      </w:pPr>
+      <w:r>
+        <w:rPr>
+          <w:b/>
+        </w:rPr>
+        <w:t>Apical tissue</w:t>
+      </w:r>
+      <w:r>
+        <w:rPr/>
+        <w:t>: a patch of cells at the tips of roots and shoots that keeps dividing; it makes the plant grow longer and produces its other tissues. 23.1.4</w:t>
+      </w:r>
+    </w:p>
+    <w:p>
+      <w:pPr>
+        <w:pStyle w:val="Entry"/>
+      </w:pPr>
+      <w:r>
+        <w:rPr>
+          <w:b/>
+        </w:rPr>
+        <w:t>Astringent</w:t>
+      </w:r>
+      <w:r>
+        <w:rPr/>
+        <w:t>: something that makes body tissues tighten, which helps stop bleeding. 23.4.53</w:t>
+      </w:r>
+    </w:p>
+    <w:p>
+      <w:pPr>
+        <w:pStyle w:val="Entry"/>
+      </w:pPr>
+      <w:r>
+        <w:rPr>
+          <w:b/>
+        </w:rPr>
+        <w:t>Axil</w:t>
+      </w:r>
+      <w:r>
+        <w:rPr/>
+        <w:t>: the angle where a leaf joins the stem. 23.5.79</w:t>
+      </w:r>
+    </w:p>
+    <w:p>
+      <w:pPr>
+        <w:pStyle w:val="Entry"/>
+      </w:pPr>
+      <w:r>
+        <w:rPr>
+          <w:b/>
+        </w:rPr>
+        <w:t>Capsella (shepherd's purse)</w:t>
+      </w:r>
+      <w:r>
+        <w:rPr/>
+        <w:t>: a small flowering plant. 23.1.7</w:t>
+      </w:r>
+    </w:p>
+    <w:p>
+      <w:pPr>
+        <w:pStyle w:val="Entry"/>
+      </w:pPr>
+      <w:r>
+        <w:rPr>
+          <w:b/>
+        </w:rPr>
+        <w:t>Clade</w:t>
+      </w:r>
+      <w:r>
+        <w:rPr/>
+        <w:t>: a group made of one common ancestor and all of its descendants. 23.1.5</w:t>
+      </w:r>
+    </w:p>
+    <w:p>
+      <w:pPr>
+        <w:pStyle w:val="Entry"/>
+      </w:pPr>
+      <w:r>
+        <w:rPr>
+          <w:b/>
+        </w:rPr>
+        <w:t>Cladogram</w:t>
+      </w:r>
+      <w:r>
+        <w:rPr/>
+        <w:t>: a branching diagram showing how groups are related; each fork is a common ancestor. 23.1.6</w:t>
+      </w:r>
+    </w:p>
+    <w:p>
+      <w:pPr>
+        <w:pStyle w:val="Entry"/>
+      </w:pPr>
+      <w:r>
+        <w:rPr>
+          <w:b/>
+        </w:rPr>
+        <w:t>Coleochaete</w:t>
+      </w:r>
+      <w:r>
+        <w:rPr/>
+        <w:t>: another charophyte; it grows as a flat disc of cells (pictured on 23.1.8). 23.1.5</w:t>
+      </w:r>
+    </w:p>
+    <w:p>
+      <w:pPr>
+        <w:pStyle w:val="Entry"/>
+      </w:pPr>
+      <w:r>
+        <w:rPr>
+          <w:b/>
+        </w:rPr>
+        <w:t>Deleterious allele</w:t>
+      </w:r>
+      <w:r>
+        <w:rPr/>
+        <w:t>: a harmful version of a gene. 23.1.11</w:t>
+      </w:r>
+    </w:p>
+    <w:p>
+      <w:pPr>
+        <w:pStyle w:val="Entry"/>
+      </w:pPr>
+      <w:r>
+        <w:rPr>
+          <w:b/>
+        </w:rPr>
+        <w:t>Desiccation</w:t>
+      </w:r>
+      <w:r>
+        <w:rPr/>
+        <w:t>: drying out. 23.1.9</w:t>
+      </w:r>
+    </w:p>
+    <w:p>
+      <w:pPr>
+        <w:pStyle w:val="Entry"/>
+      </w:pPr>
+      <w:r>
+        <w:rPr>
+          <w:b/>
+        </w:rPr>
+        <w:t>Devonian and Carboniferous</w:t>
+      </w:r>
+      <w:r>
+        <w:rPr/>
+        <w:t>: periods in Earth's history, about 419-359 and 359-299 million years ago; the Carboniferous had huge swamp forests that later became coal. 23.4.36</w:t>
+      </w:r>
+    </w:p>
+    <w:p>
+      <w:pPr>
+        <w:pStyle w:val="Entry"/>
+      </w:pPr>
+      <w:r>
+        <w:rPr>
+          <w:b/>
+        </w:rPr>
+        <w:t>Extant</w:t>
+      </w:r>
+      <w:r>
+        <w:rPr/>
+        <w:t>: still living today (not extinct). 23.5.57</w:t>
+      </w:r>
+    </w:p>
+    <w:p>
+      <w:pPr>
+        <w:pStyle w:val="Entry"/>
+      </w:pPr>
+      <w:r>
+        <w:rPr>
+          <w:b/>
+        </w:rPr>
+        <w:t>Fitness</w:t>
+      </w:r>
+      <w:r>
+        <w:rPr/>
+        <w:t>: how many offspring an organism leaves; higher fitness means more offspring. 23.4.36</w:t>
+      </w:r>
+    </w:p>
+    <w:p>
+      <w:pPr>
+        <w:pStyle w:val="Entry"/>
+      </w:pPr>
+      <w:r>
+        <w:rPr>
+          <w:b/>
+        </w:rPr>
+        <w:t>Fragmentation</w:t>
+      </w:r>
+      <w:r>
+        <w:rPr/>
+        <w:t>: a piece of the plant breaks off and grows into a new plant. 23.2.19</w:t>
+      </w:r>
+    </w:p>
+    <w:p>
+      <w:pPr>
+        <w:pStyle w:val="Entry"/>
+      </w:pPr>
+      <w:r>
+        <w:rPr>
+          <w:b/>
+        </w:rPr>
+        <w:t>Gemma cup</w:t>
+      </w:r>
+      <w:r>
+        <w:rPr/>
+        <w:t>: a small cup on the liverwort's surface that holds gemmae until rain splashes them out. 23.2.18</w:t>
+      </w:r>
+    </w:p>
+    <w:p>
+      <w:pPr>
+        <w:pStyle w:val="Entry"/>
+      </w:pPr>
+      <w:r>
+        <w:rPr>
+          <w:b/>
+        </w:rPr>
+        <w:t>Herbaceous vs woody</w:t>
+      </w:r>
+      <w:r>
+        <w:rPr/>
+        <w:t>: herbaceous plants have soft, green, non-woody stems; woody plants make wood, so their stems also grow thicker each year. 23.5.81</w:t>
+      </w:r>
+    </w:p>
+    <w:p>
+      <w:pPr>
+        <w:pStyle w:val="Entry"/>
+      </w:pPr>
+      <w:r>
+        <w:rPr>
+          <w:b/>
+        </w:rPr>
+        <w:t>Indusium</w:t>
+      </w:r>
+      <w:r>
+        <w:rPr/>
+        <w:t>: a thin flap of tissue covering a sorus (cluster of sporangia). 23.4.47</w:t>
+      </w:r>
+    </w:p>
+    <w:p>
+      <w:pPr>
+        <w:pStyle w:val="Entry"/>
+      </w:pPr>
+      <w:r>
+        <w:rPr>
+          <w:b/>
+        </w:rPr>
+        <w:t>Leaflets</w:t>
+      </w:r>
+      <w:r>
+        <w:rPr/>
+        <w:t>: the small separate blades that make up a divided (compound) leaf, like the many small segments of a fern frond. 23.4.42, 23.4.47, 23.4.52</w:t>
+      </w:r>
+    </w:p>
+    <w:p>
+      <w:pPr>
+        <w:pStyle w:val="Entry"/>
+      </w:pPr>
+      <w:r>
+        <w:rPr>
+          <w:b/>
+        </w:rPr>
+        <w:t>Megasporangium (plural megasporangia)</w:t>
+      </w:r>
+      <w:r>
+        <w:rPr/>
+        <w:t>: a sporangium that makes megaspores; in seed plants it is part of the ovule. 23.5.62</w:t>
+      </w:r>
+    </w:p>
+    <w:p>
+      <w:pPr>
+        <w:pStyle w:val="Entry"/>
+      </w:pPr>
+      <w:r>
+        <w:rPr>
+          <w:b/>
+        </w:rPr>
+        <w:t>Megasporophyll</w:t>
+      </w:r>
+      <w:r>
+        <w:rPr/>
+        <w:t>: a leaf-like stalk that carries ovules or seeds. 23.5.73</w:t>
+      </w:r>
+    </w:p>
+    <w:p>
+      <w:pPr>
+        <w:pStyle w:val="Entry"/>
+      </w:pPr>
+      <w:r>
+        <w:rPr>
+          <w:b/>
+        </w:rPr>
+        <w:t>Mesozoic era</w:t>
+      </w:r>
+      <w:r>
+        <w:rPr/>
+        <w:t>: the "age of dinosaurs," about 252-66 million years ago. 23.5.70</w:t>
+      </w:r>
+    </w:p>
+    <w:p>
+      <w:pPr>
+        <w:pStyle w:val="Entry"/>
+      </w:pPr>
+      <w:r>
+        <w:rPr>
+          <w:b/>
+        </w:rPr>
+        <w:t>Nitrogen fixation</w:t>
+      </w:r>
+      <w:r>
+        <w:rPr/>
+        <w:t>: turning nitrogen gas from the air into a form living things can use. Plants can't do it themselves; some bacteria, like the cyanobacteria living in hornworts, can. 23.2.19</w:t>
+      </w:r>
+    </w:p>
+    <w:p>
+      <w:pPr>
+        <w:pStyle w:val="Entry"/>
+      </w:pPr>
+      <w:r>
+        <w:rPr>
+          <w:b/>
+        </w:rPr>
+        <w:t>Node</w:t>
+      </w:r>
+      <w:r>
+        <w:rPr/>
+        <w:t>: the point on a stem where leaves or branches attach. 23.4.38–39</w:t>
+      </w:r>
+    </w:p>
+    <w:p>
+      <w:pPr>
+        <w:pStyle w:val="Entry"/>
+      </w:pPr>
+      <w:r>
+        <w:rPr>
+          <w:b/>
+        </w:rPr>
+        <w:t>Oedogonium</w:t>
+      </w:r>
+      <w:r>
+        <w:rPr/>
+        <w:t>: a green alga made of threads of cells. 23.1.7</w:t>
+      </w:r>
+    </w:p>
+    <w:p>
+      <w:pPr>
+        <w:pStyle w:val="Entry"/>
+      </w:pPr>
+      <w:r>
+        <w:rPr>
+          <w:b/>
+        </w:rPr>
+        <w:t>Ovule</w:t>
+      </w:r>
+      <w:r>
+        <w:rPr/>
+        <w:t>: a small structure where the female gametophyte (with its egg) develops; after fertilization it becomes the seed. 23.1.4, 23.5.55–56, 23.5.62 …</w:t>
+      </w:r>
+    </w:p>
+    <w:p>
+      <w:pPr>
+        <w:pStyle w:val="Entry"/>
+      </w:pPr>
+      <w:r>
+        <w:rPr>
+          <w:b/>
+        </w:rPr>
+        <w:t>Paleobotanists</w:t>
+      </w:r>
+      <w:r>
+        <w:rPr/>
+        <w:t>: scientists who study fossil plants. 23.5.78</w:t>
+      </w:r>
+    </w:p>
+    <w:p>
+      <w:pPr>
+        <w:pStyle w:val="Entry"/>
+      </w:pPr>
+      <w:r>
+        <w:rPr>
+          <w:b/>
+        </w:rPr>
+        <w:t>Phylum (plural phyla)</w:t>
+      </w:r>
+      <w:r>
+        <w:rPr/>
+        <w:t>: a large group of related organisms, one level below kingdom. 23.2.21</w:t>
+      </w:r>
+    </w:p>
+    <w:p>
+      <w:pPr>
+        <w:pStyle w:val="Entry"/>
+      </w:pPr>
+      <w:r>
+        <w:rPr>
+          <w:b/>
+        </w:rPr>
+        <w:t>Plant systematists</w:t>
+      </w:r>
+      <w:r>
+        <w:rPr/>
+        <w:t>: scientists who classify plants based on how they are related. 23.1.3</w:t>
+      </w:r>
+    </w:p>
+    <w:p>
+      <w:pPr>
+        <w:pStyle w:val="Entry"/>
+      </w:pPr>
+      <w:r>
+        <w:rPr>
+          <w:b/>
+        </w:rPr>
+        <w:t>Polar nuclei</w:t>
+      </w:r>
+      <w:r>
+        <w:rPr/>
+        <w:t>: two nuclei in the middle of the embryo sac (the female gametophyte); the second sperm fuses with them to make the endosperm. 23.5.88</w:t>
+      </w:r>
+    </w:p>
+    <w:p>
+      <w:pPr>
+        <w:pStyle w:val="Entry"/>
+      </w:pPr>
+      <w:r>
+        <w:rPr>
+          <w:b/>
+        </w:rPr>
+        <w:t>Pollen grain</w:t>
+      </w:r>
+      <w:r>
+        <w:rPr/>
+        <w:t>: the tiny male gametophyte of a seed plant; it carries the sperm to the egg. 23.1.4, 23.5.55</w:t>
+      </w:r>
+    </w:p>
+    <w:p>
+      <w:pPr>
+        <w:pStyle w:val="Entry"/>
+      </w:pPr>
+      <w:r>
+        <w:rPr>
+          <w:b/>
+        </w:rPr>
+        <w:t>Pollen pore</w:t>
+      </w:r>
+      <w:r>
+        <w:rPr/>
+        <w:t>: an opening in the pollen grain's wall. 23.5.81</w:t>
+      </w:r>
+    </w:p>
+    <w:p>
+      <w:pPr>
+        <w:pStyle w:val="Entry"/>
+      </w:pPr>
+      <w:r>
+        <w:rPr>
+          <w:b/>
+        </w:rPr>
+        <w:t>Pollen sacs (microsporangia)</w:t>
+      </w:r>
+      <w:r>
+        <w:rPr/>
+        <w:t>: the sacs where pollen is made. 23.5.62–63</w:t>
+      </w:r>
+    </w:p>
+    <w:p>
+      <w:pPr>
+        <w:pStyle w:val="Entry"/>
+      </w:pPr>
+      <w:r>
+        <w:rPr>
+          <w:b/>
+        </w:rPr>
+        <w:t>Pollen tube</w:t>
+      </w:r>
+      <w:r>
+        <w:rPr/>
+        <w:t>: a tube that grows out of the pollen grain and carries the sperm to the egg. 23.5.70, 23.5.72</w:t>
+      </w:r>
+    </w:p>
+    <w:p>
+      <w:pPr>
+        <w:pStyle w:val="Entry"/>
+      </w:pPr>
+      <w:r>
+        <w:rPr>
+          <w:b/>
+        </w:rPr>
+        <w:t>Rhizome</w:t>
+      </w:r>
+      <w:r>
+        <w:rPr/>
+        <w:t>: a stem that grows sideways underground. 23.3.35, 23.4.39–41 …</w:t>
+      </w:r>
+    </w:p>
+    <w:p>
+      <w:pPr>
+        <w:pStyle w:val="Entry"/>
+      </w:pPr>
+      <w:r>
+        <w:rPr>
+          <w:b/>
+        </w:rPr>
+        <w:t>Scale (of a cone)</w:t>
+      </w:r>
+      <w:r>
+        <w:rPr/>
+        <w:t>: one of the flaps that make up a cone (woody in seed cones). 23.5.62</w:t>
+      </w:r>
+    </w:p>
+    <w:p>
+      <w:pPr>
+        <w:pStyle w:val="Entry"/>
+      </w:pPr>
+      <w:r>
+        <w:rPr>
+          <w:b/>
+        </w:rPr>
+        <w:t>Scanning electron micrograph</w:t>
+      </w:r>
+      <w:r>
+        <w:rPr/>
+        <w:t>: a highly magnified picture of a surface taken with an electron microscope; "falsely colored" means the color was added afterward. 23.1.10</w:t>
+      </w:r>
+    </w:p>
+    <w:p>
+      <w:pPr>
+        <w:pStyle w:val="Entry"/>
+      </w:pPr>
+      <w:r>
+        <w:rPr>
+          <w:b/>
+        </w:rPr>
+        <w:t>Silica</w:t>
+      </w:r>
+      <w:r>
+        <w:rPr/>
+        <w:t>: the hard mineral that sand and glass are made of. 23.4.38</w:t>
+      </w:r>
+    </w:p>
+    <w:p>
+      <w:pPr>
+        <w:pStyle w:val="Entry"/>
+      </w:pPr>
+      <w:r>
+        <w:rPr>
+          <w:b/>
+        </w:rPr>
+        <w:t>Sterile cells</w:t>
+      </w:r>
+      <w:r>
+        <w:rPr/>
+        <w:t>: cells that don't make eggs, sperm or spores. 23.2.18</w:t>
+      </w:r>
+    </w:p>
+    <w:p>
+      <w:pPr>
+        <w:pStyle w:val="Entry"/>
+      </w:pPr>
+      <w:r>
+        <w:rPr>
+          <w:b/>
+        </w:rPr>
+        <w:t>Substrate</w:t>
+      </w:r>
+      <w:r>
+        <w:rPr/>
+        <w:t>: the surface something grows on, like soil or rock. 23.1.12</w:t>
+      </w:r>
+    </w:p>
+    <w:p>
+      <w:pPr>
+        <w:pStyle w:val="Entry"/>
+      </w:pPr>
+      <w:r>
+        <w:rPr>
+          <w:b/>
+        </w:rPr>
+        <w:t>Sucrose</w:t>
+      </w:r>
+      <w:r>
+        <w:rPr/>
+        <w:t>: table sugar; the form in which plants move sugar around. 23.3.31</w:t>
+      </w:r>
+    </w:p>
+    <w:p>
+      <w:pPr>
+        <w:pStyle w:val="Entry"/>
+      </w:pPr>
+      <w:r>
+        <w:rPr>
+          <w:b/>
+        </w:rPr>
+        <w:t>Surface-area-to-volume ratio</w:t>
+      </w:r>
+      <w:r>
+        <w:rPr/>
+        <w:t>: how much outside surface something has compared with its size. Thin, branching shapes have a lot of surface, so they lose water fast. 23.1.11</w:t>
+      </w:r>
+    </w:p>
+    <w:p>
+      <w:pPr>
+        <w:pStyle w:val="Entry"/>
+      </w:pPr>
+      <w:r>
+        <w:rPr>
+          <w:b/>
+        </w:rPr>
+        <w:t>Taproot vs fibrous roots</w:t>
+      </w:r>
+      <w:r>
+        <w:rPr/>
+        <w:t>: a taproot is one thick main root growing straight down (like a carrot); a fibrous root system is many thin roots of similar size (like grass). 23.5.81</w:t>
+      </w:r>
+    </w:p>
+    <w:p>
+      <w:pPr>
+        <w:pStyle w:val="Entry"/>
+      </w:pPr>
+      <w:r>
+        <w:rPr>
+          <w:b/>
+        </w:rPr>
+        <w:t>Triassic, Jurassic and Tertiary</w:t>
+      </w:r>
+      <w:r>
+        <w:rPr/>
+        <w:t>: periods in Earth's history: about 252-201, 201-145 and 66-2.6 million years ago. 23.5.78</w:t>
+      </w:r>
+    </w:p>
+    <w:p>
+      <w:pPr>
+        <w:pStyle w:val="Entry"/>
+      </w:pPr>
+      <w:r>
+        <w:rPr>
+          <w:b/>
+        </w:rPr>
+        <w:t>True roots, stems and leaves</w:t>
+      </w:r>
+      <w:r>
+        <w:rPr/>
+        <w:t>: ones with vascular tissue (xylem and phloem) inside. Bryophytes only have look-alike parts without it. 23.2.16</w:t>
+      </w:r>
+    </w:p>
+    <w:p>
+      <w:pPr>
+        <w:pStyle w:val="Entry"/>
+      </w:pPr>
+      <w:r>
+        <w:rPr>
+          <w:b/>
+        </w:rPr>
+        <w:t>Uninucleated</w:t>
+      </w:r>
+      <w:r>
+        <w:rPr/>
+        <w:t>: each cell has one nucleus. 23.1.8</w:t>
+      </w:r>
+    </w:p>
+    <w:p>
+      <w:pPr>
+        <w:pStyle w:val="Entry"/>
+      </w:pPr>
+      <w:r>
+        <w:rPr>
+          <w:b/>
+        </w:rPr>
+        <w:t>Vascular bundles</w:t>
+      </w:r>
+      <w:r>
+        <w:rPr/>
+        <w:t>: strands of xylem and phloem running through the stem. 23.5.81</w:t>
+      </w:r>
+    </w:p>
+    <w:p>
+      <w:pPr>
+        <w:pStyle w:val="Entry"/>
+      </w:pPr>
+      <w:r>
+        <w:rPr>
+          <w:b/>
+        </w:rPr>
+        <w:t>Vascular tissue</w:t>
+      </w:r>
+      <w:r>
+        <w:rPr/>
+        <w:t>: tubes that carry water (xylem) and food (phloem) through the plant. 23.1.6, 23.1.14, 23.2.16, 23.3.32 …</w:t>
+      </w:r>
+    </w:p>
+    <w:p>
+      <w:pPr>
+        <w:pStyle w:val="Entry"/>
+      </w:pPr>
+      <w:r>
+        <w:rPr>
+          <w:b/>
+        </w:rPr>
+        <w:t>Venation</w:t>
+      </w:r>
+      <w:r>
+        <w:rPr/>
+        <w:t>: the pattern of veins in a leaf: parallel (side by side, like grass) or net (branching, like a maple leaf). 23.5.81</w:t>
+      </w:r>
+    </w:p>
+    <w:p>
+      <w:pPr>
+        <w:pStyle w:val="Entry"/>
+      </w:pPr>
+      <w:r>
+        <w:rPr>
+          <w:b/>
+        </w:rPr>
+        <w:t>Whorl</w:t>
+      </w:r>
+      <w:r>
+        <w:rPr/>
+        <w:t>: three or more leaves or branches growing in a ring around the stem at the same point. 23.4.38</w:t>
+      </w:r>
+    </w:p>
+    <w:p>
+      <w:pPr>
+        <w:pStyle w:val="Entry"/>
+      </w:pPr>
+      <w:r>
+        <w:rPr>
+          <w:b/>
+        </w:rPr>
+        <w:t>Xylem and phloem</w:t>
+      </w:r>
+      <w:r>
+        <w:rPr/>
+        <w:t>: the plant's transport tissues. Xylem carries water up from the roots (its cells are lignified: stiffened with a tough substance called lignin); phloem carries sugars and other nutrients. 23.1.4, 23.5.74</w:t>
+      </w:r>
+    </w:p>
+    <w:p>
+      <w:pPr>
+        <w:pStyle w:val="Lookupheading"/>
+      </w:pPr>
+      <w:bookmarkStart w:id="3" w:name="lk23LkIndex"/>
+      <w:r>
+        <w:rPr>
+          <w:rStyle w:val="Slidecode"/>
+        </w:rPr>
+        <w:t>Term index</w:t>
+      </w:r>
+      <w:bookmarkEnd w:id="3"/>
+    </w:p>
+    <w:p>
+      <w:pPr>
+        <w:pStyle w:val="Entry"/>
+      </w:pPr>
+      <w:r>
+        <w:rPr>
+          <w:b/>
+        </w:rPr>
+        <w:t>Adaptive radiation</w:t>
+      </w:r>
+      <w:r>
+        <w:rPr/>
+        <w:t xml:space="preserve"> see Glossary</w:t>
+      </w:r>
+    </w:p>
+    <w:p>
+      <w:pPr>
+        <w:pStyle w:val="Entry"/>
+      </w:pPr>
+      <w:r>
+        <w:rPr>
+          <w:b/>
+        </w:rPr>
+        <w:t>Aerial stem</w:t>
+      </w:r>
+      <w:r>
+        <w:rPr/>
+        <w:t xml:space="preserve"> see Glossary</w:t>
+      </w:r>
+    </w:p>
+    <w:p>
+      <w:pPr>
+        <w:pStyle w:val="Entry"/>
+      </w:pPr>
+      <w:r>
+        <w:rPr>
+          <w:b/>
+        </w:rPr>
+        <w:t>Alternation of generations</w:t>
+      </w:r>
+      <w:r>
+        <w:rPr/>
+        <w:t xml:space="preserve"> 23.1.12, 23.1.4, 23.1.13, 23.2.19</w:t>
+      </w:r>
+    </w:p>
+    <w:p>
+      <w:pPr>
+        <w:pStyle w:val="Entry"/>
+      </w:pPr>
+      <w:r>
+        <w:rPr>
+          <w:b/>
+        </w:rPr>
+        <w:t>Amborella</w:t>
+      </w:r>
+      <w:r>
+        <w:rPr/>
+        <w:t xml:space="preserve"> (angiosperm): closest living relative of the first flowering plants; New Caledonia 23.5.78–79</w:t>
+      </w:r>
+    </w:p>
+    <w:p>
+      <w:pPr>
+        <w:pStyle w:val="Entry"/>
+      </w:pPr>
+      <w:r>
+        <w:rPr>
+          <w:b/>
+        </w:rPr>
+        <w:t>Angiosperms</w:t>
+      </w:r>
+      <w:r>
+        <w:rPr/>
+        <w:t xml:space="preserve"> 23.5.56, 23.5.77, 23.1.4, 23.1.6, 23.1.14–15 …</w:t>
+      </w:r>
+    </w:p>
+    <w:p>
+      <w:pPr>
+        <w:pStyle w:val="Entry"/>
+      </w:pPr>
+      <w:r>
+        <w:rPr>
+          <w:b/>
+        </w:rPr>
+        <w:t>Anther</w:t>
+      </w:r>
+      <w:r>
+        <w:rPr/>
+        <w:t xml:space="preserve"> 23.5.84–85, 23.5.87, 23.5.89</w:t>
+      </w:r>
+    </w:p>
+    <w:p>
+      <w:pPr>
+        <w:pStyle w:val="Entry"/>
+      </w:pPr>
+      <w:r>
+        <w:rPr>
+          <w:b/>
+        </w:rPr>
+        <w:t>Antheridia</w:t>
+      </w:r>
+      <w:r>
+        <w:rPr/>
+        <w:t xml:space="preserve"> 23.1.12, 23.2.16–18, 23.2.22, 23.2.30 …</w:t>
+      </w:r>
+    </w:p>
+    <w:p>
+      <w:pPr>
+        <w:pStyle w:val="Entry"/>
+      </w:pPr>
+      <w:r>
+        <w:rPr>
+          <w:b/>
+        </w:rPr>
+        <w:t>Apical tissue</w:t>
+      </w:r>
+      <w:r>
+        <w:rPr/>
+        <w:t xml:space="preserve"> see Glossary</w:t>
+      </w:r>
+    </w:p>
+    <w:p>
+      <w:pPr>
+        <w:pStyle w:val="Entry"/>
+      </w:pPr>
+      <w:r>
+        <w:rPr>
+          <w:b/>
+        </w:rPr>
+        <w:t>Archaefructus</w:t>
+      </w:r>
+      <w:r>
+        <w:rPr/>
+        <w:t xml:space="preserve"> (fossil): long the earliest known angiosperm; fruit and flowers 23.5.78</w:t>
+      </w:r>
+    </w:p>
+    <w:p>
+      <w:pPr>
+        <w:pStyle w:val="Entry"/>
+      </w:pPr>
+      <w:r>
+        <w:rPr>
+          <w:b/>
+        </w:rPr>
+        <w:t>Archegonia</w:t>
+      </w:r>
+      <w:r>
+        <w:rPr/>
+        <w:t xml:space="preserve"> 23.1.12, 23.2.16–18, 23.2.22, 23.2.30 …</w:t>
+      </w:r>
+    </w:p>
+    <w:p>
+      <w:pPr>
+        <w:pStyle w:val="Entry"/>
+      </w:pPr>
+      <w:r>
+        <w:rPr>
+          <w:b/>
+        </w:rPr>
+        <w:t>Astringent</w:t>
+      </w:r>
+      <w:r>
+        <w:rPr/>
+        <w:t xml:space="preserve"> see Glossary</w:t>
+      </w:r>
+    </w:p>
+    <w:p>
+      <w:pPr>
+        <w:pStyle w:val="Entry"/>
+      </w:pPr>
+      <w:r>
+        <w:rPr>
+          <w:b/>
+        </w:rPr>
+        <w:t>Axil</w:t>
+      </w:r>
+      <w:r>
+        <w:rPr/>
+        <w:t xml:space="preserve"> see Glossary</w:t>
+      </w:r>
+    </w:p>
+    <w:p>
+      <w:pPr>
+        <w:pStyle w:val="Entry"/>
+      </w:pPr>
+      <w:r>
+        <w:rPr>
+          <w:b/>
+        </w:rPr>
+        <w:t>Bryophytes (nonvascular plants)</w:t>
+      </w:r>
+      <w:r>
+        <w:rPr/>
+        <w:t xml:space="preserve"> 23.2.16, 23.1.4, 23.1.6, 23.2.21</w:t>
+      </w:r>
+    </w:p>
+    <w:p>
+      <w:pPr>
+        <w:pStyle w:val="Entry"/>
+      </w:pPr>
+      <w:r>
+        <w:rPr>
+          <w:b/>
+        </w:rPr>
+        <w:t>Calyx</w:t>
+      </w:r>
+      <w:r>
+        <w:rPr/>
+        <w:t xml:space="preserve"> 23.5.83</w:t>
+      </w:r>
+    </w:p>
+    <w:p>
+      <w:pPr>
+        <w:pStyle w:val="Entry"/>
+      </w:pPr>
+      <w:r>
+        <w:rPr>
+          <w:b/>
+        </w:rPr>
+        <w:t>Capsella</w:t>
+      </w:r>
+      <w:r>
+        <w:rPr/>
+        <w:t xml:space="preserve"> (flowering plant): protected, nourished embryo in a seed 23.1.7</w:t>
+      </w:r>
+    </w:p>
+    <w:p>
+      <w:pPr>
+        <w:pStyle w:val="Entry"/>
+      </w:pPr>
+      <w:r>
+        <w:rPr>
+          <w:b/>
+        </w:rPr>
+        <w:t>Capsule</w:t>
+      </w:r>
+      <w:r>
+        <w:rPr/>
+        <w:t xml:space="preserve"> 23.2.22, 23.2.30, 23.2.17</w:t>
+      </w:r>
+    </w:p>
+    <w:p>
+      <w:pPr>
+        <w:pStyle w:val="Entry"/>
+      </w:pPr>
+      <w:r>
+        <w:rPr>
+          <w:b/>
+        </w:rPr>
+        <w:t>Carpel</w:t>
+      </w:r>
+      <w:r>
+        <w:rPr/>
+        <w:t xml:space="preserve"> 23.5.84–87, 23.5.89, 23.5.91</w:t>
+      </w:r>
+    </w:p>
+    <w:p>
+      <w:pPr>
+        <w:pStyle w:val="Entry"/>
+      </w:pPr>
+      <w:r>
+        <w:rPr>
+          <w:b/>
+        </w:rPr>
+        <w:t>Chara</w:t>
+      </w:r>
+      <w:r>
+        <w:rPr/>
+        <w:t xml:space="preserve"> (charophyte) 23.1.5, 23.1.8</w:t>
+      </w:r>
+    </w:p>
+    <w:p>
+      <w:pPr>
+        <w:pStyle w:val="Entry"/>
+      </w:pPr>
+      <w:r>
+        <w:rPr>
+          <w:b/>
+        </w:rPr>
+        <w:t>Charophytes</w:t>
+      </w:r>
+      <w:r>
+        <w:rPr/>
+        <w:t xml:space="preserve"> 23.1.5–6, 23.1.8</w:t>
+      </w:r>
+    </w:p>
+    <w:p>
+      <w:pPr>
+        <w:pStyle w:val="Entry"/>
+      </w:pPr>
+      <w:r>
+        <w:rPr>
+          <w:b/>
+        </w:rPr>
+        <w:t>Clade</w:t>
+      </w:r>
+      <w:r>
+        <w:rPr/>
+        <w:t xml:space="preserve"> see Glossary</w:t>
+      </w:r>
+    </w:p>
+    <w:p>
+      <w:pPr>
+        <w:pStyle w:val="Entry"/>
+      </w:pPr>
+      <w:r>
+        <w:rPr>
+          <w:b/>
+        </w:rPr>
+        <w:t>Cladogram</w:t>
+      </w:r>
+      <w:r>
+        <w:rPr/>
+        <w:t xml:space="preserve"> see Glossary</w:t>
+      </w:r>
+    </w:p>
+    <w:p>
+      <w:pPr>
+        <w:pStyle w:val="Entry"/>
+      </w:pPr>
+      <w:r>
+        <w:rPr>
+          <w:b/>
+        </w:rPr>
+        <w:t>Club mosses, ground pines (Lycopodium)</w:t>
+      </w:r>
+      <w:r>
+        <w:rPr/>
+        <w:t xml:space="preserve"> (lycophytes) 23.3.34–35</w:t>
+      </w:r>
+    </w:p>
+    <w:p>
+      <w:pPr>
+        <w:pStyle w:val="Entry"/>
+      </w:pPr>
+      <w:r>
+        <w:rPr>
+          <w:b/>
+        </w:rPr>
+        <w:t>Coleochaete</w:t>
+      </w:r>
+      <w:r>
+        <w:rPr/>
+        <w:t xml:space="preserve"> (charophyte) 23.1.5, 23.1.8</w:t>
+      </w:r>
+    </w:p>
+    <w:p>
+      <w:pPr>
+        <w:pStyle w:val="Entry"/>
+      </w:pPr>
+      <w:r>
+        <w:rPr>
+          <w:b/>
+        </w:rPr>
+        <w:t>Complete / incomplete flower</w:t>
+      </w:r>
+      <w:r>
+        <w:rPr/>
+        <w:t xml:space="preserve"> 23.5.91</w:t>
+      </w:r>
+    </w:p>
+    <w:p>
+      <w:pPr>
+        <w:pStyle w:val="Entry"/>
+      </w:pPr>
+      <w:r>
+        <w:rPr>
+          <w:b/>
+        </w:rPr>
+        <w:t>Composite flower</w:t>
+      </w:r>
+      <w:r>
+        <w:rPr/>
+        <w:t xml:space="preserve"> 23.5.91</w:t>
+      </w:r>
+    </w:p>
+    <w:p>
+      <w:pPr>
+        <w:pStyle w:val="Entry"/>
+      </w:pPr>
+      <w:r>
+        <w:rPr>
+          <w:b/>
+        </w:rPr>
+        <w:t>Conifers</w:t>
+      </w:r>
+      <w:r>
+        <w:rPr/>
+        <w:t xml:space="preserve"> 23.5.58, 23.5.57, 23.5.59, 23.5.68–69</w:t>
+      </w:r>
+    </w:p>
+    <w:p>
+      <w:pPr>
+        <w:pStyle w:val="Entry"/>
+      </w:pPr>
       <w:r>
         <w:rPr>
           <w:b/>
@@ -287,235 +2869,187 @@
       </w:r>
       <w:r>
         <w:rPr/>
-        <w:t xml:space="preserve"> 23.3.32–33</w:t>
+        <w:t xml:space="preserve"> (extinct early vascular plant; not a lycophyte): forked stems, sporangia at the tips 23.3.32–33</w:t>
       </w:r>
     </w:p>
     <w:p>
       <w:pPr>
         <w:pStyle w:val="Entry"/>
       </w:pPr>
-      <w:r>
-        <w:rPr/>
-        <w:t xml:space="preserve">leaves with one vascular strand; ground pines, spike mosses, quillworts → </w:t>
-      </w:r>
       <w:r>
         <w:rPr>
           <w:b/>
         </w:rPr>
-        <w:t>lycophytes</w:t>
-      </w:r>
-      <w:r>
-        <w:rPr/>
-        <w:t xml:space="preserve"> 23.3.34</w:t>
+        <w:t>Corolla</w:t>
+      </w:r>
+      <w:r>
+        <w:rPr/>
+        <w:t xml:space="preserve"> 23.5.83</w:t>
       </w:r>
     </w:p>
     <w:p>
       <w:pPr>
         <w:pStyle w:val="Entry"/>
       </w:pPr>
-      <w:r>
-        <w:rPr/>
-        <w:t xml:space="preserve">dominant from the late Devonian through the Carboniferous; megaphylls; no seeds → </w:t>
-      </w:r>
       <w:r>
         <w:rPr>
           <w:b/>
         </w:rPr>
-        <w:t>pteridophytes</w:t>
-      </w:r>
-      <w:r>
-        <w:rPr/>
-        <w:t xml:space="preserve"> 23.4.36</w:t>
+        <w:t>Cotyledons</w:t>
+      </w:r>
+      <w:r>
+        <w:rPr/>
+        <w:t xml:space="preserve"> 23.5.80–81</w:t>
       </w:r>
     </w:p>
     <w:p>
       <w:pPr>
         <w:pStyle w:val="Entry"/>
       </w:pPr>
-      <w:r>
-        <w:rPr/>
-        <w:t xml:space="preserve">silica in the stems; whorls of tiny leaves at the nodes; “spring-loaded” spores → </w:t>
-      </w:r>
       <w:r>
         <w:rPr>
           <w:b/>
         </w:rPr>
-        <w:t>horsetails (Equisetum)</w:t>
-      </w:r>
-      <w:r>
-        <w:rPr/>
-        <w:t xml:space="preserve"> 23.4.38–39</w:t>
+        <w:t>Cuticle</w:t>
+      </w:r>
+      <w:r>
+        <w:rPr/>
+        <w:t xml:space="preserve"> 23.1.9, 23.1.4, 23.1.10, 23.5.58</w:t>
       </w:r>
     </w:p>
     <w:p>
       <w:pPr>
         <w:pStyle w:val="Entry"/>
       </w:pPr>
-      <w:r>
-        <w:rPr/>
-        <w:t xml:space="preserve">no leaves; stems fork repeatedly; pumpkin-shaped sporangia → </w:t>
-      </w:r>
       <w:r>
         <w:rPr>
           <w:b/>
         </w:rPr>
-        <w:t>whisk ferns (Psilotum)</w:t>
-      </w:r>
-      <w:r>
-        <w:rPr/>
-        <w:t xml:space="preserve"> 23.4.40–41</w:t>
+        <w:t>Cycads</w:t>
+      </w:r>
+      <w:r>
+        <w:rPr/>
+        <w:t xml:space="preserve"> 23.5.70, 23.5.57, 23.5.71–72</w:t>
       </w:r>
     </w:p>
     <w:p>
       <w:pPr>
         <w:pStyle w:val="Entry"/>
       </w:pPr>
-      <w:r>
-        <w:rPr/>
-        <w:t xml:space="preserve">fronds; sori on the undersides; both generations independent → </w:t>
-      </w:r>
       <w:r>
         <w:rPr>
           <w:b/>
         </w:rPr>
-        <w:t>ferns</w:t>
-      </w:r>
-      <w:r>
-        <w:rPr/>
-        <w:t xml:space="preserve"> 23.4.42–43</w:t>
+        <w:t>Deleterious allele</w:t>
+      </w:r>
+      <w:r>
+        <w:rPr/>
+        <w:t xml:space="preserve"> see Glossary</w:t>
       </w:r>
     </w:p>
     <w:p>
       <w:pPr>
         <w:pStyle w:val="Entry"/>
       </w:pPr>
-      <w:r>
-        <w:rPr/>
-        <w:t xml:space="preserve">cold medicine → </w:t>
-      </w:r>
       <w:r>
         <w:rPr>
           <w:b/>
         </w:rPr>
-        <w:t>maidenhair fern</w:t>
-      </w:r>
-      <w:r>
-        <w:rPr/>
-        <w:t xml:space="preserve"> 23.4.53</w:t>
+        <w:t>Desiccation</w:t>
+      </w:r>
+      <w:r>
+        <w:rPr/>
+        <w:t xml:space="preserve"> see Glossary</w:t>
       </w:r>
     </w:p>
     <w:p>
       <w:pPr>
         <w:pStyle w:val="Entry"/>
       </w:pPr>
-      <w:r>
-        <w:rPr/>
-        <w:t xml:space="preserve">termite-resistant building wood → </w:t>
-      </w:r>
       <w:r>
         <w:rPr>
           <w:b/>
         </w:rPr>
-        <w:t>tropical tree ferns</w:t>
-      </w:r>
-      <w:r>
-        <w:rPr/>
-        <w:t xml:space="preserve"> 23.4.53</w:t>
+        <w:t>Devonian and Carboniferous</w:t>
+      </w:r>
+      <w:r>
+        <w:rPr/>
+        <w:t xml:space="preserve"> see Glossary</w:t>
       </w:r>
     </w:p>
     <w:p>
       <w:pPr>
         <w:pStyle w:val="Entry"/>
       </w:pPr>
-      <w:r>
-        <w:rPr/>
-        <w:t xml:space="preserve">“naked” seeds, not enclosed by a fruit → </w:t>
-      </w:r>
       <w:r>
         <w:rPr>
           <w:b/>
         </w:rPr>
-        <w:t>gymnosperms</w:t>
-      </w:r>
-      <w:r>
-        <w:rPr/>
-        <w:t xml:space="preserve"> 23.5.56–57</w:t>
+        <w:t>Dioecious</w:t>
+      </w:r>
+      <w:r>
+        <w:rPr/>
+        <w:t xml:space="preserve"> 23.5.72</w:t>
       </w:r>
     </w:p>
     <w:p>
       <w:pPr>
         <w:pStyle w:val="Entry"/>
       </w:pPr>
-      <w:r>
-        <w:rPr/>
-        <w:t xml:space="preserve">needles with a thick cuticle and recessed stomata; one plant makes both cone types → </w:t>
-      </w:r>
       <w:r>
         <w:rPr>
           <w:b/>
         </w:rPr>
-        <w:t>conifers (pines)</w:t>
-      </w:r>
-      <w:r>
-        <w:rPr/>
-        <w:t xml:space="preserve"> 23.5.58</w:t>
+        <w:t>Dominant generation</w:t>
+      </w:r>
+      <w:r>
+        <w:rPr/>
+        <w:t xml:space="preserve"> 23.1.14, 23.1.4, 23.1.11, 23.2.16, 23.3.32, 23.4.42 …</w:t>
       </w:r>
     </w:p>
     <w:p>
       <w:pPr>
         <w:pStyle w:val="Entry"/>
       </w:pPr>
-      <w:r>
-        <w:rPr/>
-        <w:t xml:space="preserve">vitamin A and C teas; pine nuts; pine oil → </w:t>
-      </w:r>
       <w:r>
         <w:rPr>
           <w:b/>
         </w:rPr>
-        <w:t>pines</w:t>
-      </w:r>
-      <w:r>
-        <w:rPr/>
-        <w:t xml:space="preserve"> 23.5.69</w:t>
+        <w:t>Dormancy</w:t>
+      </w:r>
+      <w:r>
+        <w:rPr/>
+        <w:t xml:space="preserve"> 23.5.54</w:t>
       </w:r>
     </w:p>
     <w:p>
       <w:pPr>
         <w:pStyle w:val="Entry"/>
       </w:pPr>
-      <w:r>
-        <w:rPr/>
-        <w:t xml:space="preserve">insect-pollinated gymnosperm; huge cones on separate plants; dinosaurs ate its seeds → </w:t>
-      </w:r>
       <w:r>
         <w:rPr>
           <w:b/>
         </w:rPr>
-        <w:t>cycads</w:t>
-      </w:r>
-      <w:r>
-        <w:rPr/>
-        <w:t xml:space="preserve"> 23.5.70</w:t>
+        <w:t>Double fertilization</w:t>
+      </w:r>
+      <w:r>
+        <w:rPr/>
+        <w:t xml:space="preserve"> 23.5.88, 23.1.4, 23.5.89</w:t>
       </w:r>
     </w:p>
     <w:p>
       <w:pPr>
         <w:pStyle w:val="Entry"/>
       </w:pPr>
-      <w:r>
-        <w:rPr/>
-        <w:t xml:space="preserve">sperm with many flagella swim out of a burst pollen tube → </w:t>
-      </w:r>
       <w:r>
         <w:rPr>
           <w:b/>
         </w:rPr>
-        <w:t>cycads and ginkgo</w:t>
-      </w:r>
-      <w:r>
-        <w:rPr/>
-        <w:t xml:space="preserve"> 23.5.70, 23.5.72</w:t>
+        <w:t>Duckweed, Eucalyptus</w:t>
+      </w:r>
+      <w:r>
+        <w:rPr/>
+        <w:t xml:space="preserve"> (angiosperms): the tiniest and the tallest 23.5.77</w:t>
       </w:r>
     </w:p>
     <w:p>
@@ -523,9 +3057,290 @@
         <w:pStyle w:val="Entry"/>
       </w:pPr>
       <w:r>
-        <w:rPr/>
-        <w:t xml:space="preserve">one surviving species; separate seed and pollen trees; survives city pollution → </w:t>
-      </w:r>
+        <w:rPr>
+          <w:b/>
+        </w:rPr>
+        <w:t>Embryo</w:t>
+      </w:r>
+      <w:r>
+        <w:rPr/>
+        <w:t xml:space="preserve"> 23.1.3, 23.1.7, 23.5.54, 23.1.4, 23.5.68, 23.5.80 …</w:t>
+      </w:r>
+    </w:p>
+    <w:p>
+      <w:pPr>
+        <w:pStyle w:val="Entry"/>
+      </w:pPr>
+      <w:r>
+        <w:rPr>
+          <w:b/>
+        </w:rPr>
+        <w:t>Embryo sac</w:t>
+      </w:r>
+      <w:r>
+        <w:rPr/>
+        <w:t xml:space="preserve"> 23.5.86, 23.5.89</w:t>
+      </w:r>
+    </w:p>
+    <w:p>
+      <w:pPr>
+        <w:pStyle w:val="Entry"/>
+      </w:pPr>
+      <w:r>
+        <w:rPr>
+          <w:b/>
+        </w:rPr>
+        <w:t>Endosperm (3n)</w:t>
+      </w:r>
+      <w:r>
+        <w:rPr/>
+        <w:t xml:space="preserve"> 23.5.88, 23.1.4, 23.5.89</w:t>
+      </w:r>
+    </w:p>
+    <w:p>
+      <w:pPr>
+        <w:pStyle w:val="Entry"/>
+      </w:pPr>
+      <w:r>
+        <w:rPr>
+          <w:b/>
+        </w:rPr>
+        <w:t>Ephedra</w:t>
+      </w:r>
+      <w:r>
+        <w:rPr/>
+        <w:t xml:space="preserve"> (gnetophyte): source of ephedrine 23.5.74–75</w:t>
+      </w:r>
+    </w:p>
+    <w:p>
+      <w:pPr>
+        <w:pStyle w:val="Entry"/>
+      </w:pPr>
+      <w:r>
+        <w:rPr>
+          <w:b/>
+        </w:rPr>
+        <w:t>Equisetum</w:t>
+      </w:r>
+      <w:r>
+        <w:rPr/>
+        <w:t xml:space="preserve"> (horsetail): silica in stems; spring-loaded spores 23.4.38–39</w:t>
+      </w:r>
+    </w:p>
+    <w:p>
+      <w:pPr>
+        <w:pStyle w:val="Entry"/>
+      </w:pPr>
+      <w:r>
+        <w:rPr>
+          <w:b/>
+        </w:rPr>
+        <w:t>Eudicots</w:t>
+      </w:r>
+      <w:r>
+        <w:rPr/>
+        <w:t xml:space="preserve"> 23.5.80–82</w:t>
+      </w:r>
+    </w:p>
+    <w:p>
+      <w:pPr>
+        <w:pStyle w:val="Entry"/>
+      </w:pPr>
+      <w:r>
+        <w:rPr>
+          <w:b/>
+        </w:rPr>
+        <w:t>Extant</w:t>
+      </w:r>
+      <w:r>
+        <w:rPr/>
+        <w:t xml:space="preserve"> see Glossary</w:t>
+      </w:r>
+    </w:p>
+    <w:p>
+      <w:pPr>
+        <w:pStyle w:val="Entry"/>
+      </w:pPr>
+      <w:r>
+        <w:rPr>
+          <w:b/>
+        </w:rPr>
+        <w:t>Ferns</w:t>
+      </w:r>
+      <w:r>
+        <w:rPr/>
+        <w:t xml:space="preserve"> 23.4.42, 23.1.6, 23.1.14–15, 23.4.36, 23.4.43 …</w:t>
+      </w:r>
+    </w:p>
+    <w:p>
+      <w:pPr>
+        <w:pStyle w:val="Entry"/>
+      </w:pPr>
+      <w:r>
+        <w:rPr>
+          <w:b/>
+        </w:rPr>
+        <w:t>Filament</w:t>
+      </w:r>
+      <w:r>
+        <w:rPr/>
+        <w:t xml:space="preserve"> 23.5.84–85</w:t>
+      </w:r>
+    </w:p>
+    <w:p>
+      <w:pPr>
+        <w:pStyle w:val="Entry"/>
+      </w:pPr>
+      <w:r>
+        <w:rPr>
+          <w:b/>
+        </w:rPr>
+        <w:t>Fitness</w:t>
+      </w:r>
+      <w:r>
+        <w:rPr/>
+        <w:t xml:space="preserve"> see Glossary</w:t>
+      </w:r>
+    </w:p>
+    <w:p>
+      <w:pPr>
+        <w:pStyle w:val="Entry"/>
+      </w:pPr>
+      <w:r>
+        <w:rPr>
+          <w:b/>
+        </w:rPr>
+        <w:t>Flagellated sperm</w:t>
+      </w:r>
+      <w:r>
+        <w:rPr/>
+        <w:t xml:space="preserve"> 23.2.16, 23.5.70, 23.1.4, 23.2.30, 23.4.52, 23.5.72</w:t>
+      </w:r>
+    </w:p>
+    <w:p>
+      <w:pPr>
+        <w:pStyle w:val="Entry"/>
+      </w:pPr>
+      <w:r>
+        <w:rPr>
+          <w:b/>
+        </w:rPr>
+        <w:t>Fragmentation</w:t>
+      </w:r>
+      <w:r>
+        <w:rPr/>
+        <w:t xml:space="preserve"> see Glossary</w:t>
+      </w:r>
+    </w:p>
+    <w:p>
+      <w:pPr>
+        <w:pStyle w:val="Entry"/>
+      </w:pPr>
+      <w:r>
+        <w:rPr>
+          <w:b/>
+        </w:rPr>
+        <w:t>Fronds</w:t>
+      </w:r>
+      <w:r>
+        <w:rPr/>
+        <w:t xml:space="preserve"> 23.4.42, 23.4.52</w:t>
+      </w:r>
+    </w:p>
+    <w:p>
+      <w:pPr>
+        <w:pStyle w:val="Entry"/>
+      </w:pPr>
+      <w:r>
+        <w:rPr>
+          <w:b/>
+        </w:rPr>
+        <w:t>Fruit</w:t>
+      </w:r>
+      <w:r>
+        <w:rPr/>
+        <w:t xml:space="preserve"> 23.5.84, 23.5.88, 23.1.4, 23.5.56–57, 23.5.77 …</w:t>
+      </w:r>
+    </w:p>
+    <w:p>
+      <w:pPr>
+        <w:pStyle w:val="Entry"/>
+      </w:pPr>
+      <w:r>
+        <w:rPr>
+          <w:b/>
+        </w:rPr>
+        <w:t>Gametangia</w:t>
+      </w:r>
+      <w:r>
+        <w:rPr/>
+        <w:t xml:space="preserve"> 23.1.12, 23.1.4</w:t>
+      </w:r>
+    </w:p>
+    <w:p>
+      <w:pPr>
+        <w:pStyle w:val="Entry"/>
+      </w:pPr>
+      <w:r>
+        <w:rPr>
+          <w:b/>
+        </w:rPr>
+        <w:t>Gametophyte</w:t>
+      </w:r>
+      <w:r>
+        <w:rPr/>
+        <w:t xml:space="preserve"> 23.1.12, 23.1.14, 23.1.4, 23.1.13, 23.1.15, 23.2.16 …</w:t>
+      </w:r>
+    </w:p>
+    <w:p>
+      <w:pPr>
+        <w:pStyle w:val="Entry"/>
+      </w:pPr>
+      <w:r>
+        <w:rPr>
+          <w:b/>
+        </w:rPr>
+        <w:t>Gemma cup</w:t>
+      </w:r>
+      <w:r>
+        <w:rPr/>
+        <w:t xml:space="preserve"> see Glossary</w:t>
+      </w:r>
+    </w:p>
+    <w:p>
+      <w:pPr>
+        <w:pStyle w:val="Entry"/>
+      </w:pPr>
+      <w:r>
+        <w:rPr>
+          <w:b/>
+        </w:rPr>
+        <w:t>Gemmae</w:t>
+      </w:r>
+      <w:r>
+        <w:rPr/>
+        <w:t xml:space="preserve"> 23.2.17–18</w:t>
+      </w:r>
+    </w:p>
+    <w:p>
+      <w:pPr>
+        <w:pStyle w:val="Entry"/>
+      </w:pPr>
+      <w:r>
+        <w:rPr>
+          <w:b/>
+        </w:rPr>
+        <w:t>Generative cell</w:t>
+      </w:r>
+      <w:r>
+        <w:rPr/>
+        <w:t xml:space="preserve"> 23.5.89</w:t>
+      </w:r>
+    </w:p>
+    <w:p>
+      <w:pPr>
+        <w:pStyle w:val="Entry"/>
+      </w:pPr>
       <w:r>
         <w:rPr>
           <w:b/>
@@ -534,1380 +3349,82 @@
       </w:r>
       <w:r>
         <w:rPr/>
-        <w:t xml:space="preserve"> 23.5.72</w:t>
+        <w:t xml:space="preserve"> (the only ginkgo): dioecious; pollution-resistant 23.5.72, 23.5.57, 23.5.73</w:t>
       </w:r>
     </w:p>
     <w:p>
       <w:pPr>
         <w:pStyle w:val="Entry"/>
       </w:pPr>
-      <w:r>
-        <w:rPr/>
-        <w:t xml:space="preserve">no archegonia; three genera → </w:t>
-      </w:r>
       <w:r>
         <w:rPr>
           <w:b/>
         </w:rPr>
-        <w:t>gnetophytes</w:t>
-      </w:r>
-      <w:r>
-        <w:rPr/>
-        <w:t xml:space="preserve"> 23.5.74</w:t>
+        <w:t>Gnetophytes</w:t>
+      </w:r>
+      <w:r>
+        <w:rPr/>
+        <w:t xml:space="preserve"> 23.5.74, 23.5.57, 23.5.75–76</w:t>
       </w:r>
     </w:p>
     <w:p>
       <w:pPr>
         <w:pStyle w:val="Entry"/>
       </w:pPr>
-      <w:r>
-        <w:rPr/>
-        <w:t xml:space="preserve">source of ephedrine → </w:t>
-      </w:r>
       <w:r>
         <w:rPr>
           <w:b/>
         </w:rPr>
-        <w:t>Ephedra (gnetophyte)</w:t>
-      </w:r>
-      <w:r>
-        <w:rPr/>
-        <w:t xml:space="preserve"> 23.5.74–75</w:t>
+        <w:t>Gnetum</w:t>
+      </w:r>
+      <w:r>
+        <w:rPr/>
+        <w:t xml:space="preserve"> (gnetophyte): trees or vines, leathery paired leaves 23.5.74</w:t>
       </w:r>
     </w:p>
     <w:p>
       <w:pPr>
         <w:pStyle w:val="Entry"/>
       </w:pPr>
-      <w:r>
-        <w:rPr/>
-        <w:t xml:space="preserve">only two huge straplike leaves that fray; southwestern Africa → </w:t>
-      </w:r>
       <w:r>
         <w:rPr>
           <w:b/>
         </w:rPr>
-        <w:t>Welwitschia (gnetophyte)</w:t>
-      </w:r>
-      <w:r>
-        <w:rPr/>
-        <w:t xml:space="preserve"> 23.5.74, 23.5.76</w:t>
+        <w:t>Granite mosses, true mosses</w:t>
+      </w:r>
+      <w:r>
+        <w:rPr/>
+        <w:t xml:space="preserve"> 23.2.21</w:t>
       </w:r>
     </w:p>
     <w:p>
       <w:pPr>
         <w:pStyle w:val="Entry"/>
       </w:pPr>
-      <w:r>
-        <w:rPr/>
-        <w:t xml:space="preserve">trees or climbing vines with broad, leathery leaves in pairs → </w:t>
-      </w:r>
       <w:r>
         <w:rPr>
           <w:b/>
         </w:rPr>
-        <w:t>Gnetum (gnetophyte)</w:t>
-      </w:r>
-      <w:r>
-        <w:rPr/>
-        <w:t xml:space="preserve"> 23.5.74</w:t>
+        <w:t>Green algae</w:t>
+      </w:r>
+      <w:r>
+        <w:rPr/>
+        <w:t xml:space="preserve"> 23.1.3, 23.1.5–8</w:t>
       </w:r>
     </w:p>
     <w:p>
       <w:pPr>
         <w:pStyle w:val="Entry"/>
       </w:pPr>
-      <w:r>
-        <w:rPr/>
-        <w:t xml:space="preserve">ovules always enclosed in diploid tissue; flowers and fruit → </w:t>
-      </w:r>
       <w:r>
         <w:rPr>
           <w:b/>
         </w:rPr>
-        <w:t>angiosperms</w:t>
-      </w:r>
-      <w:r>
-        <w:rPr/>
-        <w:t xml:space="preserve"> 23.5.56, 23.5.77</w:t>
-      </w:r>
-    </w:p>
-    <w:p>
-      <w:pPr>
-        <w:pStyle w:val="Entry"/>
-      </w:pPr>
-      <w:r>
-        <w:rPr/>
-        <w:t xml:space="preserve">living plant most closely related to the first flowering plants; New Caledonia → </w:t>
-      </w:r>
-      <w:r>
-        <w:rPr>
-          <w:b/>
-        </w:rPr>
-        <w:t>Amborella</w:t>
-      </w:r>
-      <w:r>
-        <w:rPr/>
-        <w:t xml:space="preserve"> 23.5.78–79</w:t>
-      </w:r>
-    </w:p>
-    <w:p>
-      <w:pPr>
-        <w:pStyle w:val="Entry"/>
-      </w:pPr>
-      <w:r>
-        <w:rPr/>
-        <w:t xml:space="preserve">long the earliest known angiosperm fossil, with fruit and flowers → </w:t>
-      </w:r>
-      <w:r>
-        <w:rPr>
-          <w:b/>
-        </w:rPr>
-        <w:t>Archaefructus</w:t>
-      </w:r>
-      <w:r>
-        <w:rPr/>
-        <w:t xml:space="preserve"> 23.5.78</w:t>
-      </w:r>
-    </w:p>
-    <w:p>
-      <w:pPr>
-        <w:pStyle w:val="Entry"/>
-      </w:pPr>
-      <w:r>
-        <w:rPr/>
-        <w:t xml:space="preserve">corn, tulips, pineapples, sugarcane → </w:t>
-      </w:r>
-      <w:r>
-        <w:rPr>
-          <w:b/>
-        </w:rPr>
-        <w:t>monocots</w:t>
-      </w:r>
-      <w:r>
-        <w:rPr/>
-        <w:t xml:space="preserve"> 23.5.80</w:t>
-      </w:r>
-    </w:p>
-    <w:p>
-      <w:pPr>
-        <w:pStyle w:val="Entry"/>
-      </w:pPr>
-      <w:r>
-        <w:rPr/>
-        <w:t xml:space="preserve">cacti, strawberries, dandelions, poplars, beans → </w:t>
-      </w:r>
-      <w:r>
-        <w:rPr>
-          <w:b/>
-        </w:rPr>
-        <w:t>eudicots</w:t>
-      </w:r>
-      <w:r>
-        <w:rPr/>
-        <w:t xml:space="preserve"> 23.5.80</w:t>
-      </w:r>
-    </w:p>
-    <w:p>
-      <w:pPr>
-        <w:pStyle w:val="Groupheading"/>
-      </w:pPr>
-      <w:r>
-        <w:rPr/>
-        <w:t>Structures</w:t>
-      </w:r>
-    </w:p>
-    <w:p>
-      <w:pPr>
-        <w:pStyle w:val="Entry"/>
-      </w:pPr>
-      <w:r>
-        <w:rPr/>
-        <w:t xml:space="preserve">waxy, waterproof covering that prevents drying out → </w:t>
-      </w:r>
-      <w:r>
-        <w:rPr>
-          <w:b/>
-        </w:rPr>
-        <w:t>cuticle</w:t>
-      </w:r>
-      <w:r>
-        <w:rPr/>
-        <w:t xml:space="preserve"> 23.1.9</w:t>
-      </w:r>
-    </w:p>
-    <w:p>
-      <w:pPr>
-        <w:pStyle w:val="Entry"/>
-      </w:pPr>
-      <w:r>
-        <w:rPr/>
-        <w:t xml:space="preserve">small openings, mostly under leaves, for gas exchange → </w:t>
-      </w:r>
-      <w:r>
-        <w:rPr>
-          <w:b/>
-        </w:rPr>
-        <w:t>stomata</w:t>
-      </w:r>
-      <w:r>
-        <w:rPr/>
-        <w:t xml:space="preserve"> 23.1.9</w:t>
-      </w:r>
-    </w:p>
-    <w:p>
-      <w:pPr>
-        <w:pStyle w:val="Entry"/>
-      </w:pPr>
-      <w:r>
-        <w:rPr/>
-        <w:t xml:space="preserve">cells that carry water up against gravity → </w:t>
-      </w:r>
-      <w:r>
-        <w:rPr>
-          <w:b/>
-        </w:rPr>
-        <w:t>tracheids</w:t>
-      </w:r>
-      <w:r>
-        <w:rPr/>
-        <w:t xml:space="preserve"> 23.1.9</w:t>
-      </w:r>
-    </w:p>
-    <w:p>
-      <w:pPr>
-        <w:pStyle w:val="Entry"/>
-      </w:pPr>
-      <w:r>
-        <w:rPr/>
-        <w:t xml:space="preserve">where sperm / eggs are made on a gametophyte → </w:t>
-      </w:r>
-      <w:r>
-        <w:rPr>
-          <w:b/>
-        </w:rPr>
-        <w:t>antheridia / archegonia (gametangia)</w:t>
-      </w:r>
-      <w:r>
-        <w:rPr/>
-        <w:t xml:space="preserve"> 23.1.12</w:t>
-      </w:r>
-    </w:p>
-    <w:p>
-      <w:pPr>
-        <w:pStyle w:val="Entry"/>
-      </w:pPr>
-      <w:r>
-        <w:rPr/>
-        <w:t xml:space="preserve">where spores are made by meiosis → </w:t>
-      </w:r>
-      <w:r>
-        <w:rPr>
-          <w:b/>
-        </w:rPr>
-        <w:t>sporangium</w:t>
-      </w:r>
-      <w:r>
-        <w:rPr/>
-        <w:t xml:space="preserve"> 23.1.12</w:t>
-      </w:r>
-    </w:p>
-    <w:p>
-      <w:pPr>
-        <w:pStyle w:val="Entry"/>
-      </w:pPr>
-      <w:r>
-        <w:rPr/>
-        <w:t xml:space="preserve">hair-like threads that anchor and absorb, not true roots → </w:t>
-      </w:r>
-      <w:r>
-        <w:rPr>
-          <w:b/>
-        </w:rPr>
-        <w:t>rhizoids</w:t>
-      </w:r>
-      <w:r>
-        <w:rPr/>
-        <w:t xml:space="preserve"> 23.2.17</w:t>
-      </w:r>
-    </w:p>
-    <w:p>
-      <w:pPr>
-        <w:pStyle w:val="Entry"/>
-      </w:pPr>
-      <w:r>
-        <w:rPr/>
-        <w:t xml:space="preserve">groups of cells that break off a liverwort and grow into a new plant → </w:t>
-      </w:r>
-      <w:r>
-        <w:rPr>
-          <w:b/>
-        </w:rPr>
-        <w:t>gemmae</w:t>
-      </w:r>
-      <w:r>
-        <w:rPr/>
-        <w:t xml:space="preserve"> 23.2.17</w:t>
-      </w:r>
-    </w:p>
-    <w:p>
-      <w:pPr>
-        <w:pStyle w:val="Entry"/>
-      </w:pPr>
-      <w:r>
-        <w:rPr/>
-        <w:t xml:space="preserve">thread-like first stage of a moss gametophyte → </w:t>
-      </w:r>
-      <w:r>
-        <w:rPr>
-          <w:b/>
-        </w:rPr>
-        <w:t>protonema</w:t>
-      </w:r>
-      <w:r>
-        <w:rPr/>
-        <w:t xml:space="preserve"> 23.2.30</w:t>
-      </w:r>
-    </w:p>
-    <w:p>
-      <w:pPr>
-        <w:pStyle w:val="Entry"/>
-      </w:pPr>
-      <w:r>
-        <w:rPr/>
-        <w:t xml:space="preserve">the three parts of a moss sporophyte → </w:t>
-      </w:r>
-      <w:r>
-        <w:rPr>
-          <w:b/>
-        </w:rPr>
-        <w:t>foot, stalk, capsule</w:t>
-      </w:r>
-      <w:r>
-        <w:rPr/>
-        <w:t xml:space="preserve"> 23.2.22</w:t>
-      </w:r>
-    </w:p>
-    <w:p>
-      <w:pPr>
-        <w:pStyle w:val="Entry"/>
-      </w:pPr>
-      <w:r>
-        <w:rPr/>
-        <w:t xml:space="preserve">lid of a moss capsule; teeth that close it except in dry weather → </w:t>
-      </w:r>
-      <w:r>
-        <w:rPr>
-          <w:b/>
-        </w:rPr>
-        <w:t>operculum</w:t>
-      </w:r>
-      <w:r>
-        <w:rPr/>
-        <w:t xml:space="preserve"> 23.2.30</w:t>
-      </w:r>
-    </w:p>
-    <w:p>
-      <w:pPr>
-        <w:pStyle w:val="Entry"/>
-      </w:pPr>
-      <w:r>
-        <w:rPr/>
-        <w:t xml:space="preserve">strengthens the walls of xylem's conducting cells → </w:t>
-      </w:r>
-      <w:r>
-        <w:rPr>
-          <w:b/>
-        </w:rPr>
-        <w:t>lignin</w:t>
-      </w:r>
-      <w:r>
-        <w:rPr/>
-        <w:t xml:space="preserve"> 23.3.31</w:t>
-      </w:r>
-    </w:p>
-    <w:p>
-      <w:pPr>
-        <w:pStyle w:val="Entry"/>
-      </w:pPr>
-      <w:r>
-        <w:rPr/>
-        <w:t xml:space="preserve">carries water and minerals up / sucrose throughout the plant → </w:t>
-      </w:r>
-      <w:r>
-        <w:rPr>
-          <w:b/>
-        </w:rPr>
-        <w:t>xylem / phloem</w:t>
-      </w:r>
-      <w:r>
-        <w:rPr/>
-        <w:t xml:space="preserve"> 23.3.31</w:t>
-      </w:r>
-    </w:p>
-    <w:p>
-      <w:pPr>
-        <w:pStyle w:val="Entry"/>
-      </w:pPr>
-      <w:r>
-        <w:rPr/>
-        <w:t xml:space="preserve">small leaf with a single, unbranched vein → </w:t>
-      </w:r>
-      <w:r>
-        <w:rPr>
-          <w:b/>
-        </w:rPr>
-        <w:t>microphyll</w:t>
-      </w:r>
-      <w:r>
-        <w:rPr/>
-        <w:t xml:space="preserve"> 23.3.34, 23.4.37</w:t>
-      </w:r>
-    </w:p>
-    <w:p>
-      <w:pPr>
-        <w:pStyle w:val="Entry"/>
-      </w:pPr>
-      <w:r>
-        <w:rPr/>
-        <w:t xml:space="preserve">broad leaf with branched veins; collects more solar energy → </w:t>
-      </w:r>
-      <w:r>
-        <w:rPr>
-          <w:b/>
-        </w:rPr>
-        <w:t>megaphyll</w:t>
-      </w:r>
-      <w:r>
-        <w:rPr/>
-        <w:t xml:space="preserve"> 23.4.36–37</w:t>
-      </w:r>
-    </w:p>
-    <w:p>
-      <w:pPr>
-        <w:pStyle w:val="Entry"/>
-      </w:pPr>
-      <w:r>
-        <w:rPr/>
-        <w:t xml:space="preserve">cone-shaped structure that makes spores → </w:t>
-      </w:r>
-      <w:r>
-        <w:rPr>
-          <w:b/>
-        </w:rPr>
-        <w:t>strobilus (plural strobili)</w:t>
-      </w:r>
-      <w:r>
-        <w:rPr/>
-        <w:t xml:space="preserve"> 23.3.34, 23.4.38</w:t>
-      </w:r>
-    </w:p>
-    <w:p>
-      <w:pPr>
-        <w:pStyle w:val="Entry"/>
-      </w:pPr>
-      <w:r>
-        <w:rPr/>
-        <w:t xml:space="preserve">large fern leaf divided into leaflets → </w:t>
-      </w:r>
-      <w:r>
-        <w:rPr>
-          <w:b/>
-        </w:rPr>
-        <w:t>frond</w:t>
-      </w:r>
-      <w:r>
-        <w:rPr/>
-        <w:t xml:space="preserve"> 23.4.42</w:t>
-      </w:r>
-    </w:p>
-    <w:p>
-      <w:pPr>
-        <w:pStyle w:val="Entry"/>
-      </w:pPr>
-      <w:r>
-        <w:rPr/>
-        <w:t xml:space="preserve">clusters of sporangia under a fern leaf; the flap covering them → </w:t>
-      </w:r>
-      <w:r>
-        <w:rPr>
-          <w:b/>
-        </w:rPr>
-        <w:t>sori; indusium</w:t>
-      </w:r>
-      <w:r>
-        <w:rPr/>
-        <w:t xml:space="preserve"> 23.4.42, 23.4.52</w:t>
-      </w:r>
-    </w:p>
-    <w:p>
-      <w:pPr>
-        <w:pStyle w:val="Entry"/>
-      </w:pPr>
-      <w:r>
-        <w:rPr/>
-        <w:t xml:space="preserve">fern gametophyte with archegonia at the notch, antheridia at the tip → </w:t>
-      </w:r>
-      <w:r>
-        <w:rPr>
-          <w:b/>
-        </w:rPr>
-        <w:t>prothallus</w:t>
-      </w:r>
-      <w:r>
-        <w:rPr/>
-        <w:t xml:space="preserve"> 23.4.52</w:t>
-      </w:r>
-    </w:p>
-    <w:p>
-      <w:pPr>
-        <w:pStyle w:val="Entry"/>
-      </w:pPr>
-      <w:r>
-        <w:rPr/>
-        <w:t xml:space="preserve">horizontal stem that gives rise to fronds or aboveground stems → </w:t>
-      </w:r>
-      <w:r>
-        <w:rPr>
-          <w:b/>
-        </w:rPr>
-        <w:t>rhizome</w:t>
-      </w:r>
-      <w:r>
-        <w:rPr/>
-        <w:t xml:space="preserve"> 23.4.40, 23.4.52</w:t>
-      </w:r>
-    </w:p>
-    <w:p>
-      <w:pPr>
-        <w:pStyle w:val="Entry"/>
-      </w:pPr>
-      <w:r>
-        <w:rPr/>
-        <w:t xml:space="preserve">embryo + stored food in a protective coat → </w:t>
-      </w:r>
-      <w:r>
-        <w:rPr>
-          <w:b/>
-        </w:rPr>
-        <w:t>seed</w:t>
-      </w:r>
-      <w:r>
-        <w:rPr/>
-        <w:t xml:space="preserve"> 23.5.54</w:t>
-      </w:r>
-    </w:p>
-    <w:p>
-      <w:pPr>
-        <w:pStyle w:val="Entry"/>
-      </w:pPr>
-      <w:r>
-        <w:rPr/>
-        <w:t xml:space="preserve">male gametophyte of a seed plant → </w:t>
-      </w:r>
-      <w:r>
-        <w:rPr>
-          <w:b/>
-        </w:rPr>
-        <w:t>pollen grain</w:t>
-      </w:r>
-      <w:r>
-        <w:rPr/>
-        <w:t xml:space="preserve"> 23.5.55</w:t>
-      </w:r>
-    </w:p>
-    <w:p>
-      <w:pPr>
-        <w:pStyle w:val="Entry"/>
-      </w:pPr>
-      <w:r>
-        <w:rPr/>
-        <w:t xml:space="preserve">holds the female gametophyte; becomes the seed → </w:t>
-      </w:r>
-      <w:r>
-        <w:rPr>
-          <w:b/>
-        </w:rPr>
-        <w:t>ovule</w:t>
-      </w:r>
-      <w:r>
-        <w:rPr/>
-        <w:t xml:space="preserve"> 23.5.55, 23.5.84</w:t>
-      </w:r>
-    </w:p>
-    <w:p>
-      <w:pPr>
-        <w:pStyle w:val="Entry"/>
-      </w:pPr>
-      <w:r>
-        <w:rPr/>
-        <w:t xml:space="preserve">seed leaves that nourish the embryo → </w:t>
-      </w:r>
-      <w:r>
-        <w:rPr>
-          <w:b/>
-        </w:rPr>
-        <w:t>cotyledons</w:t>
-      </w:r>
-      <w:r>
-        <w:rPr/>
-        <w:t xml:space="preserve"> 23.5.80</w:t>
-      </w:r>
-    </w:p>
-    <w:p>
-      <w:pPr>
-        <w:pStyle w:val="Entry"/>
-      </w:pPr>
-      <w:r>
-        <w:rPr/>
-        <w:t xml:space="preserve">all the sepals / all the petals → </w:t>
-      </w:r>
-      <w:r>
-        <w:rPr>
-          <w:b/>
-        </w:rPr>
-        <w:t>calyx / corolla</w:t>
-      </w:r>
-      <w:r>
-        <w:rPr/>
-        <w:t xml:space="preserve"> 23.5.83</w:t>
-      </w:r>
-    </w:p>
-    <w:p>
-      <w:pPr>
-        <w:pStyle w:val="Entry"/>
-      </w:pPr>
-      <w:r>
-        <w:rPr/>
-        <w:t xml:space="preserve">slender stalk holding up the anther / sac that makes pollen → </w:t>
-      </w:r>
-      <w:r>
-        <w:rPr>
-          <w:b/>
-        </w:rPr>
-        <w:t>filament / anther</w:t>
-      </w:r>
-      <w:r>
-        <w:rPr/>
-        <w:t xml:space="preserve"> 23.5.84</w:t>
-      </w:r>
-    </w:p>
-    <w:p>
-      <w:pPr>
-        <w:pStyle w:val="Entry"/>
-      </w:pPr>
-      <w:r>
-        <w:rPr/>
-        <w:t xml:space="preserve">sticky knob / slender stalk / base enclosing ovules → </w:t>
-      </w:r>
-      <w:r>
-        <w:rPr>
-          <w:b/>
-        </w:rPr>
-        <w:t>stigma / style / ovary</w:t>
-      </w:r>
-      <w:r>
-        <w:rPr/>
-        <w:t xml:space="preserve"> 23.5.84</w:t>
-      </w:r>
-    </w:p>
-    <w:p>
-      <w:pPr>
-        <w:pStyle w:val="Entry"/>
-      </w:pPr>
-      <w:r>
-        <w:rPr/>
-        <w:t xml:space="preserve">female gametophyte of a flowering plant (usually 7 cells) → </w:t>
-      </w:r>
-      <w:r>
-        <w:rPr>
-          <w:b/>
-        </w:rPr>
-        <w:t>embryo sac</w:t>
-      </w:r>
-      <w:r>
-        <w:rPr/>
-        <w:t xml:space="preserve"> 23.5.86, 23.5.89</w:t>
-      </w:r>
-    </w:p>
-    <w:p>
-      <w:pPr>
-        <w:pStyle w:val="Entry"/>
-      </w:pPr>
-      <w:r>
-        <w:rPr/>
-        <w:t xml:space="preserve">two nuclei from opposite ends of the embryo sac → </w:t>
-      </w:r>
-      <w:r>
-        <w:rPr>
-          <w:b/>
-        </w:rPr>
-        <w:t>polar nuclei</w:t>
-      </w:r>
-      <w:r>
-        <w:rPr/>
-        <w:t xml:space="preserve"> 23.5.86</w:t>
-      </w:r>
-    </w:p>
-    <w:p>
-      <w:pPr>
-        <w:pStyle w:val="Entry"/>
-      </w:pPr>
-      <w:r>
-        <w:rPr/>
-        <w:t xml:space="preserve">small opening in the ovule where the sperm enter → </w:t>
-      </w:r>
-      <w:r>
-        <w:rPr>
-          <w:b/>
-        </w:rPr>
-        <w:t>micropyle</w:t>
-      </w:r>
-      <w:r>
-        <w:rPr/>
-        <w:t xml:space="preserve"> 23.5.87</w:t>
-      </w:r>
-    </w:p>
-    <w:p>
-      <w:pPr>
-        <w:pStyle w:val="Entry"/>
-      </w:pPr>
-      <w:r>
-        <w:rPr/>
-        <w:t xml:space="preserve">pollen cell that grows the tube / that divides into 2 sperm → </w:t>
-      </w:r>
-      <w:r>
-        <w:rPr>
-          <w:b/>
-        </w:rPr>
-        <w:t>tube cell / generative cell</w:t>
-      </w:r>
-      <w:r>
-        <w:rPr/>
-        <w:t xml:space="preserve"> 23.5.87, 23.5.89</w:t>
-      </w:r>
-    </w:p>
-    <w:p>
-      <w:pPr>
-        <w:pStyle w:val="Entry"/>
-      </w:pPr>
-      <w:r>
-        <w:rPr/>
-        <w:t xml:space="preserve">triploid food tissue in the seed → </w:t>
-      </w:r>
-      <w:r>
-        <w:rPr>
-          <w:b/>
-        </w:rPr>
-        <w:t>endosperm</w:t>
-      </w:r>
-      <w:r>
-        <w:rPr/>
-        <w:t xml:space="preserve"> 23.5.88</w:t>
-      </w:r>
-    </w:p>
-    <w:p>
-      <w:pPr>
-        <w:pStyle w:val="Groupheading"/>
-      </w:pPr>
-      <w:r>
-        <w:rPr/>
-        <w:t>Processes and terms</w:t>
-      </w:r>
-    </w:p>
-    <w:p>
-      <w:pPr>
-        <w:pStyle w:val="Entry"/>
-      </w:pPr>
-      <w:r>
-        <w:rPr/>
-        <w:t xml:space="preserve">life switches between a many-celled n plant and a many-celled 2n plant → </w:t>
-      </w:r>
-      <w:r>
-        <w:rPr>
-          <w:b/>
-        </w:rPr>
-        <w:t>alternation of generations</w:t>
-      </w:r>
-      <w:r>
-        <w:rPr/>
-        <w:t xml:space="preserve"> 23.1.12</w:t>
-      </w:r>
-    </w:p>
-    <w:p>
-      <w:pPr>
-        <w:pStyle w:val="Entry"/>
-      </w:pPr>
-      <w:r>
-        <w:rPr/>
-        <w:t xml:space="preserve">the generation you notice (bigger, longer-lived) → </w:t>
-      </w:r>
-      <w:r>
-        <w:rPr>
-          <w:b/>
-        </w:rPr>
-        <w:t>dominant generation</w:t>
-      </w:r>
-      <w:r>
-        <w:rPr/>
-        <w:t xml:space="preserve"> 23.1.14</w:t>
-      </w:r>
-    </w:p>
-    <w:p>
-      <w:pPr>
-        <w:pStyle w:val="Entry"/>
-      </w:pPr>
-      <w:r>
-        <w:rPr/>
-        <w:t xml:space="preserve">why land plants have a diploid generation → </w:t>
-      </w:r>
-      <w:r>
-        <w:rPr>
-          <w:b/>
-        </w:rPr>
-        <w:t>it hides the effect of a single deleterious allele (UV damage)</w:t>
-      </w:r>
-      <w:r>
-        <w:rPr/>
-        <w:t xml:space="preserve"> 23.1.11</w:t>
-      </w:r>
-    </w:p>
-    <w:p>
-      <w:pPr>
-        <w:pStyle w:val="Entry"/>
-      </w:pPr>
-      <w:r>
-        <w:rPr/>
-        <w:t xml:space="preserve">makes one type of spore / two types → </w:t>
-      </w:r>
-      <w:r>
-        <w:rPr>
-          <w:b/>
-        </w:rPr>
-        <w:t>homosporous / heterosporous</w:t>
-      </w:r>
-      <w:r>
-        <w:rPr/>
-        <w:t xml:space="preserve"> 23.3.34</w:t>
-      </w:r>
-    </w:p>
-    <w:p>
-      <w:pPr>
-        <w:pStyle w:val="Entry"/>
-      </w:pPr>
-      <w:r>
-        <w:rPr/>
-        <w:t xml:space="preserve">seed plants keep their spores instead of releasing them → </w:t>
-      </w:r>
-      <w:r>
-        <w:rPr>
-          <w:b/>
-        </w:rPr>
-        <w:t>seed plants (they retain the spores)</w:t>
-      </w:r>
-      <w:r>
-        <w:rPr/>
-        <w:t xml:space="preserve"> 23.5.55</w:t>
-      </w:r>
-    </w:p>
-    <w:p>
-      <w:pPr>
-        <w:pStyle w:val="Entry"/>
-      </w:pPr>
-      <w:r>
-        <w:rPr/>
-        <w:t xml:space="preserve">wind or an animal carries pollen to the female part → </w:t>
-      </w:r>
-      <w:r>
-        <w:rPr>
-          <w:b/>
-        </w:rPr>
-        <w:t>pollination</w:t>
-      </w:r>
-      <w:r>
-        <w:rPr/>
-        <w:t xml:space="preserve"> 23.5.55, 23.5.87</w:t>
-      </w:r>
-    </w:p>
-    <w:p>
-      <w:pPr>
-        <w:pStyle w:val="Entry"/>
-      </w:pPr>
-      <w:r>
-        <w:rPr/>
-        <w:t xml:space="preserve">fertilization without outside water → </w:t>
-      </w:r>
-      <w:r>
-        <w:rPr>
-          <w:b/>
-        </w:rPr>
-        <w:t>seed plants (sperm travel in a pollen tube)</w:t>
-      </w:r>
-      <w:r>
-        <w:rPr/>
-        <w:t xml:space="preserve"> 23.5.55</w:t>
-      </w:r>
-    </w:p>
-    <w:p>
-      <w:pPr>
-        <w:pStyle w:val="Entry"/>
-      </w:pPr>
-      <w:r>
-        <w:rPr/>
-        <w:t xml:space="preserve">arrested state that lets a seed survive harsh conditions → </w:t>
-      </w:r>
-      <w:r>
-        <w:rPr>
-          <w:b/>
-        </w:rPr>
-        <w:t>dormancy</w:t>
-      </w:r>
-      <w:r>
-        <w:rPr/>
-        <w:t xml:space="preserve"> 23.5.54</w:t>
-      </w:r>
-    </w:p>
-    <w:p>
-      <w:pPr>
-        <w:pStyle w:val="Entry"/>
-      </w:pPr>
-      <w:r>
-        <w:rPr/>
-        <w:t xml:space="preserve">one sperm + egg, the other + polar nuclei → </w:t>
-      </w:r>
-      <w:r>
-        <w:rPr>
-          <w:b/>
-        </w:rPr>
-        <w:t>double fertilization</w:t>
-      </w:r>
-      <w:r>
-        <w:rPr/>
-        <w:t xml:space="preserve"> 23.5.88</w:t>
-      </w:r>
-    </w:p>
-    <w:p>
-      <w:pPr>
-        <w:pStyle w:val="Entry"/>
-      </w:pPr>
-      <w:r>
-        <w:rPr/>
-        <w:t xml:space="preserve">flower with all four parts / missing one or more → </w:t>
-      </w:r>
-      <w:r>
-        <w:rPr>
-          <w:b/>
-        </w:rPr>
-        <w:t>complete / incomplete</w:t>
-      </w:r>
-      <w:r>
-        <w:rPr/>
-        <w:t xml:space="preserve"> 23.5.91</w:t>
-      </w:r>
-    </w:p>
-    <w:p>
-      <w:pPr>
-        <w:pStyle w:val="Entry"/>
-      </w:pPr>
-      <w:r>
-        <w:rPr/>
-        <w:t xml:space="preserve">flower with stamens and carpels / only one of them → </w:t>
-      </w:r>
-      <w:r>
-        <w:rPr>
-          <w:b/>
-        </w:rPr>
-        <w:t>perfect / imperfect</w:t>
-      </w:r>
-      <w:r>
-        <w:rPr/>
-        <w:t xml:space="preserve"> 23.5.91</w:t>
-      </w:r>
-    </w:p>
-    <w:p>
-      <w:pPr>
-        <w:pStyle w:val="Entry"/>
-      </w:pPr>
-      <w:r>
-        <w:rPr/>
-        <w:t xml:space="preserve">cluster of flowers / looks like one flower but is many tiny ones → </w:t>
-      </w:r>
-      <w:r>
-        <w:rPr>
-          <w:b/>
-        </w:rPr>
-        <w:t>inflorescence / composite</w:t>
-      </w:r>
-      <w:r>
-        <w:rPr/>
-        <w:t xml:space="preserve"> 23.5.91</w:t>
-      </w:r>
-    </w:p>
-    <w:p>
-      <w:pPr>
-        <w:pStyle w:val="Entry"/>
-      </w:pPr>
-      <w:r>
-        <w:rPr/>
-        <w:t xml:space="preserve">one plant makes both pollen and seed cones → </w:t>
-      </w:r>
-      <w:r>
-        <w:rPr>
-          <w:b/>
-        </w:rPr>
-        <w:t>monoecious (conifers)</w:t>
-      </w:r>
-      <w:r>
-        <w:rPr/>
-        <w:t xml:space="preserve"> 23.5.58</w:t>
-      </w:r>
-    </w:p>
-    <w:p>
-      <w:pPr>
-        <w:pStyle w:val="Entry"/>
-      </w:pPr>
-      <w:r>
-        <w:rPr/>
-        <w:t xml:space="preserve">separate pollen-making and seed-making plants → </w:t>
-      </w:r>
-      <w:r>
-        <w:rPr>
-          <w:b/>
-        </w:rPr>
-        <w:t>dioecious (ginkgo)</w:t>
-      </w:r>
-      <w:r>
-        <w:rPr/>
-        <w:t xml:space="preserve"> 23.5.72</w:t>
-      </w:r>
-    </w:p>
-    <w:p>
-      <w:pPr>
-        <w:pStyle w:val="Entry"/>
-      </w:pPr>
-      <w:r>
-        <w:rPr/>
-        <w:t xml:space="preserve">plain flower, not showy → </w:t>
-      </w:r>
-      <w:r>
-        <w:rPr>
-          <w:b/>
-        </w:rPr>
-        <w:t>wind-pollinated</w:t>
-      </w:r>
-      <w:r>
-        <w:rPr/>
-        <w:t xml:space="preserve"> 23.5.90</w:t>
-      </w:r>
-    </w:p>
-    <w:p>
-      <w:pPr>
-        <w:pStyle w:val="Entry"/>
-      </w:pPr>
-      <w:r>
-        <w:rPr/>
-        <w:t xml:space="preserve">colorful flower → </w:t>
-      </w:r>
-      <w:r>
-        <w:rPr>
-          <w:b/>
-        </w:rPr>
-        <w:t>bird- or insect-pollinated</w:t>
-      </w:r>
-      <w:r>
-        <w:rPr/>
-        <w:t xml:space="preserve"> 23.5.90</w:t>
-      </w:r>
-    </w:p>
-    <w:p>
-      <w:pPr>
-        <w:pStyle w:val="Entry"/>
-      </w:pPr>
-      <w:r>
-        <w:rPr/>
-        <w:t xml:space="preserve">white or cream, fragrant, opens at night → </w:t>
-      </w:r>
-      <w:r>
-        <w:rPr>
-          <w:b/>
-        </w:rPr>
-        <w:t>pollinated by nocturnal mammals or insects</w:t>
-      </w:r>
-      <w:r>
-        <w:rPr/>
-        <w:t xml:space="preserve"> 23.5.90</w:t>
-      </w:r>
-    </w:p>
-    <w:p>
-      <w:pPr>
-        <w:pStyle w:val="Entry"/>
-      </w:pPr>
-      <w:r>
-        <w:rPr/>
-        <w:t xml:space="preserve">moist, fleshy covering (apple) / dry covering (acorn) → </w:t>
-      </w:r>
-      <w:r>
-        <w:rPr>
-          <w:b/>
-        </w:rPr>
-        <w:t>fruits (from the ovary)</w:t>
-      </w:r>
-      <w:r>
-        <w:rPr/>
-        <w:t xml:space="preserve"> 23.5.88</w:t>
-      </w:r>
-    </w:p>
-    <w:p>
-      <w:pPr>
-        <w:pStyle w:val="Lookupheading"/>
-      </w:pPr>
-      <w:bookmarkStart w:id="2" w:name="lk23LkGloss"/>
-      <w:r>
-        <w:rPr>
-          <w:rStyle w:val="Slidecode"/>
-        </w:rPr>
-        <w:t>Glossary: terms no slide explains</w:t>
-      </w:r>
-      <w:bookmarkEnd w:id="2"/>
-    </w:p>
-    <w:p>
-      <w:pPr>
-        <w:pStyle w:val="Entry"/>
-      </w:pPr>
-      <w:r>
-        <w:rPr>
-          <w:b/>
-        </w:rPr>
-        <w:t>Adaptive radiation</w:t>
-      </w:r>
-      <w:r>
-        <w:rPr/>
-        <w:t>: one ancestral species quickly evolving into many new species that fit different ways of life. 23.5.78</w:t>
-      </w:r>
-    </w:p>
-    <w:p>
-      <w:pPr>
-        <w:pStyle w:val="Entry"/>
-      </w:pPr>
-      <w:r>
-        <w:rPr>
-          <w:b/>
-        </w:rPr>
-        <w:t>Aerial stem</w:t>
-      </w:r>
-      <w:r>
-        <w:rPr/>
-        <w:t>: a stem that grows above ground. 23.3.35</w:t>
-      </w:r>
-    </w:p>
-    <w:p>
-      <w:pPr>
-        <w:pStyle w:val="Entry"/>
-      </w:pPr>
-      <w:r>
-        <w:rPr>
-          <w:b/>
-        </w:rPr>
-        <w:t>Apical tissue</w:t>
-      </w:r>
-      <w:r>
-        <w:rPr/>
-        <w:t>: a patch of cells at the tips of roots and shoots that keeps dividing; it makes the plant grow longer and produces its other tissues. 23.1.4</w:t>
-      </w:r>
-    </w:p>
-    <w:p>
-      <w:pPr>
-        <w:pStyle w:val="Entry"/>
-      </w:pPr>
-      <w:r>
-        <w:rPr>
-          <w:b/>
-        </w:rPr>
-        <w:t>Astringent</w:t>
-      </w:r>
-      <w:r>
-        <w:rPr/>
-        <w:t>: something that makes body tissues tighten, which helps stop bleeding. 23.4.53</w:t>
-      </w:r>
-    </w:p>
-    <w:p>
-      <w:pPr>
-        <w:pStyle w:val="Entry"/>
-      </w:pPr>
-      <w:r>
-        <w:rPr>
-          <w:b/>
-        </w:rPr>
-        <w:t>Axil</w:t>
-      </w:r>
-      <w:r>
-        <w:rPr/>
-        <w:t>: the angle where a leaf joins the stem. 23.5.79</w:t>
-      </w:r>
-    </w:p>
-    <w:p>
-      <w:pPr>
-        <w:pStyle w:val="Entry"/>
-      </w:pPr>
-      <w:r>
-        <w:rPr>
-          <w:b/>
-        </w:rPr>
-        <w:t>Capsella (shepherd's purse)</w:t>
-      </w:r>
-      <w:r>
-        <w:rPr/>
-        <w:t>: a small flowering plant. 23.1.7</w:t>
-      </w:r>
-    </w:p>
-    <w:p>
-      <w:pPr>
-        <w:pStyle w:val="Entry"/>
-      </w:pPr>
-      <w:r>
-        <w:rPr>
-          <w:b/>
-        </w:rPr>
-        <w:t>Clade</w:t>
-      </w:r>
-      <w:r>
-        <w:rPr/>
-        <w:t>: a group made of one common ancestor and all of its descendants. 23.1.5</w:t>
-      </w:r>
-    </w:p>
-    <w:p>
-      <w:pPr>
-        <w:pStyle w:val="Entry"/>
-      </w:pPr>
-      <w:r>
-        <w:rPr>
-          <w:b/>
-        </w:rPr>
-        <w:t>Cladogram</w:t>
-      </w:r>
-      <w:r>
-        <w:rPr/>
-        <w:t>: a branching diagram showing how groups are related; each fork is a common ancestor. 23.1.6</w:t>
-      </w:r>
-    </w:p>
-    <w:p>
-      <w:pPr>
-        <w:pStyle w:val="Entry"/>
-      </w:pPr>
-      <w:r>
-        <w:rPr>
-          <w:b/>
-        </w:rPr>
-        <w:t>Coleochaete</w:t>
-      </w:r>
-      <w:r>
-        <w:rPr/>
-        <w:t>: another charophyte; it grows as a flat disc of cells (pictured on 23.1.8). 23.1.5</w:t>
-      </w:r>
-    </w:p>
-    <w:p>
-      <w:pPr>
-        <w:pStyle w:val="Entry"/>
-      </w:pPr>
-      <w:r>
-        <w:rPr>
-          <w:b/>
-        </w:rPr>
-        <w:t>Deleterious allele</w:t>
-      </w:r>
-      <w:r>
-        <w:rPr/>
-        <w:t>: a harmful version of a gene. 23.1.11</w:t>
-      </w:r>
-    </w:p>
-    <w:p>
-      <w:pPr>
-        <w:pStyle w:val="Entry"/>
-      </w:pPr>
-      <w:r>
-        <w:rPr>
-          <w:b/>
-        </w:rPr>
-        <w:t>Desiccation</w:t>
-      </w:r>
-      <w:r>
-        <w:rPr/>
-        <w:t>: drying out. 23.1.9</w:t>
-      </w:r>
-    </w:p>
-    <w:p>
-      <w:pPr>
-        <w:pStyle w:val="Entry"/>
-      </w:pPr>
-      <w:r>
-        <w:rPr>
-          <w:b/>
-        </w:rPr>
-        <w:t>Devonian and Carboniferous</w:t>
-      </w:r>
-      <w:r>
-        <w:rPr/>
-        <w:t>: periods in Earth's history, about 419-359 and 359-299 million years ago; the Carboniferous had huge swamp forests that later became coal. 23.4.36</w:t>
-      </w:r>
-    </w:p>
-    <w:p>
-      <w:pPr>
-        <w:pStyle w:val="Entry"/>
-      </w:pPr>
-      <w:r>
-        <w:rPr>
-          <w:b/>
-        </w:rPr>
-        <w:t>Extant</w:t>
-      </w:r>
-      <w:r>
-        <w:rPr/>
-        <w:t>: still living today (not extinct). 23.5.57</w:t>
-      </w:r>
-    </w:p>
-    <w:p>
-      <w:pPr>
-        <w:pStyle w:val="Entry"/>
-      </w:pPr>
-      <w:r>
-        <w:rPr>
-          <w:b/>
-        </w:rPr>
-        <w:t>Fitness</w:t>
-      </w:r>
-      <w:r>
-        <w:rPr/>
-        <w:t>: how many offspring an organism leaves; higher fitness means more offspring. 23.4.36</w:t>
-      </w:r>
-    </w:p>
-    <w:p>
-      <w:pPr>
-        <w:pStyle w:val="Entry"/>
-      </w:pPr>
-      <w:r>
-        <w:rPr>
-          <w:b/>
-        </w:rPr>
-        <w:t>Fragmentation</w:t>
-      </w:r>
-      <w:r>
-        <w:rPr/>
-        <w:t>: a piece of the plant breaks off and grows into a new plant. 23.2.19</w:t>
-      </w:r>
-    </w:p>
-    <w:p>
-      <w:pPr>
-        <w:pStyle w:val="Entry"/>
-      </w:pPr>
-      <w:r>
-        <w:rPr>
-          <w:b/>
-        </w:rPr>
-        <w:t>Gemma cup</w:t>
-      </w:r>
-      <w:r>
-        <w:rPr/>
-        <w:t>: a small cup on the liverwort's surface that holds gemmae until rain splashes them out. 23.2.18</w:t>
+        <w:t>Gymnosperms</w:t>
+      </w:r>
+      <w:r>
+        <w:rPr/>
+        <w:t xml:space="preserve"> 23.5.56–57, 23.1.4, 23.1.6, 23.1.15, 23.5.70 …</w:t>
       </w:r>
     </w:p>
     <w:p>
@@ -1922,7 +3439,52 @@
       </w:r>
       <w:r>
         <w:rPr/>
-        <w:t>: herbaceous plants have soft, green, non-woody stems; woody plants make wood, so their stems also grow thicker each year. 23.5.81</w:t>
+        <w:t xml:space="preserve"> see Glossary</w:t>
+      </w:r>
+    </w:p>
+    <w:p>
+      <w:pPr>
+        <w:pStyle w:val="Entry"/>
+      </w:pPr>
+      <w:r>
+        <w:rPr>
+          <w:b/>
+        </w:rPr>
+        <w:t>Homosporous / heterosporous</w:t>
+      </w:r>
+      <w:r>
+        <w:rPr/>
+        <w:t xml:space="preserve"> 23.3.34, 23.1.4, 23.5.55, 23.5.86</w:t>
+      </w:r>
+    </w:p>
+    <w:p>
+      <w:pPr>
+        <w:pStyle w:val="Entry"/>
+      </w:pPr>
+      <w:r>
+        <w:rPr>
+          <w:b/>
+        </w:rPr>
+        <w:t>Hornworts (Anthoceros)</w:t>
+      </w:r>
+      <w:r>
+        <w:rPr/>
+        <w:t xml:space="preserve"> 23.2.19, 23.1.4, 23.1.6, 23.2.20</w:t>
+      </w:r>
+    </w:p>
+    <w:p>
+      <w:pPr>
+        <w:pStyle w:val="Entry"/>
+      </w:pPr>
+      <w:r>
+        <w:rPr>
+          <w:b/>
+        </w:rPr>
+        <w:t>Horsetails</w:t>
+      </w:r>
+      <w:r>
+        <w:rPr/>
+        <w:t xml:space="preserve"> 23.4.38, 23.4.36, 23.4.39</w:t>
       </w:r>
     </w:p>
     <w:p>
@@ -1937,7 +3499,22 @@
       </w:r>
       <w:r>
         <w:rPr/>
-        <w:t>: a thin flap of tissue covering a sorus (cluster of sporangia). 23.4.47</w:t>
+        <w:t xml:space="preserve"> 23.4.52</w:t>
+      </w:r>
+    </w:p>
+    <w:p>
+      <w:pPr>
+        <w:pStyle w:val="Entry"/>
+      </w:pPr>
+      <w:r>
+        <w:rPr>
+          <w:b/>
+        </w:rPr>
+        <w:t>Inflorescence</w:t>
+      </w:r>
+      <w:r>
+        <w:rPr/>
+        <w:t xml:space="preserve"> 23.5.91, 23.5.79</w:t>
       </w:r>
     </w:p>
     <w:p>
@@ -1952,7 +3529,97 @@
       </w:r>
       <w:r>
         <w:rPr/>
-        <w:t>: the small separate blades that make up a divided (compound) leaf, like the many small segments of a fern frond. 23.4.42, 23.4.47, 23.4.52</w:t>
+        <w:t xml:space="preserve"> see Glossary</w:t>
+      </w:r>
+    </w:p>
+    <w:p>
+      <w:pPr>
+        <w:pStyle w:val="Entry"/>
+      </w:pPr>
+      <w:r>
+        <w:rPr>
+          <w:b/>
+        </w:rPr>
+        <w:t>Lignin</w:t>
+      </w:r>
+      <w:r>
+        <w:rPr/>
+        <w:t xml:space="preserve"> 23.3.31, 23.1.4</w:t>
+      </w:r>
+    </w:p>
+    <w:p>
+      <w:pPr>
+        <w:pStyle w:val="Entry"/>
+      </w:pPr>
+      <w:r>
+        <w:rPr>
+          <w:b/>
+        </w:rPr>
+        <w:t>Liverworts</w:t>
+      </w:r>
+      <w:r>
+        <w:rPr/>
+        <w:t xml:space="preserve"> 23.2.17, 23.1.4, 23.1.6, 23.2.18</w:t>
+      </w:r>
+    </w:p>
+    <w:p>
+      <w:pPr>
+        <w:pStyle w:val="Entry"/>
+      </w:pPr>
+      <w:r>
+        <w:rPr>
+          <w:b/>
+        </w:rPr>
+        <w:t>Lycophytes</w:t>
+      </w:r>
+      <w:r>
+        <w:rPr/>
+        <w:t xml:space="preserve"> 23.3.34, 23.1.4, 23.1.6, 23.3.31–32, 23.3.35</w:t>
+      </w:r>
+    </w:p>
+    <w:p>
+      <w:pPr>
+        <w:pStyle w:val="Entry"/>
+      </w:pPr>
+      <w:r>
+        <w:rPr>
+          <w:b/>
+        </w:rPr>
+        <w:t>Maidenhair fern</w:t>
+      </w:r>
+      <w:r>
+        <w:rPr/>
+        <w:t xml:space="preserve"> (fern): cold medicine 23.4.53</w:t>
+      </w:r>
+    </w:p>
+    <w:p>
+      <w:pPr>
+        <w:pStyle w:val="Entry"/>
+      </w:pPr>
+      <w:r>
+        <w:rPr>
+          <w:b/>
+        </w:rPr>
+        <w:t>Marchantia</w:t>
+      </w:r>
+      <w:r>
+        <w:rPr/>
+        <w:t xml:space="preserve"> (liverwort): rhizoids, gemmae 23.2.17–18</w:t>
+      </w:r>
+    </w:p>
+    <w:p>
+      <w:pPr>
+        <w:pStyle w:val="Entry"/>
+      </w:pPr>
+      <w:r>
+        <w:rPr>
+          <w:b/>
+        </w:rPr>
+        <w:t>Megaphylls</w:t>
+      </w:r>
+      <w:r>
+        <w:rPr/>
+        <w:t xml:space="preserve"> 23.4.36–37, 23.1.4, 23.4.38, 23.4.40, 23.4.42</w:t>
       </w:r>
     </w:p>
     <w:p>
@@ -1967,7 +3634,22 @@
       </w:r>
       <w:r>
         <w:rPr/>
-        <w:t>: a sporangium that makes megaspores; in seed plants it is part of the ovule. 23.5.62</w:t>
+        <w:t xml:space="preserve"> see Glossary</w:t>
+      </w:r>
+    </w:p>
+    <w:p>
+      <w:pPr>
+        <w:pStyle w:val="Entry"/>
+      </w:pPr>
+      <w:r>
+        <w:rPr>
+          <w:b/>
+        </w:rPr>
+        <w:t>Megaspores</w:t>
+      </w:r>
+      <w:r>
+        <w:rPr/>
+        <w:t xml:space="preserve"> 23.3.34, 23.5.55, 23.5.63, 23.5.68, 23.5.86, 23.5.89</w:t>
       </w:r>
     </w:p>
     <w:p>
@@ -1982,7 +3664,7 @@
       </w:r>
       <w:r>
         <w:rPr/>
-        <w:t>: a leaf-like stalk that carries ovules or seeds. 23.5.73</w:t>
+        <w:t xml:space="preserve"> see Glossary</w:t>
       </w:r>
     </w:p>
     <w:p>
@@ -1997,1669 +3679,6 @@
       </w:r>
       <w:r>
         <w:rPr/>
-        <w:t>: the "age of dinosaurs," about 252-66 million years ago. 23.5.70</w:t>
-      </w:r>
-    </w:p>
-    <w:p>
-      <w:pPr>
-        <w:pStyle w:val="Entry"/>
-      </w:pPr>
-      <w:r>
-        <w:rPr>
-          <w:b/>
-        </w:rPr>
-        <w:t>Nitrogen fixation</w:t>
-      </w:r>
-      <w:r>
-        <w:rPr/>
-        <w:t>: turning nitrogen gas from the air into a form living things can use. Plants can't do it themselves; some bacteria, like the cyanobacteria living in hornworts, can. 23.2.19</w:t>
-      </w:r>
-    </w:p>
-    <w:p>
-      <w:pPr>
-        <w:pStyle w:val="Entry"/>
-      </w:pPr>
-      <w:r>
-        <w:rPr>
-          <w:b/>
-        </w:rPr>
-        <w:t>Node</w:t>
-      </w:r>
-      <w:r>
-        <w:rPr/>
-        <w:t>: the point on a stem where leaves or branches attach. 23.4.38–39</w:t>
-      </w:r>
-    </w:p>
-    <w:p>
-      <w:pPr>
-        <w:pStyle w:val="Entry"/>
-      </w:pPr>
-      <w:r>
-        <w:rPr>
-          <w:b/>
-        </w:rPr>
-        <w:t>Oedogonium</w:t>
-      </w:r>
-      <w:r>
-        <w:rPr/>
-        <w:t>: a green alga made of threads of cells. 23.1.7</w:t>
-      </w:r>
-    </w:p>
-    <w:p>
-      <w:pPr>
-        <w:pStyle w:val="Entry"/>
-      </w:pPr>
-      <w:r>
-        <w:rPr>
-          <w:b/>
-        </w:rPr>
-        <w:t>Ovule</w:t>
-      </w:r>
-      <w:r>
-        <w:rPr/>
-        <w:t>: a small structure where the female gametophyte (with its egg) develops; after fertilization it becomes the seed. 23.1.4, 23.5.55–56, 23.5.62 …</w:t>
-      </w:r>
-    </w:p>
-    <w:p>
-      <w:pPr>
-        <w:pStyle w:val="Entry"/>
-      </w:pPr>
-      <w:r>
-        <w:rPr>
-          <w:b/>
-        </w:rPr>
-        <w:t>Paleobotanists</w:t>
-      </w:r>
-      <w:r>
-        <w:rPr/>
-        <w:t>: scientists who study fossil plants. 23.5.78</w:t>
-      </w:r>
-    </w:p>
-    <w:p>
-      <w:pPr>
-        <w:pStyle w:val="Entry"/>
-      </w:pPr>
-      <w:r>
-        <w:rPr>
-          <w:b/>
-        </w:rPr>
-        <w:t>Phylum (plural phyla)</w:t>
-      </w:r>
-      <w:r>
-        <w:rPr/>
-        <w:t>: a large group of related organisms, one level below kingdom. 23.2.21</w:t>
-      </w:r>
-    </w:p>
-    <w:p>
-      <w:pPr>
-        <w:pStyle w:val="Entry"/>
-      </w:pPr>
-      <w:r>
-        <w:rPr>
-          <w:b/>
-        </w:rPr>
-        <w:t>Plant systematists</w:t>
-      </w:r>
-      <w:r>
-        <w:rPr/>
-        <w:t>: scientists who classify plants based on how they are related. 23.1.3</w:t>
-      </w:r>
-    </w:p>
-    <w:p>
-      <w:pPr>
-        <w:pStyle w:val="Entry"/>
-      </w:pPr>
-      <w:r>
-        <w:rPr>
-          <w:b/>
-        </w:rPr>
-        <w:t>Polar nuclei</w:t>
-      </w:r>
-      <w:r>
-        <w:rPr/>
-        <w:t>: two nuclei in the middle of the embryo sac (the female gametophyte); the second sperm fuses with them to make the endosperm. 23.5.88</w:t>
-      </w:r>
-    </w:p>
-    <w:p>
-      <w:pPr>
-        <w:pStyle w:val="Entry"/>
-      </w:pPr>
-      <w:r>
-        <w:rPr>
-          <w:b/>
-        </w:rPr>
-        <w:t>Pollen grain</w:t>
-      </w:r>
-      <w:r>
-        <w:rPr/>
-        <w:t>: the tiny male gametophyte of a seed plant; it carries the sperm to the egg. 23.1.4, 23.5.55</w:t>
-      </w:r>
-    </w:p>
-    <w:p>
-      <w:pPr>
-        <w:pStyle w:val="Entry"/>
-      </w:pPr>
-      <w:r>
-        <w:rPr>
-          <w:b/>
-        </w:rPr>
-        <w:t>Pollen pore</w:t>
-      </w:r>
-      <w:r>
-        <w:rPr/>
-        <w:t>: an opening in the pollen grain's wall. 23.5.81</w:t>
-      </w:r>
-    </w:p>
-    <w:p>
-      <w:pPr>
-        <w:pStyle w:val="Entry"/>
-      </w:pPr>
-      <w:r>
-        <w:rPr>
-          <w:b/>
-        </w:rPr>
-        <w:t>Pollen sacs (microsporangia)</w:t>
-      </w:r>
-      <w:r>
-        <w:rPr/>
-        <w:t>: the sacs where pollen is made. 23.5.62–63</w:t>
-      </w:r>
-    </w:p>
-    <w:p>
-      <w:pPr>
-        <w:pStyle w:val="Entry"/>
-      </w:pPr>
-      <w:r>
-        <w:rPr>
-          <w:b/>
-        </w:rPr>
-        <w:t>Pollen tube</w:t>
-      </w:r>
-      <w:r>
-        <w:rPr/>
-        <w:t>: a tube that grows out of the pollen grain and carries the sperm to the egg. 23.5.70, 23.5.72</w:t>
-      </w:r>
-    </w:p>
-    <w:p>
-      <w:pPr>
-        <w:pStyle w:val="Entry"/>
-      </w:pPr>
-      <w:r>
-        <w:rPr>
-          <w:b/>
-        </w:rPr>
-        <w:t>Rhizome</w:t>
-      </w:r>
-      <w:r>
-        <w:rPr/>
-        <w:t>: a stem that grows sideways underground. 23.3.35, 23.4.39–41 …</w:t>
-      </w:r>
-    </w:p>
-    <w:p>
-      <w:pPr>
-        <w:pStyle w:val="Entry"/>
-      </w:pPr>
-      <w:r>
-        <w:rPr>
-          <w:b/>
-        </w:rPr>
-        <w:t>Scale (of a cone)</w:t>
-      </w:r>
-      <w:r>
-        <w:rPr/>
-        <w:t>: one of the flaps that make up a cone (woody in seed cones). 23.5.62</w:t>
-      </w:r>
-    </w:p>
-    <w:p>
-      <w:pPr>
-        <w:pStyle w:val="Entry"/>
-      </w:pPr>
-      <w:r>
-        <w:rPr>
-          <w:b/>
-        </w:rPr>
-        <w:t>Scanning electron micrograph</w:t>
-      </w:r>
-      <w:r>
-        <w:rPr/>
-        <w:t>: a highly magnified picture of a surface taken with an electron microscope; "falsely colored" means the color was added afterward. 23.1.10</w:t>
-      </w:r>
-    </w:p>
-    <w:p>
-      <w:pPr>
-        <w:pStyle w:val="Entry"/>
-      </w:pPr>
-      <w:r>
-        <w:rPr>
-          <w:b/>
-        </w:rPr>
-        <w:t>Silica</w:t>
-      </w:r>
-      <w:r>
-        <w:rPr/>
-        <w:t>: the hard mineral that sand and glass are made of. 23.4.38</w:t>
-      </w:r>
-    </w:p>
-    <w:p>
-      <w:pPr>
-        <w:pStyle w:val="Entry"/>
-      </w:pPr>
-      <w:r>
-        <w:rPr>
-          <w:b/>
-        </w:rPr>
-        <w:t>Sterile cells</w:t>
-      </w:r>
-      <w:r>
-        <w:rPr/>
-        <w:t>: cells that don't make eggs, sperm or spores. 23.2.18</w:t>
-      </w:r>
-    </w:p>
-    <w:p>
-      <w:pPr>
-        <w:pStyle w:val="Entry"/>
-      </w:pPr>
-      <w:r>
-        <w:rPr>
-          <w:b/>
-        </w:rPr>
-        <w:t>Substrate</w:t>
-      </w:r>
-      <w:r>
-        <w:rPr/>
-        <w:t>: the surface something grows on, like soil or rock. 23.1.12</w:t>
-      </w:r>
-    </w:p>
-    <w:p>
-      <w:pPr>
-        <w:pStyle w:val="Entry"/>
-      </w:pPr>
-      <w:r>
-        <w:rPr>
-          <w:b/>
-        </w:rPr>
-        <w:t>Sucrose</w:t>
-      </w:r>
-      <w:r>
-        <w:rPr/>
-        <w:t>: table sugar; the form in which plants move sugar around. 23.3.31</w:t>
-      </w:r>
-    </w:p>
-    <w:p>
-      <w:pPr>
-        <w:pStyle w:val="Entry"/>
-      </w:pPr>
-      <w:r>
-        <w:rPr>
-          <w:b/>
-        </w:rPr>
-        <w:t>Surface-area-to-volume ratio</w:t>
-      </w:r>
-      <w:r>
-        <w:rPr/>
-        <w:t>: how much outside surface something has compared with its size. Thin, branching shapes have a lot of surface, so they lose water fast. 23.1.11</w:t>
-      </w:r>
-    </w:p>
-    <w:p>
-      <w:pPr>
-        <w:pStyle w:val="Entry"/>
-      </w:pPr>
-      <w:r>
-        <w:rPr>
-          <w:b/>
-        </w:rPr>
-        <w:t>Taproot vs fibrous roots</w:t>
-      </w:r>
-      <w:r>
-        <w:rPr/>
-        <w:t>: a taproot is one thick main root growing straight down (like a carrot); a fibrous root system is many thin roots of similar size (like grass). 23.5.81</w:t>
-      </w:r>
-    </w:p>
-    <w:p>
-      <w:pPr>
-        <w:pStyle w:val="Entry"/>
-      </w:pPr>
-      <w:r>
-        <w:rPr>
-          <w:b/>
-        </w:rPr>
-        <w:t>Triassic, Jurassic and Tertiary</w:t>
-      </w:r>
-      <w:r>
-        <w:rPr/>
-        <w:t>: periods in Earth's history: about 252-201, 201-145 and 66-2.6 million years ago. 23.5.78</w:t>
-      </w:r>
-    </w:p>
-    <w:p>
-      <w:pPr>
-        <w:pStyle w:val="Entry"/>
-      </w:pPr>
-      <w:r>
-        <w:rPr>
-          <w:b/>
-        </w:rPr>
-        <w:t>True roots, stems and leaves</w:t>
-      </w:r>
-      <w:r>
-        <w:rPr/>
-        <w:t>: ones with vascular tissue (xylem and phloem) inside. Bryophytes only have look-alike parts without it. 23.2.16</w:t>
-      </w:r>
-    </w:p>
-    <w:p>
-      <w:pPr>
-        <w:pStyle w:val="Entry"/>
-      </w:pPr>
-      <w:r>
-        <w:rPr>
-          <w:b/>
-        </w:rPr>
-        <w:t>Uninucleated</w:t>
-      </w:r>
-      <w:r>
-        <w:rPr/>
-        <w:t>: each cell has one nucleus. 23.1.8</w:t>
-      </w:r>
-    </w:p>
-    <w:p>
-      <w:pPr>
-        <w:pStyle w:val="Entry"/>
-      </w:pPr>
-      <w:r>
-        <w:rPr>
-          <w:b/>
-        </w:rPr>
-        <w:t>Vascular bundles</w:t>
-      </w:r>
-      <w:r>
-        <w:rPr/>
-        <w:t>: strands of xylem and phloem running through the stem. 23.5.81</w:t>
-      </w:r>
-    </w:p>
-    <w:p>
-      <w:pPr>
-        <w:pStyle w:val="Entry"/>
-      </w:pPr>
-      <w:r>
-        <w:rPr>
-          <w:b/>
-        </w:rPr>
-        <w:t>Vascular tissue</w:t>
-      </w:r>
-      <w:r>
-        <w:rPr/>
-        <w:t>: tubes that carry water (xylem) and food (phloem) through the plant. 23.1.6, 23.1.14, 23.2.16, 23.3.32 …</w:t>
-      </w:r>
-    </w:p>
-    <w:p>
-      <w:pPr>
-        <w:pStyle w:val="Entry"/>
-      </w:pPr>
-      <w:r>
-        <w:rPr>
-          <w:b/>
-        </w:rPr>
-        <w:t>Venation</w:t>
-      </w:r>
-      <w:r>
-        <w:rPr/>
-        <w:t>: the pattern of veins in a leaf: parallel (side by side, like grass) or net (branching, like a maple leaf). 23.5.81</w:t>
-      </w:r>
-    </w:p>
-    <w:p>
-      <w:pPr>
-        <w:pStyle w:val="Entry"/>
-      </w:pPr>
-      <w:r>
-        <w:rPr>
-          <w:b/>
-        </w:rPr>
-        <w:t>Whorl</w:t>
-      </w:r>
-      <w:r>
-        <w:rPr/>
-        <w:t>: three or more leaves or branches growing in a ring around the stem at the same point. 23.4.38</w:t>
-      </w:r>
-    </w:p>
-    <w:p>
-      <w:pPr>
-        <w:pStyle w:val="Entry"/>
-      </w:pPr>
-      <w:r>
-        <w:rPr>
-          <w:b/>
-        </w:rPr>
-        <w:t>Xylem and phloem</w:t>
-      </w:r>
-      <w:r>
-        <w:rPr/>
-        <w:t>: the plant's transport tissues. Xylem carries water up from the roots (its cells are lignified: stiffened with a tough substance called lignin); phloem carries sugars and other nutrients. 23.1.4, 23.5.74</w:t>
-      </w:r>
-    </w:p>
-    <w:p>
-      <w:pPr>
-        <w:pStyle w:val="Lookupheading"/>
-      </w:pPr>
-      <w:bookmarkStart w:id="3" w:name="lk23LkIndex"/>
-      <w:r>
-        <w:rPr>
-          <w:rStyle w:val="Slidecode"/>
-        </w:rPr>
-        <w:t>Term index</w:t>
-      </w:r>
-      <w:bookmarkEnd w:id="3"/>
-    </w:p>
-    <w:p>
-      <w:pPr>
-        <w:pStyle w:val="Entry"/>
-      </w:pPr>
-      <w:r>
-        <w:rPr>
-          <w:b/>
-        </w:rPr>
-        <w:t>Adaptive radiation</w:t>
-      </w:r>
-      <w:r>
-        <w:rPr/>
-        <w:t xml:space="preserve"> see Glossary</w:t>
-      </w:r>
-    </w:p>
-    <w:p>
-      <w:pPr>
-        <w:pStyle w:val="Entry"/>
-      </w:pPr>
-      <w:r>
-        <w:rPr>
-          <w:b/>
-        </w:rPr>
-        <w:t>Aerial stem</w:t>
-      </w:r>
-      <w:r>
-        <w:rPr/>
-        <w:t xml:space="preserve"> see Glossary</w:t>
-      </w:r>
-    </w:p>
-    <w:p>
-      <w:pPr>
-        <w:pStyle w:val="Entry"/>
-      </w:pPr>
-      <w:r>
-        <w:rPr>
-          <w:b/>
-        </w:rPr>
-        <w:t>Alternation of generations</w:t>
-      </w:r>
-      <w:r>
-        <w:rPr/>
-        <w:t xml:space="preserve"> 23.1.12, 23.1.4, 23.1.13, 23.2.19</w:t>
-      </w:r>
-    </w:p>
-    <w:p>
-      <w:pPr>
-        <w:pStyle w:val="Entry"/>
-      </w:pPr>
-      <w:r>
-        <w:rPr>
-          <w:b/>
-        </w:rPr>
-        <w:t>Amborella</w:t>
-      </w:r>
-      <w:r>
-        <w:rPr/>
-        <w:t xml:space="preserve"> (angiosperm): closest living relative of the first flowering plants; New Caledonia 23.5.78–79</w:t>
-      </w:r>
-    </w:p>
-    <w:p>
-      <w:pPr>
-        <w:pStyle w:val="Entry"/>
-      </w:pPr>
-      <w:r>
-        <w:rPr>
-          <w:b/>
-        </w:rPr>
-        <w:t>Angiosperms</w:t>
-      </w:r>
-      <w:r>
-        <w:rPr/>
-        <w:t xml:space="preserve"> 23.5.56, 23.5.77, 23.1.4, 23.1.6, 23.1.14–15 …</w:t>
-      </w:r>
-    </w:p>
-    <w:p>
-      <w:pPr>
-        <w:pStyle w:val="Entry"/>
-      </w:pPr>
-      <w:r>
-        <w:rPr>
-          <w:b/>
-        </w:rPr>
-        <w:t>Anther</w:t>
-      </w:r>
-      <w:r>
-        <w:rPr/>
-        <w:t xml:space="preserve"> 23.5.84–85, 23.5.87, 23.5.89</w:t>
-      </w:r>
-    </w:p>
-    <w:p>
-      <w:pPr>
-        <w:pStyle w:val="Entry"/>
-      </w:pPr>
-      <w:r>
-        <w:rPr>
-          <w:b/>
-        </w:rPr>
-        <w:t>Antheridia</w:t>
-      </w:r>
-      <w:r>
-        <w:rPr/>
-        <w:t xml:space="preserve"> 23.1.12, 23.2.16–18, 23.2.22, 23.2.30 …</w:t>
-      </w:r>
-    </w:p>
-    <w:p>
-      <w:pPr>
-        <w:pStyle w:val="Entry"/>
-      </w:pPr>
-      <w:r>
-        <w:rPr>
-          <w:b/>
-        </w:rPr>
-        <w:t>Apical tissue</w:t>
-      </w:r>
-      <w:r>
-        <w:rPr/>
-        <w:t xml:space="preserve"> see Glossary</w:t>
-      </w:r>
-    </w:p>
-    <w:p>
-      <w:pPr>
-        <w:pStyle w:val="Entry"/>
-      </w:pPr>
-      <w:r>
-        <w:rPr>
-          <w:b/>
-        </w:rPr>
-        <w:t>Archaefructus</w:t>
-      </w:r>
-      <w:r>
-        <w:rPr/>
-        <w:t xml:space="preserve"> (fossil): long the earliest known angiosperm; fruit and flowers 23.5.78</w:t>
-      </w:r>
-    </w:p>
-    <w:p>
-      <w:pPr>
-        <w:pStyle w:val="Entry"/>
-      </w:pPr>
-      <w:r>
-        <w:rPr>
-          <w:b/>
-        </w:rPr>
-        <w:t>Archegonia</w:t>
-      </w:r>
-      <w:r>
-        <w:rPr/>
-        <w:t xml:space="preserve"> 23.1.12, 23.2.16–18, 23.2.22, 23.2.30 …</w:t>
-      </w:r>
-    </w:p>
-    <w:p>
-      <w:pPr>
-        <w:pStyle w:val="Entry"/>
-      </w:pPr>
-      <w:r>
-        <w:rPr>
-          <w:b/>
-        </w:rPr>
-        <w:t>Astringent</w:t>
-      </w:r>
-      <w:r>
-        <w:rPr/>
-        <w:t xml:space="preserve"> see Glossary</w:t>
-      </w:r>
-    </w:p>
-    <w:p>
-      <w:pPr>
-        <w:pStyle w:val="Entry"/>
-      </w:pPr>
-      <w:r>
-        <w:rPr>
-          <w:b/>
-        </w:rPr>
-        <w:t>Axil</w:t>
-      </w:r>
-      <w:r>
-        <w:rPr/>
-        <w:t xml:space="preserve"> see Glossary</w:t>
-      </w:r>
-    </w:p>
-    <w:p>
-      <w:pPr>
-        <w:pStyle w:val="Entry"/>
-      </w:pPr>
-      <w:r>
-        <w:rPr>
-          <w:b/>
-        </w:rPr>
-        <w:t>Bryophytes (nonvascular plants)</w:t>
-      </w:r>
-      <w:r>
-        <w:rPr/>
-        <w:t xml:space="preserve"> 23.2.16, 23.1.4, 23.1.6, 23.2.21</w:t>
-      </w:r>
-    </w:p>
-    <w:p>
-      <w:pPr>
-        <w:pStyle w:val="Entry"/>
-      </w:pPr>
-      <w:r>
-        <w:rPr>
-          <w:b/>
-        </w:rPr>
-        <w:t>Calyx</w:t>
-      </w:r>
-      <w:r>
-        <w:rPr/>
-        <w:t xml:space="preserve"> 23.5.83</w:t>
-      </w:r>
-    </w:p>
-    <w:p>
-      <w:pPr>
-        <w:pStyle w:val="Entry"/>
-      </w:pPr>
-      <w:r>
-        <w:rPr>
-          <w:b/>
-        </w:rPr>
-        <w:t>Capsella</w:t>
-      </w:r>
-      <w:r>
-        <w:rPr/>
-        <w:t xml:space="preserve"> (flowering plant): protected, nourished embryo in a seed 23.1.7</w:t>
-      </w:r>
-    </w:p>
-    <w:p>
-      <w:pPr>
-        <w:pStyle w:val="Entry"/>
-      </w:pPr>
-      <w:r>
-        <w:rPr>
-          <w:b/>
-        </w:rPr>
-        <w:t>Capsule</w:t>
-      </w:r>
-      <w:r>
-        <w:rPr/>
-        <w:t xml:space="preserve"> 23.2.22, 23.2.30, 23.2.17</w:t>
-      </w:r>
-    </w:p>
-    <w:p>
-      <w:pPr>
-        <w:pStyle w:val="Entry"/>
-      </w:pPr>
-      <w:r>
-        <w:rPr>
-          <w:b/>
-        </w:rPr>
-        <w:t>Carpel</w:t>
-      </w:r>
-      <w:r>
-        <w:rPr/>
-        <w:t xml:space="preserve"> 23.5.84–87, 23.5.89, 23.5.91</w:t>
-      </w:r>
-    </w:p>
-    <w:p>
-      <w:pPr>
-        <w:pStyle w:val="Entry"/>
-      </w:pPr>
-      <w:r>
-        <w:rPr>
-          <w:b/>
-        </w:rPr>
-        <w:t>Chara</w:t>
-      </w:r>
-      <w:r>
-        <w:rPr/>
-        <w:t xml:space="preserve"> (charophyte) 23.1.5, 23.1.8</w:t>
-      </w:r>
-    </w:p>
-    <w:p>
-      <w:pPr>
-        <w:pStyle w:val="Entry"/>
-      </w:pPr>
-      <w:r>
-        <w:rPr>
-          <w:b/>
-        </w:rPr>
-        <w:t>Charophytes</w:t>
-      </w:r>
-      <w:r>
-        <w:rPr/>
-        <w:t xml:space="preserve"> 23.1.5–6, 23.1.8</w:t>
-      </w:r>
-    </w:p>
-    <w:p>
-      <w:pPr>
-        <w:pStyle w:val="Entry"/>
-      </w:pPr>
-      <w:r>
-        <w:rPr>
-          <w:b/>
-        </w:rPr>
-        <w:t>Clade</w:t>
-      </w:r>
-      <w:r>
-        <w:rPr/>
-        <w:t xml:space="preserve"> see Glossary</w:t>
-      </w:r>
-    </w:p>
-    <w:p>
-      <w:pPr>
-        <w:pStyle w:val="Entry"/>
-      </w:pPr>
-      <w:r>
-        <w:rPr>
-          <w:b/>
-        </w:rPr>
-        <w:t>Cladogram</w:t>
-      </w:r>
-      <w:r>
-        <w:rPr/>
-        <w:t xml:space="preserve"> see Glossary</w:t>
-      </w:r>
-    </w:p>
-    <w:p>
-      <w:pPr>
-        <w:pStyle w:val="Entry"/>
-      </w:pPr>
-      <w:r>
-        <w:rPr>
-          <w:b/>
-        </w:rPr>
-        <w:t>Club mosses, ground pines (Lycopodium)</w:t>
-      </w:r>
-      <w:r>
-        <w:rPr/>
-        <w:t xml:space="preserve"> (lycophytes) 23.3.34–35</w:t>
-      </w:r>
-    </w:p>
-    <w:p>
-      <w:pPr>
-        <w:pStyle w:val="Entry"/>
-      </w:pPr>
-      <w:r>
-        <w:rPr>
-          <w:b/>
-        </w:rPr>
-        <w:t>Coleochaete</w:t>
-      </w:r>
-      <w:r>
-        <w:rPr/>
-        <w:t xml:space="preserve"> (charophyte) 23.1.5, 23.1.8</w:t>
-      </w:r>
-    </w:p>
-    <w:p>
-      <w:pPr>
-        <w:pStyle w:val="Entry"/>
-      </w:pPr>
-      <w:r>
-        <w:rPr>
-          <w:b/>
-        </w:rPr>
-        <w:t>Complete / incomplete flower</w:t>
-      </w:r>
-      <w:r>
-        <w:rPr/>
-        <w:t xml:space="preserve"> 23.5.91</w:t>
-      </w:r>
-    </w:p>
-    <w:p>
-      <w:pPr>
-        <w:pStyle w:val="Entry"/>
-      </w:pPr>
-      <w:r>
-        <w:rPr>
-          <w:b/>
-        </w:rPr>
-        <w:t>Composite flower</w:t>
-      </w:r>
-      <w:r>
-        <w:rPr/>
-        <w:t xml:space="preserve"> 23.5.91</w:t>
-      </w:r>
-    </w:p>
-    <w:p>
-      <w:pPr>
-        <w:pStyle w:val="Entry"/>
-      </w:pPr>
-      <w:r>
-        <w:rPr>
-          <w:b/>
-        </w:rPr>
-        <w:t>Conifers</w:t>
-      </w:r>
-      <w:r>
-        <w:rPr/>
-        <w:t xml:space="preserve"> 23.5.58, 23.5.57, 23.5.59, 23.5.68–69</w:t>
-      </w:r>
-    </w:p>
-    <w:p>
-      <w:pPr>
-        <w:pStyle w:val="Entry"/>
-      </w:pPr>
-      <w:r>
-        <w:rPr>
-          <w:b/>
-        </w:rPr>
-        <w:t>Cooksonia</w:t>
-      </w:r>
-      <w:r>
-        <w:rPr/>
-        <w:t xml:space="preserve"> (early vascular plant fossil): branched, sporangia at the tips 23.3.32–33</w:t>
-      </w:r>
-    </w:p>
-    <w:p>
-      <w:pPr>
-        <w:pStyle w:val="Entry"/>
-      </w:pPr>
-      <w:r>
-        <w:rPr>
-          <w:b/>
-        </w:rPr>
-        <w:t>Corolla</w:t>
-      </w:r>
-      <w:r>
-        <w:rPr/>
-        <w:t xml:space="preserve"> 23.5.83</w:t>
-      </w:r>
-    </w:p>
-    <w:p>
-      <w:pPr>
-        <w:pStyle w:val="Entry"/>
-      </w:pPr>
-      <w:r>
-        <w:rPr>
-          <w:b/>
-        </w:rPr>
-        <w:t>Cotyledons</w:t>
-      </w:r>
-      <w:r>
-        <w:rPr/>
-        <w:t xml:space="preserve"> 23.5.80–81</w:t>
-      </w:r>
-    </w:p>
-    <w:p>
-      <w:pPr>
-        <w:pStyle w:val="Entry"/>
-      </w:pPr>
-      <w:r>
-        <w:rPr>
-          <w:b/>
-        </w:rPr>
-        <w:t>Cuticle</w:t>
-      </w:r>
-      <w:r>
-        <w:rPr/>
-        <w:t xml:space="preserve"> 23.1.9, 23.1.4, 23.1.10, 23.5.58</w:t>
-      </w:r>
-    </w:p>
-    <w:p>
-      <w:pPr>
-        <w:pStyle w:val="Entry"/>
-      </w:pPr>
-      <w:r>
-        <w:rPr>
-          <w:b/>
-        </w:rPr>
-        <w:t>Cycads</w:t>
-      </w:r>
-      <w:r>
-        <w:rPr/>
-        <w:t xml:space="preserve"> 23.5.70, 23.5.57, 23.5.71–72</w:t>
-      </w:r>
-    </w:p>
-    <w:p>
-      <w:pPr>
-        <w:pStyle w:val="Entry"/>
-      </w:pPr>
-      <w:r>
-        <w:rPr>
-          <w:b/>
-        </w:rPr>
-        <w:t>Deleterious allele</w:t>
-      </w:r>
-      <w:r>
-        <w:rPr/>
-        <w:t xml:space="preserve"> see Glossary</w:t>
-      </w:r>
-    </w:p>
-    <w:p>
-      <w:pPr>
-        <w:pStyle w:val="Entry"/>
-      </w:pPr>
-      <w:r>
-        <w:rPr>
-          <w:b/>
-        </w:rPr>
-        <w:t>Desiccation</w:t>
-      </w:r>
-      <w:r>
-        <w:rPr/>
-        <w:t xml:space="preserve"> see Glossary</w:t>
-      </w:r>
-    </w:p>
-    <w:p>
-      <w:pPr>
-        <w:pStyle w:val="Entry"/>
-      </w:pPr>
-      <w:r>
-        <w:rPr>
-          <w:b/>
-        </w:rPr>
-        <w:t>Devonian and Carboniferous</w:t>
-      </w:r>
-      <w:r>
-        <w:rPr/>
-        <w:t xml:space="preserve"> see Glossary</w:t>
-      </w:r>
-    </w:p>
-    <w:p>
-      <w:pPr>
-        <w:pStyle w:val="Entry"/>
-      </w:pPr>
-      <w:r>
-        <w:rPr>
-          <w:b/>
-        </w:rPr>
-        <w:t>Dioecious</w:t>
-      </w:r>
-      <w:r>
-        <w:rPr/>
-        <w:t xml:space="preserve"> 23.5.72</w:t>
-      </w:r>
-    </w:p>
-    <w:p>
-      <w:pPr>
-        <w:pStyle w:val="Entry"/>
-      </w:pPr>
-      <w:r>
-        <w:rPr>
-          <w:b/>
-        </w:rPr>
-        <w:t>Dominant generation</w:t>
-      </w:r>
-      <w:r>
-        <w:rPr/>
-        <w:t xml:space="preserve"> 23.1.14, 23.1.4, 23.1.11, 23.2.16, 23.3.32, 23.4.42 …</w:t>
-      </w:r>
-    </w:p>
-    <w:p>
-      <w:pPr>
-        <w:pStyle w:val="Entry"/>
-      </w:pPr>
-      <w:r>
-        <w:rPr>
-          <w:b/>
-        </w:rPr>
-        <w:t>Dormancy</w:t>
-      </w:r>
-      <w:r>
-        <w:rPr/>
-        <w:t xml:space="preserve"> 23.5.54</w:t>
-      </w:r>
-    </w:p>
-    <w:p>
-      <w:pPr>
-        <w:pStyle w:val="Entry"/>
-      </w:pPr>
-      <w:r>
-        <w:rPr>
-          <w:b/>
-        </w:rPr>
-        <w:t>Double fertilization</w:t>
-      </w:r>
-      <w:r>
-        <w:rPr/>
-        <w:t xml:space="preserve"> 23.5.88, 23.1.4, 23.5.89</w:t>
-      </w:r>
-    </w:p>
-    <w:p>
-      <w:pPr>
-        <w:pStyle w:val="Entry"/>
-      </w:pPr>
-      <w:r>
-        <w:rPr>
-          <w:b/>
-        </w:rPr>
-        <w:t>Duckweed, Eucalyptus</w:t>
-      </w:r>
-      <w:r>
-        <w:rPr/>
-        <w:t xml:space="preserve"> (angiosperms): the tiniest and the tallest 23.5.77</w:t>
-      </w:r>
-    </w:p>
-    <w:p>
-      <w:pPr>
-        <w:pStyle w:val="Entry"/>
-      </w:pPr>
-      <w:r>
-        <w:rPr>
-          <w:b/>
-        </w:rPr>
-        <w:t>Embryo</w:t>
-      </w:r>
-      <w:r>
-        <w:rPr/>
-        <w:t xml:space="preserve"> 23.1.3, 23.1.7, 23.5.54, 23.1.4, 23.5.68, 23.5.80 …</w:t>
-      </w:r>
-    </w:p>
-    <w:p>
-      <w:pPr>
-        <w:pStyle w:val="Entry"/>
-      </w:pPr>
-      <w:r>
-        <w:rPr>
-          <w:b/>
-        </w:rPr>
-        <w:t>Embryo sac</w:t>
-      </w:r>
-      <w:r>
-        <w:rPr/>
-        <w:t xml:space="preserve"> 23.5.86, 23.5.89</w:t>
-      </w:r>
-    </w:p>
-    <w:p>
-      <w:pPr>
-        <w:pStyle w:val="Entry"/>
-      </w:pPr>
-      <w:r>
-        <w:rPr>
-          <w:b/>
-        </w:rPr>
-        <w:t>Endosperm (3n)</w:t>
-      </w:r>
-      <w:r>
-        <w:rPr/>
-        <w:t xml:space="preserve"> 23.5.88, 23.1.4, 23.5.89</w:t>
-      </w:r>
-    </w:p>
-    <w:p>
-      <w:pPr>
-        <w:pStyle w:val="Entry"/>
-      </w:pPr>
-      <w:r>
-        <w:rPr>
-          <w:b/>
-        </w:rPr>
-        <w:t>Ephedra</w:t>
-      </w:r>
-      <w:r>
-        <w:rPr/>
-        <w:t xml:space="preserve"> (gnetophyte): source of ephedrine 23.5.74–75</w:t>
-      </w:r>
-    </w:p>
-    <w:p>
-      <w:pPr>
-        <w:pStyle w:val="Entry"/>
-      </w:pPr>
-      <w:r>
-        <w:rPr>
-          <w:b/>
-        </w:rPr>
-        <w:t>Equisetum</w:t>
-      </w:r>
-      <w:r>
-        <w:rPr/>
-        <w:t xml:space="preserve"> (horsetail): silica in stems; spring-loaded spores 23.4.38–39</w:t>
-      </w:r>
-    </w:p>
-    <w:p>
-      <w:pPr>
-        <w:pStyle w:val="Entry"/>
-      </w:pPr>
-      <w:r>
-        <w:rPr>
-          <w:b/>
-        </w:rPr>
-        <w:t>Eudicots</w:t>
-      </w:r>
-      <w:r>
-        <w:rPr/>
-        <w:t xml:space="preserve"> 23.5.80–82</w:t>
-      </w:r>
-    </w:p>
-    <w:p>
-      <w:pPr>
-        <w:pStyle w:val="Entry"/>
-      </w:pPr>
-      <w:r>
-        <w:rPr>
-          <w:b/>
-        </w:rPr>
-        <w:t>Extant</w:t>
-      </w:r>
-      <w:r>
-        <w:rPr/>
-        <w:t xml:space="preserve"> see Glossary</w:t>
-      </w:r>
-    </w:p>
-    <w:p>
-      <w:pPr>
-        <w:pStyle w:val="Entry"/>
-      </w:pPr>
-      <w:r>
-        <w:rPr>
-          <w:b/>
-        </w:rPr>
-        <w:t>Ferns</w:t>
-      </w:r>
-      <w:r>
-        <w:rPr/>
-        <w:t xml:space="preserve"> 23.4.42, 23.1.6, 23.1.14–15, 23.4.36, 23.4.43 …</w:t>
-      </w:r>
-    </w:p>
-    <w:p>
-      <w:pPr>
-        <w:pStyle w:val="Entry"/>
-      </w:pPr>
-      <w:r>
-        <w:rPr>
-          <w:b/>
-        </w:rPr>
-        <w:t>Filament</w:t>
-      </w:r>
-      <w:r>
-        <w:rPr/>
-        <w:t xml:space="preserve"> 23.5.84–85</w:t>
-      </w:r>
-    </w:p>
-    <w:p>
-      <w:pPr>
-        <w:pStyle w:val="Entry"/>
-      </w:pPr>
-      <w:r>
-        <w:rPr>
-          <w:b/>
-        </w:rPr>
-        <w:t>Fitness</w:t>
-      </w:r>
-      <w:r>
-        <w:rPr/>
-        <w:t xml:space="preserve"> see Glossary</w:t>
-      </w:r>
-    </w:p>
-    <w:p>
-      <w:pPr>
-        <w:pStyle w:val="Entry"/>
-      </w:pPr>
-      <w:r>
-        <w:rPr>
-          <w:b/>
-        </w:rPr>
-        <w:t>Flagellated sperm</w:t>
-      </w:r>
-      <w:r>
-        <w:rPr/>
-        <w:t xml:space="preserve"> 23.2.16, 23.5.70, 23.1.4, 23.2.30, 23.4.52, 23.5.72</w:t>
-      </w:r>
-    </w:p>
-    <w:p>
-      <w:pPr>
-        <w:pStyle w:val="Entry"/>
-      </w:pPr>
-      <w:r>
-        <w:rPr>
-          <w:b/>
-        </w:rPr>
-        <w:t>Fragmentation</w:t>
-      </w:r>
-      <w:r>
-        <w:rPr/>
-        <w:t xml:space="preserve"> see Glossary</w:t>
-      </w:r>
-    </w:p>
-    <w:p>
-      <w:pPr>
-        <w:pStyle w:val="Entry"/>
-      </w:pPr>
-      <w:r>
-        <w:rPr>
-          <w:b/>
-        </w:rPr>
-        <w:t>Fronds</w:t>
-      </w:r>
-      <w:r>
-        <w:rPr/>
-        <w:t xml:space="preserve"> 23.4.42, 23.4.52</w:t>
-      </w:r>
-    </w:p>
-    <w:p>
-      <w:pPr>
-        <w:pStyle w:val="Entry"/>
-      </w:pPr>
-      <w:r>
-        <w:rPr>
-          <w:b/>
-        </w:rPr>
-        <w:t>Fruit</w:t>
-      </w:r>
-      <w:r>
-        <w:rPr/>
-        <w:t xml:space="preserve"> 23.5.84, 23.5.88, 23.1.4, 23.5.56–57, 23.5.77 …</w:t>
-      </w:r>
-    </w:p>
-    <w:p>
-      <w:pPr>
-        <w:pStyle w:val="Entry"/>
-      </w:pPr>
-      <w:r>
-        <w:rPr>
-          <w:b/>
-        </w:rPr>
-        <w:t>Gametangia</w:t>
-      </w:r>
-      <w:r>
-        <w:rPr/>
-        <w:t xml:space="preserve"> 23.1.12, 23.1.4</w:t>
-      </w:r>
-    </w:p>
-    <w:p>
-      <w:pPr>
-        <w:pStyle w:val="Entry"/>
-      </w:pPr>
-      <w:r>
-        <w:rPr>
-          <w:b/>
-        </w:rPr>
-        <w:t>Gametophyte</w:t>
-      </w:r>
-      <w:r>
-        <w:rPr/>
-        <w:t xml:space="preserve"> 23.1.12, 23.1.14, 23.1.4, 23.1.13, 23.1.15, 23.2.16 …</w:t>
-      </w:r>
-    </w:p>
-    <w:p>
-      <w:pPr>
-        <w:pStyle w:val="Entry"/>
-      </w:pPr>
-      <w:r>
-        <w:rPr>
-          <w:b/>
-        </w:rPr>
-        <w:t>Gemma cup</w:t>
-      </w:r>
-      <w:r>
-        <w:rPr/>
-        <w:t xml:space="preserve"> see Glossary</w:t>
-      </w:r>
-    </w:p>
-    <w:p>
-      <w:pPr>
-        <w:pStyle w:val="Entry"/>
-      </w:pPr>
-      <w:r>
-        <w:rPr>
-          <w:b/>
-        </w:rPr>
-        <w:t>Gemmae</w:t>
-      </w:r>
-      <w:r>
-        <w:rPr/>
-        <w:t xml:space="preserve"> 23.2.17–18</w:t>
-      </w:r>
-    </w:p>
-    <w:p>
-      <w:pPr>
-        <w:pStyle w:val="Entry"/>
-      </w:pPr>
-      <w:r>
-        <w:rPr>
-          <w:b/>
-        </w:rPr>
-        <w:t>Generative cell</w:t>
-      </w:r>
-      <w:r>
-        <w:rPr/>
-        <w:t xml:space="preserve"> 23.5.89</w:t>
-      </w:r>
-    </w:p>
-    <w:p>
-      <w:pPr>
-        <w:pStyle w:val="Entry"/>
-      </w:pPr>
-      <w:r>
-        <w:rPr>
-          <w:b/>
-        </w:rPr>
-        <w:t>Ginkgo biloba</w:t>
-      </w:r>
-      <w:r>
-        <w:rPr/>
-        <w:t xml:space="preserve"> (the only ginkgo): dioecious; pollution-resistant 23.5.72, 23.5.57, 23.5.73</w:t>
-      </w:r>
-    </w:p>
-    <w:p>
-      <w:pPr>
-        <w:pStyle w:val="Entry"/>
-      </w:pPr>
-      <w:r>
-        <w:rPr>
-          <w:b/>
-        </w:rPr>
-        <w:t>Gnetophytes</w:t>
-      </w:r>
-      <w:r>
-        <w:rPr/>
-        <w:t xml:space="preserve"> 23.5.74, 23.5.57, 23.5.75–76</w:t>
-      </w:r>
-    </w:p>
-    <w:p>
-      <w:pPr>
-        <w:pStyle w:val="Entry"/>
-      </w:pPr>
-      <w:r>
-        <w:rPr>
-          <w:b/>
-        </w:rPr>
-        <w:t>Gnetum</w:t>
-      </w:r>
-      <w:r>
-        <w:rPr/>
-        <w:t xml:space="preserve"> (gnetophyte): trees or vines, leathery paired leaves 23.5.74</w:t>
-      </w:r>
-    </w:p>
-    <w:p>
-      <w:pPr>
-        <w:pStyle w:val="Entry"/>
-      </w:pPr>
-      <w:r>
-        <w:rPr>
-          <w:b/>
-        </w:rPr>
-        <w:t>Granite mosses, true mosses</w:t>
-      </w:r>
-      <w:r>
-        <w:rPr/>
-        <w:t xml:space="preserve"> 23.2.21</w:t>
-      </w:r>
-    </w:p>
-    <w:p>
-      <w:pPr>
-        <w:pStyle w:val="Entry"/>
-      </w:pPr>
-      <w:r>
-        <w:rPr>
-          <w:b/>
-        </w:rPr>
-        <w:t>Green algae</w:t>
-      </w:r>
-      <w:r>
-        <w:rPr/>
-        <w:t xml:space="preserve"> 23.1.3, 23.1.5–8</w:t>
-      </w:r>
-    </w:p>
-    <w:p>
-      <w:pPr>
-        <w:pStyle w:val="Entry"/>
-      </w:pPr>
-      <w:r>
-        <w:rPr>
-          <w:b/>
-        </w:rPr>
-        <w:t>Gymnosperms</w:t>
-      </w:r>
-      <w:r>
-        <w:rPr/>
-        <w:t xml:space="preserve"> 23.5.56–57, 23.1.4, 23.1.6, 23.1.15, 23.5.70 …</w:t>
-      </w:r>
-    </w:p>
-    <w:p>
-      <w:pPr>
-        <w:pStyle w:val="Entry"/>
-      </w:pPr>
-      <w:r>
-        <w:rPr>
-          <w:b/>
-        </w:rPr>
-        <w:t>Herbaceous vs woody</w:t>
-      </w:r>
-      <w:r>
-        <w:rPr/>
-        <w:t xml:space="preserve"> see Glossary</w:t>
-      </w:r>
-    </w:p>
-    <w:p>
-      <w:pPr>
-        <w:pStyle w:val="Entry"/>
-      </w:pPr>
-      <w:r>
-        <w:rPr>
-          <w:b/>
-        </w:rPr>
-        <w:t>Homosporous / heterosporous</w:t>
-      </w:r>
-      <w:r>
-        <w:rPr/>
-        <w:t xml:space="preserve"> 23.3.34, 23.1.4, 23.5.55, 23.5.86</w:t>
-      </w:r>
-    </w:p>
-    <w:p>
-      <w:pPr>
-        <w:pStyle w:val="Entry"/>
-      </w:pPr>
-      <w:r>
-        <w:rPr>
-          <w:b/>
-        </w:rPr>
-        <w:t>Hornworts (Anthoceros)</w:t>
-      </w:r>
-      <w:r>
-        <w:rPr/>
-        <w:t xml:space="preserve"> 23.2.19, 23.1.4, 23.1.6, 23.2.20</w:t>
-      </w:r>
-    </w:p>
-    <w:p>
-      <w:pPr>
-        <w:pStyle w:val="Entry"/>
-      </w:pPr>
-      <w:r>
-        <w:rPr>
-          <w:b/>
-        </w:rPr>
-        <w:t>Horsetails</w:t>
-      </w:r>
-      <w:r>
-        <w:rPr/>
-        <w:t xml:space="preserve"> 23.4.38, 23.4.36, 23.4.39</w:t>
-      </w:r>
-    </w:p>
-    <w:p>
-      <w:pPr>
-        <w:pStyle w:val="Entry"/>
-      </w:pPr>
-      <w:r>
-        <w:rPr>
-          <w:b/>
-        </w:rPr>
-        <w:t>Indusium</w:t>
-      </w:r>
-      <w:r>
-        <w:rPr/>
-        <w:t xml:space="preserve"> 23.4.52</w:t>
-      </w:r>
-    </w:p>
-    <w:p>
-      <w:pPr>
-        <w:pStyle w:val="Entry"/>
-      </w:pPr>
-      <w:r>
-        <w:rPr>
-          <w:b/>
-        </w:rPr>
-        <w:t>Inflorescence</w:t>
-      </w:r>
-      <w:r>
-        <w:rPr/>
-        <w:t xml:space="preserve"> 23.5.91, 23.5.79</w:t>
-      </w:r>
-    </w:p>
-    <w:p>
-      <w:pPr>
-        <w:pStyle w:val="Entry"/>
-      </w:pPr>
-      <w:r>
-        <w:rPr>
-          <w:b/>
-        </w:rPr>
-        <w:t>Leaflets</w:t>
-      </w:r>
-      <w:r>
-        <w:rPr/>
-        <w:t xml:space="preserve"> see Glossary</w:t>
-      </w:r>
-    </w:p>
-    <w:p>
-      <w:pPr>
-        <w:pStyle w:val="Entry"/>
-      </w:pPr>
-      <w:r>
-        <w:rPr>
-          <w:b/>
-        </w:rPr>
-        <w:t>Lignin</w:t>
-      </w:r>
-      <w:r>
-        <w:rPr/>
-        <w:t xml:space="preserve"> 23.3.31, 23.1.4</w:t>
-      </w:r>
-    </w:p>
-    <w:p>
-      <w:pPr>
-        <w:pStyle w:val="Entry"/>
-      </w:pPr>
-      <w:r>
-        <w:rPr>
-          <w:b/>
-        </w:rPr>
-        <w:t>Liverworts</w:t>
-      </w:r>
-      <w:r>
-        <w:rPr/>
-        <w:t xml:space="preserve"> 23.2.17, 23.1.4, 23.1.6, 23.2.18</w:t>
-      </w:r>
-    </w:p>
-    <w:p>
-      <w:pPr>
-        <w:pStyle w:val="Entry"/>
-      </w:pPr>
-      <w:r>
-        <w:rPr>
-          <w:b/>
-        </w:rPr>
-        <w:t>Lycophytes</w:t>
-      </w:r>
-      <w:r>
-        <w:rPr/>
-        <w:t xml:space="preserve"> 23.3.34, 23.1.4, 23.1.6, 23.3.31–32, 23.3.35</w:t>
-      </w:r>
-    </w:p>
-    <w:p>
-      <w:pPr>
-        <w:pStyle w:val="Entry"/>
-      </w:pPr>
-      <w:r>
-        <w:rPr>
-          <w:b/>
-        </w:rPr>
-        <w:t>Maidenhair fern</w:t>
-      </w:r>
-      <w:r>
-        <w:rPr/>
-        <w:t xml:space="preserve"> (fern): cold medicine 23.4.53</w:t>
-      </w:r>
-    </w:p>
-    <w:p>
-      <w:pPr>
-        <w:pStyle w:val="Entry"/>
-      </w:pPr>
-      <w:r>
-        <w:rPr>
-          <w:b/>
-        </w:rPr>
-        <w:t>Marchantia</w:t>
-      </w:r>
-      <w:r>
-        <w:rPr/>
-        <w:t xml:space="preserve"> (liverwort): rhizoids, gemmae 23.2.17–18</w:t>
-      </w:r>
-    </w:p>
-    <w:p>
-      <w:pPr>
-        <w:pStyle w:val="Entry"/>
-      </w:pPr>
-      <w:r>
-        <w:rPr>
-          <w:b/>
-        </w:rPr>
-        <w:t>Megaphylls</w:t>
-      </w:r>
-      <w:r>
-        <w:rPr/>
-        <w:t xml:space="preserve"> 23.4.36–37, 23.1.4, 23.4.38, 23.4.40, 23.4.42</w:t>
-      </w:r>
-    </w:p>
-    <w:p>
-      <w:pPr>
-        <w:pStyle w:val="Entry"/>
-      </w:pPr>
-      <w:r>
-        <w:rPr>
-          <w:b/>
-        </w:rPr>
-        <w:t>Megasporangium (plural megasporangia)</w:t>
-      </w:r>
-      <w:r>
-        <w:rPr/>
-        <w:t xml:space="preserve"> see Glossary</w:t>
-      </w:r>
-    </w:p>
-    <w:p>
-      <w:pPr>
-        <w:pStyle w:val="Entry"/>
-      </w:pPr>
-      <w:r>
-        <w:rPr>
-          <w:b/>
-        </w:rPr>
-        <w:t>Megaspores</w:t>
-      </w:r>
-      <w:r>
-        <w:rPr/>
-        <w:t xml:space="preserve"> 23.3.34, 23.5.55, 23.5.63, 23.5.68, 23.5.86, 23.5.89</w:t>
-      </w:r>
-    </w:p>
-    <w:p>
-      <w:pPr>
-        <w:pStyle w:val="Entry"/>
-      </w:pPr>
-      <w:r>
-        <w:rPr>
-          <w:b/>
-        </w:rPr>
-        <w:t>Megasporophyll</w:t>
-      </w:r>
-      <w:r>
-        <w:rPr/>
-        <w:t xml:space="preserve"> see Glossary</w:t>
-      </w:r>
-    </w:p>
-    <w:p>
-      <w:pPr>
-        <w:pStyle w:val="Entry"/>
-      </w:pPr>
-      <w:r>
-        <w:rPr>
-          <w:b/>
-        </w:rPr>
-        <w:t>Mesozoic era</w:t>
-      </w:r>
-      <w:r>
-        <w:rPr/>
         <w:t xml:space="preserve"> see Glossary</w:t>
       </w:r>
     </w:p>
@@ -3751,6 +3770,21 @@
       <w:r>
         <w:rPr/>
         <w:t xml:space="preserve"> 23.2.21, 23.1.4, 23.1.6, 23.1.14–15, 23.2.17 …</w:t>
+      </w:r>
+    </w:p>
+    <w:p>
+      <w:pPr>
+        <w:pStyle w:val="Entry"/>
+      </w:pPr>
+      <w:r>
+        <w:rPr>
+          <w:b/>
+        </w:rPr>
+        <w:t>Nanjinganthus</w:t>
+      </w:r>
+      <w:r>
+        <w:rPr/>
+        <w:t xml:space="preserve"> (fossil, textbook): one of the earliest angiosperms 23.5.78</w:t>
       </w:r>
     </w:p>
     <w:p>
@@ -4851,79 +4885,79 @@
     </w:pPr>
     <w:r>
       <w:rPr>
-        <w:sz w:val="18"/>
+        <w:sz w:val="17"/>
       </w:rPr>
     </w:r>
     <w:r>
       <w:rPr>
-        <w:sz w:val="16"/>
+        <w:sz w:val="15"/>
       </w:rPr>
       <w:t>BIO II printed notes: Ch 23 (index)</w:t>
       <w:tab/>
     </w:r>
     <w:r>
       <w:rPr>
-        <w:sz w:val="18"/>
+        <w:sz w:val="17"/>
       </w:rPr>
       <w:fldChar w:fldCharType="begin"/>
     </w:r>
     <w:r>
       <w:rPr>
-        <w:sz w:val="18"/>
+        <w:sz w:val="17"/>
       </w:rPr>
       <w:instrText xml:space="preserve"> STYLEREF "Slide code" </w:instrText>
     </w:r>
     <w:r>
       <w:rPr>
-        <w:sz w:val="18"/>
+        <w:sz w:val="17"/>
       </w:rPr>
       <w:fldChar w:fldCharType="separate"/>
     </w:r>
     <w:r>
       <w:rPr>
-        <w:sz w:val="18"/>
+        <w:sz w:val="17"/>
       </w:rPr>
       <w:t/>
     </w:r>
     <w:r>
       <w:rPr>
-        <w:sz w:val="18"/>
+        <w:sz w:val="17"/>
       </w:rPr>
       <w:fldChar w:fldCharType="end"/>
     </w:r>
     <w:r>
       <w:rPr>
-        <w:sz w:val="18"/>
+        <w:sz w:val="17"/>
       </w:rPr>
       <w:t xml:space="preserve"> – </w:t>
     </w:r>
     <w:r>
       <w:rPr>
-        <w:sz w:val="18"/>
+        <w:sz w:val="17"/>
       </w:rPr>
       <w:fldChar w:fldCharType="begin"/>
     </w:r>
     <w:r>
       <w:rPr>
-        <w:sz w:val="18"/>
+        <w:sz w:val="17"/>
       </w:rPr>
       <w:instrText xml:space="preserve"> STYLEREF "Slide code" \l </w:instrText>
     </w:r>
     <w:r>
       <w:rPr>
-        <w:sz w:val="18"/>
+        <w:sz w:val="17"/>
       </w:rPr>
       <w:fldChar w:fldCharType="separate"/>
     </w:r>
     <w:r>
       <w:rPr>
-        <w:sz w:val="18"/>
+        <w:sz w:val="17"/>
       </w:rPr>
       <w:t/>
     </w:r>
     <w:r>
       <w:rPr>
-        <w:sz w:val="18"/>
+        <w:sz w:val="17"/>
       </w:rPr>
       <w:fldChar w:fldCharType="end"/>
     </w:r>
@@ -5111,7 +5145,7 @@
       <w:lvlText w:val="•"/>
       <w:lvlJc w:val="left"/>
       <w:pPr>
-        <w:ind w:left="183" w:hanging="183"/>
+        <w:ind w:left="172" w:hanging="172"/>
       </w:pPr>
       <w:rPr>
         <w:rFonts w:ascii="Arial Narrow" w:hAnsi="Arial Narrow" w:cs="Arial Narrow"/>
@@ -5123,7 +5157,7 @@
       <w:lvlText w:val="–"/>
       <w:lvlJc w:val="left"/>
       <w:pPr>
-        <w:ind w:left="379" w:hanging="183"/>
+        <w:ind w:left="356" w:hanging="172"/>
       </w:pPr>
       <w:rPr>
         <w:rFonts w:ascii="Arial Narrow" w:hAnsi="Arial Narrow" w:cs="Arial Narrow"/>
@@ -5135,7 +5169,7 @@
       <w:lvlText w:val="–"/>
       <w:lvlJc w:val="left"/>
       <w:pPr>
-        <w:ind w:left="575" w:hanging="183"/>
+        <w:ind w:left="540" w:hanging="172"/>
       </w:pPr>
       <w:rPr>
         <w:rFonts w:ascii="Arial Narrow" w:hAnsi="Arial Narrow" w:cs="Arial Narrow"/>
@@ -5147,7 +5181,7 @@
       <w:lvlText w:val="–"/>
       <w:lvlJc w:val="left"/>
       <w:pPr>
-        <w:ind w:left="771" w:hanging="183"/>
+        <w:ind w:left="724" w:hanging="172"/>
       </w:pPr>
       <w:rPr>
         <w:rFonts w:ascii="Arial Narrow" w:hAnsi="Arial Narrow" w:cs="Arial Narrow"/>
@@ -5159,7 +5193,7 @@
       <w:lvlText w:val="–"/>
       <w:lvlJc w:val="left"/>
       <w:pPr>
-        <w:ind w:left="967" w:hanging="183"/>
+        <w:ind w:left="908" w:hanging="172"/>
       </w:pPr>
       <w:rPr>
         <w:rFonts w:ascii="Arial Narrow" w:hAnsi="Arial Narrow" w:cs="Arial Narrow"/>
@@ -5171,7 +5205,7 @@
       <w:lvlText w:val="–"/>
       <w:lvlJc w:val="left"/>
       <w:pPr>
-        <w:ind w:left="1163" w:hanging="183"/>
+        <w:ind w:left="1092" w:hanging="172"/>
       </w:pPr>
       <w:rPr>
         <w:rFonts w:ascii="Arial Narrow" w:hAnsi="Arial Narrow" w:cs="Arial Narrow"/>
@@ -5183,7 +5217,7 @@
       <w:lvlText w:val="–"/>
       <w:lvlJc w:val="left"/>
       <w:pPr>
-        <w:ind w:left="1359" w:hanging="183"/>
+        <w:ind w:left="1276" w:hanging="172"/>
       </w:pPr>
       <w:rPr>
         <w:rFonts w:ascii="Arial Narrow" w:hAnsi="Arial Narrow" w:cs="Arial Narrow"/>
@@ -5195,7 +5229,7 @@
       <w:lvlText w:val="–"/>
       <w:lvlJc w:val="left"/>
       <w:pPr>
-        <w:ind w:left="1555" w:hanging="183"/>
+        <w:ind w:left="1460" w:hanging="172"/>
       </w:pPr>
       <w:rPr>
         <w:rFonts w:ascii="Arial Narrow" w:hAnsi="Arial Narrow" w:cs="Arial Narrow"/>
@@ -5207,7 +5241,7 @@
       <w:lvlText w:val="–"/>
       <w:lvlJc w:val="left"/>
       <w:pPr>
-        <w:ind w:left="1751" w:hanging="183"/>
+        <w:ind w:left="1644" w:hanging="172"/>
       </w:pPr>
       <w:rPr>
         <w:rFonts w:ascii="Arial Narrow" w:hAnsi="Arial Narrow" w:cs="Arial Narrow"/>
@@ -5412,7 +5446,7 @@
     </w:pPr>
     <w:rPr>
       <w:rFonts w:ascii="Arial Narrow" w:hAnsi="Arial Narrow" w:eastAsia="Arial Narrow"/>
-      <w:sz w:val="24"/>
+      <w:sz w:val="23"/>
     </w:rPr>
   </w:style>
   <w:style w:type="paragraph" w:styleId="Header">
@@ -17100,11 +17134,11 @@
     <w:name w:val="Notes title"/>
     <w:basedOn w:val="Normal"/>
     <w:pPr>
-      <w:spacing w:before="0" w:after="49"/>
+      <w:spacing w:before="0" w:after="46"/>
     </w:pPr>
     <w:rPr>
       <w:b/>
-      <w:sz w:val="30"/>
+      <w:sz w:val="29"/>
     </w:rPr>
   </w:style>
   <w:style w:type="paragraph" w:customStyle="1" w:styleId="Howto">
@@ -17132,7 +17166,7 @@
         <w:right w:val="single" w:sz="4" w:space="2" w:color="auto"/>
       </w:pBdr>
       <w:spacing w:before="0" w:after="0"/>
-      <w:ind w:left="245" w:hanging="245"/>
+      <w:ind w:left="230" w:hanging="230"/>
     </w:pPr>
     <w:rPr/>
   </w:style>
@@ -17141,7 +17175,7 @@
     <w:basedOn w:val="Normal"/>
     <w:pPr>
       <w:keepNext/>
-      <w:spacing w:before="86" w:after="0"/>
+      <w:spacing w:before="80" w:after="0"/>
     </w:pPr>
     <w:rPr>
       <w:b/>
@@ -17152,7 +17186,7 @@
     <w:basedOn w:val="Normal"/>
     <w:pPr>
       <w:spacing w:before="0" w:after="0"/>
-      <w:ind w:left="183" w:hanging="183"/>
+      <w:ind w:left="172" w:hanging="172"/>
     </w:pPr>
     <w:rPr/>
   </w:style>
@@ -17161,11 +17195,11 @@
     <w:basedOn w:val="Normal"/>
     <w:pPr>
       <w:keepNext/>
-      <w:spacing w:before="122" w:after="61"/>
+      <w:spacing w:before="115" w:after="57"/>
     </w:pPr>
     <w:rPr>
       <w:b/>
-      <w:sz w:val="33"/>
+      <w:sz w:val="32"/>
     </w:rPr>
   </w:style>
   <w:style w:type="paragraph" w:customStyle="1" w:styleId="Sectionheading">
@@ -17173,18 +17207,18 @@
     <w:basedOn w:val="Normal"/>
     <w:pPr>
       <w:keepNext/>
-      <w:spacing w:before="110" w:after="24"/>
+      <w:spacing w:before="103" w:after="23"/>
     </w:pPr>
     <w:rPr>
       <w:b/>
-      <w:sz w:val="28"/>
+      <w:sz w:val="27"/>
     </w:rPr>
   </w:style>
   <w:style w:type="paragraph" w:customStyle="1" w:styleId="Pointer">
     <w:name w:val="Pointer"/>
     <w:basedOn w:val="Normal"/>
     <w:pPr>
-      <w:spacing w:before="0" w:after="24"/>
+      <w:spacing w:before="0" w:after="23"/>
     </w:pPr>
     <w:rPr>
       <w:i/>
@@ -17195,7 +17229,7 @@
     <w:basedOn w:val="Normal"/>
     <w:pPr>
       <w:keepNext/>
-      <w:spacing w:before="73" w:after="0"/>
+      <w:spacing w:before="69" w:after="0"/>
     </w:pPr>
     <w:rPr/>
   </w:style>
@@ -17212,7 +17246,7 @@
     <w:basedOn w:val="Normal"/>
     <w:pPr>
       <w:spacing w:before="0" w:after="0"/>
-      <w:ind w:left="183" w:hanging="183"/>
+      <w:ind w:left="172" w:hanging="172"/>
     </w:pPr>
     <w:rPr/>
   </w:style>
@@ -17221,7 +17255,7 @@
     <w:basedOn w:val="Normal"/>
     <w:pPr>
       <w:spacing w:before="0" w:after="0"/>
-      <w:ind w:left="183" w:hanging="183"/>
+      <w:ind w:left="172" w:hanging="172"/>
     </w:pPr>
     <w:rPr/>
   </w:style>
@@ -17229,7 +17263,7 @@
     <w:name w:val="Table text"/>
     <w:basedOn w:val="Normal"/>
     <w:pPr>
-      <w:spacing w:before="0" w:after="29"/>
+      <w:spacing w:before="0" w:after="28"/>
     </w:pPr>
     <w:rPr/>
   </w:style>
@@ -17238,11 +17272,11 @@
     <w:basedOn w:val="Normal"/>
     <w:pPr>
       <w:keepNext/>
-      <w:spacing w:before="98" w:after="49"/>
+      <w:spacing w:before="92" w:after="46"/>
     </w:pPr>
     <w:rPr>
       <w:b/>
-      <w:sz w:val="33"/>
+      <w:sz w:val="32"/>
     </w:rPr>
   </w:style>
   <w:style w:type="paragraph" w:customStyle="1" w:styleId="Tabletitle">
@@ -17250,7 +17284,7 @@
     <w:basedOn w:val="Normal"/>
     <w:pPr>
       <w:keepNext/>
-      <w:spacing w:before="110" w:after="0"/>
+      <w:spacing w:before="103" w:after="0"/>
     </w:pPr>
     <w:rPr/>
   </w:style>
@@ -17259,11 +17293,11 @@
     <w:basedOn w:val="Normal"/>
     <w:pPr>
       <w:keepNext/>
-      <w:spacing w:before="98" w:after="24"/>
+      <w:spacing w:before="92" w:after="23"/>
     </w:pPr>
     <w:rPr>
       <w:b/>
-      <w:sz w:val="25"/>
+      <w:sz w:val="24"/>
     </w:rPr>
   </w:style>
   <w:style w:type="paragraph" w:customStyle="1" w:styleId="Entry">
@@ -17271,7 +17305,7 @@
     <w:basedOn w:val="Normal"/>
     <w:pPr>
       <w:spacing w:before="0" w:after="0"/>
-      <w:ind w:left="183" w:hanging="183"/>
+      <w:ind w:left="172" w:hanging="172"/>
     </w:pPr>
     <w:rPr/>
   </w:style>
@@ -17280,11 +17314,11 @@
     <w:basedOn w:val="Normal"/>
     <w:pPr>
       <w:keepNext/>
-      <w:spacing w:before="49" w:after="37"/>
+      <w:spacing w:before="46" w:after="34"/>
     </w:pPr>
     <w:rPr>
       <w:b/>
-      <w:sz w:val="30"/>
+      <w:sz w:val="29"/>
     </w:rPr>
   </w:style>
   <w:style w:type="paragraph" w:customStyle="1" w:styleId="Guidepart">
@@ -17292,11 +17326,11 @@
     <w:basedOn w:val="Normal"/>
     <w:pPr>
       <w:keepNext/>
-      <w:spacing w:before="98" w:after="24"/>
+      <w:spacing w:before="92" w:after="23"/>
     </w:pPr>
     <w:rPr>
       <w:b/>
-      <w:sz w:val="27"/>
+      <w:sz w:val="26"/>
     </w:rPr>
   </w:style>
   <w:style w:type="paragraph" w:customStyle="1" w:styleId="Guidesubheading">
@@ -17304,7 +17338,7 @@
     <w:basedOn w:val="Normal"/>
     <w:pPr>
       <w:keepNext/>
-      <w:spacing w:before="61" w:after="0"/>
+      <w:spacing w:before="57" w:after="0"/>
     </w:pPr>
     <w:rPr>
       <w:b/>
@@ -17314,7 +17348,7 @@
     <w:name w:val="Guide text"/>
     <w:basedOn w:val="Normal"/>
     <w:pPr>
-      <w:spacing w:before="0" w:after="61"/>
+      <w:spacing w:before="0" w:after="57"/>
     </w:pPr>
     <w:rPr/>
   </w:style>

--- a/Printed Exam Notes/Ch 23 Index.docx
+++ b/Printed Exam Notes/Ch 23 Index.docx
@@ -8,7 +8,7 @@
       </w:pPr>
       <w:r>
         <w:rPr/>
-        <w:t>BIO II printed notes: Ch 23 (index)</w:t>
+        <w:t>Ch. 23: Plant Evolution and Diversity (index)</w:t>
       </w:r>
     </w:p>
     <w:p>
@@ -29,7 +29,16 @@
       </w:pPr>
       <w:r>
         <w:rPr/>
-        <w:t>Contents</w:t>
+        <w:t>Contents (pages in the main notes)</w:t>
+      </w:r>
+    </w:p>
+    <w:p>
+      <w:pPr>
+        <w:pStyle w:val="Mapsection"/>
+      </w:pPr>
+      <w:r>
+        <w:rPr/>
+        <w:t>23.1 Ancestry and Features of Land Plants</w:t>
       </w:r>
     </w:p>
     <w:p>
@@ -41,23 +50,11 @@
       </w:pPr>
       <w:r>
         <w:rPr/>
-        <w:t>Clue index: description → answer</w:t>
+        <w:t>23.1.3 Ancestry and Features of Land Plants</w:t>
         <w:tab/>
       </w:r>
       <w:r>
-        <w:fldChar w:fldCharType="begin"/>
-      </w:r>
-      <w:r>
-        <w:instrText xml:space="preserve"> PAGEREF lk23LkClues \h </w:instrText>
-      </w:r>
-      <w:r>
-        <w:fldChar w:fldCharType="separate"/>
-      </w:r>
-      <w:r>
         <w:t>1</w:t>
-      </w:r>
-      <w:r>
-        <w:fldChar w:fldCharType="end"/>
       </w:r>
     </w:p>
     <w:p>
@@ -69,23 +66,11 @@
       </w:pPr>
       <w:r>
         <w:rPr/>
-        <w:t>Glossary: terms no slide explains</w:t>
+        <w:t>23.1.4 Characteristics of Plants</w:t>
         <w:tab/>
       </w:r>
       <w:r>
-        <w:fldChar w:fldCharType="begin"/>
-      </w:r>
-      <w:r>
-        <w:instrText xml:space="preserve"> PAGEREF lk23LkGloss \h </w:instrText>
-      </w:r>
-      <w:r>
-        <w:fldChar w:fldCharType="separate"/>
-      </w:r>
-      <w:r>
-        <w:t>2</w:t>
-      </w:r>
-      <w:r>
-        <w:fldChar w:fldCharType="end"/>
+        <w:t>1</w:t>
       </w:r>
     </w:p>
     <w:p>
@@ -97,6 +82,1188 @@
       </w:pPr>
       <w:r>
         <w:rPr/>
+        <w:t>23.1.5 The Ancestry of Land Plants</w:t>
+        <w:tab/>
+      </w:r>
+      <w:r>
+        <w:t>1</w:t>
+      </w:r>
+    </w:p>
+    <w:p>
+      <w:pPr>
+        <w:pStyle w:val="Mapentry"/>
+        <w:tabs>
+          <w:tab w:pos="5400" w:val="right"/>
+        </w:tabs>
+      </w:pPr>
+      <w:r>
+        <w:rPr/>
+        <w:t>23.1.6 Evolutionary History of Plants</w:t>
+        <w:tab/>
+      </w:r>
+      <w:r>
+        <w:t>1</w:t>
+      </w:r>
+    </w:p>
+    <w:p>
+      <w:pPr>
+        <w:pStyle w:val="Mapentry"/>
+        <w:tabs>
+          <w:tab w:pos="5400" w:val="right"/>
+        </w:tabs>
+      </w:pPr>
+      <w:r>
+        <w:rPr/>
+        <w:t>23.1.7 Embryo Difference in Green Algae and Land Plants</w:t>
+        <w:tab/>
+      </w:r>
+      <w:r>
+        <w:t>1</w:t>
+      </w:r>
+    </w:p>
+    <w:p>
+      <w:pPr>
+        <w:pStyle w:val="Mapentry"/>
+        <w:tabs>
+          <w:tab w:pos="5400" w:val="right"/>
+        </w:tabs>
+      </w:pPr>
+      <w:r>
+        <w:rPr/>
+        <w:t>23.1.8 Charophytes</w:t>
+        <w:tab/>
+      </w:r>
+      <w:r>
+        <w:t>1</w:t>
+      </w:r>
+    </w:p>
+    <w:p>
+      <w:pPr>
+        <w:pStyle w:val="Mapentry"/>
+        <w:tabs>
+          <w:tab w:pos="5400" w:val="right"/>
+        </w:tabs>
+      </w:pPr>
+      <w:r>
+        <w:rPr/>
+        <w:t>23.1.9 Adaptation to Land</w:t>
+        <w:tab/>
+      </w:r>
+      <w:r>
+        <w:t>1</w:t>
+      </w:r>
+    </w:p>
+    <w:p>
+      <w:pPr>
+        <w:pStyle w:val="Mapentry"/>
+        <w:tabs>
+          <w:tab w:pos="5400" w:val="right"/>
+        </w:tabs>
+      </w:pPr>
+      <w:r>
+        <w:rPr/>
+        <w:t>23.1.10 Leaf Adaptation to Prevent Desiccation</w:t>
+        <w:tab/>
+      </w:r>
+      <w:r>
+        <w:t>2</w:t>
+      </w:r>
+    </w:p>
+    <w:p>
+      <w:pPr>
+        <w:pStyle w:val="Mapentry"/>
+        <w:tabs>
+          <w:tab w:pos="5400" w:val="right"/>
+        </w:tabs>
+      </w:pPr>
+      <w:r>
+        <w:rPr/>
+        <w:t>23.1.11 Land Plants</w:t>
+        <w:tab/>
+      </w:r>
+      <w:r>
+        <w:t>2</w:t>
+      </w:r>
+    </w:p>
+    <w:p>
+      <w:pPr>
+        <w:pStyle w:val="Mapentry"/>
+        <w:tabs>
+          <w:tab w:pos="5400" w:val="right"/>
+        </w:tabs>
+      </w:pPr>
+      <w:r>
+        <w:rPr/>
+        <w:t>23.1.12 Alternation of Generations</w:t>
+        <w:tab/>
+      </w:r>
+      <w:r>
+        <w:t>2</w:t>
+      </w:r>
+    </w:p>
+    <w:p>
+      <w:pPr>
+        <w:pStyle w:val="Mapentry"/>
+        <w:tabs>
+          <w:tab w:pos="5400" w:val="right"/>
+        </w:tabs>
+      </w:pPr>
+      <w:r>
+        <w:rPr/>
+        <w:t>23.1.13 Alternation of Generations in Land Plants</w:t>
+        <w:tab/>
+      </w:r>
+      <w:r>
+        <w:t>2</w:t>
+      </w:r>
+    </w:p>
+    <w:p>
+      <w:pPr>
+        <w:pStyle w:val="Mapentry"/>
+        <w:tabs>
+          <w:tab w:pos="5400" w:val="right"/>
+        </w:tabs>
+      </w:pPr>
+      <w:r>
+        <w:rPr/>
+        <w:t>23.1.14 Dominant Generation</w:t>
+        <w:tab/>
+      </w:r>
+      <w:r>
+        <w:t>2</w:t>
+      </w:r>
+    </w:p>
+    <w:p>
+      <w:pPr>
+        <w:pStyle w:val="Mapentry"/>
+        <w:tabs>
+          <w:tab w:pos="5400" w:val="right"/>
+        </w:tabs>
+      </w:pPr>
+      <w:r>
+        <w:rPr/>
+        <w:t>23.1.15 Reduction in the Size of the Gametophyte</w:t>
+        <w:tab/>
+      </w:r>
+      <w:r>
+        <w:t>2</w:t>
+      </w:r>
+    </w:p>
+    <w:p>
+      <w:pPr>
+        <w:pStyle w:val="Mapsection"/>
+      </w:pPr>
+      <w:r>
+        <w:rPr/>
+        <w:t>23.2 Evolution of Bryophytes: Colonization of Land</w:t>
+      </w:r>
+    </w:p>
+    <w:p>
+      <w:pPr>
+        <w:pStyle w:val="Mapentry"/>
+        <w:tabs>
+          <w:tab w:pos="5400" w:val="right"/>
+        </w:tabs>
+      </w:pPr>
+      <w:r>
+        <w:rPr/>
+        <w:t>23.2.16 Evolution of Bryophytes: Colonization of Land</w:t>
+        <w:tab/>
+      </w:r>
+      <w:r>
+        <w:t>2</w:t>
+      </w:r>
+    </w:p>
+    <w:p>
+      <w:pPr>
+        <w:pStyle w:val="Mapentry"/>
+        <w:tabs>
+          <w:tab w:pos="5400" w:val="right"/>
+        </w:tabs>
+      </w:pPr>
+      <w:r>
+        <w:rPr/>
+        <w:t>23.2.17 Liverworts</w:t>
+        <w:tab/>
+      </w:r>
+      <w:r>
+        <w:t>2</w:t>
+      </w:r>
+    </w:p>
+    <w:p>
+      <w:pPr>
+        <w:pStyle w:val="Mapentry"/>
+        <w:tabs>
+          <w:tab w:pos="5400" w:val="right"/>
+        </w:tabs>
+      </w:pPr>
+      <w:r>
+        <w:rPr/>
+        <w:t>23.2.18 Liverwort, Marchantia</w:t>
+        <w:tab/>
+      </w:r>
+      <w:r>
+        <w:t>2</w:t>
+      </w:r>
+    </w:p>
+    <w:p>
+      <w:pPr>
+        <w:pStyle w:val="Mapentry"/>
+        <w:tabs>
+          <w:tab w:pos="5400" w:val="right"/>
+        </w:tabs>
+      </w:pPr>
+      <w:r>
+        <w:rPr/>
+        <w:t>23.2.19 Hornworts</w:t>
+        <w:tab/>
+      </w:r>
+      <w:r>
+        <w:t>2</w:t>
+      </w:r>
+    </w:p>
+    <w:p>
+      <w:pPr>
+        <w:pStyle w:val="Mapentry"/>
+        <w:tabs>
+          <w:tab w:pos="5400" w:val="right"/>
+        </w:tabs>
+      </w:pPr>
+      <w:r>
+        <w:rPr/>
+        <w:t>23.2.20 Hornwort, Anthoceros sp.</w:t>
+        <w:tab/>
+      </w:r>
+      <w:r>
+        <w:t>3</w:t>
+      </w:r>
+    </w:p>
+    <w:p>
+      <w:pPr>
+        <w:pStyle w:val="Mapentry"/>
+        <w:tabs>
+          <w:tab w:pos="5400" w:val="right"/>
+        </w:tabs>
+      </w:pPr>
+      <w:r>
+        <w:rPr/>
+        <w:t>23.2.21 Mosses</w:t>
+        <w:tab/>
+      </w:r>
+      <w:r>
+        <w:t>3</w:t>
+      </w:r>
+    </w:p>
+    <w:p>
+      <w:pPr>
+        <w:pStyle w:val="Mapentry"/>
+        <w:tabs>
+          <w:tab w:pos="5400" w:val="right"/>
+        </w:tabs>
+      </w:pPr>
+      <w:r>
+        <w:rPr/>
+        <w:t>23.2.22 Life Cycle of Moss</w:t>
+        <w:tab/>
+      </w:r>
+      <w:r>
+        <w:t>3</w:t>
+      </w:r>
+    </w:p>
+    <w:p>
+      <w:pPr>
+        <w:pStyle w:val="Mapentry"/>
+        <w:tabs>
+          <w:tab w:pos="5400" w:val="right"/>
+        </w:tabs>
+      </w:pPr>
+      <w:r>
+        <w:rPr/>
+        <w:t>23.2.23–30 Moss Life Cycle</w:t>
+        <w:tab/>
+      </w:r>
+      <w:r>
+        <w:t>3</w:t>
+      </w:r>
+    </w:p>
+    <w:p>
+      <w:pPr>
+        <w:pStyle w:val="Mapsection"/>
+      </w:pPr>
+      <w:r>
+        <w:rPr/>
+        <w:t>23.3 Evolution of Lycophytes: Vascular Tissue</w:t>
+      </w:r>
+    </w:p>
+    <w:p>
+      <w:pPr>
+        <w:pStyle w:val="Mapentry"/>
+        <w:tabs>
+          <w:tab w:pos="5400" w:val="right"/>
+        </w:tabs>
+      </w:pPr>
+      <w:r>
+        <w:rPr/>
+        <w:t>23.3.31 Evolution of Lycophytes: Vascular Tissue</w:t>
+        <w:tab/>
+      </w:r>
+      <w:r>
+        <w:t>3</w:t>
+      </w:r>
+    </w:p>
+    <w:p>
+      <w:pPr>
+        <w:pStyle w:val="Mapentry"/>
+        <w:tabs>
+          <w:tab w:pos="5400" w:val="right"/>
+        </w:tabs>
+      </w:pPr>
+      <w:r>
+        <w:rPr/>
+        <w:t>23.3.32 The Origin of Vascular Plants</w:t>
+        <w:tab/>
+      </w:r>
+      <w:r>
+        <w:t>3</w:t>
+      </w:r>
+    </w:p>
+    <w:p>
+      <w:pPr>
+        <w:pStyle w:val="Mapentry"/>
+        <w:tabs>
+          <w:tab w:pos="5400" w:val="right"/>
+        </w:tabs>
+      </w:pPr>
+      <w:r>
+        <w:rPr/>
+        <w:t>23.3.33 A Cooksonia Fossil</w:t>
+        <w:tab/>
+      </w:r>
+      <w:r>
+        <w:t>3</w:t>
+      </w:r>
+    </w:p>
+    <w:p>
+      <w:pPr>
+        <w:pStyle w:val="Mapentry"/>
+        <w:tabs>
+          <w:tab w:pos="5400" w:val="right"/>
+        </w:tabs>
+      </w:pPr>
+      <w:r>
+        <w:rPr/>
+        <w:t>23.3.34 Lycophytes</w:t>
+        <w:tab/>
+      </w:r>
+      <w:r>
+        <w:t>3</w:t>
+      </w:r>
+    </w:p>
+    <w:p>
+      <w:pPr>
+        <w:pStyle w:val="Mapentry"/>
+        <w:tabs>
+          <w:tab w:pos="5400" w:val="right"/>
+        </w:tabs>
+      </w:pPr>
+      <w:r>
+        <w:rPr/>
+        <w:t>23.3.35 Lycophytes Example</w:t>
+        <w:tab/>
+      </w:r>
+      <w:r>
+        <w:t>4</w:t>
+      </w:r>
+    </w:p>
+    <w:p>
+      <w:pPr>
+        <w:pStyle w:val="Mapsection"/>
+      </w:pPr>
+      <w:r>
+        <w:rPr/>
+        <w:t>23.4 Evolution of Pteridophytes: Megaphylls</w:t>
+      </w:r>
+    </w:p>
+    <w:p>
+      <w:pPr>
+        <w:pStyle w:val="Mapentry"/>
+        <w:tabs>
+          <w:tab w:pos="5400" w:val="right"/>
+        </w:tabs>
+      </w:pPr>
+      <w:r>
+        <w:rPr/>
+        <w:t>23.4.36 Evolution of Pteridophytes: Megaphylls</w:t>
+        <w:tab/>
+      </w:r>
+      <w:r>
+        <w:t>4</w:t>
+      </w:r>
+    </w:p>
+    <w:p>
+      <w:pPr>
+        <w:pStyle w:val="Mapentry"/>
+        <w:tabs>
+          <w:tab w:pos="5400" w:val="right"/>
+        </w:tabs>
+      </w:pPr>
+      <w:r>
+        <w:rPr/>
+        <w:t>23.4.37 Microphylls and Megaphylls</w:t>
+        <w:tab/>
+      </w:r>
+      <w:r>
+        <w:t>4</w:t>
+      </w:r>
+    </w:p>
+    <w:p>
+      <w:pPr>
+        <w:pStyle w:val="Mapentry"/>
+        <w:tabs>
+          <w:tab w:pos="5400" w:val="right"/>
+        </w:tabs>
+      </w:pPr>
+      <w:r>
+        <w:rPr/>
+        <w:t>23.4.38 Horsetails</w:t>
+        <w:tab/>
+      </w:r>
+      <w:r>
+        <w:t>4</w:t>
+      </w:r>
+    </w:p>
+    <w:p>
+      <w:pPr>
+        <w:pStyle w:val="Mapentry"/>
+        <w:tabs>
+          <w:tab w:pos="5400" w:val="right"/>
+        </w:tabs>
+      </w:pPr>
+      <w:r>
+        <w:rPr/>
+        <w:t>23.4.39 Horsetail, Equisetum</w:t>
+        <w:tab/>
+      </w:r>
+      <w:r>
+        <w:t>4</w:t>
+      </w:r>
+    </w:p>
+    <w:p>
+      <w:pPr>
+        <w:pStyle w:val="Mapentry"/>
+        <w:tabs>
+          <w:tab w:pos="5400" w:val="right"/>
+        </w:tabs>
+      </w:pPr>
+      <w:r>
+        <w:rPr/>
+        <w:t>23.4.40 Whisk Ferns</w:t>
+        <w:tab/>
+      </w:r>
+      <w:r>
+        <w:t>4</w:t>
+      </w:r>
+    </w:p>
+    <w:p>
+      <w:pPr>
+        <w:pStyle w:val="Mapentry"/>
+        <w:tabs>
+          <w:tab w:pos="5400" w:val="right"/>
+        </w:tabs>
+      </w:pPr>
+      <w:r>
+        <w:rPr/>
+        <w:t>23.4.41 Whisk Fern, Psilotum</w:t>
+        <w:tab/>
+      </w:r>
+      <w:r>
+        <w:t>4</w:t>
+      </w:r>
+    </w:p>
+    <w:p>
+      <w:pPr>
+        <w:pStyle w:val="Mapentry"/>
+        <w:tabs>
+          <w:tab w:pos="5400" w:val="right"/>
+        </w:tabs>
+      </w:pPr>
+      <w:r>
+        <w:rPr/>
+        <w:t>23.4.42 Ferns</w:t>
+        <w:tab/>
+      </w:r>
+      <w:r>
+        <w:t>4</w:t>
+      </w:r>
+    </w:p>
+    <w:p>
+      <w:pPr>
+        <w:pStyle w:val="Mapentry"/>
+        <w:tabs>
+          <w:tab w:pos="5400" w:val="right"/>
+        </w:tabs>
+      </w:pPr>
+      <w:r>
+        <w:rPr/>
+        <w:t>23.4.43 Fern Life Cycle</w:t>
+        <w:tab/>
+      </w:r>
+      <w:r>
+        <w:t>4</w:t>
+      </w:r>
+    </w:p>
+    <w:p>
+      <w:pPr>
+        <w:pStyle w:val="Mapentry"/>
+        <w:tabs>
+          <w:tab w:pos="5400" w:val="right"/>
+        </w:tabs>
+      </w:pPr>
+      <w:r>
+        <w:rPr/>
+        <w:t>23.4.44 Diversity of Ferns</w:t>
+        <w:tab/>
+      </w:r>
+      <w:r>
+        <w:t>4</w:t>
+      </w:r>
+    </w:p>
+    <w:p>
+      <w:pPr>
+        <w:pStyle w:val="Mapentry"/>
+        <w:tabs>
+          <w:tab w:pos="5400" w:val="right"/>
+        </w:tabs>
+      </w:pPr>
+      <w:r>
+        <w:rPr/>
+        <w:t>23.4.45–52 Fern Life Cycle</w:t>
+        <w:tab/>
+      </w:r>
+      <w:r>
+        <w:t>4</w:t>
+      </w:r>
+    </w:p>
+    <w:p>
+      <w:pPr>
+        <w:pStyle w:val="Mapentry"/>
+        <w:tabs>
+          <w:tab w:pos="5400" w:val="right"/>
+        </w:tabs>
+      </w:pPr>
+      <w:r>
+        <w:rPr/>
+        <w:t>23.4.53 The Uses of Ferns</w:t>
+        <w:tab/>
+      </w:r>
+      <w:r>
+        <w:t>5</w:t>
+      </w:r>
+    </w:p>
+    <w:p>
+      <w:pPr>
+        <w:pStyle w:val="Mapsection"/>
+      </w:pPr>
+      <w:r>
+        <w:rPr/>
+        <w:t>23.5 Evolution of Seed Plants: Full Adaptation to Land</w:t>
+      </w:r>
+    </w:p>
+    <w:p>
+      <w:pPr>
+        <w:pStyle w:val="Mapentry"/>
+        <w:tabs>
+          <w:tab w:pos="5400" w:val="right"/>
+        </w:tabs>
+      </w:pPr>
+      <w:r>
+        <w:rPr/>
+        <w:t>23.5.54 Evolution of Seed Plants: Full Adaptation to Land</w:t>
+        <w:tab/>
+      </w:r>
+      <w:r>
+        <w:t>5</w:t>
+      </w:r>
+    </w:p>
+    <w:p>
+      <w:pPr>
+        <w:pStyle w:val="Mapentry"/>
+        <w:tabs>
+          <w:tab w:pos="5400" w:val="right"/>
+        </w:tabs>
+      </w:pPr>
+      <w:r>
+        <w:rPr/>
+        <w:t>23.5.55 Seed Plants</w:t>
+        <w:tab/>
+      </w:r>
+      <w:r>
+        <w:t>5</w:t>
+      </w:r>
+    </w:p>
+    <w:p>
+      <w:pPr>
+        <w:pStyle w:val="Mapentry"/>
+        <w:tabs>
+          <w:tab w:pos="5400" w:val="right"/>
+        </w:tabs>
+      </w:pPr>
+      <w:r>
+        <w:rPr/>
+        <w:t>23.5.56 Gymnosperms and Angiosperms</w:t>
+        <w:tab/>
+      </w:r>
+      <w:r>
+        <w:t>5</w:t>
+      </w:r>
+    </w:p>
+    <w:p>
+      <w:pPr>
+        <w:pStyle w:val="Mapentry"/>
+        <w:tabs>
+          <w:tab w:pos="5400" w:val="right"/>
+        </w:tabs>
+      </w:pPr>
+      <w:r>
+        <w:rPr/>
+        <w:t>23.5.57 Gymnosperms</w:t>
+        <w:tab/>
+      </w:r>
+      <w:r>
+        <w:t>5</w:t>
+      </w:r>
+    </w:p>
+    <w:p>
+      <w:pPr>
+        <w:pStyle w:val="Mapentry"/>
+        <w:tabs>
+          <w:tab w:pos="5400" w:val="right"/>
+        </w:tabs>
+      </w:pPr>
+      <w:r>
+        <w:rPr/>
+        <w:t>23.5.58 Conifers</w:t>
+        <w:tab/>
+      </w:r>
+      <w:r>
+        <w:t>5</w:t>
+      </w:r>
+    </w:p>
+    <w:p>
+      <w:pPr>
+        <w:pStyle w:val="Mapentry"/>
+        <w:tabs>
+          <w:tab w:pos="5400" w:val="right"/>
+        </w:tabs>
+      </w:pPr>
+      <w:r>
+        <w:rPr/>
+        <w:t>23.5.59 Conifer Examples</w:t>
+        <w:tab/>
+      </w:r>
+      <w:r>
+        <w:t>5</w:t>
+      </w:r>
+    </w:p>
+    <w:p>
+      <w:pPr>
+        <w:pStyle w:val="Mapentry"/>
+        <w:tabs>
+          <w:tab w:pos="5400" w:val="right"/>
+        </w:tabs>
+      </w:pPr>
+      <w:r>
+        <w:rPr/>
+        <w:t>23.5.60–68 Pine Life Cycle</w:t>
+        <w:tab/>
+      </w:r>
+      <w:r>
+        <w:t>5</w:t>
+      </w:r>
+    </w:p>
+    <w:p>
+      <w:pPr>
+        <w:pStyle w:val="Mapentry"/>
+        <w:tabs>
+          <w:tab w:pos="5400" w:val="right"/>
+        </w:tabs>
+      </w:pPr>
+      <w:r>
+        <w:rPr/>
+        <w:t>23.5.69 Uses of Conifers</w:t>
+        <w:tab/>
+      </w:r>
+      <w:r>
+        <w:t>6</w:t>
+      </w:r>
+    </w:p>
+    <w:p>
+      <w:pPr>
+        <w:pStyle w:val="Mapentry"/>
+        <w:tabs>
+          <w:tab w:pos="5400" w:val="right"/>
+        </w:tabs>
+      </w:pPr>
+      <w:r>
+        <w:rPr/>
+        <w:t>23.5.70 Cycads</w:t>
+        <w:tab/>
+      </w:r>
+      <w:r>
+        <w:t>6</w:t>
+      </w:r>
+    </w:p>
+    <w:p>
+      <w:pPr>
+        <w:pStyle w:val="Mapentry"/>
+        <w:tabs>
+          <w:tab w:pos="5400" w:val="right"/>
+        </w:tabs>
+      </w:pPr>
+      <w:r>
+        <w:rPr/>
+        <w:t>23.5.71 African Cycad</w:t>
+        <w:tab/>
+      </w:r>
+      <w:r>
+        <w:t>6</w:t>
+      </w:r>
+    </w:p>
+    <w:p>
+      <w:pPr>
+        <w:pStyle w:val="Mapentry"/>
+        <w:tabs>
+          <w:tab w:pos="5400" w:val="right"/>
+        </w:tabs>
+      </w:pPr>
+      <w:r>
+        <w:rPr/>
+        <w:t>23.5.72 Ginkgoes</w:t>
+        <w:tab/>
+      </w:r>
+      <w:r>
+        <w:t>6</w:t>
+      </w:r>
+    </w:p>
+    <w:p>
+      <w:pPr>
+        <w:pStyle w:val="Mapentry"/>
+        <w:tabs>
+          <w:tab w:pos="5400" w:val="right"/>
+        </w:tabs>
+      </w:pPr>
+      <w:r>
+        <w:rPr/>
+        <w:t>23.5.73 Ginkgo biloba, a Native of China</w:t>
+        <w:tab/>
+      </w:r>
+      <w:r>
+        <w:t>6</w:t>
+      </w:r>
+    </w:p>
+    <w:p>
+      <w:pPr>
+        <w:pStyle w:val="Mapentry"/>
+        <w:tabs>
+          <w:tab w:pos="5400" w:val="right"/>
+        </w:tabs>
+      </w:pPr>
+      <w:r>
+        <w:rPr/>
+        <w:t>23.5.74 Gnetophytes</w:t>
+        <w:tab/>
+      </w:r>
+      <w:r>
+        <w:t>6</w:t>
+      </w:r>
+    </w:p>
+    <w:p>
+      <w:pPr>
+        <w:pStyle w:val="Mapentry"/>
+        <w:tabs>
+          <w:tab w:pos="5400" w:val="right"/>
+        </w:tabs>
+      </w:pPr>
+      <w:r>
+        <w:rPr/>
+        <w:t>23.5.75 Ephedra, a Type of Gnetophyte</w:t>
+        <w:tab/>
+      </w:r>
+      <w:r>
+        <w:t>6</w:t>
+      </w:r>
+    </w:p>
+    <w:p>
+      <w:pPr>
+        <w:pStyle w:val="Mapentry"/>
+        <w:tabs>
+          <w:tab w:pos="5400" w:val="right"/>
+        </w:tabs>
+      </w:pPr>
+      <w:r>
+        <w:rPr/>
+        <w:t>23.5.76 Welwitschia, a Type of Gnetophyte</w:t>
+        <w:tab/>
+      </w:r>
+      <w:r>
+        <w:t>6</w:t>
+      </w:r>
+    </w:p>
+    <w:p>
+      <w:pPr>
+        <w:pStyle w:val="Mapentry"/>
+        <w:tabs>
+          <w:tab w:pos="5400" w:val="right"/>
+        </w:tabs>
+      </w:pPr>
+      <w:r>
+        <w:rPr/>
+        <w:t>23.5.77 Angiosperms</w:t>
+        <w:tab/>
+      </w:r>
+      <w:r>
+        <w:t>6</w:t>
+      </w:r>
+    </w:p>
+    <w:p>
+      <w:pPr>
+        <w:pStyle w:val="Mapentry"/>
+        <w:tabs>
+          <w:tab w:pos="5400" w:val="right"/>
+        </w:tabs>
+      </w:pPr>
+      <w:r>
+        <w:rPr/>
+        <w:t>23.5.78 Origin and Radiation of Angiosperms</w:t>
+        <w:tab/>
+      </w:r>
+      <w:r>
+        <w:t>6</w:t>
+      </w:r>
+    </w:p>
+    <w:p>
+      <w:pPr>
+        <w:pStyle w:val="Mapentry"/>
+        <w:tabs>
+          <w:tab w:pos="5400" w:val="right"/>
+        </w:tabs>
+      </w:pPr>
+      <w:r>
+        <w:rPr/>
+        <w:t>23.5.79 Evolution of Flowering Plants: Amborella trichopoda</w:t>
+        <w:tab/>
+      </w:r>
+      <w:r>
+        <w:t>7</w:t>
+      </w:r>
+    </w:p>
+    <w:p>
+      <w:pPr>
+        <w:pStyle w:val="Mapentry"/>
+        <w:tabs>
+          <w:tab w:pos="5400" w:val="right"/>
+        </w:tabs>
+      </w:pPr>
+      <w:r>
+        <w:rPr/>
+        <w:t>23.5.80 Monocots and Eudicots</w:t>
+        <w:tab/>
+      </w:r>
+      <w:r>
+        <w:t>7</w:t>
+      </w:r>
+    </w:p>
+    <w:p>
+      <w:pPr>
+        <w:pStyle w:val="Mapentry"/>
+        <w:tabs>
+          <w:tab w:pos="5400" w:val="right"/>
+        </w:tabs>
+      </w:pPr>
+      <w:r>
+        <w:rPr/>
+        <w:t>23.5.81 Key Features of Monocots and Eudicots</w:t>
+        <w:tab/>
+      </w:r>
+      <w:r>
+        <w:t>7</w:t>
+      </w:r>
+    </w:p>
+    <w:p>
+      <w:pPr>
+        <w:pStyle w:val="Mapentry"/>
+        <w:tabs>
+          <w:tab w:pos="5400" w:val="right"/>
+        </w:tabs>
+      </w:pPr>
+      <w:r>
+        <w:rPr/>
+        <w:t>23.5.82 Flower Diversity</w:t>
+        <w:tab/>
+      </w:r>
+      <w:r>
+        <w:t>7</w:t>
+      </w:r>
+    </w:p>
+    <w:p>
+      <w:pPr>
+        <w:pStyle w:val="Mapentry"/>
+        <w:tabs>
+          <w:tab w:pos="5400" w:val="right"/>
+        </w:tabs>
+      </w:pPr>
+      <w:r>
+        <w:rPr/>
+        <w:t>23.5.83 The Flower</w:t>
+        <w:tab/>
+      </w:r>
+      <w:r>
+        <w:t>7</w:t>
+      </w:r>
+    </w:p>
+    <w:p>
+      <w:pPr>
+        <w:pStyle w:val="Mapentry"/>
+        <w:tabs>
+          <w:tab w:pos="5400" w:val="right"/>
+        </w:tabs>
+      </w:pPr>
+      <w:r>
+        <w:rPr/>
+        <w:t>23.5.84 Parts of Flower</w:t>
+        <w:tab/>
+      </w:r>
+      <w:r>
+        <w:t>7</w:t>
+      </w:r>
+    </w:p>
+    <w:p>
+      <w:pPr>
+        <w:pStyle w:val="Mapentry"/>
+        <w:tabs>
+          <w:tab w:pos="5400" w:val="right"/>
+        </w:tabs>
+      </w:pPr>
+      <w:r>
+        <w:rPr/>
+        <w:t>23.5.85 Generalized Flower</w:t>
+        <w:tab/>
+      </w:r>
+      <w:r>
+        <w:t>7</w:t>
+      </w:r>
+    </w:p>
+    <w:p>
+      <w:pPr>
+        <w:pStyle w:val="Mapentry"/>
+        <w:tabs>
+          <w:tab w:pos="5400" w:val="right"/>
+        </w:tabs>
+      </w:pPr>
+      <w:r>
+        <w:rPr/>
+        <w:t>23.5.86–88 Flowering Plant Life Cycle</w:t>
+        <w:tab/>
+      </w:r>
+      <w:r>
+        <w:t>7</w:t>
+      </w:r>
+    </w:p>
+    <w:p>
+      <w:pPr>
+        <w:pStyle w:val="Mapentry"/>
+        <w:tabs>
+          <w:tab w:pos="5400" w:val="right"/>
+        </w:tabs>
+      </w:pPr>
+      <w:r>
+        <w:rPr/>
+        <w:t>23.5.89 Life Cycle of Flowering Plant</w:t>
+        <w:tab/>
+      </w:r>
+      <w:r>
+        <w:t>8</w:t>
+      </w:r>
+    </w:p>
+    <w:p>
+      <w:pPr>
+        <w:pStyle w:val="Mapentry"/>
+        <w:tabs>
+          <w:tab w:pos="5400" w:val="right"/>
+        </w:tabs>
+      </w:pPr>
+      <w:r>
+        <w:rPr/>
+        <w:t>23.5.90 Flowers and Diversification</w:t>
+        <w:tab/>
+      </w:r>
+      <w:r>
+        <w:t>8</w:t>
+      </w:r>
+    </w:p>
+    <w:p>
+      <w:pPr>
+        <w:pStyle w:val="Mapentry"/>
+        <w:tabs>
+          <w:tab w:pos="5400" w:val="right"/>
+        </w:tabs>
+      </w:pPr>
+      <w:r>
+        <w:rPr/>
+        <w:t>23.5.91 Other Flower Terminology</w:t>
+        <w:tab/>
+      </w:r>
+      <w:r>
+        <w:t>8</w:t>
+      </w:r>
+    </w:p>
+    <w:p>
+      <w:pPr>
+        <w:pStyle w:val="Mapsection"/>
+      </w:pPr>
+      <w:r>
+        <w:rPr/>
+        <w:t>Lookup tables</w:t>
+      </w:r>
+    </w:p>
+    <w:p>
+      <w:pPr>
+        <w:pStyle w:val="Mapentry"/>
+        <w:tabs>
+          <w:tab w:pos="5400" w:val="right"/>
+        </w:tabs>
+      </w:pPr>
+      <w:r>
+        <w:rPr/>
+        <w:t>Comparison tables</w:t>
+        <w:tab/>
+      </w:r>
+      <w:r>
+        <w:t>8</w:t>
+      </w:r>
+    </w:p>
+    <w:p>
+      <w:pPr>
+        <w:pStyle w:val="Mapentry"/>
+        <w:tabs>
+          <w:tab w:pos="5400" w:val="right"/>
+        </w:tabs>
+      </w:pPr>
+      <w:r>
+        <w:rPr/>
+        <w:t>Sequences</w:t>
+        <w:tab/>
+      </w:r>
+      <w:r>
+        <w:t>11</w:t>
+      </w:r>
+    </w:p>
+    <w:p>
+      <w:pPr>
+        <w:pStyle w:val="Mapentry"/>
+        <w:tabs>
+          <w:tab w:pos="5400" w:val="right"/>
+        </w:tabs>
+      </w:pPr>
+      <w:r>
+        <w:rPr/>
+        <w:t>n / 2n / 3n and where meiosis happens</w:t>
+        <w:tab/>
+      </w:r>
+      <w:r>
+        <w:t>11</w:t>
+      </w:r>
+    </w:p>
+    <w:p>
+      <w:pPr>
+        <w:pStyle w:val="Mapentry"/>
+        <w:tabs>
+          <w:tab w:pos="5400" w:val="right"/>
+        </w:tabs>
+      </w:pPr>
+      <w:r>
+        <w:rPr/>
+        <w:t>Uses</w:t>
+        <w:tab/>
+      </w:r>
+      <w:r>
+        <w:t>11</w:t>
+      </w:r>
+    </w:p>
+    <w:p>
+      <w:pPr>
+        <w:pStyle w:val="Mapsection"/>
+      </w:pPr>
+      <w:r>
+        <w:rPr/>
+        <w:t>In this index</w:t>
+      </w:r>
+    </w:p>
+    <w:p>
+      <w:pPr>
+        <w:pStyle w:val="Mapentry"/>
+        <w:tabs>
+          <w:tab w:pos="5400" w:val="right"/>
+        </w:tabs>
+      </w:pPr>
+      <w:r>
+        <w:rPr/>
+        <w:t>Clue index: description → answer</w:t>
+        <w:tab/>
+      </w:r>
+      <w:r>
+        <w:fldChar w:fldCharType="begin"/>
+      </w:r>
+      <w:r>
+        <w:instrText xml:space="preserve"> PAGEREF lk23LkClues \h </w:instrText>
+      </w:r>
+      <w:r>
+        <w:fldChar w:fldCharType="separate"/>
+      </w:r>
+      <w:r>
+        <w:t>1</w:t>
+      </w:r>
+      <w:r>
+        <w:fldChar w:fldCharType="end"/>
+      </w:r>
+    </w:p>
+    <w:p>
+      <w:pPr>
+        <w:pStyle w:val="Mapentry"/>
+        <w:tabs>
+          <w:tab w:pos="5400" w:val="right"/>
+        </w:tabs>
+      </w:pPr>
+      <w:r>
+        <w:rPr/>
+        <w:t>Glossary: key terms</w:t>
+        <w:tab/>
+      </w:r>
+      <w:r>
+        <w:fldChar w:fldCharType="begin"/>
+      </w:r>
+      <w:r>
+        <w:instrText xml:space="preserve"> PAGEREF lk23LkGloss \h </w:instrText>
+      </w:r>
+      <w:r>
+        <w:fldChar w:fldCharType="separate"/>
+      </w:r>
+      <w:r>
+        <w:t>3</w:t>
+      </w:r>
+      <w:r>
+        <w:fldChar w:fldCharType="end"/>
+      </w:r>
+    </w:p>
+    <w:p>
+      <w:pPr>
+        <w:pStyle w:val="Mapentry"/>
+        <w:tabs>
+          <w:tab w:pos="5400" w:val="right"/>
+        </w:tabs>
+      </w:pPr>
+      <w:r>
+        <w:rPr/>
         <w:t>Term index</w:t>
         <w:tab/>
       </w:r>
@@ -110,7 +1277,7 @@
         <w:fldChar w:fldCharType="separate"/>
       </w:r>
       <w:r>
-        <w:t>3</w:t>
+        <w:t>4</w:t>
       </w:r>
       <w:r>
         <w:fldChar w:fldCharType="end"/>
@@ -1685,7 +2852,7 @@
         <w:rPr>
           <w:rStyle w:val="Slidecode"/>
         </w:rPr>
-        <w:t>Glossary: terms no slide explains</w:t>
+        <w:t>Glossary: key terms</w:t>
       </w:r>
       <w:bookmarkEnd w:id="2"/>
     </w:p>
@@ -1697,11 +2864,11 @@
         <w:rPr>
           <w:b/>
         </w:rPr>
-        <w:t>Adaptive radiation</w:t>
-      </w:r>
-      <w:r>
-        <w:rPr/>
-        <w:t>: one ancestral species quickly evolving into many new species that fit different ways of life. 23.5.78</w:t>
+        <w:t>Alternation of generations</w:t>
+      </w:r>
+      <w:r>
+        <w:rPr/>
+        <w:t>: the life cycle of all land plants: a multicellular haploid gametophyte (n) and a multicellular diploid sporophyte (2n) take turns 23.1.12</w:t>
       </w:r>
     </w:p>
     <w:p>
@@ -1712,11 +2879,11 @@
         <w:rPr>
           <w:b/>
         </w:rPr>
-        <w:t>Aerial stem</w:t>
-      </w:r>
-      <w:r>
-        <w:rPr/>
-        <w:t>: a stem that grows above ground. 23.3.35</w:t>
+        <w:t>Angiosperms</w:t>
+      </w:r>
+      <w:r>
+        <w:rPr/>
+        <w:t>: flowering plants: ovules completely enclosed in an ovary, which becomes a fruit 23.5.56</w:t>
       </w:r>
     </w:p>
     <w:p>
@@ -1727,11 +2894,11 @@
         <w:rPr>
           <w:b/>
         </w:rPr>
-        <w:t>Apical tissue</w:t>
-      </w:r>
-      <w:r>
-        <w:rPr/>
-        <w:t>: a patch of cells at the tips of roots and shoots that keeps dividing; it makes the plant grow longer and produces its other tissues. 23.1.4</w:t>
+        <w:t>Bryophytes</w:t>
+      </w:r>
+      <w:r>
+        <w:rPr/>
+        <w:t>: nonvascular plants (liverworts, hornworts, mosses): low-lying, no true roots, stems or leaves; dominant gametophyte 23.2.16</w:t>
       </w:r>
     </w:p>
     <w:p>
@@ -1742,11 +2909,11 @@
         <w:rPr>
           <w:b/>
         </w:rPr>
-        <w:t>Astringent</w:t>
-      </w:r>
-      <w:r>
-        <w:rPr/>
-        <w:t>: something that makes body tissues tighten, which helps stop bleeding. 23.4.53</w:t>
+        <w:t>Calyx / corolla</w:t>
+      </w:r>
+      <w:r>
+        <w:rPr/>
+        <w:t>: a flower's sepals together / its petals together 23.5.83</w:t>
       </w:r>
     </w:p>
     <w:p>
@@ -1757,11 +2924,11 @@
         <w:rPr>
           <w:b/>
         </w:rPr>
-        <w:t>Axil</w:t>
-      </w:r>
-      <w:r>
-        <w:rPr/>
-        <w:t>: the angle where a leaf joins the stem. 23.5.79</w:t>
+        <w:t>Capsule</w:t>
+      </w:r>
+      <w:r>
+        <w:rPr/>
+        <w:t>: top part of the moss sporophyte (foot, stalk, capsule); it contains the sporangium, where spores are made 23.2.22</w:t>
       </w:r>
     </w:p>
     <w:p>
@@ -1772,11 +2939,26 @@
         <w:rPr>
           <w:b/>
         </w:rPr>
-        <w:t>Capsella (shepherd's purse)</w:t>
-      </w:r>
-      <w:r>
-        <w:rPr/>
-        <w:t>: a small flowering plant. 23.1.7</w:t>
+        <w:t>Carpel</w:t>
+      </w:r>
+      <w:r>
+        <w:rPr/>
+        <w:t>: female part of a flower: stigma (sticky knob), style (stalk), ovary (base enclosing the ovules) 23.5.84</w:t>
+      </w:r>
+    </w:p>
+    <w:p>
+      <w:pPr>
+        <w:pStyle w:val="Entry"/>
+      </w:pPr>
+      <w:r>
+        <w:rPr>
+          <w:b/>
+        </w:rPr>
+        <w:t>Charophytes</w:t>
+      </w:r>
+      <w:r>
+        <w:rPr/>
+        <w:t>: freshwater green algae most closely related to land plants (Chara, Coleochaete); they protect the zygote 23.1.5</w:t>
       </w:r>
     </w:p>
     <w:p>
@@ -1791,7 +2973,7 @@
       </w:r>
       <w:r>
         <w:rPr/>
-        <w:t>: a group made of one common ancestor and all of its descendants. 23.1.5</w:t>
+        <w:t>: a group made of an ancestor and its descendants 23.1.5</w:t>
       </w:r>
     </w:p>
     <w:p>
@@ -1802,11 +2984,1224 @@
         <w:rPr>
           <w:b/>
         </w:rPr>
-        <w:t>Cladogram</w:t>
-      </w:r>
-      <w:r>
-        <w:rPr/>
-        <w:t>: a branching diagram showing how groups are related; each fork is a common ancestor. 23.1.6</w:t>
+        <w:t>Complete / incomplete flower</w:t>
+      </w:r>
+      <w:r>
+        <w:rPr/>
+        <w:t>: has all four parts (sepals, petals, stamens, carpels) / lacks one or more 23.5.91</w:t>
+      </w:r>
+    </w:p>
+    <w:p>
+      <w:pPr>
+        <w:pStyle w:val="Entry"/>
+      </w:pPr>
+      <w:r>
+        <w:rPr>
+          <w:b/>
+        </w:rPr>
+        <w:t>Cotyledon</w:t>
+      </w:r>
+      <w:r>
+        <w:rPr/>
+        <w:t>: seed leaf containing nutrients that nourish the embryo: one in monocots, two in eudicots 23.5.80</w:t>
+      </w:r>
+    </w:p>
+    <w:p>
+      <w:pPr>
+        <w:pStyle w:val="Entry"/>
+      </w:pPr>
+      <w:r>
+        <w:rPr>
+          <w:b/>
+        </w:rPr>
+        <w:t>Cuticle</w:t>
+      </w:r>
+      <w:r>
+        <w:rPr/>
+        <w:t>: waxy, relatively impermeable covering of exposed surfaces; protects from desiccation 23.1.9</w:t>
+      </w:r>
+    </w:p>
+    <w:p>
+      <w:pPr>
+        <w:pStyle w:val="Entry"/>
+      </w:pPr>
+      <w:r>
+        <w:rPr>
+          <w:b/>
+        </w:rPr>
+        <w:t>Deleterious allele</w:t>
+      </w:r>
+      <w:r>
+        <w:rPr/>
+        <w:t>: a harmful version of a gene; a diploid generation can hide its effect 23.1.11</w:t>
+      </w:r>
+    </w:p>
+    <w:p>
+      <w:pPr>
+        <w:pStyle w:val="Entry"/>
+      </w:pPr>
+      <w:r>
+        <w:rPr>
+          <w:b/>
+        </w:rPr>
+        <w:t>Desiccation</w:t>
+      </w:r>
+      <w:r>
+        <w:rPr/>
+        <w:t>: drying out 23.1.9</w:t>
+      </w:r>
+    </w:p>
+    <w:p>
+      <w:pPr>
+        <w:pStyle w:val="Entry"/>
+      </w:pPr>
+      <w:r>
+        <w:rPr>
+          <w:b/>
+        </w:rPr>
+        <w:t>Dominant generation</w:t>
+      </w:r>
+      <w:r>
+        <w:rPr/>
+        <w:t>: the larger, conspicuous generation: the gametophyte in mosses; the sporophyte in ferns, pines and flowering plants 23.1.14</w:t>
+      </w:r>
+    </w:p>
+    <w:p>
+      <w:pPr>
+        <w:pStyle w:val="Entry"/>
+      </w:pPr>
+      <w:r>
+        <w:rPr>
+          <w:b/>
+        </w:rPr>
+        <w:t>Dormancy</w:t>
+      </w:r>
+      <w:r>
+        <w:rPr/>
+        <w:t>: an arrested (resting) state in which a seed survives harsh conditions until conditions favor growth 23.5.54</w:t>
+      </w:r>
+    </w:p>
+    <w:p>
+      <w:pPr>
+        <w:pStyle w:val="Entry"/>
+      </w:pPr>
+      <w:r>
+        <w:rPr>
+          <w:b/>
+        </w:rPr>
+        <w:t>Double fertilization</w:t>
+      </w:r>
+      <w:r>
+        <w:rPr/>
+        <w:t>: one sperm + egg → diploid zygote; the other sperm + the two polar nuclei → triploid (3n) endosperm nucleus 23.5.88</w:t>
+      </w:r>
+    </w:p>
+    <w:p>
+      <w:pPr>
+        <w:pStyle w:val="Entry"/>
+      </w:pPr>
+      <w:r>
+        <w:rPr>
+          <w:b/>
+        </w:rPr>
+        <w:t>Embryo sac</w:t>
+      </w:r>
+      <w:r>
+        <w:rPr/>
+        <w:t>: the female gametophyte of a flowering plant, inside the ovule; one cell is the egg, another holds the two polar nuclei 23.5.86</w:t>
+      </w:r>
+    </w:p>
+    <w:p>
+      <w:pPr>
+        <w:pStyle w:val="Entry"/>
+      </w:pPr>
+      <w:r>
+        <w:rPr>
+          <w:b/>
+        </w:rPr>
+        <w:t>Endosperm</w:t>
+      </w:r>
+      <w:r>
+        <w:rPr/>
+        <w:t>: the seed's stored food, triploid (3n), from the second sperm + the polar nuclei 23.5.88</w:t>
+      </w:r>
+    </w:p>
+    <w:p>
+      <w:pPr>
+        <w:pStyle w:val="Entry"/>
+      </w:pPr>
+      <w:r>
+        <w:rPr>
+          <w:b/>
+        </w:rPr>
+        <w:t>Extant</w:t>
+      </w:r>
+      <w:r>
+        <w:rPr/>
+        <w:t>: still living today (not extinct) 23.5.57</w:t>
+      </w:r>
+    </w:p>
+    <w:p>
+      <w:pPr>
+        <w:pStyle w:val="Entry"/>
+      </w:pPr>
+      <w:r>
+        <w:rPr>
+          <w:b/>
+        </w:rPr>
+        <w:t>Fitness</w:t>
+      </w:r>
+      <w:r>
+        <w:rPr/>
+        <w:t>: how many offspring an organism leaves; megaphylls increased it 23.4.36</w:t>
+      </w:r>
+    </w:p>
+    <w:p>
+      <w:pPr>
+        <w:pStyle w:val="Entry"/>
+      </w:pPr>
+      <w:r>
+        <w:rPr>
+          <w:b/>
+        </w:rPr>
+        <w:t>Fragmentation</w:t>
+      </w:r>
+      <w:r>
+        <w:rPr/>
+        <w:t>: a piece breaks off and grows into a new plant (asexual); hornworts do it 23.2.19</w:t>
+      </w:r>
+    </w:p>
+    <w:p>
+      <w:pPr>
+        <w:pStyle w:val="Entry"/>
+      </w:pPr>
+      <w:r>
+        <w:rPr>
+          <w:b/>
+        </w:rPr>
+        <w:t>Frond</w:t>
+      </w:r>
+      <w:r>
+        <w:rPr/>
+        <w:t>: a fern's large, conspicuous megaphyll, divided into leaflets 23.4.42</w:t>
+      </w:r>
+    </w:p>
+    <w:p>
+      <w:pPr>
+        <w:pStyle w:val="Entry"/>
+      </w:pPr>
+      <w:r>
+        <w:rPr>
+          <w:b/>
+        </w:rPr>
+        <w:t>Fruit</w:t>
+      </w:r>
+      <w:r>
+        <w:rPr/>
+        <w:t>: develops from the ovary; it protects the seeds and helps disperse them 23.5.84</w:t>
+      </w:r>
+    </w:p>
+    <w:p>
+      <w:pPr>
+        <w:pStyle w:val="Entry"/>
+      </w:pPr>
+      <w:r>
+        <w:rPr>
+          <w:b/>
+        </w:rPr>
+        <w:t>Gametangia (antheridia, archegonia)</w:t>
+      </w:r>
+      <w:r>
+        <w:rPr/>
+        <w:t>: structures on the gametophyte where gametes form by mitosis: antheridia make sperm, archegonia make eggs 23.1.12</w:t>
+      </w:r>
+    </w:p>
+    <w:p>
+      <w:pPr>
+        <w:pStyle w:val="Entry"/>
+      </w:pPr>
+      <w:r>
+        <w:rPr>
+          <w:b/>
+        </w:rPr>
+        <w:t>Gametophyte / sporophyte</w:t>
+      </w:r>
+      <w:r>
+        <w:rPr/>
+        <w:t>: haploid (n) generation that makes gametes by mitosis / diploid (2n) generation that makes spores by meiosis 23.1.12</w:t>
+      </w:r>
+    </w:p>
+    <w:p>
+      <w:pPr>
+        <w:pStyle w:val="Entry"/>
+      </w:pPr>
+      <w:r>
+        <w:rPr>
+          <w:b/>
+        </w:rPr>
+        <w:t>Gemmae</w:t>
+      </w:r>
+      <w:r>
+        <w:rPr/>
+        <w:t>: groups of cells that detach from a liverwort's thallus and start a new plant (asexual) 23.2.17</w:t>
+      </w:r>
+    </w:p>
+    <w:p>
+      <w:pPr>
+        <w:pStyle w:val="Entry"/>
+      </w:pPr>
+      <w:r>
+        <w:rPr>
+          <w:b/>
+        </w:rPr>
+        <w:t>Gymnosperms</w:t>
+      </w:r>
+      <w:r>
+        <w:rPr/>
+        <w:t>: seed plants whose ovules aren't completely enclosed (“naked” seeds, mostly on cones): conifers, cycads, ginkgoes, gnetophytes 23.5.56</w:t>
+      </w:r>
+    </w:p>
+    <w:p>
+      <w:pPr>
+        <w:pStyle w:val="Entry"/>
+      </w:pPr>
+      <w:r>
+        <w:rPr>
+          <w:b/>
+        </w:rPr>
+        <w:t>Herbaceous / woody</w:t>
+      </w:r>
+      <w:r>
+        <w:rPr/>
+        <w:t>: soft, non-woody stem / stem with wood; monocots are usually herbaceous, eudicots either 23.5.81</w:t>
+      </w:r>
+    </w:p>
+    <w:p>
+      <w:pPr>
+        <w:pStyle w:val="Entry"/>
+      </w:pPr>
+      <w:r>
+        <w:rPr>
+          <w:b/>
+        </w:rPr>
+        <w:t>Homosporous / heterosporous</w:t>
+      </w:r>
+      <w:r>
+        <w:rPr/>
+        <w:t>: makes one type of spore / two types, microspores and megaspores 23.3.34</w:t>
+      </w:r>
+    </w:p>
+    <w:p>
+      <w:pPr>
+        <w:pStyle w:val="Entry"/>
+      </w:pPr>
+      <w:r>
+        <w:rPr>
+          <w:b/>
+        </w:rPr>
+        <w:t>Indusium</w:t>
+      </w:r>
+      <w:r>
+        <w:rPr/>
+        <w:t>: thin flap of tissue that protects a fern's sorus (textbook) 23.4.52</w:t>
+      </w:r>
+    </w:p>
+    <w:p>
+      <w:pPr>
+        <w:pStyle w:val="Entry"/>
+      </w:pPr>
+      <w:r>
+        <w:rPr>
+          <w:b/>
+        </w:rPr>
+        <w:t>Inflorescence / composite flower</w:t>
+      </w:r>
+      <w:r>
+        <w:rPr/>
+        <w:t>: a cluster of flowers / looks like one flower but is a group of tiny flowers 23.5.91</w:t>
+      </w:r>
+    </w:p>
+    <w:p>
+      <w:pPr>
+        <w:pStyle w:val="Entry"/>
+      </w:pPr>
+      <w:r>
+        <w:rPr>
+          <w:b/>
+        </w:rPr>
+        <w:t>Lignin</w:t>
+      </w:r>
+      <w:r>
+        <w:rPr/>
+        <w:t>: a tough substance that strengthens the cell walls of xylem's conducting cells 23.3.31</w:t>
+      </w:r>
+    </w:p>
+    <w:p>
+      <w:pPr>
+        <w:pStyle w:val="Entry"/>
+      </w:pPr>
+      <w:r>
+        <w:rPr>
+          <w:b/>
+        </w:rPr>
+        <w:t>Lycophytes</w:t>
+      </w:r>
+      <w:r>
+        <w:rPr/>
+        <w:t>: living seedless vascular plants with roots, microphylls and strobili: ground pines, spike mosses, quillworts 23.3.34</w:t>
+      </w:r>
+    </w:p>
+    <w:p>
+      <w:pPr>
+        <w:pStyle w:val="Entry"/>
+      </w:pPr>
+      <w:r>
+        <w:rPr>
+          <w:b/>
+        </w:rPr>
+        <w:t>Megaphyll / microphyll</w:t>
+      </w:r>
+      <w:r>
+        <w:rPr/>
+        <w:t>: broad leaf with branched veins (pteridophytes, seed plants) / leaf with a single, unbranched vein (lycophytes) 23.4.36</w:t>
+      </w:r>
+    </w:p>
+    <w:p>
+      <w:pPr>
+        <w:pStyle w:val="Entry"/>
+      </w:pPr>
+      <w:r>
+        <w:rPr>
+          <w:b/>
+        </w:rPr>
+        <w:t>Megasporangium / microsporangium</w:t>
+      </w:r>
+      <w:r>
+        <w:rPr/>
+        <w:t>: sporangium that makes megaspores (the ovule) / microspores (the pollen sac) 23.5.68</w:t>
+      </w:r>
+    </w:p>
+    <w:p>
+      <w:pPr>
+        <w:pStyle w:val="Entry"/>
+      </w:pPr>
+      <w:r>
+        <w:rPr>
+          <w:b/>
+        </w:rPr>
+        <w:t>Micropyle</w:t>
+      </w:r>
+      <w:r>
+        <w:rPr/>
+        <w:t>: small opening of the ovule; the pollen tube brings the sperm to it 23.5.87</w:t>
+      </w:r>
+    </w:p>
+    <w:p>
+      <w:pPr>
+        <w:pStyle w:val="Entry"/>
+      </w:pPr>
+      <w:r>
+        <w:rPr>
+          <w:b/>
+        </w:rPr>
+        <w:t>Microspore / megaspore</w:t>
+      </w:r>
+      <w:r>
+        <w:rPr/>
+        <w:t>: spore that becomes a male gametophyte / a female gametophyte 23.3.34</w:t>
+      </w:r>
+    </w:p>
+    <w:p>
+      <w:pPr>
+        <w:pStyle w:val="Entry"/>
+      </w:pPr>
+      <w:r>
+        <w:rPr>
+          <w:b/>
+        </w:rPr>
+        <w:t>Monocots / eudicots</w:t>
+      </w:r>
+      <w:r>
+        <w:rPr/>
+        <w:t>: flowering plants with one cotyledon, flower parts in threes / two cotyledons, parts in fours or fives (more on 23.5.81) 23.5.80</w:t>
+      </w:r>
+    </w:p>
+    <w:p>
+      <w:pPr>
+        <w:pStyle w:val="Entry"/>
+      </w:pPr>
+      <w:r>
+        <w:rPr>
+          <w:b/>
+        </w:rPr>
+        <w:t>Monoecious / dioecious</w:t>
+      </w:r>
+      <w:r>
+        <w:rPr/>
+        <w:t>: pollen and seeds made on the same plant (conifers) / on separate plants (ginkgo) 23.5.58</w:t>
+      </w:r>
+    </w:p>
+    <w:p>
+      <w:pPr>
+        <w:pStyle w:val="Entry"/>
+      </w:pPr>
+      <w:r>
+        <w:rPr>
+          <w:b/>
+        </w:rPr>
+        <w:t>Nitrogen fixation</w:t>
+      </w:r>
+      <w:r>
+        <w:rPr/>
+        <w:t>: turning nitrogen gas from the air into a form plants can use; hornworts' cyanobacteria do it (textbook) 23.2.19</w:t>
+      </w:r>
+    </w:p>
+    <w:p>
+      <w:pPr>
+        <w:pStyle w:val="Entry"/>
+      </w:pPr>
+      <w:r>
+        <w:rPr>
+          <w:b/>
+        </w:rPr>
+        <w:t>Operculum</w:t>
+      </w:r>
+      <w:r>
+        <w:rPr/>
+        <w:t>: lid of the moss capsule; it falls off when the spores are mature 23.2.30</w:t>
+      </w:r>
+    </w:p>
+    <w:p>
+      <w:pPr>
+        <w:pStyle w:val="Entry"/>
+      </w:pPr>
+      <w:r>
+        <w:rPr>
+          <w:b/>
+        </w:rPr>
+        <w:t>Ovary</w:t>
+      </w:r>
+      <w:r>
+        <w:rPr/>
+        <w:t>: enlarged base of the carpel, enclosing one or more ovules; it becomes the fruit 23.5.84</w:t>
+      </w:r>
+    </w:p>
+    <w:p>
+      <w:pPr>
+        <w:pStyle w:val="Entry"/>
+      </w:pPr>
+      <w:r>
+        <w:rPr>
+          <w:b/>
+        </w:rPr>
+        <w:t>Ovule</w:t>
+      </w:r>
+      <w:r>
+        <w:rPr/>
+        <w:t>: where the megaspore develops into the female gametophyte; it becomes the seed after fertilization 23.5.55</w:t>
+      </w:r>
+    </w:p>
+    <w:p>
+      <w:pPr>
+        <w:pStyle w:val="Entry"/>
+      </w:pPr>
+      <w:r>
+        <w:rPr>
+          <w:b/>
+        </w:rPr>
+        <w:t>Perfect / imperfect flower</w:t>
+      </w:r>
+      <w:r>
+        <w:rPr/>
+        <w:t>: has both stamens and carpels / has one but not both 23.5.91</w:t>
+      </w:r>
+    </w:p>
+    <w:p>
+      <w:pPr>
+        <w:pStyle w:val="Entry"/>
+      </w:pPr>
+      <w:r>
+        <w:rPr>
+          <w:b/>
+        </w:rPr>
+        <w:t>Polar nuclei</w:t>
+      </w:r>
+      <w:r>
+        <w:rPr/>
+        <w:t>: two nuclei in one cell of the embryo sac, from its opposite ends; with a sperm they form the 3n endosperm nucleus 23.5.86</w:t>
+      </w:r>
+    </w:p>
+    <w:p>
+      <w:pPr>
+        <w:pStyle w:val="Entry"/>
+      </w:pPr>
+      <w:r>
+        <w:rPr>
+          <w:b/>
+        </w:rPr>
+        <w:t>Pollen grain</w:t>
+      </w:r>
+      <w:r>
+        <w:rPr/>
+        <w:t>: the male gametophyte of a seed plant, from a microspore; it carries the sperm 23.5.55</w:t>
+      </w:r>
+    </w:p>
+    <w:p>
+      <w:pPr>
+        <w:pStyle w:val="Entry"/>
+      </w:pPr>
+      <w:r>
+        <w:rPr>
+          <w:b/>
+        </w:rPr>
+        <w:t>Pollen tube</w:t>
+      </w:r>
+      <w:r>
+        <w:rPr/>
+        <w:t>: tube that grows from the pollen grain; the sperm move through it to the female gametophyte 23.5.55</w:t>
+      </w:r>
+    </w:p>
+    <w:p>
+      <w:pPr>
+        <w:pStyle w:val="Entry"/>
+      </w:pPr>
+      <w:r>
+        <w:rPr>
+          <w:b/>
+        </w:rPr>
+        <w:t>Pollination</w:t>
+      </w:r>
+      <w:r>
+        <w:rPr/>
+        <w:t>: wind or a pollinator carries pollen to the female gametophyte (flowering plants: from anther to stigma) 23.5.55</w:t>
+      </w:r>
+    </w:p>
+    <w:p>
+      <w:pPr>
+        <w:pStyle w:val="Entry"/>
+      </w:pPr>
+      <w:r>
+        <w:rPr>
+          <w:b/>
+        </w:rPr>
+        <w:t>Prothallus</w:t>
+      </w:r>
+      <w:r>
+        <w:rPr/>
+        <w:t>: the small fern gametophyte, with archegonia and antheridia 23.4.52</w:t>
+      </w:r>
+    </w:p>
+    <w:p>
+      <w:pPr>
+        <w:pStyle w:val="Entry"/>
+      </w:pPr>
+      <w:r>
+        <w:rPr>
+          <w:b/>
+        </w:rPr>
+        <w:t>Protonema</w:t>
+      </w:r>
+      <w:r>
+        <w:rPr/>
+        <w:t>: first, thread-like stage of the moss gametophyte; it produces the leafy shoots 23.2.22</w:t>
+      </w:r>
+    </w:p>
+    <w:p>
+      <w:pPr>
+        <w:pStyle w:val="Entry"/>
+      </w:pPr>
+      <w:r>
+        <w:rPr>
+          <w:b/>
+        </w:rPr>
+        <w:t>Pteridophytes</w:t>
+      </w:r>
+      <w:r>
+        <w:rPr/>
+        <w:t>: ferns and their allies (horsetails, whisk ferns): seedless vascular plants with megaphylls 23.4.36</w:t>
+      </w:r>
+    </w:p>
+    <w:p>
+      <w:pPr>
+        <w:pStyle w:val="Entry"/>
+      </w:pPr>
+      <w:r>
+        <w:rPr>
+          <w:b/>
+        </w:rPr>
+        <w:t>Rhizoids</w:t>
+      </w:r>
+      <w:r>
+        <w:rPr/>
+        <w:t>: hair-like extensions that anchor the plant and aid absorption; not true roots 23.2.17</w:t>
+      </w:r>
+    </w:p>
+    <w:p>
+      <w:pPr>
+        <w:pStyle w:val="Entry"/>
+      </w:pPr>
+      <w:r>
+        <w:rPr>
+          <w:b/>
+        </w:rPr>
+        <w:t>Rhizome</w:t>
+      </w:r>
+      <w:r>
+        <w:rPr/>
+        <w:t>: a horizontal underground stem (24.4.48) 23.4.40</w:t>
+      </w:r>
+    </w:p>
+    <w:p>
+      <w:pPr>
+        <w:pStyle w:val="Entry"/>
+      </w:pPr>
+      <w:r>
+        <w:rPr>
+          <w:b/>
+        </w:rPr>
+        <w:t>Seed</w:t>
+      </w:r>
+      <w:r>
+        <w:rPr/>
+        <w:t>: sporophyte embryo + stored food inside a protective seed coat 23.5.54</w:t>
+      </w:r>
+    </w:p>
+    <w:p>
+      <w:pPr>
+        <w:pStyle w:val="Entry"/>
+      </w:pPr>
+      <w:r>
+        <w:rPr>
+          <w:b/>
+        </w:rPr>
+        <w:t>Seedless vascular plants</w:t>
+      </w:r>
+      <w:r>
+        <w:rPr/>
+        <w:t>: vascular plants that disperse by windblown spores, not seeds: lycophytes and pteridophytes 23.1.4</w:t>
+      </w:r>
+    </w:p>
+    <w:p>
+      <w:pPr>
+        <w:pStyle w:val="Entry"/>
+      </w:pPr>
+      <w:r>
+        <w:rPr>
+          <w:b/>
+        </w:rPr>
+        <w:t>Sepals / petals</w:t>
+      </w:r>
+      <w:r>
+        <w:rPr/>
+        <w:t>: usually green, protect the flower bud / diverse, often attract pollinators 23.5.83</w:t>
+      </w:r>
+    </w:p>
+    <w:p>
+      <w:pPr>
+        <w:pStyle w:val="Entry"/>
+      </w:pPr>
+      <w:r>
+        <w:rPr>
+          <w:b/>
+        </w:rPr>
+        <w:t>Sori (singular sorus)</w:t>
+      </w:r>
+      <w:r>
+        <w:rPr/>
+        <w:t>: clusters of sporangia on the underside of a fern frond 23.4.42</w:t>
+      </w:r>
+    </w:p>
+    <w:p>
+      <w:pPr>
+        <w:pStyle w:val="Entry"/>
+      </w:pPr>
+      <w:r>
+        <w:rPr>
+          <w:b/>
+        </w:rPr>
+        <w:t>Sporangium (plural sporangia)</w:t>
+      </w:r>
+      <w:r>
+        <w:rPr/>
+        <w:t>: structure on the sporophyte where spores are made by meiosis 23.1.12</w:t>
+      </w:r>
+    </w:p>
+    <w:p>
+      <w:pPr>
+        <w:pStyle w:val="Entry"/>
+      </w:pPr>
+      <w:r>
+        <w:rPr>
+          <w:b/>
+        </w:rPr>
+        <w:t>Stamen</w:t>
+      </w:r>
+      <w:r>
+        <w:rPr/>
+        <w:t>: male part of a flower: filament (stalk) + anther (sac that produces pollen) 23.5.84</w:t>
+      </w:r>
+    </w:p>
+    <w:p>
+      <w:pPr>
+        <w:pStyle w:val="Entry"/>
+      </w:pPr>
+      <w:r>
+        <w:rPr>
+          <w:b/>
+        </w:rPr>
+        <w:t>Stomata (singular stoma)</w:t>
+      </w:r>
+      <w:r>
+        <w:rPr/>
+        <w:t>: small openings, mostly on the underside of leaves, for gas exchange 23.1.9</w:t>
+      </w:r>
+    </w:p>
+    <w:p>
+      <w:pPr>
+        <w:pStyle w:val="Entry"/>
+      </w:pPr>
+      <w:r>
+        <w:rPr>
+          <w:b/>
+        </w:rPr>
+        <w:t>Strobilus (plural strobili)</w:t>
+      </w:r>
+      <w:r>
+        <w:rPr/>
+        <w:t>: cone-shaped structure that produces spores (lycophytes, horsetails) 23.3.34</w:t>
+      </w:r>
+    </w:p>
+    <w:p>
+      <w:pPr>
+        <w:pStyle w:val="Entry"/>
+      </w:pPr>
+      <w:r>
+        <w:rPr>
+          <w:b/>
+        </w:rPr>
+        <w:t>Surface-area-to-volume ratio</w:t>
+      </w:r>
+      <w:r>
+        <w:rPr/>
+        <w:t>: outside surface compared with size; plant tissues have a lower one than branched filaments, so they lose less water 23.1.11</w:t>
+      </w:r>
+    </w:p>
+    <w:p>
+      <w:pPr>
+        <w:pStyle w:val="Entry"/>
+      </w:pPr>
+      <w:r>
+        <w:rPr>
+          <w:b/>
+        </w:rPr>
+        <w:t>Taproot / fibrous root system</w:t>
+      </w:r>
+      <w:r>
+        <w:rPr/>
+        <w:t>: one main root (eudicots) / many slender roots (monocots) 23.5.81</w:t>
+      </w:r>
+    </w:p>
+    <w:p>
+      <w:pPr>
+        <w:pStyle w:val="Entry"/>
+      </w:pPr>
+      <w:r>
+        <w:rPr>
+          <w:b/>
+        </w:rPr>
+        <w:t>Thallus</w:t>
+      </w:r>
+      <w:r>
+        <w:rPr/>
+        <w:t>: a flattened body (thallose liverworts) 23.2.17</w:t>
+      </w:r>
+    </w:p>
+    <w:p>
+      <w:pPr>
+        <w:pStyle w:val="Entry"/>
+      </w:pPr>
+      <w:r>
+        <w:rPr>
+          <w:b/>
+        </w:rPr>
+        <w:t>Tracheids</w:t>
+      </w:r>
+      <w:r>
+        <w:rPr/>
+        <w:t>: specialized water-conducting cells that move water and minerals up against gravity 23.1.9</w:t>
+      </w:r>
+    </w:p>
+    <w:p>
+      <w:pPr>
+        <w:pStyle w:val="Entry"/>
+      </w:pPr>
+      <w:r>
+        <w:rPr>
+          <w:b/>
+        </w:rPr>
+        <w:t>Tracheophytes</w:t>
+      </w:r>
+      <w:r>
+        <w:rPr/>
+        <w:t>: vascular plants 23.3.31</w:t>
+      </w:r>
+    </w:p>
+    <w:p>
+      <w:pPr>
+        <w:pStyle w:val="Entry"/>
+      </w:pPr>
+      <w:r>
+        <w:rPr>
+          <w:b/>
+        </w:rPr>
+        <w:t>True roots, stems and leaves</w:t>
+      </w:r>
+      <w:r>
+        <w:rPr/>
+        <w:t>: ones with vascular tissue inside; bryophytes don't have them (textbook) 23.2.16</w:t>
+      </w:r>
+    </w:p>
+    <w:p>
+      <w:pPr>
+        <w:pStyle w:val="Entry"/>
+      </w:pPr>
+      <w:r>
+        <w:rPr>
+          <w:b/>
+        </w:rPr>
+        <w:t>Tube cell / generative cell</w:t>
+      </w:r>
+      <w:r>
+        <w:rPr/>
+        <w:t>: the two cells of a young pollen grain: the tube cell produces the pollen tube; the generative cell divides into two sperm 23.5.89</w:t>
+      </w:r>
+    </w:p>
+    <w:p>
+      <w:pPr>
+        <w:pStyle w:val="Entry"/>
+      </w:pPr>
+      <w:r>
+        <w:rPr>
+          <w:b/>
+        </w:rPr>
+        <w:t>Vascular bundles</w:t>
+      </w:r>
+      <w:r>
+        <w:rPr/>
+        <w:t>: strands of xylem and phloem: scattered in monocot stems, in a ring in eudicots 23.5.81</w:t>
+      </w:r>
+    </w:p>
+    <w:p>
+      <w:pPr>
+        <w:pStyle w:val="Entry"/>
+      </w:pPr>
+      <w:r>
+        <w:rPr>
+          <w:b/>
+        </w:rPr>
+        <w:t>Vascular tissue</w:t>
+      </w:r>
+      <w:r>
+        <w:rPr/>
+        <w:t>: the plant's transport tissue: xylem and phloem 23.3.31</w:t>
+      </w:r>
+    </w:p>
+    <w:p>
+      <w:pPr>
+        <w:pStyle w:val="Entry"/>
+      </w:pPr>
+      <w:r>
+        <w:rPr>
+          <w:b/>
+        </w:rPr>
+        <w:t>Venation</w:t>
+      </w:r>
+      <w:r>
+        <w:rPr/>
+        <w:t>: the pattern of leaf veins: usually parallel in monocots, net in eudicots 23.5.81</w:t>
+      </w:r>
+    </w:p>
+    <w:p>
+      <w:pPr>
+        <w:pStyle w:val="Entry"/>
+      </w:pPr>
+      <w:r>
+        <w:rPr>
+          <w:b/>
+        </w:rPr>
+        <w:t>Whorl</w:t>
+      </w:r>
+      <w:r>
+        <w:rPr/>
+        <w:t>: a ring of leaves or branches at one node (horsetails) 23.4.38</w:t>
+      </w:r>
+    </w:p>
+    <w:p>
+      <w:pPr>
+        <w:pStyle w:val="Entry"/>
+      </w:pPr>
+      <w:r>
+        <w:rPr>
+          <w:b/>
+        </w:rPr>
+        <w:t>Xylem / phloem</w:t>
+      </w:r>
+      <w:r>
+        <w:rPr/>
+        <w:t>: carries water and dissolved minerals up from the roots / carries sucrose and other organic compounds throughout the plant 23.3.31</w:t>
+      </w:r>
+    </w:p>
+    <w:p>
+      <w:pPr>
+        <w:pStyle w:val="Lookupheading"/>
+      </w:pPr>
+      <w:bookmarkStart w:id="3" w:name="lk23LkIndex"/>
+      <w:r>
+        <w:rPr>
+          <w:rStyle w:val="Slidecode"/>
+        </w:rPr>
+        <w:t>Term index</w:t>
+      </w:r>
+      <w:bookmarkEnd w:id="3"/>
+    </w:p>
+    <w:p>
+      <w:pPr>
+        <w:pStyle w:val="Entry"/>
+      </w:pPr>
+      <w:r>
+        <w:rPr>
+          <w:b/>
+        </w:rPr>
+        <w:t>Alternation of generations</w:t>
+      </w:r>
+      <w:r>
+        <w:rPr/>
+        <w:t xml:space="preserve"> 23.1.12 (def.), 23.1.4 (characteristics), 23.2.19 (hornworts bypass)</w:t>
+      </w:r>
+    </w:p>
+    <w:p>
+      <w:pPr>
+        <w:pStyle w:val="Entry"/>
+      </w:pPr>
+      <w:r>
+        <w:rPr>
+          <w:b/>
+        </w:rPr>
+        <w:t>Amborella</w:t>
+      </w:r>
+      <w:r>
+        <w:rPr/>
+        <w:t xml:space="preserve"> (living angiosperm) 23.5.78 (relative of first angiosperms)</w:t>
+      </w:r>
+    </w:p>
+    <w:p>
+      <w:pPr>
+        <w:pStyle w:val="Entry"/>
+      </w:pPr>
+      <w:r>
+        <w:rPr>
+          <w:b/>
+        </w:rPr>
+        <w:t>Angiosperms</w:t>
+      </w:r>
+      <w:r>
+        <w:rPr/>
+        <w:t xml:space="preserve"> 23.5.56 (def.), 23.1.4 (characteristics), 23.5.77 (size, uses), 23.5.89 (life cycle)</w:t>
+      </w:r>
+    </w:p>
+    <w:p>
+      <w:pPr>
+        <w:pStyle w:val="Entry"/>
+      </w:pPr>
+      <w:r>
+        <w:rPr>
+          <w:b/>
+        </w:rPr>
+        <w:t>Anther</w:t>
+      </w:r>
+      <w:r>
+        <w:rPr/>
+        <w:t xml:space="preserve"> 23.5.84 (def.), 23.5.89 (pollen sacs)</w:t>
+      </w:r>
+    </w:p>
+    <w:p>
+      <w:pPr>
+        <w:pStyle w:val="Entry"/>
+      </w:pPr>
+      <w:r>
+        <w:rPr>
+          <w:b/>
+        </w:rPr>
+        <w:t>Antheridia</w:t>
+      </w:r>
+      <w:r>
+        <w:rPr/>
+        <w:t xml:space="preserve"> 23.1.12 (def.), 23.2.16 (bryophytes), 23.2.22 (mosses), 23.4.52 (ferns)</w:t>
+      </w:r>
+    </w:p>
+    <w:p>
+      <w:pPr>
+        <w:pStyle w:val="Entry"/>
+      </w:pPr>
+      <w:r>
+        <w:rPr>
+          <w:b/>
+        </w:rPr>
+        <w:t>Archaefructus</w:t>
+      </w:r>
+      <w:r>
+        <w:rPr/>
+        <w:t xml:space="preserve"> (fossil angiosperm) 23.5.78 (once earliest known)</w:t>
+      </w:r>
+    </w:p>
+    <w:p>
+      <w:pPr>
+        <w:pStyle w:val="Entry"/>
+      </w:pPr>
+      <w:r>
+        <w:rPr>
+          <w:b/>
+        </w:rPr>
+        <w:t>Archegonia</w:t>
+      </w:r>
+      <w:r>
+        <w:rPr/>
+        <w:t xml:space="preserve"> 23.1.12 (def.), 23.2.22 (mosses), 23.4.52 (ferns), 23.5.74 (gnetophytes lack them)</w:t>
+      </w:r>
+    </w:p>
+    <w:p>
+      <w:pPr>
+        <w:pStyle w:val="Entry"/>
+      </w:pPr>
+      <w:r>
+        <w:rPr>
+          <w:b/>
+        </w:rPr>
+        <w:t>Bryophytes (nonvascular plants)</w:t>
+      </w:r>
+      <w:r>
+        <w:rPr/>
+        <w:t xml:space="preserve"> 23.2.16 (def.), 23.1.4 (characteristics), 23.2.21 (mosses)</w:t>
+      </w:r>
+    </w:p>
+    <w:p>
+      <w:pPr>
+        <w:pStyle w:val="Entry"/>
+      </w:pPr>
+      <w:r>
+        <w:rPr>
+          <w:b/>
+        </w:rPr>
+        <w:t>Calyx</w:t>
+      </w:r>
+      <w:r>
+        <w:rPr/>
+        <w:t xml:space="preserve"> 23.5.83 (def.)</w:t>
+      </w:r>
+    </w:p>
+    <w:p>
+      <w:pPr>
+        <w:pStyle w:val="Entry"/>
+      </w:pPr>
+      <w:r>
+        <w:rPr>
+          <w:b/>
+        </w:rPr>
+        <w:t>Capsella</w:t>
+      </w:r>
+      <w:r>
+        <w:rPr/>
+        <w:t xml:space="preserve"> (flowering plant) 23.1.7 (protected embryo)</w:t>
+      </w:r>
+    </w:p>
+    <w:p>
+      <w:pPr>
+        <w:pStyle w:val="Entry"/>
+      </w:pPr>
+      <w:r>
+        <w:rPr>
+          <w:b/>
+        </w:rPr>
+        <w:t>Capsule</w:t>
+      </w:r>
+      <w:r>
+        <w:rPr/>
+        <w:t xml:space="preserve"> 23.2.22 (def.), 23.2.17 (liverworts), 23.2.30 (lid, teeth)</w:t>
+      </w:r>
+    </w:p>
+    <w:p>
+      <w:pPr>
+        <w:pStyle w:val="Entry"/>
+      </w:pPr>
+      <w:r>
+        <w:rPr>
+          <w:b/>
+        </w:rPr>
+        <w:t>Carpel</w:t>
+      </w:r>
+      <w:r>
+        <w:rPr/>
+        <w:t xml:space="preserve"> 23.5.84 (def.), 23.5.87 (pollination), 23.5.91 (perfect, complete)</w:t>
+      </w:r>
+    </w:p>
+    <w:p>
+      <w:pPr>
+        <w:pStyle w:val="Entry"/>
+      </w:pPr>
+      <w:r>
+        <w:rPr>
+          <w:b/>
+        </w:rPr>
+        <w:t>Chara</w:t>
+      </w:r>
+      <w:r>
+        <w:rPr/>
+        <w:t xml:space="preserve"> (charophyte) 23.1.5 (land plants' relatives)</w:t>
+      </w:r>
+    </w:p>
+    <w:p>
+      <w:pPr>
+        <w:pStyle w:val="Entry"/>
+      </w:pPr>
+      <w:r>
+        <w:rPr>
+          <w:b/>
+        </w:rPr>
+        <w:t>Charophytes</w:t>
+      </w:r>
+      <w:r>
+        <w:rPr/>
+        <w:t xml:space="preserve"> 23.1.5 (def.), 23.1.8 (Chara, Coleochaete)</w:t>
+      </w:r>
+    </w:p>
+    <w:p>
+      <w:pPr>
+        <w:pStyle w:val="Entry"/>
+      </w:pPr>
+      <w:r>
+        <w:rPr>
+          <w:b/>
+        </w:rPr>
+        <w:t>Clade</w:t>
+      </w:r>
+      <w:r>
+        <w:rPr/>
+        <w:t xml:space="preserve"> see Glossary</w:t>
+      </w:r>
+    </w:p>
+    <w:p>
+      <w:pPr>
+        <w:pStyle w:val="Entry"/>
+      </w:pPr>
+      <w:r>
+        <w:rPr>
+          <w:b/>
+        </w:rPr>
+        <w:t>Club mosses, ground pines (Lycopodium)</w:t>
+      </w:r>
+      <w:r>
+        <w:rPr/>
+        <w:t xml:space="preserve"> 23.3.34 (lycophyte group)</w:t>
       </w:r>
     </w:p>
     <w:p>
@@ -1821,7 +4216,127 @@
       </w:r>
       <w:r>
         <w:rPr/>
-        <w:t>: another charophyte; it grows as a flat disc of cells (pictured on 23.1.8). 23.1.5</w:t>
+        <w:t xml:space="preserve"> (charophyte) 23.1.5 (land plants' relatives)</w:t>
+      </w:r>
+    </w:p>
+    <w:p>
+      <w:pPr>
+        <w:pStyle w:val="Entry"/>
+      </w:pPr>
+      <w:r>
+        <w:rPr>
+          <w:b/>
+        </w:rPr>
+        <w:t>Complete / incomplete flower</w:t>
+      </w:r>
+      <w:r>
+        <w:rPr/>
+        <w:t xml:space="preserve"> 23.5.91 (def.)</w:t>
+      </w:r>
+    </w:p>
+    <w:p>
+      <w:pPr>
+        <w:pStyle w:val="Entry"/>
+      </w:pPr>
+      <w:r>
+        <w:rPr>
+          <w:b/>
+        </w:rPr>
+        <w:t>Composite flower</w:t>
+      </w:r>
+      <w:r>
+        <w:rPr/>
+        <w:t xml:space="preserve"> 23.5.91 (def.)</w:t>
+      </w:r>
+    </w:p>
+    <w:p>
+      <w:pPr>
+        <w:pStyle w:val="Entry"/>
+      </w:pPr>
+      <w:r>
+        <w:rPr>
+          <w:b/>
+        </w:rPr>
+        <w:t>Conifers</w:t>
+      </w:r>
+      <w:r>
+        <w:rPr/>
+        <w:t xml:space="preserve"> 23.5.58 (def.), 23.5.68 (life cycle)</w:t>
+      </w:r>
+    </w:p>
+    <w:p>
+      <w:pPr>
+        <w:pStyle w:val="Entry"/>
+      </w:pPr>
+      <w:r>
+        <w:rPr>
+          <w:b/>
+        </w:rPr>
+        <w:t>Cooksonia</w:t>
+      </w:r>
+      <w:r>
+        <w:rPr/>
+        <w:t xml:space="preserve"> (extinct early vascular plant, not a lycophyte) 23.3.32 (branching)</w:t>
+      </w:r>
+    </w:p>
+    <w:p>
+      <w:pPr>
+        <w:pStyle w:val="Entry"/>
+      </w:pPr>
+      <w:r>
+        <w:rPr>
+          <w:b/>
+        </w:rPr>
+        <w:t>Corolla</w:t>
+      </w:r>
+      <w:r>
+        <w:rPr/>
+        <w:t xml:space="preserve"> 23.5.83 (def.)</w:t>
+      </w:r>
+    </w:p>
+    <w:p>
+      <w:pPr>
+        <w:pStyle w:val="Entry"/>
+      </w:pPr>
+      <w:r>
+        <w:rPr>
+          <w:b/>
+        </w:rPr>
+        <w:t>Cotyledons</w:t>
+      </w:r>
+      <w:r>
+        <w:rPr/>
+        <w:t xml:space="preserve"> 23.5.80 (def.)</w:t>
+      </w:r>
+    </w:p>
+    <w:p>
+      <w:pPr>
+        <w:pStyle w:val="Entry"/>
+      </w:pPr>
+      <w:r>
+        <w:rPr>
+          <w:b/>
+        </w:rPr>
+        <w:t>Cuticle</w:t>
+      </w:r>
+      <w:r>
+        <w:rPr/>
+        <w:t xml:space="preserve"> 23.1.9 (def.), 23.1.4 (characteristics), 23.5.58 (conifer needles)</w:t>
+      </w:r>
+    </w:p>
+    <w:p>
+      <w:pPr>
+        <w:pStyle w:val="Entry"/>
+      </w:pPr>
+      <w:r>
+        <w:rPr>
+          <w:b/>
+        </w:rPr>
+        <w:t>Cycads</w:t>
+      </w:r>
+      <w:r>
+        <w:rPr/>
+        <w:t xml:space="preserve"> 23.5.70 (def.), 23.5.57 (gymnosperm groups)</w:t>
       </w:r>
     </w:p>
     <w:p>
@@ -1836,7 +4351,7 @@
       </w:r>
       <w:r>
         <w:rPr/>
-        <w:t>: a harmful version of a gene. 23.1.11</w:t>
+        <w:t xml:space="preserve"> see Glossary</w:t>
       </w:r>
     </w:p>
     <w:p>
@@ -1851,7 +4366,7 @@
       </w:r>
       <w:r>
         <w:rPr/>
-        <w:t>: drying out. 23.1.9</w:t>
+        <w:t xml:space="preserve"> see Glossary</w:t>
       </w:r>
     </w:p>
     <w:p>
@@ -1862,11 +4377,161 @@
         <w:rPr>
           <w:b/>
         </w:rPr>
-        <w:t>Devonian and Carboniferous</w:t>
-      </w:r>
-      <w:r>
-        <w:rPr/>
-        <w:t>: periods in Earth's history, about 419-359 and 359-299 million years ago; the Carboniferous had huge swamp forests that later became coal. 23.4.36</w:t>
+        <w:t>Dioecious</w:t>
+      </w:r>
+      <w:r>
+        <w:rPr/>
+        <w:t xml:space="preserve"> 23.5.72 (def., ginkgo)</w:t>
+      </w:r>
+    </w:p>
+    <w:p>
+      <w:pPr>
+        <w:pStyle w:val="Entry"/>
+      </w:pPr>
+      <w:r>
+        <w:rPr>
+          <w:b/>
+        </w:rPr>
+        <w:t>Dominant generation</w:t>
+      </w:r>
+      <w:r>
+        <w:rPr/>
+        <w:t xml:space="preserve"> 23.1.14 (def.), 23.1.4 (by group), 23.1.11 (diploid advantage), 23.3.32 (vascular plants)</w:t>
+      </w:r>
+    </w:p>
+    <w:p>
+      <w:pPr>
+        <w:pStyle w:val="Entry"/>
+      </w:pPr>
+      <w:r>
+        <w:rPr>
+          <w:b/>
+        </w:rPr>
+        <w:t>Dormancy</w:t>
+      </w:r>
+      <w:r>
+        <w:rPr/>
+        <w:t xml:space="preserve"> 23.5.54 (def.)</w:t>
+      </w:r>
+    </w:p>
+    <w:p>
+      <w:pPr>
+        <w:pStyle w:val="Entry"/>
+      </w:pPr>
+      <w:r>
+        <w:rPr>
+          <w:b/>
+        </w:rPr>
+        <w:t>Double fertilization</w:t>
+      </w:r>
+      <w:r>
+        <w:rPr/>
+        <w:t xml:space="preserve"> 23.5.88 (def.), 23.1.4 (characteristics)</w:t>
+      </w:r>
+    </w:p>
+    <w:p>
+      <w:pPr>
+        <w:pStyle w:val="Entry"/>
+      </w:pPr>
+      <w:r>
+        <w:rPr>
+          <w:b/>
+        </w:rPr>
+        <w:t>Duckweed, Eucalyptus</w:t>
+      </w:r>
+      <w:r>
+        <w:rPr/>
+        <w:t xml:space="preserve"> (angiosperms) 23.5.77 (smallest, tallest)</w:t>
+      </w:r>
+    </w:p>
+    <w:p>
+      <w:pPr>
+        <w:pStyle w:val="Entry"/>
+      </w:pPr>
+      <w:r>
+        <w:rPr>
+          <w:b/>
+        </w:rPr>
+        <w:t>Embryo</w:t>
+      </w:r>
+      <w:r>
+        <w:rPr/>
+        <w:t xml:space="preserve"> 23.1.3 (protected, nourished), 23.1.7 (algae vs plants), 23.5.54 (in seeds)</w:t>
+      </w:r>
+    </w:p>
+    <w:p>
+      <w:pPr>
+        <w:pStyle w:val="Entry"/>
+      </w:pPr>
+      <w:r>
+        <w:rPr>
+          <w:b/>
+        </w:rPr>
+        <w:t>Embryo sac</w:t>
+      </w:r>
+      <w:r>
+        <w:rPr/>
+        <w:t xml:space="preserve"> 23.5.86 (def.), 23.5.89 (life cycle)</w:t>
+      </w:r>
+    </w:p>
+    <w:p>
+      <w:pPr>
+        <w:pStyle w:val="Entry"/>
+      </w:pPr>
+      <w:r>
+        <w:rPr>
+          <w:b/>
+        </w:rPr>
+        <w:t>Endosperm (3n)</w:t>
+      </w:r>
+      <w:r>
+        <w:rPr/>
+        <w:t xml:space="preserve"> 23.5.88 (def.), 23.1.4 (characteristics)</w:t>
+      </w:r>
+    </w:p>
+    <w:p>
+      <w:pPr>
+        <w:pStyle w:val="Entry"/>
+      </w:pPr>
+      <w:r>
+        <w:rPr>
+          <w:b/>
+        </w:rPr>
+        <w:t>Ephedra</w:t>
+      </w:r>
+      <w:r>
+        <w:rPr/>
+        <w:t xml:space="preserve"> (gnetophyte) 23.5.74 (ephedrine)</w:t>
+      </w:r>
+    </w:p>
+    <w:p>
+      <w:pPr>
+        <w:pStyle w:val="Entry"/>
+      </w:pPr>
+      <w:r>
+        <w:rPr>
+          <w:b/>
+        </w:rPr>
+        <w:t>Equisetum</w:t>
+      </w:r>
+      <w:r>
+        <w:rPr/>
+        <w:t xml:space="preserve"> (horsetail) 23.4.38 (silica, spores)</w:t>
+      </w:r>
+    </w:p>
+    <w:p>
+      <w:pPr>
+        <w:pStyle w:val="Entry"/>
+      </w:pPr>
+      <w:r>
+        <w:rPr>
+          <w:b/>
+        </w:rPr>
+        <w:t>Eudicots</w:t>
+      </w:r>
+      <w:r>
+        <w:rPr/>
+        <w:t xml:space="preserve"> 23.5.80 (def.)</w:t>
       </w:r>
     </w:p>
     <w:p>
@@ -1881,7 +4546,37 @@
       </w:r>
       <w:r>
         <w:rPr/>
-        <w:t>: still living today (not extinct). 23.5.57</w:t>
+        <w:t xml:space="preserve"> see Glossary</w:t>
+      </w:r>
+    </w:p>
+    <w:p>
+      <w:pPr>
+        <w:pStyle w:val="Entry"/>
+      </w:pPr>
+      <w:r>
+        <w:rPr>
+          <w:b/>
+        </w:rPr>
+        <w:t>Ferns</w:t>
+      </w:r>
+      <w:r>
+        <w:rPr/>
+        <w:t xml:space="preserve"> 23.4.42 (def.), 23.1.14 (sporophyte dominant), 23.4.36 (pteridophytes), 23.4.52 (life cycle)</w:t>
+      </w:r>
+    </w:p>
+    <w:p>
+      <w:pPr>
+        <w:pStyle w:val="Entry"/>
+      </w:pPr>
+      <w:r>
+        <w:rPr>
+          <w:b/>
+        </w:rPr>
+        <w:t>Filament</w:t>
+      </w:r>
+      <w:r>
+        <w:rPr/>
+        <w:t xml:space="preserve"> 23.5.84 (def.)</w:t>
       </w:r>
     </w:p>
     <w:p>
@@ -1896,7 +4591,22 @@
       </w:r>
       <w:r>
         <w:rPr/>
-        <w:t>: how many offspring an organism leaves; higher fitness means more offspring. 23.4.36</w:t>
+        <w:t xml:space="preserve"> see Glossary</w:t>
+      </w:r>
+    </w:p>
+    <w:p>
+      <w:pPr>
+        <w:pStyle w:val="Entry"/>
+      </w:pPr>
+      <w:r>
+        <w:rPr>
+          <w:b/>
+        </w:rPr>
+        <w:t>Flagellated sperm</w:t>
+      </w:r>
+      <w:r>
+        <w:rPr/>
+        <w:t xml:space="preserve"> 23.2.16 (bryophytes), 23.1.4 (characteristics), 23.4.52 (ferns), 23.5.70 (cycads)</w:t>
       </w:r>
     </w:p>
     <w:p>
@@ -1911,7 +4621,7 @@
       </w:r>
       <w:r>
         <w:rPr/>
-        <w:t>: a piece of the plant breaks off and grows into a new plant. 23.2.19</w:t>
+        <w:t xml:space="preserve"> see Glossary</w:t>
       </w:r>
     </w:p>
     <w:p>
@@ -1922,11 +4632,11 @@
         <w:rPr>
           <w:b/>
         </w:rPr>
-        <w:t>Gemma cup</w:t>
-      </w:r>
-      <w:r>
-        <w:rPr/>
-        <w:t>: a small cup on the liverwort's surface that holds gemmae until rain splashes them out. 23.2.18</w:t>
+        <w:t>Fronds</w:t>
+      </w:r>
+      <w:r>
+        <w:rPr/>
+        <w:t xml:space="preserve"> 23.4.42 (def.), 23.4.52 (life cycle)</w:t>
       </w:r>
     </w:p>
     <w:p>
@@ -1937,11 +4647,221 @@
         <w:rPr>
           <w:b/>
         </w:rPr>
-        <w:t>Herbaceous vs woody</w:t>
-      </w:r>
-      <w:r>
-        <w:rPr/>
-        <w:t>: herbaceous plants have soft, green, non-woody stems; woody plants make wood, so their stems also grow thicker each year. 23.5.81</w:t>
+        <w:t>Fruit</w:t>
+      </w:r>
+      <w:r>
+        <w:rPr/>
+        <w:t xml:space="preserve"> 23.5.84 (def.), 23.5.57 (gymnosperms lack), 23.5.88 (fleshy or dry)</w:t>
+      </w:r>
+    </w:p>
+    <w:p>
+      <w:pPr>
+        <w:pStyle w:val="Entry"/>
+      </w:pPr>
+      <w:r>
+        <w:rPr>
+          <w:b/>
+        </w:rPr>
+        <w:t>Gametangia</w:t>
+      </w:r>
+      <w:r>
+        <w:rPr/>
+        <w:t xml:space="preserve"> 23.1.12 (def.), 23.1.4 (characteristics)</w:t>
+      </w:r>
+    </w:p>
+    <w:p>
+      <w:pPr>
+        <w:pStyle w:val="Entry"/>
+      </w:pPr>
+      <w:r>
+        <w:rPr>
+          <w:b/>
+        </w:rPr>
+        <w:t>Gametophyte</w:t>
+      </w:r>
+      <w:r>
+        <w:rPr/>
+        <w:t xml:space="preserve"> 23.1.12 (def.), 23.1.15 (reduction), 23.2.22 (moss), 23.5.55 (seed plants)</w:t>
+      </w:r>
+    </w:p>
+    <w:p>
+      <w:pPr>
+        <w:pStyle w:val="Entry"/>
+      </w:pPr>
+      <w:r>
+        <w:rPr>
+          <w:b/>
+        </w:rPr>
+        <w:t>Gemmae</w:t>
+      </w:r>
+      <w:r>
+        <w:rPr/>
+        <w:t xml:space="preserve"> 23.2.17 (def.)</w:t>
+      </w:r>
+    </w:p>
+    <w:p>
+      <w:pPr>
+        <w:pStyle w:val="Entry"/>
+      </w:pPr>
+      <w:r>
+        <w:rPr>
+          <w:b/>
+        </w:rPr>
+        <w:t>Generative cell</w:t>
+      </w:r>
+      <w:r>
+        <w:rPr/>
+        <w:t xml:space="preserve"> 23.5.89 (def.)</w:t>
+      </w:r>
+    </w:p>
+    <w:p>
+      <w:pPr>
+        <w:pStyle w:val="Entry"/>
+      </w:pPr>
+      <w:r>
+        <w:rPr>
+          <w:b/>
+        </w:rPr>
+        <w:t>Ginkgo biloba</w:t>
+      </w:r>
+      <w:r>
+        <w:rPr/>
+        <w:t xml:space="preserve"> (gymnosperm; one surviving species) 23.5.72 (dioecious, pollution-resistant), 23.5.57 (gymnosperm groups)</w:t>
+      </w:r>
+    </w:p>
+    <w:p>
+      <w:pPr>
+        <w:pStyle w:val="Entry"/>
+      </w:pPr>
+      <w:r>
+        <w:rPr>
+          <w:b/>
+        </w:rPr>
+        <w:t>Gnetophytes</w:t>
+      </w:r>
+      <w:r>
+        <w:rPr/>
+        <w:t xml:space="preserve"> 23.5.74 (def.), 23.5.57 (gymnosperm groups)</w:t>
+      </w:r>
+    </w:p>
+    <w:p>
+      <w:pPr>
+        <w:pStyle w:val="Entry"/>
+      </w:pPr>
+      <w:r>
+        <w:rPr>
+          <w:b/>
+        </w:rPr>
+        <w:t>Gnetum</w:t>
+      </w:r>
+      <w:r>
+        <w:rPr/>
+        <w:t xml:space="preserve"> (gnetophyte) 23.5.74 (trees, vines)</w:t>
+      </w:r>
+    </w:p>
+    <w:p>
+      <w:pPr>
+        <w:pStyle w:val="Entry"/>
+      </w:pPr>
+      <w:r>
+        <w:rPr>
+          <w:b/>
+        </w:rPr>
+        <w:t>Granite mosses, true mosses</w:t>
+      </w:r>
+      <w:r>
+        <w:rPr/>
+        <w:t xml:space="preserve"> 23.2.21 (moss groups)</w:t>
+      </w:r>
+    </w:p>
+    <w:p>
+      <w:pPr>
+        <w:pStyle w:val="Entry"/>
+      </w:pPr>
+      <w:r>
+        <w:rPr>
+          <w:b/>
+        </w:rPr>
+        <w:t>Green algae</w:t>
+      </w:r>
+      <w:r>
+        <w:rPr/>
+        <w:t xml:space="preserve"> 23.1.3 (shared traits), 23.1.7 (unprotected embryo)</w:t>
+      </w:r>
+    </w:p>
+    <w:p>
+      <w:pPr>
+        <w:pStyle w:val="Entry"/>
+      </w:pPr>
+      <w:r>
+        <w:rPr>
+          <w:b/>
+        </w:rPr>
+        <w:t>Gymnosperms</w:t>
+      </w:r>
+      <w:r>
+        <w:rPr/>
+        <w:t xml:space="preserve"> 23.5.56 (def.), 23.1.4 (characteristics), 23.1.15 (seeds disperse sporophyte)</w:t>
+      </w:r>
+    </w:p>
+    <w:p>
+      <w:pPr>
+        <w:pStyle w:val="Entry"/>
+      </w:pPr>
+      <w:r>
+        <w:rPr>
+          <w:b/>
+        </w:rPr>
+        <w:t>Herbaceous / woody</w:t>
+      </w:r>
+      <w:r>
+        <w:rPr/>
+        <w:t xml:space="preserve"> see Glossary</w:t>
+      </w:r>
+    </w:p>
+    <w:p>
+      <w:pPr>
+        <w:pStyle w:val="Entry"/>
+      </w:pPr>
+      <w:r>
+        <w:rPr>
+          <w:b/>
+        </w:rPr>
+        <w:t>Homosporous / heterosporous</w:t>
+      </w:r>
+      <w:r>
+        <w:rPr/>
+        <w:t xml:space="preserve"> 23.3.34 (def.), 23.1.4 (characteristics), 23.5.55 (seed plants)</w:t>
+      </w:r>
+    </w:p>
+    <w:p>
+      <w:pPr>
+        <w:pStyle w:val="Entry"/>
+      </w:pPr>
+      <w:r>
+        <w:rPr>
+          <w:b/>
+        </w:rPr>
+        <w:t>Hornworts (Anthoceros)</w:t>
+      </w:r>
+      <w:r>
+        <w:rPr/>
+        <w:t xml:space="preserve"> 23.2.19 (def.), 23.1.4 (characteristics)</w:t>
+      </w:r>
+    </w:p>
+    <w:p>
+      <w:pPr>
+        <w:pStyle w:val="Entry"/>
+      </w:pPr>
+      <w:r>
+        <w:rPr>
+          <w:b/>
+        </w:rPr>
+        <w:t>Horsetails</w:t>
+      </w:r>
+      <w:r>
+        <w:rPr/>
+        <w:t xml:space="preserve"> 23.4.38 (def.)</w:t>
       </w:r>
     </w:p>
     <w:p>
@@ -1956,7 +4876,7 @@
       </w:r>
       <w:r>
         <w:rPr/>
-        <w:t>: a thin flap of tissue covering a sorus (cluster of sporangia). 23.4.47</w:t>
+        <w:t xml:space="preserve"> 23.4.52 (def.)</w:t>
       </w:r>
     </w:p>
     <w:p>
@@ -1967,11 +4887,11 @@
         <w:rPr>
           <w:b/>
         </w:rPr>
-        <w:t>Leaflets</w:t>
-      </w:r>
-      <w:r>
-        <w:rPr/>
-        <w:t>: the small separate blades that make up a divided (compound) leaf, like the many small segments of a fern frond. 23.4.42, 23.4.47, 23.4.52</w:t>
+        <w:t>Inflorescence</w:t>
+      </w:r>
+      <w:r>
+        <w:rPr/>
+        <w:t xml:space="preserve"> 23.5.91 (def.)</w:t>
       </w:r>
     </w:p>
     <w:p>
@@ -1982,11 +4902,11 @@
         <w:rPr>
           <w:b/>
         </w:rPr>
-        <w:t>Megasporangium (plural megasporangia)</w:t>
-      </w:r>
-      <w:r>
-        <w:rPr/>
-        <w:t>: a sporangium that makes megaspores; in seed plants it is part of the ovule. 23.5.62</w:t>
+        <w:t>Lignin</w:t>
+      </w:r>
+      <w:r>
+        <w:rPr/>
+        <w:t xml:space="preserve"> 23.3.31 (def.), 23.1.4 (characteristics)</w:t>
       </w:r>
     </w:p>
     <w:p>
@@ -1997,11 +4917,11 @@
         <w:rPr>
           <w:b/>
         </w:rPr>
-        <w:t>Megasporophyll</w:t>
-      </w:r>
-      <w:r>
-        <w:rPr/>
-        <w:t>: a leaf-like stalk that carries ovules or seeds. 23.5.73</w:t>
+        <w:t>Liverworts</w:t>
+      </w:r>
+      <w:r>
+        <w:rPr/>
+        <w:t xml:space="preserve"> 23.2.17 (def.), 23.1.4 (characteristics)</w:t>
       </w:r>
     </w:p>
     <w:p>
@@ -2012,11 +4932,176 @@
         <w:rPr>
           <w:b/>
         </w:rPr>
-        <w:t>Mesozoic era</w:t>
-      </w:r>
-      <w:r>
-        <w:rPr/>
-        <w:t>: the "age of dinosaurs," about 252-66 million years ago. 23.5.70</w:t>
+        <w:t>Lycophytes</w:t>
+      </w:r>
+      <w:r>
+        <w:rPr/>
+        <w:t xml:space="preserve"> 23.3.34 (def.), 23.1.4 (characteristics)</w:t>
+      </w:r>
+    </w:p>
+    <w:p>
+      <w:pPr>
+        <w:pStyle w:val="Entry"/>
+      </w:pPr>
+      <w:r>
+        <w:rPr>
+          <w:b/>
+        </w:rPr>
+        <w:t>Maidenhair fern</w:t>
+      </w:r>
+      <w:r>
+        <w:rPr/>
+        <w:t xml:space="preserve"> (fern) 23.4.53 (cold medicine)</w:t>
+      </w:r>
+    </w:p>
+    <w:p>
+      <w:pPr>
+        <w:pStyle w:val="Entry"/>
+      </w:pPr>
+      <w:r>
+        <w:rPr>
+          <w:b/>
+        </w:rPr>
+        <w:t>Marchantia</w:t>
+      </w:r>
+      <w:r>
+        <w:rPr/>
+        <w:t xml:space="preserve"> (liverwort) 23.2.17 (rhizoids)</w:t>
+      </w:r>
+    </w:p>
+    <w:p>
+      <w:pPr>
+        <w:pStyle w:val="Entry"/>
+      </w:pPr>
+      <w:r>
+        <w:rPr>
+          <w:b/>
+        </w:rPr>
+        <w:t>Megaphylls</w:t>
+      </w:r>
+      <w:r>
+        <w:rPr/>
+        <w:t xml:space="preserve"> 23.4.36 (def.), 23.1.4 (characteristics), 23.4.42 (fronds)</w:t>
+      </w:r>
+    </w:p>
+    <w:p>
+      <w:pPr>
+        <w:pStyle w:val="Entry"/>
+      </w:pPr>
+      <w:r>
+        <w:rPr>
+          <w:b/>
+        </w:rPr>
+        <w:t>Megaspores</w:t>
+      </w:r>
+      <w:r>
+        <w:rPr/>
+        <w:t xml:space="preserve"> 23.3.34 (def.), 23.5.55 (seed plants), 23.5.68 (pine), 23.5.86 (flowering plants)</w:t>
+      </w:r>
+    </w:p>
+    <w:p>
+      <w:pPr>
+        <w:pStyle w:val="Entry"/>
+      </w:pPr>
+      <w:r>
+        <w:rPr>
+          <w:b/>
+        </w:rPr>
+        <w:t>Microphylls</w:t>
+      </w:r>
+      <w:r>
+        <w:rPr/>
+        <w:t xml:space="preserve"> 23.3.34 (def.), 23.1.4 (characteristics), 23.4.37 (vs megaphyll)</w:t>
+      </w:r>
+    </w:p>
+    <w:p>
+      <w:pPr>
+        <w:pStyle w:val="Entry"/>
+      </w:pPr>
+      <w:r>
+        <w:rPr>
+          <w:b/>
+        </w:rPr>
+        <w:t>Micropyle</w:t>
+      </w:r>
+      <w:r>
+        <w:rPr/>
+        <w:t xml:space="preserve"> 23.5.87 (def.)</w:t>
+      </w:r>
+    </w:p>
+    <w:p>
+      <w:pPr>
+        <w:pStyle w:val="Entry"/>
+      </w:pPr>
+      <w:r>
+        <w:rPr>
+          <w:b/>
+        </w:rPr>
+        <w:t>Microspores</w:t>
+      </w:r>
+      <w:r>
+        <w:rPr/>
+        <w:t xml:space="preserve"> 23.3.34 (def.), 23.5.55 (seed plants), 23.5.68 (pine), 23.5.87 (flowering plants)</w:t>
+      </w:r>
+    </w:p>
+    <w:p>
+      <w:pPr>
+        <w:pStyle w:val="Entry"/>
+      </w:pPr>
+      <w:r>
+        <w:rPr>
+          <w:b/>
+        </w:rPr>
+        <w:t>Monocots</w:t>
+      </w:r>
+      <w:r>
+        <w:rPr/>
+        <w:t xml:space="preserve"> 23.5.80 (def.)</w:t>
+      </w:r>
+    </w:p>
+    <w:p>
+      <w:pPr>
+        <w:pStyle w:val="Entry"/>
+      </w:pPr>
+      <w:r>
+        <w:rPr>
+          <w:b/>
+        </w:rPr>
+        <w:t>Monoecious</w:t>
+      </w:r>
+      <w:r>
+        <w:rPr/>
+        <w:t xml:space="preserve"> 23.5.58 (def., conifers)</w:t>
+      </w:r>
+    </w:p>
+    <w:p>
+      <w:pPr>
+        <w:pStyle w:val="Entry"/>
+      </w:pPr>
+      <w:r>
+        <w:rPr>
+          <w:b/>
+        </w:rPr>
+        <w:t>Mosses</w:t>
+      </w:r>
+      <w:r>
+        <w:rPr/>
+        <w:t xml:space="preserve"> (bryophytes; club and spike mosses are lycophytes) 23.2.21 (def.), 23.1.4 (characteristics), 23.1.14 (gametophyte dominant), 23.2.30 (life cycle)</w:t>
+      </w:r>
+    </w:p>
+    <w:p>
+      <w:pPr>
+        <w:pStyle w:val="Entry"/>
+      </w:pPr>
+      <w:r>
+        <w:rPr>
+          <w:b/>
+        </w:rPr>
+        <w:t>Nanjinganthus</w:t>
+      </w:r>
+      <w:r>
+        <w:rPr/>
+        <w:t xml:space="preserve"> (fossil angiosperm, textbook) 23.5.78 (among the earliest)</w:t>
       </w:r>
     </w:p>
     <w:p>
@@ -2031,22 +5116,7 @@
       </w:r>
       <w:r>
         <w:rPr/>
-        <w:t>: turning nitrogen gas from the air into a form living things can use. Plants can't do it themselves; some bacteria, like the cyanobacteria living in hornworts, can. 23.2.19</w:t>
-      </w:r>
-    </w:p>
-    <w:p>
-      <w:pPr>
-        <w:pStyle w:val="Entry"/>
-      </w:pPr>
-      <w:r>
-        <w:rPr>
-          <w:b/>
-        </w:rPr>
-        <w:t>Node</w:t>
-      </w:r>
-      <w:r>
-        <w:rPr/>
-        <w:t>: the point on a stem where leaves or branches attach. 23.4.38–39</w:t>
+        <w:t xml:space="preserve"> see Glossary</w:t>
       </w:r>
     </w:p>
     <w:p>
@@ -2061,7 +5131,37 @@
       </w:r>
       <w:r>
         <w:rPr/>
-        <w:t>: a green alga made of threads of cells. 23.1.7</w:t>
+        <w:t xml:space="preserve"> (green alga) 23.1.7 (unprotected embryo)</w:t>
+      </w:r>
+    </w:p>
+    <w:p>
+      <w:pPr>
+        <w:pStyle w:val="Entry"/>
+      </w:pPr>
+      <w:r>
+        <w:rPr>
+          <w:b/>
+        </w:rPr>
+        <w:t>Operculum</w:t>
+      </w:r>
+      <w:r>
+        <w:rPr/>
+        <w:t xml:space="preserve"> 23.2.30 (def.)</w:t>
+      </w:r>
+    </w:p>
+    <w:p>
+      <w:pPr>
+        <w:pStyle w:val="Entry"/>
+      </w:pPr>
+      <w:r>
+        <w:rPr>
+          <w:b/>
+        </w:rPr>
+        <w:t>Ovary</w:t>
+      </w:r>
+      <w:r>
+        <w:rPr/>
+        <w:t xml:space="preserve"> 23.5.84 (def.), 23.5.56 (angiosperms), 23.5.89 (life cycle)</w:t>
       </w:r>
     </w:p>
     <w:p>
@@ -2076,7 +5176,7 @@
       </w:r>
       <w:r>
         <w:rPr/>
-        <w:t>: a small structure where the female gametophyte (with its egg) develops; after fertilization it becomes the seed. 23.1.4, 23.5.55–56, 23.5.62 …</w:t>
+        <w:t xml:space="preserve"> 23.5.55 (def.), 23.5.68 (pine), 23.5.84 (in ovary), 23.5.89 (life cycle)</w:t>
       </w:r>
     </w:p>
     <w:p>
@@ -2087,11 +5187,11 @@
         <w:rPr>
           <w:b/>
         </w:rPr>
-        <w:t>Paleobotanists</w:t>
-      </w:r>
-      <w:r>
-        <w:rPr/>
-        <w:t>: scientists who study fossil plants. 23.5.78</w:t>
+        <w:t>Peat moss</w:t>
+      </w:r>
+      <w:r>
+        <w:rPr/>
+        <w:t xml:space="preserve"> 23.2.21 (uses)</w:t>
       </w:r>
     </w:p>
     <w:p>
@@ -2102,11 +5202,11 @@
         <w:rPr>
           <w:b/>
         </w:rPr>
-        <w:t>Phylum (plural phyla)</w:t>
-      </w:r>
-      <w:r>
-        <w:rPr/>
-        <w:t>: a large group of related organisms, one level below kingdom. 23.2.21</w:t>
+        <w:t>Perfect / imperfect flower</w:t>
+      </w:r>
+      <w:r>
+        <w:rPr/>
+        <w:t xml:space="preserve"> 23.5.91 (def.)</w:t>
       </w:r>
     </w:p>
     <w:p>
@@ -2117,11 +5217,41 @@
         <w:rPr>
           <w:b/>
         </w:rPr>
-        <w:t>Plant systematists</w:t>
-      </w:r>
-      <w:r>
-        <w:rPr/>
-        <w:t>: scientists who classify plants based on how they are related. 23.1.3</w:t>
+        <w:t>Petals</w:t>
+      </w:r>
+      <w:r>
+        <w:rPr/>
+        <w:t xml:space="preserve"> 23.5.83 (def.), 23.5.91 (complete flower)</w:t>
+      </w:r>
+    </w:p>
+    <w:p>
+      <w:pPr>
+        <w:pStyle w:val="Entry"/>
+      </w:pPr>
+      <w:r>
+        <w:rPr>
+          <w:b/>
+        </w:rPr>
+        <w:t>Phloem</w:t>
+      </w:r>
+      <w:r>
+        <w:rPr/>
+        <w:t xml:space="preserve"> 23.3.31 (def.), 23.1.4 (characteristics)</w:t>
+      </w:r>
+    </w:p>
+    <w:p>
+      <w:pPr>
+        <w:pStyle w:val="Entry"/>
+      </w:pPr>
+      <w:r>
+        <w:rPr>
+          <w:b/>
+        </w:rPr>
+        <w:t>Pines</w:t>
+      </w:r>
+      <w:r>
+        <w:rPr/>
+        <w:t xml:space="preserve"> (conifers; ground pines are lycophytes) 23.5.58 (needles), 23.1.14 (sporophyte dominant), 23.5.68 (life cycle)</w:t>
       </w:r>
     </w:p>
     <w:p>
@@ -2136,7 +5266,22 @@
       </w:r>
       <w:r>
         <w:rPr/>
-        <w:t>: two nuclei in the middle of the embryo sac (the female gametophyte); the second sperm fuses with them to make the endosperm. 23.5.88</w:t>
+        <w:t xml:space="preserve"> 23.5.86 (def.), 23.5.89 (double fertilization)</w:t>
+      </w:r>
+    </w:p>
+    <w:p>
+      <w:pPr>
+        <w:pStyle w:val="Entry"/>
+      </w:pPr>
+      <w:r>
+        <w:rPr>
+          <w:b/>
+        </w:rPr>
+        <w:t>Pollen cones, seed cones</w:t>
+      </w:r>
+      <w:r>
+        <w:rPr/>
+        <w:t xml:space="preserve"> 23.5.59 (def.), 23.1.4 (characteristics), 23.5.70 (cycads: separate plants)</w:t>
       </w:r>
     </w:p>
     <w:p>
@@ -2151,37 +5296,7 @@
       </w:r>
       <w:r>
         <w:rPr/>
-        <w:t>: the tiny male gametophyte of a seed plant; it carries the sperm to the egg. 23.1.4, 23.5.55</w:t>
-      </w:r>
-    </w:p>
-    <w:p>
-      <w:pPr>
-        <w:pStyle w:val="Entry"/>
-      </w:pPr>
-      <w:r>
-        <w:rPr>
-          <w:b/>
-        </w:rPr>
-        <w:t>Pollen pore</w:t>
-      </w:r>
-      <w:r>
-        <w:rPr/>
-        <w:t>: an opening in the pollen grain's wall. 23.5.81</w:t>
-      </w:r>
-    </w:p>
-    <w:p>
-      <w:pPr>
-        <w:pStyle w:val="Entry"/>
-      </w:pPr>
-      <w:r>
-        <w:rPr>
-          <w:b/>
-        </w:rPr>
-        <w:t>Pollen sacs (microsporangia)</w:t>
-      </w:r>
-      <w:r>
-        <w:rPr/>
-        <w:t>: the sacs where pollen is made. 23.5.62–63</w:t>
+        <w:t xml:space="preserve"> 23.5.55 (def.), 23.5.68 (pine, winged), 23.5.81 (pores), 23.5.87 (three cells)</w:t>
       </w:r>
     </w:p>
     <w:p>
@@ -2196,7 +5311,112 @@
       </w:r>
       <w:r>
         <w:rPr/>
-        <w:t>: a tube that grows out of the pollen grain and carries the sperm to the egg. 23.5.70, 23.5.72</w:t>
+        <w:t xml:space="preserve"> 23.5.55 (def.), 23.5.70 (cycads: bursts), 23.5.87 (from tube cell)</w:t>
+      </w:r>
+    </w:p>
+    <w:p>
+      <w:pPr>
+        <w:pStyle w:val="Entry"/>
+      </w:pPr>
+      <w:r>
+        <w:rPr>
+          <w:b/>
+        </w:rPr>
+        <w:t>Pollination</w:t>
+      </w:r>
+      <w:r>
+        <w:rPr/>
+        <w:t xml:space="preserve"> 23.5.55 (def.), 23.5.70 (cycads: insects), 23.5.87 (flowering plants), 23.5.90 (flower types)</w:t>
+      </w:r>
+    </w:p>
+    <w:p>
+      <w:pPr>
+        <w:pStyle w:val="Entry"/>
+      </w:pPr>
+      <w:r>
+        <w:rPr>
+          <w:b/>
+        </w:rPr>
+        <w:t>Prothallus</w:t>
+      </w:r>
+      <w:r>
+        <w:rPr/>
+        <w:t xml:space="preserve"> 23.4.52 (def.)</w:t>
+      </w:r>
+    </w:p>
+    <w:p>
+      <w:pPr>
+        <w:pStyle w:val="Entry"/>
+      </w:pPr>
+      <w:r>
+        <w:rPr>
+          <w:b/>
+        </w:rPr>
+        <w:t>Protonema</w:t>
+      </w:r>
+      <w:r>
+        <w:rPr/>
+        <w:t xml:space="preserve"> 23.2.22 (def.), 23.2.30 (life cycle)</w:t>
+      </w:r>
+    </w:p>
+    <w:p>
+      <w:pPr>
+        <w:pStyle w:val="Entry"/>
+      </w:pPr>
+      <w:r>
+        <w:rPr>
+          <w:b/>
+        </w:rPr>
+        <w:t>Psilotum</w:t>
+      </w:r>
+      <w:r>
+        <w:rPr/>
+        <w:t xml:space="preserve"> (whisk fern) 23.4.40 (no leaves)</w:t>
+      </w:r>
+    </w:p>
+    <w:p>
+      <w:pPr>
+        <w:pStyle w:val="Entry"/>
+      </w:pPr>
+      <w:r>
+        <w:rPr>
+          <w:b/>
+        </w:rPr>
+        <w:t>Pteridophytes</w:t>
+      </w:r>
+      <w:r>
+        <w:rPr/>
+        <w:t xml:space="preserve"> 23.4.36 (def.), 23.1.4 (characteristics), 23.3.32 (seedless vascular)</w:t>
+      </w:r>
+    </w:p>
+    <w:p>
+      <w:pPr>
+        <w:pStyle w:val="Entry"/>
+      </w:pPr>
+      <w:r>
+        <w:rPr>
+          <w:b/>
+        </w:rPr>
+        <w:t>Quillworts (Isoetes)</w:t>
+      </w:r>
+      <w:r>
+        <w:rPr/>
+        <w:t xml:space="preserve"> 23.3.34 (lycophyte group)</w:t>
+      </w:r>
+    </w:p>
+    <w:p>
+      <w:pPr>
+        <w:pStyle w:val="Entry"/>
+      </w:pPr>
+      <w:r>
+        <w:rPr>
+          <w:b/>
+        </w:rPr>
+        <w:t>Rhizoids</w:t>
+      </w:r>
+      <w:r>
+        <w:rPr/>
+        <w:t xml:space="preserve"> 23.2.17 (def.), 23.2.22 (mosses), 23.4.52 (fern prothallus)</w:t>
       </w:r>
     </w:p>
     <w:p>
@@ -2211,7 +5431,7 @@
       </w:r>
       <w:r>
         <w:rPr/>
-        <w:t>: a stem that grows sideways underground. 23.3.35, 23.4.39–41 …</w:t>
+        <w:t xml:space="preserve"> 23.4.40 (whisk ferns), 23.3.35 (club moss), 23.4.52 (ferns)</w:t>
       </w:r>
     </w:p>
     <w:p>
@@ -2222,11 +5442,11 @@
         <w:rPr>
           <w:b/>
         </w:rPr>
-        <w:t>Scale (of a cone)</w:t>
-      </w:r>
-      <w:r>
-        <w:rPr/>
-        <w:t>: one of the flaps that make up a cone (woody in seed cones). 23.5.62</w:t>
+        <w:t>Seed</w:t>
+      </w:r>
+      <w:r>
+        <w:rPr/>
+        <w:t xml:space="preserve"> 23.5.54 (def.), 23.1.15 (dispersal), 23.5.57 (naked seeds), 23.5.84 (from ovule)</w:t>
       </w:r>
     </w:p>
     <w:p>
@@ -2237,11 +5457,11 @@
         <w:rPr>
           <w:b/>
         </w:rPr>
-        <w:t>Scanning electron micrograph</w:t>
-      </w:r>
-      <w:r>
-        <w:rPr/>
-        <w:t>: a highly magnified picture of a surface taken with an electron microscope; "falsely colored" means the color was added afterward. 23.1.10</w:t>
+        <w:t>Seed plants</w:t>
+      </w:r>
+      <w:r>
+        <w:rPr/>
+        <w:t xml:space="preserve"> 23.5.54 (def.)</w:t>
       </w:r>
     </w:p>
     <w:p>
@@ -2252,11 +5472,11 @@
         <w:rPr>
           <w:b/>
         </w:rPr>
-        <w:t>Silica</w:t>
-      </w:r>
-      <w:r>
-        <w:rPr/>
-        <w:t>: the hard mineral that sand and glass are made of. 23.4.38</w:t>
+        <w:t>Seedless vascular plants</w:t>
+      </w:r>
+      <w:r>
+        <w:rPr/>
+        <w:t xml:space="preserve"> 23.1.4 (characteristics), 23.3.32 (lycophytes), 23.4.36 (pteridophytes)</w:t>
       </w:r>
     </w:p>
     <w:p>
@@ -2267,11 +5487,11 @@
         <w:rPr>
           <w:b/>
         </w:rPr>
-        <w:t>Sterile cells</w:t>
-      </w:r>
-      <w:r>
-        <w:rPr/>
-        <w:t>: cells that don't make eggs, sperm or spores. 23.2.18</w:t>
+        <w:t>Sepals</w:t>
+      </w:r>
+      <w:r>
+        <w:rPr/>
+        <w:t xml:space="preserve"> 23.5.83 (def.), 23.5.91 (complete flower)</w:t>
       </w:r>
     </w:p>
     <w:p>
@@ -2282,11 +5502,11 @@
         <w:rPr>
           <w:b/>
         </w:rPr>
-        <w:t>Substrate</w:t>
-      </w:r>
-      <w:r>
-        <w:rPr/>
-        <w:t>: the surface something grows on, like soil or rock. 23.1.12</w:t>
+        <w:t>Sori</w:t>
+      </w:r>
+      <w:r>
+        <w:rPr/>
+        <w:t xml:space="preserve"> 23.4.42 (def.), 23.4.52 (indusium)</w:t>
       </w:r>
     </w:p>
     <w:p>
@@ -2297,11 +5517,146 @@
         <w:rPr>
           <w:b/>
         </w:rPr>
-        <w:t>Sucrose</w:t>
-      </w:r>
-      <w:r>
-        <w:rPr/>
-        <w:t>: table sugar; the form in which plants move sugar around. 23.3.31</w:t>
+        <w:t>Spike mosses (Selaginella)</w:t>
+      </w:r>
+      <w:r>
+        <w:rPr/>
+        <w:t xml:space="preserve"> 23.3.34 (lycophyte group)</w:t>
+      </w:r>
+    </w:p>
+    <w:p>
+      <w:pPr>
+        <w:pStyle w:val="Entry"/>
+      </w:pPr>
+      <w:r>
+        <w:rPr>
+          <w:b/>
+        </w:rPr>
+        <w:t>Sporangium</w:t>
+      </w:r>
+      <w:r>
+        <w:rPr/>
+        <w:t xml:space="preserve"> 23.1.12 (def.), 23.2.22 (moss capsule), 23.3.32 (Cooksonia), 23.4.42 (fern sori)</w:t>
+      </w:r>
+    </w:p>
+    <w:p>
+      <w:pPr>
+        <w:pStyle w:val="Entry"/>
+      </w:pPr>
+      <w:r>
+        <w:rPr>
+          <w:b/>
+        </w:rPr>
+        <w:t>Spores</w:t>
+      </w:r>
+      <w:r>
+        <w:rPr/>
+        <w:t xml:space="preserve"> 23.1.12 (def.), 23.1.15 (disperse gametophyte), 23.3.34 (one or two types), 23.5.55 (retained)</w:t>
+      </w:r>
+    </w:p>
+    <w:p>
+      <w:pPr>
+        <w:pStyle w:val="Entry"/>
+      </w:pPr>
+      <w:r>
+        <w:rPr>
+          <w:b/>
+        </w:rPr>
+        <w:t>Sporophyte</w:t>
+      </w:r>
+      <w:r>
+        <w:rPr/>
+        <w:t xml:space="preserve"> 23.1.12 (def.), 23.2.22 (moss), 23.3.32 (vascular plants), 23.5.54 (seed embryo)</w:t>
+      </w:r>
+    </w:p>
+    <w:p>
+      <w:pPr>
+        <w:pStyle w:val="Entry"/>
+      </w:pPr>
+      <w:r>
+        <w:rPr>
+          <w:b/>
+        </w:rPr>
+        <w:t>Spruce, juniper</w:t>
+      </w:r>
+      <w:r>
+        <w:rPr/>
+        <w:t xml:space="preserve"> (conifers) 23.5.59 (examples)</w:t>
+      </w:r>
+    </w:p>
+    <w:p>
+      <w:pPr>
+        <w:pStyle w:val="Entry"/>
+      </w:pPr>
+      <w:r>
+        <w:rPr>
+          <w:b/>
+        </w:rPr>
+        <w:t>Stamen</w:t>
+      </w:r>
+      <w:r>
+        <w:rPr/>
+        <w:t xml:space="preserve"> 23.5.84 (def.), 23.5.91 (perfect, complete)</w:t>
+      </w:r>
+    </w:p>
+    <w:p>
+      <w:pPr>
+        <w:pStyle w:val="Entry"/>
+      </w:pPr>
+      <w:r>
+        <w:rPr>
+          <w:b/>
+        </w:rPr>
+        <w:t>Stigma</w:t>
+      </w:r>
+      <w:r>
+        <w:rPr/>
+        <w:t xml:space="preserve"> 23.5.84 (def.), 23.5.87 (pollination)</w:t>
+      </w:r>
+    </w:p>
+    <w:p>
+      <w:pPr>
+        <w:pStyle w:val="Entry"/>
+      </w:pPr>
+      <w:r>
+        <w:rPr>
+          <w:b/>
+        </w:rPr>
+        <w:t>Stomata</w:t>
+      </w:r>
+      <w:r>
+        <w:rPr/>
+        <w:t xml:space="preserve"> 23.1.9 (def.), 23.5.58 (pine needles)</w:t>
+      </w:r>
+    </w:p>
+    <w:p>
+      <w:pPr>
+        <w:pStyle w:val="Entry"/>
+      </w:pPr>
+      <w:r>
+        <w:rPr>
+          <w:b/>
+        </w:rPr>
+        <w:t>Strobili</w:t>
+      </w:r>
+      <w:r>
+        <w:rPr/>
+        <w:t xml:space="preserve"> 23.3.34 (def.), 23.4.38 (horsetails), 23.5.74 (gnetophytes)</w:t>
+      </w:r>
+    </w:p>
+    <w:p>
+      <w:pPr>
+        <w:pStyle w:val="Entry"/>
+      </w:pPr>
+      <w:r>
+        <w:rPr>
+          <w:b/>
+        </w:rPr>
+        <w:t>Style</w:t>
+      </w:r>
+      <w:r>
+        <w:rPr/>
+        <w:t xml:space="preserve"> 23.5.84 (def.), 23.5.89 (pollen tube)</w:t>
       </w:r>
     </w:p>
     <w:p>
@@ -2316,7 +5671,7 @@
       </w:r>
       <w:r>
         <w:rPr/>
-        <w:t>: how much outside surface something has compared with its size. Thin, branching shapes have a lot of surface, so they lose water fast. 23.1.11</w:t>
+        <w:t xml:space="preserve"> see Glossary</w:t>
       </w:r>
     </w:p>
     <w:p>
@@ -2327,11 +5682,11 @@
         <w:rPr>
           <w:b/>
         </w:rPr>
-        <w:t>Taproot vs fibrous roots</w:t>
-      </w:r>
-      <w:r>
-        <w:rPr/>
-        <w:t>: a taproot is one thick main root growing straight down (like a carrot); a fibrous root system is many thin roots of similar size (like grass). 23.5.81</w:t>
+        <w:t>Taproot / fibrous root system</w:t>
+      </w:r>
+      <w:r>
+        <w:rPr/>
+        <w:t xml:space="preserve"> see Glossary</w:t>
       </w:r>
     </w:p>
     <w:p>
@@ -2342,11 +5697,71 @@
         <w:rPr>
           <w:b/>
         </w:rPr>
-        <w:t>Triassic, Jurassic and Tertiary</w:t>
-      </w:r>
-      <w:r>
-        <w:rPr/>
-        <w:t>: periods in Earth's history: about 252-201, 201-145 and 66-2.6 million years ago. 23.5.78</w:t>
+        <w:t>Thallus, thallose liverworts</w:t>
+      </w:r>
+      <w:r>
+        <w:rPr/>
+        <w:t xml:space="preserve"> 23.2.17 (def.)</w:t>
+      </w:r>
+    </w:p>
+    <w:p>
+      <w:pPr>
+        <w:pStyle w:val="Entry"/>
+      </w:pPr>
+      <w:r>
+        <w:rPr>
+          <w:b/>
+        </w:rPr>
+        <w:t>Tmesipteris</w:t>
+      </w:r>
+      <w:r>
+        <w:rPr/>
+        <w:t xml:space="preserve"> (whisk fern) 23.4.40 (reduced megaphylls)</w:t>
+      </w:r>
+    </w:p>
+    <w:p>
+      <w:pPr>
+        <w:pStyle w:val="Entry"/>
+      </w:pPr>
+      <w:r>
+        <w:rPr>
+          <w:b/>
+        </w:rPr>
+        <w:t>Tracheids</w:t>
+      </w:r>
+      <w:r>
+        <w:rPr/>
+        <w:t xml:space="preserve"> 23.1.9 (def.)</w:t>
+      </w:r>
+    </w:p>
+    <w:p>
+      <w:pPr>
+        <w:pStyle w:val="Entry"/>
+      </w:pPr>
+      <w:r>
+        <w:rPr>
+          <w:b/>
+        </w:rPr>
+        <w:t>Tracheophytes (vascular plants)</w:t>
+      </w:r>
+      <w:r>
+        <w:rPr/>
+        <w:t xml:space="preserve"> 23.3.31 (def.), 23.1.4 (characteristics), 23.4.36 (seedless), 23.5.54 (seed plants)</w:t>
+      </w:r>
+    </w:p>
+    <w:p>
+      <w:pPr>
+        <w:pStyle w:val="Entry"/>
+      </w:pPr>
+      <w:r>
+        <w:rPr>
+          <w:b/>
+        </w:rPr>
+        <w:t>Tree ferns</w:t>
+      </w:r>
+      <w:r>
+        <w:rPr/>
+        <w:t xml:space="preserve"> (ferns) 23.4.53 (termite-resistant wood)</w:t>
       </w:r>
     </w:p>
     <w:p>
@@ -2361,7 +5776,7 @@
       </w:r>
       <w:r>
         <w:rPr/>
-        <w:t>: ones with vascular tissue (xylem and phloem) inside. Bryophytes only have look-alike parts without it. 23.2.16</w:t>
+        <w:t xml:space="preserve"> see Glossary</w:t>
       </w:r>
     </w:p>
     <w:p>
@@ -2372,11 +5787,26 @@
         <w:rPr>
           <w:b/>
         </w:rPr>
-        <w:t>Uninucleated</w:t>
-      </w:r>
-      <w:r>
-        <w:rPr/>
-        <w:t>: each cell has one nucleus. 23.1.8</w:t>
+        <w:t>Tube cell</w:t>
+      </w:r>
+      <w:r>
+        <w:rPr/>
+        <w:t xml:space="preserve"> 23.5.87 (def.)</w:t>
+      </w:r>
+    </w:p>
+    <w:p>
+      <w:pPr>
+        <w:pStyle w:val="Entry"/>
+      </w:pPr>
+      <w:r>
+        <w:rPr>
+          <w:b/>
+        </w:rPr>
+        <w:t>UV radiation</w:t>
+      </w:r>
+      <w:r>
+        <w:rPr/>
+        <w:t xml:space="preserve"> 23.1.11 (diploid protects)</w:t>
       </w:r>
     </w:p>
     <w:p>
@@ -2391,7 +5821,7 @@
       </w:r>
       <w:r>
         <w:rPr/>
-        <w:t>: strands of xylem and phloem running through the stem. 23.5.81</w:t>
+        <w:t xml:space="preserve"> see Glossary</w:t>
       </w:r>
     </w:p>
     <w:p>
@@ -2406,7 +5836,7 @@
       </w:r>
       <w:r>
         <w:rPr/>
-        <w:t>: tubes that carry water (xylem) and food (phloem) through the plant. 23.1.6, 23.1.14, 23.2.16, 23.3.32 …</w:t>
+        <w:t xml:space="preserve"> 23.3.31 (def.), 23.1.4 (characteristics), 23.1.14 (in sporophytes), 23.3.34 (microphylls)</w:t>
       </w:r>
     </w:p>
     <w:p>
@@ -2421,7 +5851,37 @@
       </w:r>
       <w:r>
         <w:rPr/>
-        <w:t>: the pattern of veins in a leaf: parallel (side by side, like grass) or net (branching, like a maple leaf). 23.5.81</w:t>
+        <w:t xml:space="preserve"> see Glossary</w:t>
+      </w:r>
+    </w:p>
+    <w:p>
+      <w:pPr>
+        <w:pStyle w:val="Entry"/>
+      </w:pPr>
+      <w:r>
+        <w:rPr>
+          <w:b/>
+        </w:rPr>
+        <w:t>Welwitschia</w:t>
+      </w:r>
+      <w:r>
+        <w:rPr/>
+        <w:t xml:space="preserve"> (gnetophyte) 23.5.74 (two straplike leaves)</w:t>
+      </w:r>
+    </w:p>
+    <w:p>
+      <w:pPr>
+        <w:pStyle w:val="Entry"/>
+      </w:pPr>
+      <w:r>
+        <w:rPr>
+          <w:b/>
+        </w:rPr>
+        <w:t>Whisk ferns</w:t>
+      </w:r>
+      <w:r>
+        <w:rPr/>
+        <w:t xml:space="preserve"> 23.4.40 (def.), 23.4.36 (pteridophytes)</w:t>
       </w:r>
     </w:p>
     <w:p>
@@ -2436,2359 +5896,6 @@
       </w:r>
       <w:r>
         <w:rPr/>
-        <w:t>: three or more leaves or branches growing in a ring around the stem at the same point. 23.4.38</w:t>
-      </w:r>
-    </w:p>
-    <w:p>
-      <w:pPr>
-        <w:pStyle w:val="Entry"/>
-      </w:pPr>
-      <w:r>
-        <w:rPr>
-          <w:b/>
-        </w:rPr>
-        <w:t>Xylem and phloem</w:t>
-      </w:r>
-      <w:r>
-        <w:rPr/>
-        <w:t>: the plant's transport tissues. Xylem carries water up from the roots (its cells are lignified: stiffened with a tough substance called lignin); phloem carries sugars and other nutrients. 23.1.4, 23.5.74</w:t>
-      </w:r>
-    </w:p>
-    <w:p>
-      <w:pPr>
-        <w:pStyle w:val="Lookupheading"/>
-      </w:pPr>
-      <w:bookmarkStart w:id="3" w:name="lk23LkIndex"/>
-      <w:r>
-        <w:rPr>
-          <w:rStyle w:val="Slidecode"/>
-        </w:rPr>
-        <w:t>Term index</w:t>
-      </w:r>
-      <w:bookmarkEnd w:id="3"/>
-    </w:p>
-    <w:p>
-      <w:pPr>
-        <w:pStyle w:val="Entry"/>
-      </w:pPr>
-      <w:r>
-        <w:rPr>
-          <w:b/>
-        </w:rPr>
-        <w:t>Adaptive radiation</w:t>
-      </w:r>
-      <w:r>
-        <w:rPr/>
-        <w:t xml:space="preserve"> see Glossary</w:t>
-      </w:r>
-    </w:p>
-    <w:p>
-      <w:pPr>
-        <w:pStyle w:val="Entry"/>
-      </w:pPr>
-      <w:r>
-        <w:rPr>
-          <w:b/>
-        </w:rPr>
-        <w:t>Aerial stem</w:t>
-      </w:r>
-      <w:r>
-        <w:rPr/>
-        <w:t xml:space="preserve"> see Glossary</w:t>
-      </w:r>
-    </w:p>
-    <w:p>
-      <w:pPr>
-        <w:pStyle w:val="Entry"/>
-      </w:pPr>
-      <w:r>
-        <w:rPr>
-          <w:b/>
-        </w:rPr>
-        <w:t>Alternation of generations</w:t>
-      </w:r>
-      <w:r>
-        <w:rPr/>
-        <w:t xml:space="preserve"> 23.1.12, 23.1.4, 23.1.13, 23.2.19</w:t>
-      </w:r>
-    </w:p>
-    <w:p>
-      <w:pPr>
-        <w:pStyle w:val="Entry"/>
-      </w:pPr>
-      <w:r>
-        <w:rPr>
-          <w:b/>
-        </w:rPr>
-        <w:t>Amborella</w:t>
-      </w:r>
-      <w:r>
-        <w:rPr/>
-        <w:t xml:space="preserve"> (angiosperm): closest living relative of the first flowering plants; New Caledonia 23.5.78–79</w:t>
-      </w:r>
-    </w:p>
-    <w:p>
-      <w:pPr>
-        <w:pStyle w:val="Entry"/>
-      </w:pPr>
-      <w:r>
-        <w:rPr>
-          <w:b/>
-        </w:rPr>
-        <w:t>Angiosperms</w:t>
-      </w:r>
-      <w:r>
-        <w:rPr/>
-        <w:t xml:space="preserve"> 23.5.56, 23.5.77, 23.1.4, 23.1.6, 23.1.14–15 …</w:t>
-      </w:r>
-    </w:p>
-    <w:p>
-      <w:pPr>
-        <w:pStyle w:val="Entry"/>
-      </w:pPr>
-      <w:r>
-        <w:rPr>
-          <w:b/>
-        </w:rPr>
-        <w:t>Anther</w:t>
-      </w:r>
-      <w:r>
-        <w:rPr/>
-        <w:t xml:space="preserve"> 23.5.84–85, 23.5.87, 23.5.89</w:t>
-      </w:r>
-    </w:p>
-    <w:p>
-      <w:pPr>
-        <w:pStyle w:val="Entry"/>
-      </w:pPr>
-      <w:r>
-        <w:rPr>
-          <w:b/>
-        </w:rPr>
-        <w:t>Antheridia</w:t>
-      </w:r>
-      <w:r>
-        <w:rPr/>
-        <w:t xml:space="preserve"> 23.1.12, 23.2.16–18, 23.2.22, 23.2.30 …</w:t>
-      </w:r>
-    </w:p>
-    <w:p>
-      <w:pPr>
-        <w:pStyle w:val="Entry"/>
-      </w:pPr>
-      <w:r>
-        <w:rPr>
-          <w:b/>
-        </w:rPr>
-        <w:t>Apical tissue</w:t>
-      </w:r>
-      <w:r>
-        <w:rPr/>
-        <w:t xml:space="preserve"> see Glossary</w:t>
-      </w:r>
-    </w:p>
-    <w:p>
-      <w:pPr>
-        <w:pStyle w:val="Entry"/>
-      </w:pPr>
-      <w:r>
-        <w:rPr>
-          <w:b/>
-        </w:rPr>
-        <w:t>Archaefructus</w:t>
-      </w:r>
-      <w:r>
-        <w:rPr/>
-        <w:t xml:space="preserve"> (fossil): long the earliest known angiosperm; fruit and flowers 23.5.78</w:t>
-      </w:r>
-    </w:p>
-    <w:p>
-      <w:pPr>
-        <w:pStyle w:val="Entry"/>
-      </w:pPr>
-      <w:r>
-        <w:rPr>
-          <w:b/>
-        </w:rPr>
-        <w:t>Archegonia</w:t>
-      </w:r>
-      <w:r>
-        <w:rPr/>
-        <w:t xml:space="preserve"> 23.1.12, 23.2.16–18, 23.2.22, 23.2.30 …</w:t>
-      </w:r>
-    </w:p>
-    <w:p>
-      <w:pPr>
-        <w:pStyle w:val="Entry"/>
-      </w:pPr>
-      <w:r>
-        <w:rPr>
-          <w:b/>
-        </w:rPr>
-        <w:t>Astringent</w:t>
-      </w:r>
-      <w:r>
-        <w:rPr/>
-        <w:t xml:space="preserve"> see Glossary</w:t>
-      </w:r>
-    </w:p>
-    <w:p>
-      <w:pPr>
-        <w:pStyle w:val="Entry"/>
-      </w:pPr>
-      <w:r>
-        <w:rPr>
-          <w:b/>
-        </w:rPr>
-        <w:t>Axil</w:t>
-      </w:r>
-      <w:r>
-        <w:rPr/>
-        <w:t xml:space="preserve"> see Glossary</w:t>
-      </w:r>
-    </w:p>
-    <w:p>
-      <w:pPr>
-        <w:pStyle w:val="Entry"/>
-      </w:pPr>
-      <w:r>
-        <w:rPr>
-          <w:b/>
-        </w:rPr>
-        <w:t>Bryophytes (nonvascular plants)</w:t>
-      </w:r>
-      <w:r>
-        <w:rPr/>
-        <w:t xml:space="preserve"> 23.2.16, 23.1.4, 23.1.6, 23.2.21</w:t>
-      </w:r>
-    </w:p>
-    <w:p>
-      <w:pPr>
-        <w:pStyle w:val="Entry"/>
-      </w:pPr>
-      <w:r>
-        <w:rPr>
-          <w:b/>
-        </w:rPr>
-        <w:t>Calyx</w:t>
-      </w:r>
-      <w:r>
-        <w:rPr/>
-        <w:t xml:space="preserve"> 23.5.83</w:t>
-      </w:r>
-    </w:p>
-    <w:p>
-      <w:pPr>
-        <w:pStyle w:val="Entry"/>
-      </w:pPr>
-      <w:r>
-        <w:rPr>
-          <w:b/>
-        </w:rPr>
-        <w:t>Capsella</w:t>
-      </w:r>
-      <w:r>
-        <w:rPr/>
-        <w:t xml:space="preserve"> (flowering plant): protected, nourished embryo in a seed 23.1.7</w:t>
-      </w:r>
-    </w:p>
-    <w:p>
-      <w:pPr>
-        <w:pStyle w:val="Entry"/>
-      </w:pPr>
-      <w:r>
-        <w:rPr>
-          <w:b/>
-        </w:rPr>
-        <w:t>Capsule</w:t>
-      </w:r>
-      <w:r>
-        <w:rPr/>
-        <w:t xml:space="preserve"> 23.2.22, 23.2.30, 23.2.17</w:t>
-      </w:r>
-    </w:p>
-    <w:p>
-      <w:pPr>
-        <w:pStyle w:val="Entry"/>
-      </w:pPr>
-      <w:r>
-        <w:rPr>
-          <w:b/>
-        </w:rPr>
-        <w:t>Carpel</w:t>
-      </w:r>
-      <w:r>
-        <w:rPr/>
-        <w:t xml:space="preserve"> 23.5.84–87, 23.5.89, 23.5.91</w:t>
-      </w:r>
-    </w:p>
-    <w:p>
-      <w:pPr>
-        <w:pStyle w:val="Entry"/>
-      </w:pPr>
-      <w:r>
-        <w:rPr>
-          <w:b/>
-        </w:rPr>
-        <w:t>Chara</w:t>
-      </w:r>
-      <w:r>
-        <w:rPr/>
-        <w:t xml:space="preserve"> (charophyte) 23.1.5, 23.1.8</w:t>
-      </w:r>
-    </w:p>
-    <w:p>
-      <w:pPr>
-        <w:pStyle w:val="Entry"/>
-      </w:pPr>
-      <w:r>
-        <w:rPr>
-          <w:b/>
-        </w:rPr>
-        <w:t>Charophytes</w:t>
-      </w:r>
-      <w:r>
-        <w:rPr/>
-        <w:t xml:space="preserve"> 23.1.5–6, 23.1.8</w:t>
-      </w:r>
-    </w:p>
-    <w:p>
-      <w:pPr>
-        <w:pStyle w:val="Entry"/>
-      </w:pPr>
-      <w:r>
-        <w:rPr>
-          <w:b/>
-        </w:rPr>
-        <w:t>Clade</w:t>
-      </w:r>
-      <w:r>
-        <w:rPr/>
-        <w:t xml:space="preserve"> see Glossary</w:t>
-      </w:r>
-    </w:p>
-    <w:p>
-      <w:pPr>
-        <w:pStyle w:val="Entry"/>
-      </w:pPr>
-      <w:r>
-        <w:rPr>
-          <w:b/>
-        </w:rPr>
-        <w:t>Cladogram</w:t>
-      </w:r>
-      <w:r>
-        <w:rPr/>
-        <w:t xml:space="preserve"> see Glossary</w:t>
-      </w:r>
-    </w:p>
-    <w:p>
-      <w:pPr>
-        <w:pStyle w:val="Entry"/>
-      </w:pPr>
-      <w:r>
-        <w:rPr>
-          <w:b/>
-        </w:rPr>
-        <w:t>Club mosses, ground pines (Lycopodium)</w:t>
-      </w:r>
-      <w:r>
-        <w:rPr/>
-        <w:t xml:space="preserve"> (lycophytes) 23.3.34–35</w:t>
-      </w:r>
-    </w:p>
-    <w:p>
-      <w:pPr>
-        <w:pStyle w:val="Entry"/>
-      </w:pPr>
-      <w:r>
-        <w:rPr>
-          <w:b/>
-        </w:rPr>
-        <w:t>Coleochaete</w:t>
-      </w:r>
-      <w:r>
-        <w:rPr/>
-        <w:t xml:space="preserve"> (charophyte) 23.1.5, 23.1.8</w:t>
-      </w:r>
-    </w:p>
-    <w:p>
-      <w:pPr>
-        <w:pStyle w:val="Entry"/>
-      </w:pPr>
-      <w:r>
-        <w:rPr>
-          <w:b/>
-        </w:rPr>
-        <w:t>Complete / incomplete flower</w:t>
-      </w:r>
-      <w:r>
-        <w:rPr/>
-        <w:t xml:space="preserve"> 23.5.91</w:t>
-      </w:r>
-    </w:p>
-    <w:p>
-      <w:pPr>
-        <w:pStyle w:val="Entry"/>
-      </w:pPr>
-      <w:r>
-        <w:rPr>
-          <w:b/>
-        </w:rPr>
-        <w:t>Composite flower</w:t>
-      </w:r>
-      <w:r>
-        <w:rPr/>
-        <w:t xml:space="preserve"> 23.5.91</w:t>
-      </w:r>
-    </w:p>
-    <w:p>
-      <w:pPr>
-        <w:pStyle w:val="Entry"/>
-      </w:pPr>
-      <w:r>
-        <w:rPr>
-          <w:b/>
-        </w:rPr>
-        <w:t>Conifers</w:t>
-      </w:r>
-      <w:r>
-        <w:rPr/>
-        <w:t xml:space="preserve"> 23.5.58, 23.5.57, 23.5.59, 23.5.68–69</w:t>
-      </w:r>
-    </w:p>
-    <w:p>
-      <w:pPr>
-        <w:pStyle w:val="Entry"/>
-      </w:pPr>
-      <w:r>
-        <w:rPr>
-          <w:b/>
-        </w:rPr>
-        <w:t>Cooksonia</w:t>
-      </w:r>
-      <w:r>
-        <w:rPr/>
-        <w:t xml:space="preserve"> (extinct early vascular plant; not a lycophyte): forked stems, sporangia at the tips 23.3.32–33</w:t>
-      </w:r>
-    </w:p>
-    <w:p>
-      <w:pPr>
-        <w:pStyle w:val="Entry"/>
-      </w:pPr>
-      <w:r>
-        <w:rPr>
-          <w:b/>
-        </w:rPr>
-        <w:t>Corolla</w:t>
-      </w:r>
-      <w:r>
-        <w:rPr/>
-        <w:t xml:space="preserve"> 23.5.83</w:t>
-      </w:r>
-    </w:p>
-    <w:p>
-      <w:pPr>
-        <w:pStyle w:val="Entry"/>
-      </w:pPr>
-      <w:r>
-        <w:rPr>
-          <w:b/>
-        </w:rPr>
-        <w:t>Cotyledons</w:t>
-      </w:r>
-      <w:r>
-        <w:rPr/>
-        <w:t xml:space="preserve"> 23.5.80–81</w:t>
-      </w:r>
-    </w:p>
-    <w:p>
-      <w:pPr>
-        <w:pStyle w:val="Entry"/>
-      </w:pPr>
-      <w:r>
-        <w:rPr>
-          <w:b/>
-        </w:rPr>
-        <w:t>Cuticle</w:t>
-      </w:r>
-      <w:r>
-        <w:rPr/>
-        <w:t xml:space="preserve"> 23.1.9, 23.1.4, 23.1.10, 23.5.58</w:t>
-      </w:r>
-    </w:p>
-    <w:p>
-      <w:pPr>
-        <w:pStyle w:val="Entry"/>
-      </w:pPr>
-      <w:r>
-        <w:rPr>
-          <w:b/>
-        </w:rPr>
-        <w:t>Cycads</w:t>
-      </w:r>
-      <w:r>
-        <w:rPr/>
-        <w:t xml:space="preserve"> 23.5.70, 23.5.57, 23.5.71–72</w:t>
-      </w:r>
-    </w:p>
-    <w:p>
-      <w:pPr>
-        <w:pStyle w:val="Entry"/>
-      </w:pPr>
-      <w:r>
-        <w:rPr>
-          <w:b/>
-        </w:rPr>
-        <w:t>Deleterious allele</w:t>
-      </w:r>
-      <w:r>
-        <w:rPr/>
-        <w:t xml:space="preserve"> see Glossary</w:t>
-      </w:r>
-    </w:p>
-    <w:p>
-      <w:pPr>
-        <w:pStyle w:val="Entry"/>
-      </w:pPr>
-      <w:r>
-        <w:rPr>
-          <w:b/>
-        </w:rPr>
-        <w:t>Desiccation</w:t>
-      </w:r>
-      <w:r>
-        <w:rPr/>
-        <w:t xml:space="preserve"> see Glossary</w:t>
-      </w:r>
-    </w:p>
-    <w:p>
-      <w:pPr>
-        <w:pStyle w:val="Entry"/>
-      </w:pPr>
-      <w:r>
-        <w:rPr>
-          <w:b/>
-        </w:rPr>
-        <w:t>Devonian and Carboniferous</w:t>
-      </w:r>
-      <w:r>
-        <w:rPr/>
-        <w:t xml:space="preserve"> see Glossary</w:t>
-      </w:r>
-    </w:p>
-    <w:p>
-      <w:pPr>
-        <w:pStyle w:val="Entry"/>
-      </w:pPr>
-      <w:r>
-        <w:rPr>
-          <w:b/>
-        </w:rPr>
-        <w:t>Dioecious</w:t>
-      </w:r>
-      <w:r>
-        <w:rPr/>
-        <w:t xml:space="preserve"> 23.5.72</w:t>
-      </w:r>
-    </w:p>
-    <w:p>
-      <w:pPr>
-        <w:pStyle w:val="Entry"/>
-      </w:pPr>
-      <w:r>
-        <w:rPr>
-          <w:b/>
-        </w:rPr>
-        <w:t>Dominant generation</w:t>
-      </w:r>
-      <w:r>
-        <w:rPr/>
-        <w:t xml:space="preserve"> 23.1.14, 23.1.4, 23.1.11, 23.2.16, 23.3.32, 23.4.42 …</w:t>
-      </w:r>
-    </w:p>
-    <w:p>
-      <w:pPr>
-        <w:pStyle w:val="Entry"/>
-      </w:pPr>
-      <w:r>
-        <w:rPr>
-          <w:b/>
-        </w:rPr>
-        <w:t>Dormancy</w:t>
-      </w:r>
-      <w:r>
-        <w:rPr/>
-        <w:t xml:space="preserve"> 23.5.54</w:t>
-      </w:r>
-    </w:p>
-    <w:p>
-      <w:pPr>
-        <w:pStyle w:val="Entry"/>
-      </w:pPr>
-      <w:r>
-        <w:rPr>
-          <w:b/>
-        </w:rPr>
-        <w:t>Double fertilization</w:t>
-      </w:r>
-      <w:r>
-        <w:rPr/>
-        <w:t xml:space="preserve"> 23.5.88, 23.1.4, 23.5.89</w:t>
-      </w:r>
-    </w:p>
-    <w:p>
-      <w:pPr>
-        <w:pStyle w:val="Entry"/>
-      </w:pPr>
-      <w:r>
-        <w:rPr>
-          <w:b/>
-        </w:rPr>
-        <w:t>Duckweed, Eucalyptus</w:t>
-      </w:r>
-      <w:r>
-        <w:rPr/>
-        <w:t xml:space="preserve"> (angiosperms): the tiniest and the tallest 23.5.77</w:t>
-      </w:r>
-    </w:p>
-    <w:p>
-      <w:pPr>
-        <w:pStyle w:val="Entry"/>
-      </w:pPr>
-      <w:r>
-        <w:rPr>
-          <w:b/>
-        </w:rPr>
-        <w:t>Embryo</w:t>
-      </w:r>
-      <w:r>
-        <w:rPr/>
-        <w:t xml:space="preserve"> 23.1.3, 23.1.7, 23.5.54, 23.1.4, 23.5.68, 23.5.80 …</w:t>
-      </w:r>
-    </w:p>
-    <w:p>
-      <w:pPr>
-        <w:pStyle w:val="Entry"/>
-      </w:pPr>
-      <w:r>
-        <w:rPr>
-          <w:b/>
-        </w:rPr>
-        <w:t>Embryo sac</w:t>
-      </w:r>
-      <w:r>
-        <w:rPr/>
-        <w:t xml:space="preserve"> 23.5.86, 23.5.89</w:t>
-      </w:r>
-    </w:p>
-    <w:p>
-      <w:pPr>
-        <w:pStyle w:val="Entry"/>
-      </w:pPr>
-      <w:r>
-        <w:rPr>
-          <w:b/>
-        </w:rPr>
-        <w:t>Endosperm (3n)</w:t>
-      </w:r>
-      <w:r>
-        <w:rPr/>
-        <w:t xml:space="preserve"> 23.5.88, 23.1.4, 23.5.89</w:t>
-      </w:r>
-    </w:p>
-    <w:p>
-      <w:pPr>
-        <w:pStyle w:val="Entry"/>
-      </w:pPr>
-      <w:r>
-        <w:rPr>
-          <w:b/>
-        </w:rPr>
-        <w:t>Ephedra</w:t>
-      </w:r>
-      <w:r>
-        <w:rPr/>
-        <w:t xml:space="preserve"> (gnetophyte): source of ephedrine 23.5.74–75</w:t>
-      </w:r>
-    </w:p>
-    <w:p>
-      <w:pPr>
-        <w:pStyle w:val="Entry"/>
-      </w:pPr>
-      <w:r>
-        <w:rPr>
-          <w:b/>
-        </w:rPr>
-        <w:t>Equisetum</w:t>
-      </w:r>
-      <w:r>
-        <w:rPr/>
-        <w:t xml:space="preserve"> (horsetail): silica in stems; spring-loaded spores 23.4.38–39</w:t>
-      </w:r>
-    </w:p>
-    <w:p>
-      <w:pPr>
-        <w:pStyle w:val="Entry"/>
-      </w:pPr>
-      <w:r>
-        <w:rPr>
-          <w:b/>
-        </w:rPr>
-        <w:t>Eudicots</w:t>
-      </w:r>
-      <w:r>
-        <w:rPr/>
-        <w:t xml:space="preserve"> 23.5.80–82</w:t>
-      </w:r>
-    </w:p>
-    <w:p>
-      <w:pPr>
-        <w:pStyle w:val="Entry"/>
-      </w:pPr>
-      <w:r>
-        <w:rPr>
-          <w:b/>
-        </w:rPr>
-        <w:t>Extant</w:t>
-      </w:r>
-      <w:r>
-        <w:rPr/>
-        <w:t xml:space="preserve"> see Glossary</w:t>
-      </w:r>
-    </w:p>
-    <w:p>
-      <w:pPr>
-        <w:pStyle w:val="Entry"/>
-      </w:pPr>
-      <w:r>
-        <w:rPr>
-          <w:b/>
-        </w:rPr>
-        <w:t>Ferns</w:t>
-      </w:r>
-      <w:r>
-        <w:rPr/>
-        <w:t xml:space="preserve"> 23.4.42, 23.1.6, 23.1.14–15, 23.4.36, 23.4.43 …</w:t>
-      </w:r>
-    </w:p>
-    <w:p>
-      <w:pPr>
-        <w:pStyle w:val="Entry"/>
-      </w:pPr>
-      <w:r>
-        <w:rPr>
-          <w:b/>
-        </w:rPr>
-        <w:t>Filament</w:t>
-      </w:r>
-      <w:r>
-        <w:rPr/>
-        <w:t xml:space="preserve"> 23.5.84–85</w:t>
-      </w:r>
-    </w:p>
-    <w:p>
-      <w:pPr>
-        <w:pStyle w:val="Entry"/>
-      </w:pPr>
-      <w:r>
-        <w:rPr>
-          <w:b/>
-        </w:rPr>
-        <w:t>Fitness</w:t>
-      </w:r>
-      <w:r>
-        <w:rPr/>
-        <w:t xml:space="preserve"> see Glossary</w:t>
-      </w:r>
-    </w:p>
-    <w:p>
-      <w:pPr>
-        <w:pStyle w:val="Entry"/>
-      </w:pPr>
-      <w:r>
-        <w:rPr>
-          <w:b/>
-        </w:rPr>
-        <w:t>Flagellated sperm</w:t>
-      </w:r>
-      <w:r>
-        <w:rPr/>
-        <w:t xml:space="preserve"> 23.2.16, 23.5.70, 23.1.4, 23.2.30, 23.4.52, 23.5.72</w:t>
-      </w:r>
-    </w:p>
-    <w:p>
-      <w:pPr>
-        <w:pStyle w:val="Entry"/>
-      </w:pPr>
-      <w:r>
-        <w:rPr>
-          <w:b/>
-        </w:rPr>
-        <w:t>Fragmentation</w:t>
-      </w:r>
-      <w:r>
-        <w:rPr/>
-        <w:t xml:space="preserve"> see Glossary</w:t>
-      </w:r>
-    </w:p>
-    <w:p>
-      <w:pPr>
-        <w:pStyle w:val="Entry"/>
-      </w:pPr>
-      <w:r>
-        <w:rPr>
-          <w:b/>
-        </w:rPr>
-        <w:t>Fronds</w:t>
-      </w:r>
-      <w:r>
-        <w:rPr/>
-        <w:t xml:space="preserve"> 23.4.42, 23.4.52</w:t>
-      </w:r>
-    </w:p>
-    <w:p>
-      <w:pPr>
-        <w:pStyle w:val="Entry"/>
-      </w:pPr>
-      <w:r>
-        <w:rPr>
-          <w:b/>
-        </w:rPr>
-        <w:t>Fruit</w:t>
-      </w:r>
-      <w:r>
-        <w:rPr/>
-        <w:t xml:space="preserve"> 23.5.84, 23.5.88, 23.1.4, 23.5.56–57, 23.5.77 …</w:t>
-      </w:r>
-    </w:p>
-    <w:p>
-      <w:pPr>
-        <w:pStyle w:val="Entry"/>
-      </w:pPr>
-      <w:r>
-        <w:rPr>
-          <w:b/>
-        </w:rPr>
-        <w:t>Gametangia</w:t>
-      </w:r>
-      <w:r>
-        <w:rPr/>
-        <w:t xml:space="preserve"> 23.1.12, 23.1.4</w:t>
-      </w:r>
-    </w:p>
-    <w:p>
-      <w:pPr>
-        <w:pStyle w:val="Entry"/>
-      </w:pPr>
-      <w:r>
-        <w:rPr>
-          <w:b/>
-        </w:rPr>
-        <w:t>Gametophyte</w:t>
-      </w:r>
-      <w:r>
-        <w:rPr/>
-        <w:t xml:space="preserve"> 23.1.12, 23.1.14, 23.1.4, 23.1.13, 23.1.15, 23.2.16 …</w:t>
-      </w:r>
-    </w:p>
-    <w:p>
-      <w:pPr>
-        <w:pStyle w:val="Entry"/>
-      </w:pPr>
-      <w:r>
-        <w:rPr>
-          <w:b/>
-        </w:rPr>
-        <w:t>Gemma cup</w:t>
-      </w:r>
-      <w:r>
-        <w:rPr/>
-        <w:t xml:space="preserve"> see Glossary</w:t>
-      </w:r>
-    </w:p>
-    <w:p>
-      <w:pPr>
-        <w:pStyle w:val="Entry"/>
-      </w:pPr>
-      <w:r>
-        <w:rPr>
-          <w:b/>
-        </w:rPr>
-        <w:t>Gemmae</w:t>
-      </w:r>
-      <w:r>
-        <w:rPr/>
-        <w:t xml:space="preserve"> 23.2.17–18</w:t>
-      </w:r>
-    </w:p>
-    <w:p>
-      <w:pPr>
-        <w:pStyle w:val="Entry"/>
-      </w:pPr>
-      <w:r>
-        <w:rPr>
-          <w:b/>
-        </w:rPr>
-        <w:t>Generative cell</w:t>
-      </w:r>
-      <w:r>
-        <w:rPr/>
-        <w:t xml:space="preserve"> 23.5.89</w:t>
-      </w:r>
-    </w:p>
-    <w:p>
-      <w:pPr>
-        <w:pStyle w:val="Entry"/>
-      </w:pPr>
-      <w:r>
-        <w:rPr>
-          <w:b/>
-        </w:rPr>
-        <w:t>Ginkgo biloba</w:t>
-      </w:r>
-      <w:r>
-        <w:rPr/>
-        <w:t xml:space="preserve"> (the only ginkgo): dioecious; pollution-resistant 23.5.72, 23.5.57, 23.5.73</w:t>
-      </w:r>
-    </w:p>
-    <w:p>
-      <w:pPr>
-        <w:pStyle w:val="Entry"/>
-      </w:pPr>
-      <w:r>
-        <w:rPr>
-          <w:b/>
-        </w:rPr>
-        <w:t>Gnetophytes</w:t>
-      </w:r>
-      <w:r>
-        <w:rPr/>
-        <w:t xml:space="preserve"> 23.5.74, 23.5.57, 23.5.75–76</w:t>
-      </w:r>
-    </w:p>
-    <w:p>
-      <w:pPr>
-        <w:pStyle w:val="Entry"/>
-      </w:pPr>
-      <w:r>
-        <w:rPr>
-          <w:b/>
-        </w:rPr>
-        <w:t>Gnetum</w:t>
-      </w:r>
-      <w:r>
-        <w:rPr/>
-        <w:t xml:space="preserve"> (gnetophyte): trees or vines, leathery paired leaves 23.5.74</w:t>
-      </w:r>
-    </w:p>
-    <w:p>
-      <w:pPr>
-        <w:pStyle w:val="Entry"/>
-      </w:pPr>
-      <w:r>
-        <w:rPr>
-          <w:b/>
-        </w:rPr>
-        <w:t>Granite mosses, true mosses</w:t>
-      </w:r>
-      <w:r>
-        <w:rPr/>
-        <w:t xml:space="preserve"> 23.2.21</w:t>
-      </w:r>
-    </w:p>
-    <w:p>
-      <w:pPr>
-        <w:pStyle w:val="Entry"/>
-      </w:pPr>
-      <w:r>
-        <w:rPr>
-          <w:b/>
-        </w:rPr>
-        <w:t>Green algae</w:t>
-      </w:r>
-      <w:r>
-        <w:rPr/>
-        <w:t xml:space="preserve"> 23.1.3, 23.1.5–8</w:t>
-      </w:r>
-    </w:p>
-    <w:p>
-      <w:pPr>
-        <w:pStyle w:val="Entry"/>
-      </w:pPr>
-      <w:r>
-        <w:rPr>
-          <w:b/>
-        </w:rPr>
-        <w:t>Gymnosperms</w:t>
-      </w:r>
-      <w:r>
-        <w:rPr/>
-        <w:t xml:space="preserve"> 23.5.56–57, 23.1.4, 23.1.6, 23.1.15, 23.5.70 …</w:t>
-      </w:r>
-    </w:p>
-    <w:p>
-      <w:pPr>
-        <w:pStyle w:val="Entry"/>
-      </w:pPr>
-      <w:r>
-        <w:rPr>
-          <w:b/>
-        </w:rPr>
-        <w:t>Herbaceous vs woody</w:t>
-      </w:r>
-      <w:r>
-        <w:rPr/>
-        <w:t xml:space="preserve"> see Glossary</w:t>
-      </w:r>
-    </w:p>
-    <w:p>
-      <w:pPr>
-        <w:pStyle w:val="Entry"/>
-      </w:pPr>
-      <w:r>
-        <w:rPr>
-          <w:b/>
-        </w:rPr>
-        <w:t>Homosporous / heterosporous</w:t>
-      </w:r>
-      <w:r>
-        <w:rPr/>
-        <w:t xml:space="preserve"> 23.3.34, 23.1.4, 23.5.55, 23.5.86</w:t>
-      </w:r>
-    </w:p>
-    <w:p>
-      <w:pPr>
-        <w:pStyle w:val="Entry"/>
-      </w:pPr>
-      <w:r>
-        <w:rPr>
-          <w:b/>
-        </w:rPr>
-        <w:t>Hornworts (Anthoceros)</w:t>
-      </w:r>
-      <w:r>
-        <w:rPr/>
-        <w:t xml:space="preserve"> 23.2.19, 23.1.4, 23.1.6, 23.2.20</w:t>
-      </w:r>
-    </w:p>
-    <w:p>
-      <w:pPr>
-        <w:pStyle w:val="Entry"/>
-      </w:pPr>
-      <w:r>
-        <w:rPr>
-          <w:b/>
-        </w:rPr>
-        <w:t>Horsetails</w:t>
-      </w:r>
-      <w:r>
-        <w:rPr/>
-        <w:t xml:space="preserve"> 23.4.38, 23.4.36, 23.4.39</w:t>
-      </w:r>
-    </w:p>
-    <w:p>
-      <w:pPr>
-        <w:pStyle w:val="Entry"/>
-      </w:pPr>
-      <w:r>
-        <w:rPr>
-          <w:b/>
-        </w:rPr>
-        <w:t>Indusium</w:t>
-      </w:r>
-      <w:r>
-        <w:rPr/>
-        <w:t xml:space="preserve"> 23.4.52</w:t>
-      </w:r>
-    </w:p>
-    <w:p>
-      <w:pPr>
-        <w:pStyle w:val="Entry"/>
-      </w:pPr>
-      <w:r>
-        <w:rPr>
-          <w:b/>
-        </w:rPr>
-        <w:t>Inflorescence</w:t>
-      </w:r>
-      <w:r>
-        <w:rPr/>
-        <w:t xml:space="preserve"> 23.5.91, 23.5.79</w:t>
-      </w:r>
-    </w:p>
-    <w:p>
-      <w:pPr>
-        <w:pStyle w:val="Entry"/>
-      </w:pPr>
-      <w:r>
-        <w:rPr>
-          <w:b/>
-        </w:rPr>
-        <w:t>Leaflets</w:t>
-      </w:r>
-      <w:r>
-        <w:rPr/>
-        <w:t xml:space="preserve"> see Glossary</w:t>
-      </w:r>
-    </w:p>
-    <w:p>
-      <w:pPr>
-        <w:pStyle w:val="Entry"/>
-      </w:pPr>
-      <w:r>
-        <w:rPr>
-          <w:b/>
-        </w:rPr>
-        <w:t>Lignin</w:t>
-      </w:r>
-      <w:r>
-        <w:rPr/>
-        <w:t xml:space="preserve"> 23.3.31, 23.1.4</w:t>
-      </w:r>
-    </w:p>
-    <w:p>
-      <w:pPr>
-        <w:pStyle w:val="Entry"/>
-      </w:pPr>
-      <w:r>
-        <w:rPr>
-          <w:b/>
-        </w:rPr>
-        <w:t>Liverworts</w:t>
-      </w:r>
-      <w:r>
-        <w:rPr/>
-        <w:t xml:space="preserve"> 23.2.17, 23.1.4, 23.1.6, 23.2.18</w:t>
-      </w:r>
-    </w:p>
-    <w:p>
-      <w:pPr>
-        <w:pStyle w:val="Entry"/>
-      </w:pPr>
-      <w:r>
-        <w:rPr>
-          <w:b/>
-        </w:rPr>
-        <w:t>Lycophytes</w:t>
-      </w:r>
-      <w:r>
-        <w:rPr/>
-        <w:t xml:space="preserve"> 23.3.34, 23.1.4, 23.1.6, 23.3.31–32, 23.3.35</w:t>
-      </w:r>
-    </w:p>
-    <w:p>
-      <w:pPr>
-        <w:pStyle w:val="Entry"/>
-      </w:pPr>
-      <w:r>
-        <w:rPr>
-          <w:b/>
-        </w:rPr>
-        <w:t>Maidenhair fern</w:t>
-      </w:r>
-      <w:r>
-        <w:rPr/>
-        <w:t xml:space="preserve"> (fern): cold medicine 23.4.53</w:t>
-      </w:r>
-    </w:p>
-    <w:p>
-      <w:pPr>
-        <w:pStyle w:val="Entry"/>
-      </w:pPr>
-      <w:r>
-        <w:rPr>
-          <w:b/>
-        </w:rPr>
-        <w:t>Marchantia</w:t>
-      </w:r>
-      <w:r>
-        <w:rPr/>
-        <w:t xml:space="preserve"> (liverwort): rhizoids, gemmae 23.2.17–18</w:t>
-      </w:r>
-    </w:p>
-    <w:p>
-      <w:pPr>
-        <w:pStyle w:val="Entry"/>
-      </w:pPr>
-      <w:r>
-        <w:rPr>
-          <w:b/>
-        </w:rPr>
-        <w:t>Megaphylls</w:t>
-      </w:r>
-      <w:r>
-        <w:rPr/>
-        <w:t xml:space="preserve"> 23.4.36–37, 23.1.4, 23.4.38, 23.4.40, 23.4.42</w:t>
-      </w:r>
-    </w:p>
-    <w:p>
-      <w:pPr>
-        <w:pStyle w:val="Entry"/>
-      </w:pPr>
-      <w:r>
-        <w:rPr>
-          <w:b/>
-        </w:rPr>
-        <w:t>Megasporangium (plural megasporangia)</w:t>
-      </w:r>
-      <w:r>
-        <w:rPr/>
-        <w:t xml:space="preserve"> see Glossary</w:t>
-      </w:r>
-    </w:p>
-    <w:p>
-      <w:pPr>
-        <w:pStyle w:val="Entry"/>
-      </w:pPr>
-      <w:r>
-        <w:rPr>
-          <w:b/>
-        </w:rPr>
-        <w:t>Megaspores</w:t>
-      </w:r>
-      <w:r>
-        <w:rPr/>
-        <w:t xml:space="preserve"> 23.3.34, 23.5.55, 23.5.63, 23.5.68, 23.5.86, 23.5.89</w:t>
-      </w:r>
-    </w:p>
-    <w:p>
-      <w:pPr>
-        <w:pStyle w:val="Entry"/>
-      </w:pPr>
-      <w:r>
-        <w:rPr>
-          <w:b/>
-        </w:rPr>
-        <w:t>Megasporophyll</w:t>
-      </w:r>
-      <w:r>
-        <w:rPr/>
-        <w:t xml:space="preserve"> see Glossary</w:t>
-      </w:r>
-    </w:p>
-    <w:p>
-      <w:pPr>
-        <w:pStyle w:val="Entry"/>
-      </w:pPr>
-      <w:r>
-        <w:rPr>
-          <w:b/>
-        </w:rPr>
-        <w:t>Mesozoic era</w:t>
-      </w:r>
-      <w:r>
-        <w:rPr/>
-        <w:t xml:space="preserve"> see Glossary</w:t>
-      </w:r>
-    </w:p>
-    <w:p>
-      <w:pPr>
-        <w:pStyle w:val="Entry"/>
-      </w:pPr>
-      <w:r>
-        <w:rPr>
-          <w:b/>
-        </w:rPr>
-        <w:t>Microphylls</w:t>
-      </w:r>
-      <w:r>
-        <w:rPr/>
-        <w:t xml:space="preserve"> 23.3.34, 23.4.37, 23.1.4, 23.3.35</w:t>
-      </w:r>
-    </w:p>
-    <w:p>
-      <w:pPr>
-        <w:pStyle w:val="Entry"/>
-      </w:pPr>
-      <w:r>
-        <w:rPr>
-          <w:b/>
-        </w:rPr>
-        <w:t>Micropyle</w:t>
-      </w:r>
-      <w:r>
-        <w:rPr/>
-        <w:t xml:space="preserve"> 23.5.87</w:t>
-      </w:r>
-    </w:p>
-    <w:p>
-      <w:pPr>
-        <w:pStyle w:val="Entry"/>
-      </w:pPr>
-      <w:r>
-        <w:rPr>
-          <w:b/>
-        </w:rPr>
-        <w:t>Microspores</w:t>
-      </w:r>
-      <w:r>
-        <w:rPr/>
-        <w:t xml:space="preserve"> 23.3.34, 23.5.55, 23.5.63, 23.5.68, 23.5.87, 23.5.89</w:t>
-      </w:r>
-    </w:p>
-    <w:p>
-      <w:pPr>
-        <w:pStyle w:val="Entry"/>
-      </w:pPr>
-      <w:r>
-        <w:rPr>
-          <w:b/>
-        </w:rPr>
-        <w:t>Monocots</w:t>
-      </w:r>
-      <w:r>
-        <w:rPr/>
-        <w:t xml:space="preserve"> 23.5.80–82</w:t>
-      </w:r>
-    </w:p>
-    <w:p>
-      <w:pPr>
-        <w:pStyle w:val="Entry"/>
-      </w:pPr>
-      <w:r>
-        <w:rPr>
-          <w:b/>
-        </w:rPr>
-        <w:t>Monoecious</w:t>
-      </w:r>
-      <w:r>
-        <w:rPr/>
-        <w:t xml:space="preserve"> 23.5.58</w:t>
-      </w:r>
-    </w:p>
-    <w:p>
-      <w:pPr>
-        <w:pStyle w:val="Entry"/>
-      </w:pPr>
-      <w:r>
-        <w:rPr>
-          <w:b/>
-        </w:rPr>
-        <w:t>Mosses</w:t>
-      </w:r>
-      <w:r>
-        <w:rPr/>
-        <w:t xml:space="preserve"> 23.2.21, 23.1.4, 23.1.6, 23.1.14–15, 23.2.17 …</w:t>
-      </w:r>
-    </w:p>
-    <w:p>
-      <w:pPr>
-        <w:pStyle w:val="Entry"/>
-      </w:pPr>
-      <w:r>
-        <w:rPr>
-          <w:b/>
-        </w:rPr>
-        <w:t>Nanjinganthus</w:t>
-      </w:r>
-      <w:r>
-        <w:rPr/>
-        <w:t xml:space="preserve"> (fossil, textbook): one of the earliest angiosperms 23.5.78</w:t>
-      </w:r>
-    </w:p>
-    <w:p>
-      <w:pPr>
-        <w:pStyle w:val="Entry"/>
-      </w:pPr>
-      <w:r>
-        <w:rPr>
-          <w:b/>
-        </w:rPr>
-        <w:t>Nitrogen fixation</w:t>
-      </w:r>
-      <w:r>
-        <w:rPr/>
-        <w:t xml:space="preserve"> see Glossary</w:t>
-      </w:r>
-    </w:p>
-    <w:p>
-      <w:pPr>
-        <w:pStyle w:val="Entry"/>
-      </w:pPr>
-      <w:r>
-        <w:rPr>
-          <w:b/>
-        </w:rPr>
-        <w:t>Node</w:t>
-      </w:r>
-      <w:r>
-        <w:rPr/>
-        <w:t xml:space="preserve"> see Glossary</w:t>
-      </w:r>
-    </w:p>
-    <w:p>
-      <w:pPr>
-        <w:pStyle w:val="Entry"/>
-      </w:pPr>
-      <w:r>
-        <w:rPr>
-          <w:b/>
-        </w:rPr>
-        <w:t>Oedogonium</w:t>
-      </w:r>
-      <w:r>
-        <w:rPr/>
-        <w:t xml:space="preserve"> (green alga): unprotected embryo 23.1.7</w:t>
-      </w:r>
-    </w:p>
-    <w:p>
-      <w:pPr>
-        <w:pStyle w:val="Entry"/>
-      </w:pPr>
-      <w:r>
-        <w:rPr>
-          <w:b/>
-        </w:rPr>
-        <w:t>Operculum</w:t>
-      </w:r>
-      <w:r>
-        <w:rPr/>
-        <w:t xml:space="preserve"> 23.2.30</w:t>
-      </w:r>
-    </w:p>
-    <w:p>
-      <w:pPr>
-        <w:pStyle w:val="Entry"/>
-      </w:pPr>
-      <w:r>
-        <w:rPr>
-          <w:b/>
-        </w:rPr>
-        <w:t>Ovary</w:t>
-      </w:r>
-      <w:r>
-        <w:rPr/>
-        <w:t xml:space="preserve"> 23.5.84, 23.1.4, 23.5.56, 23.5.85–86, 23.5.88 …</w:t>
-      </w:r>
-    </w:p>
-    <w:p>
-      <w:pPr>
-        <w:pStyle w:val="Entry"/>
-      </w:pPr>
-      <w:r>
-        <w:rPr>
-          <w:b/>
-        </w:rPr>
-        <w:t>Ovule</w:t>
-      </w:r>
-      <w:r>
-        <w:rPr/>
-        <w:t xml:space="preserve"> 23.5.55, 23.5.84, 23.1.4, 23.5.56, 23.5.62, 23.5.68 …</w:t>
-      </w:r>
-    </w:p>
-    <w:p>
-      <w:pPr>
-        <w:pStyle w:val="Entry"/>
-      </w:pPr>
-      <w:r>
-        <w:rPr>
-          <w:b/>
-        </w:rPr>
-        <w:t>Paleobotanists</w:t>
-      </w:r>
-      <w:r>
-        <w:rPr/>
-        <w:t xml:space="preserve"> see Glossary</w:t>
-      </w:r>
-    </w:p>
-    <w:p>
-      <w:pPr>
-        <w:pStyle w:val="Entry"/>
-      </w:pPr>
-      <w:r>
-        <w:rPr>
-          <w:b/>
-        </w:rPr>
-        <w:t>Peat moss</w:t>
-      </w:r>
-      <w:r>
-        <w:rPr/>
-        <w:t xml:space="preserve"> 23.2.21</w:t>
-      </w:r>
-    </w:p>
-    <w:p>
-      <w:pPr>
-        <w:pStyle w:val="Entry"/>
-      </w:pPr>
-      <w:r>
-        <w:rPr>
-          <w:b/>
-        </w:rPr>
-        <w:t>Perfect / imperfect flower</w:t>
-      </w:r>
-      <w:r>
-        <w:rPr/>
-        <w:t xml:space="preserve"> 23.5.91</w:t>
-      </w:r>
-    </w:p>
-    <w:p>
-      <w:pPr>
-        <w:pStyle w:val="Entry"/>
-      </w:pPr>
-      <w:r>
-        <w:rPr>
-          <w:b/>
-        </w:rPr>
-        <w:t>Petals</w:t>
-      </w:r>
-      <w:r>
-        <w:rPr/>
-        <w:t xml:space="preserve"> 23.5.83, 23.5.82, 23.5.85, 23.5.91</w:t>
-      </w:r>
-    </w:p>
-    <w:p>
-      <w:pPr>
-        <w:pStyle w:val="Entry"/>
-      </w:pPr>
-      <w:r>
-        <w:rPr>
-          <w:b/>
-        </w:rPr>
-        <w:t>Phloem</w:t>
-      </w:r>
-      <w:r>
-        <w:rPr/>
-        <w:t xml:space="preserve"> 23.3.31, 23.1.4</w:t>
-      </w:r>
-    </w:p>
-    <w:p>
-      <w:pPr>
-        <w:pStyle w:val="Entry"/>
-      </w:pPr>
-      <w:r>
-        <w:rPr>
-          <w:b/>
-        </w:rPr>
-        <w:t>Phylum (plural phyla)</w:t>
-      </w:r>
-      <w:r>
-        <w:rPr/>
-        <w:t xml:space="preserve"> see Glossary</w:t>
-      </w:r>
-    </w:p>
-    <w:p>
-      <w:pPr>
-        <w:pStyle w:val="Entry"/>
-      </w:pPr>
-      <w:r>
-        <w:rPr>
-          <w:b/>
-        </w:rPr>
-        <w:t>Pines</w:t>
-      </w:r>
-      <w:r>
-        <w:rPr/>
-        <w:t xml:space="preserve"> (conifers; ground pines are lycophytes) 23.5.58, 23.5.68–69, 23.1.14, 23.5.59–60 …</w:t>
-      </w:r>
-    </w:p>
-    <w:p>
-      <w:pPr>
-        <w:pStyle w:val="Entry"/>
-      </w:pPr>
-      <w:r>
-        <w:rPr>
-          <w:b/>
-        </w:rPr>
-        <w:t>Plant systematists</w:t>
-      </w:r>
-      <w:r>
-        <w:rPr/>
-        <w:t xml:space="preserve"> see Glossary</w:t>
-      </w:r>
-    </w:p>
-    <w:p>
-      <w:pPr>
-        <w:pStyle w:val="Entry"/>
-      </w:pPr>
-      <w:r>
-        <w:rPr>
-          <w:b/>
-        </w:rPr>
-        <w:t>Polar nuclei</w:t>
-      </w:r>
-      <w:r>
-        <w:rPr/>
-        <w:t xml:space="preserve"> 23.5.86, 23.5.88–89</w:t>
-      </w:r>
-    </w:p>
-    <w:p>
-      <w:pPr>
-        <w:pStyle w:val="Entry"/>
-      </w:pPr>
-      <w:r>
-        <w:rPr>
-          <w:b/>
-        </w:rPr>
-        <w:t>Pollen cones, seed cones</w:t>
-      </w:r>
-      <w:r>
-        <w:rPr/>
-        <w:t xml:space="preserve"> 23.5.68, 23.1.4, 23.5.58–61 …</w:t>
-      </w:r>
-    </w:p>
-    <w:p>
-      <w:pPr>
-        <w:pStyle w:val="Entry"/>
-      </w:pPr>
-      <w:r>
-        <w:rPr>
-          <w:b/>
-        </w:rPr>
-        <w:t>Pollen grain</w:t>
-      </w:r>
-      <w:r>
-        <w:rPr/>
-        <w:t xml:space="preserve"> 23.5.55, 23.5.87, 23.1.4, 23.5.58, 23.5.64, 23.5.68 …</w:t>
-      </w:r>
-    </w:p>
-    <w:p>
-      <w:pPr>
-        <w:pStyle w:val="Entry"/>
-      </w:pPr>
-      <w:r>
-        <w:rPr>
-          <w:b/>
-        </w:rPr>
-        <w:t>Pollen pore</w:t>
-      </w:r>
-      <w:r>
-        <w:rPr/>
-        <w:t xml:space="preserve"> see Glossary</w:t>
-      </w:r>
-    </w:p>
-    <w:p>
-      <w:pPr>
-        <w:pStyle w:val="Entry"/>
-      </w:pPr>
-      <w:r>
-        <w:rPr>
-          <w:b/>
-        </w:rPr>
-        <w:t>Pollen sacs (microsporangia)</w:t>
-      </w:r>
-      <w:r>
-        <w:rPr/>
-        <w:t xml:space="preserve"> see Glossary</w:t>
-      </w:r>
-    </w:p>
-    <w:p>
-      <w:pPr>
-        <w:pStyle w:val="Entry"/>
-      </w:pPr>
-      <w:r>
-        <w:rPr>
-          <w:b/>
-        </w:rPr>
-        <w:t>Pollen tube</w:t>
-      </w:r>
-      <w:r>
-        <w:rPr/>
-        <w:t xml:space="preserve"> 23.5.55, 23.5.87, 23.5.68, 23.5.70, 23.5.72, 23.5.85 …</w:t>
-      </w:r>
-    </w:p>
-    <w:p>
-      <w:pPr>
-        <w:pStyle w:val="Entry"/>
-      </w:pPr>
-      <w:r>
-        <w:rPr>
-          <w:b/>
-        </w:rPr>
-        <w:t>Pollination</w:t>
-      </w:r>
-      <w:r>
-        <w:rPr/>
-        <w:t xml:space="preserve"> 23.5.55, 23.5.87, 23.5.90, 23.5.56, 23.5.68, 23.5.70 …</w:t>
-      </w:r>
-    </w:p>
-    <w:p>
-      <w:pPr>
-        <w:pStyle w:val="Entry"/>
-      </w:pPr>
-      <w:r>
-        <w:rPr>
-          <w:b/>
-        </w:rPr>
-        <w:t>Prothallus</w:t>
-      </w:r>
-      <w:r>
-        <w:rPr/>
-        <w:t xml:space="preserve"> 23.4.52</w:t>
-      </w:r>
-    </w:p>
-    <w:p>
-      <w:pPr>
-        <w:pStyle w:val="Entry"/>
-      </w:pPr>
-      <w:r>
-        <w:rPr>
-          <w:b/>
-        </w:rPr>
-        <w:t>Protonema</w:t>
-      </w:r>
-      <w:r>
-        <w:rPr/>
-        <w:t xml:space="preserve"> 23.2.22, 23.2.30</w:t>
-      </w:r>
-    </w:p>
-    <w:p>
-      <w:pPr>
-        <w:pStyle w:val="Entry"/>
-      </w:pPr>
-      <w:r>
-        <w:rPr>
-          <w:b/>
-        </w:rPr>
-        <w:t>Psilotum</w:t>
-      </w:r>
-      <w:r>
-        <w:rPr/>
-        <w:t xml:space="preserve"> (whisk fern): no leaves 23.4.40–41</w:t>
-      </w:r>
-    </w:p>
-    <w:p>
-      <w:pPr>
-        <w:pStyle w:val="Entry"/>
-      </w:pPr>
-      <w:r>
-        <w:rPr>
-          <w:b/>
-        </w:rPr>
-        <w:t>Pteridophytes</w:t>
-      </w:r>
-      <w:r>
-        <w:rPr/>
-        <w:t xml:space="preserve"> 23.4.36, 23.1.4, 23.3.32</w:t>
-      </w:r>
-    </w:p>
-    <w:p>
-      <w:pPr>
-        <w:pStyle w:val="Entry"/>
-      </w:pPr>
-      <w:r>
-        <w:rPr>
-          <w:b/>
-        </w:rPr>
-        <w:t>Quillworts (Isoetes)</w:t>
-      </w:r>
-      <w:r>
-        <w:rPr/>
-        <w:t xml:space="preserve"> (lycophytes) 23.3.34</w:t>
-      </w:r>
-    </w:p>
-    <w:p>
-      <w:pPr>
-        <w:pStyle w:val="Entry"/>
-      </w:pPr>
-      <w:r>
-        <w:rPr>
-          <w:b/>
-        </w:rPr>
-        <w:t>Rhizoids</w:t>
-      </w:r>
-      <w:r>
-        <w:rPr/>
-        <w:t xml:space="preserve"> 23.2.17, 23.1.15, 23.2.18, 23.2.22, 23.4.52</w:t>
-      </w:r>
-    </w:p>
-    <w:p>
-      <w:pPr>
-        <w:pStyle w:val="Entry"/>
-      </w:pPr>
-      <w:r>
-        <w:rPr>
-          <w:b/>
-        </w:rPr>
-        <w:t>Rhizome</w:t>
-      </w:r>
-      <w:r>
-        <w:rPr/>
-        <w:t xml:space="preserve"> 23.4.40, 23.3.35, 23.4.39, 23.4.41, 23.4.52</w:t>
-      </w:r>
-    </w:p>
-    <w:p>
-      <w:pPr>
-        <w:pStyle w:val="Entry"/>
-      </w:pPr>
-      <w:r>
-        <w:rPr>
-          <w:b/>
-        </w:rPr>
-        <w:t>Scale (of a cone)</w:t>
-      </w:r>
-      <w:r>
-        <w:rPr/>
-        <w:t xml:space="preserve"> see Glossary</w:t>
-      </w:r>
-    </w:p>
-    <w:p>
-      <w:pPr>
-        <w:pStyle w:val="Entry"/>
-      </w:pPr>
-      <w:r>
-        <w:rPr>
-          <w:b/>
-        </w:rPr>
-        <w:t>Scanning electron micrograph</w:t>
-      </w:r>
-      <w:r>
-        <w:rPr/>
-        <w:t xml:space="preserve"> see Glossary</w:t>
-      </w:r>
-    </w:p>
-    <w:p>
-      <w:pPr>
-        <w:pStyle w:val="Entry"/>
-      </w:pPr>
-      <w:r>
-        <w:rPr>
-          <w:b/>
-        </w:rPr>
-        <w:t>Seed</w:t>
-      </w:r>
-      <w:r>
-        <w:rPr/>
-        <w:t xml:space="preserve"> 23.5.54, 23.1.4, 23.1.6–7, 23.1.15, 23.5.55 …</w:t>
-      </w:r>
-    </w:p>
-    <w:p>
-      <w:pPr>
-        <w:pStyle w:val="Entry"/>
-      </w:pPr>
-      <w:r>
-        <w:rPr>
-          <w:b/>
-        </w:rPr>
-        <w:t>Seed plants</w:t>
-      </w:r>
-      <w:r>
-        <w:rPr/>
-        <w:t xml:space="preserve"> 23.5.54–56, 23.5.78</w:t>
-      </w:r>
-    </w:p>
-    <w:p>
-      <w:pPr>
-        <w:pStyle w:val="Entry"/>
-      </w:pPr>
-      <w:r>
-        <w:rPr>
-          <w:b/>
-        </w:rPr>
-        <w:t>Seedless vascular plants</w:t>
-      </w:r>
-      <w:r>
-        <w:rPr/>
-        <w:t xml:space="preserve"> 23.3.32, 23.1.4, 23.1.6, 23.4.36, 23.4.38</w:t>
-      </w:r>
-    </w:p>
-    <w:p>
-      <w:pPr>
-        <w:pStyle w:val="Entry"/>
-      </w:pPr>
-      <w:r>
-        <w:rPr>
-          <w:b/>
-        </w:rPr>
-        <w:t>Sepals</w:t>
-      </w:r>
-      <w:r>
-        <w:rPr/>
-        <w:t xml:space="preserve"> 23.5.83, 23.5.85, 23.5.91</w:t>
-      </w:r>
-    </w:p>
-    <w:p>
-      <w:pPr>
-        <w:pStyle w:val="Entry"/>
-      </w:pPr>
-      <w:r>
-        <w:rPr>
-          <w:b/>
-        </w:rPr>
-        <w:t>Silica</w:t>
-      </w:r>
-      <w:r>
-        <w:rPr/>
-        <w:t xml:space="preserve"> see Glossary</w:t>
-      </w:r>
-    </w:p>
-    <w:p>
-      <w:pPr>
-        <w:pStyle w:val="Entry"/>
-      </w:pPr>
-      <w:r>
-        <w:rPr>
-          <w:b/>
-        </w:rPr>
-        <w:t>Sori</w:t>
-      </w:r>
-      <w:r>
-        <w:rPr/>
-        <w:t xml:space="preserve"> 23.4.42, 23.4.52</w:t>
-      </w:r>
-    </w:p>
-    <w:p>
-      <w:pPr>
-        <w:pStyle w:val="Entry"/>
-      </w:pPr>
-      <w:r>
-        <w:rPr>
-          <w:b/>
-        </w:rPr>
-        <w:t>Spike mosses (Selaginella)</w:t>
-      </w:r>
-      <w:r>
-        <w:rPr/>
-        <w:t xml:space="preserve"> (lycophytes) 23.3.34–35</w:t>
-      </w:r>
-    </w:p>
-    <w:p>
-      <w:pPr>
-        <w:pStyle w:val="Entry"/>
-      </w:pPr>
-      <w:r>
-        <w:rPr>
-          <w:b/>
-        </w:rPr>
-        <w:t>Sporangium</w:t>
-      </w:r>
-      <w:r>
-        <w:rPr/>
-        <w:t xml:space="preserve"> 23.1.12, 23.1.4, 23.1.13, 23.2.22, 23.2.30, 23.3.32 …</w:t>
-      </w:r>
-    </w:p>
-    <w:p>
-      <w:pPr>
-        <w:pStyle w:val="Entry"/>
-      </w:pPr>
-      <w:r>
-        <w:rPr>
-          <w:b/>
-        </w:rPr>
-        <w:t>Spores</w:t>
-      </w:r>
-      <w:r>
-        <w:rPr/>
-        <w:t xml:space="preserve"> 23.1.12, 23.1.4, 23.1.13, 23.1.15, 23.2.17, 23.2.22 …</w:t>
-      </w:r>
-    </w:p>
-    <w:p>
-      <w:pPr>
-        <w:pStyle w:val="Entry"/>
-      </w:pPr>
-      <w:r>
-        <w:rPr>
-          <w:b/>
-        </w:rPr>
-        <w:t>Sporophyte</w:t>
-      </w:r>
-      <w:r>
-        <w:rPr/>
-        <w:t xml:space="preserve"> 23.1.12, 23.1.14, 23.1.4, 23.1.13, 23.1.15, 23.2.17 …</w:t>
-      </w:r>
-    </w:p>
-    <w:p>
-      <w:pPr>
-        <w:pStyle w:val="Entry"/>
-      </w:pPr>
-      <w:r>
-        <w:rPr>
-          <w:b/>
-        </w:rPr>
-        <w:t>Spruce, juniper</w:t>
-      </w:r>
-      <w:r>
-        <w:rPr/>
-        <w:t xml:space="preserve"> (conifers) 23.5.59</w:t>
-      </w:r>
-    </w:p>
-    <w:p>
-      <w:pPr>
-        <w:pStyle w:val="Entry"/>
-      </w:pPr>
-      <w:r>
-        <w:rPr>
-          <w:b/>
-        </w:rPr>
-        <w:t>Stamen</w:t>
-      </w:r>
-      <w:r>
-        <w:rPr/>
-        <w:t xml:space="preserve"> 23.5.84–85, 23.5.89, 23.5.91</w:t>
-      </w:r>
-    </w:p>
-    <w:p>
-      <w:pPr>
-        <w:pStyle w:val="Entry"/>
-      </w:pPr>
-      <w:r>
-        <w:rPr>
-          <w:b/>
-        </w:rPr>
-        <w:t>Sterile cells</w:t>
-      </w:r>
-      <w:r>
-        <w:rPr/>
-        <w:t xml:space="preserve"> see Glossary</w:t>
-      </w:r>
-    </w:p>
-    <w:p>
-      <w:pPr>
-        <w:pStyle w:val="Entry"/>
-      </w:pPr>
-      <w:r>
-        <w:rPr>
-          <w:b/>
-        </w:rPr>
-        <w:t>Stigma</w:t>
-      </w:r>
-      <w:r>
-        <w:rPr/>
-        <w:t xml:space="preserve"> 23.5.84–85, 23.5.87</w:t>
-      </w:r>
-    </w:p>
-    <w:p>
-      <w:pPr>
-        <w:pStyle w:val="Entry"/>
-      </w:pPr>
-      <w:r>
-        <w:rPr>
-          <w:b/>
-        </w:rPr>
-        <w:t>Stomata</w:t>
-      </w:r>
-      <w:r>
-        <w:rPr/>
-        <w:t xml:space="preserve"> 23.1.9–10, 23.5.58</w:t>
-      </w:r>
-    </w:p>
-    <w:p>
-      <w:pPr>
-        <w:pStyle w:val="Entry"/>
-      </w:pPr>
-      <w:r>
-        <w:rPr>
-          <w:b/>
-        </w:rPr>
-        <w:t>Strobili</w:t>
-      </w:r>
-      <w:r>
-        <w:rPr/>
-        <w:t xml:space="preserve"> 23.3.34–35, 23.4.38–39, 23.5.74</w:t>
-      </w:r>
-    </w:p>
-    <w:p>
-      <w:pPr>
-        <w:pStyle w:val="Entry"/>
-      </w:pPr>
-      <w:r>
-        <w:rPr>
-          <w:b/>
-        </w:rPr>
-        <w:t>Style</w:t>
-      </w:r>
-      <w:r>
-        <w:rPr/>
-        <w:t xml:space="preserve"> 23.5.84–85, 23.5.89</w:t>
-      </w:r>
-    </w:p>
-    <w:p>
-      <w:pPr>
-        <w:pStyle w:val="Entry"/>
-      </w:pPr>
-      <w:r>
-        <w:rPr>
-          <w:b/>
-        </w:rPr>
-        <w:t>Substrate</w:t>
-      </w:r>
-      <w:r>
-        <w:rPr/>
-        <w:t xml:space="preserve"> see Glossary</w:t>
-      </w:r>
-    </w:p>
-    <w:p>
-      <w:pPr>
-        <w:pStyle w:val="Entry"/>
-      </w:pPr>
-      <w:r>
-        <w:rPr>
-          <w:b/>
-        </w:rPr>
-        <w:t>Sucrose</w:t>
-      </w:r>
-      <w:r>
-        <w:rPr/>
-        <w:t xml:space="preserve"> see Glossary</w:t>
-      </w:r>
-    </w:p>
-    <w:p>
-      <w:pPr>
-        <w:pStyle w:val="Entry"/>
-      </w:pPr>
-      <w:r>
-        <w:rPr>
-          <w:b/>
-        </w:rPr>
-        <w:t>Surface-area-to-volume ratio</w:t>
-      </w:r>
-      <w:r>
-        <w:rPr/>
-        <w:t xml:space="preserve"> see Glossary</w:t>
-      </w:r>
-    </w:p>
-    <w:p>
-      <w:pPr>
-        <w:pStyle w:val="Entry"/>
-      </w:pPr>
-      <w:r>
-        <w:rPr>
-          <w:b/>
-        </w:rPr>
-        <w:t>Taproot vs fibrous roots</w:t>
-      </w:r>
-      <w:r>
-        <w:rPr/>
-        <w:t xml:space="preserve"> see Glossary</w:t>
-      </w:r>
-    </w:p>
-    <w:p>
-      <w:pPr>
-        <w:pStyle w:val="Entry"/>
-      </w:pPr>
-      <w:r>
-        <w:rPr>
-          <w:b/>
-        </w:rPr>
-        <w:t>Thallus, thallose liverworts</w:t>
-      </w:r>
-      <w:r>
-        <w:rPr/>
-        <w:t xml:space="preserve"> 23.2.17–18</w:t>
-      </w:r>
-    </w:p>
-    <w:p>
-      <w:pPr>
-        <w:pStyle w:val="Entry"/>
-      </w:pPr>
-      <w:r>
-        <w:rPr>
-          <w:b/>
-        </w:rPr>
-        <w:t>Tmesipteris</w:t>
-      </w:r>
-      <w:r>
-        <w:rPr/>
-        <w:t xml:space="preserve"> (whisk fern): appendages like reduced megaphylls 23.4.40</w:t>
-      </w:r>
-    </w:p>
-    <w:p>
-      <w:pPr>
-        <w:pStyle w:val="Entry"/>
-      </w:pPr>
-      <w:r>
-        <w:rPr>
-          <w:b/>
-        </w:rPr>
-        <w:t>Tracheids</w:t>
-      </w:r>
-      <w:r>
-        <w:rPr/>
-        <w:t xml:space="preserve"> 23.1.9</w:t>
-      </w:r>
-    </w:p>
-    <w:p>
-      <w:pPr>
-        <w:pStyle w:val="Entry"/>
-      </w:pPr>
-      <w:r>
-        <w:rPr>
-          <w:b/>
-        </w:rPr>
-        <w:t>Tracheophytes (vascular plants)</w:t>
-      </w:r>
-      <w:r>
-        <w:rPr/>
-        <w:t xml:space="preserve"> 23.3.31, 23.1.4, 23.3.32–33, 23.4.36, 23.4.38 …</w:t>
-      </w:r>
-    </w:p>
-    <w:p>
-      <w:pPr>
-        <w:pStyle w:val="Entry"/>
-      </w:pPr>
-      <w:r>
-        <w:rPr>
-          <w:b/>
-        </w:rPr>
-        <w:t>Tree ferns</w:t>
-      </w:r>
-      <w:r>
-        <w:rPr/>
-        <w:t xml:space="preserve"> (ferns): termite-resistant wood 23.4.53, 23.4.44</w:t>
-      </w:r>
-    </w:p>
-    <w:p>
-      <w:pPr>
-        <w:pStyle w:val="Entry"/>
-      </w:pPr>
-      <w:r>
-        <w:rPr>
-          <w:b/>
-        </w:rPr>
-        <w:t>Triassic, Jurassic and Tertiary</w:t>
-      </w:r>
-      <w:r>
-        <w:rPr/>
-        <w:t xml:space="preserve"> see Glossary</w:t>
-      </w:r>
-    </w:p>
-    <w:p>
-      <w:pPr>
-        <w:pStyle w:val="Entry"/>
-      </w:pPr>
-      <w:r>
-        <w:rPr>
-          <w:b/>
-        </w:rPr>
-        <w:t>True roots, stems and leaves</w:t>
-      </w:r>
-      <w:r>
-        <w:rPr/>
-        <w:t xml:space="preserve"> see Glossary</w:t>
-      </w:r>
-    </w:p>
-    <w:p>
-      <w:pPr>
-        <w:pStyle w:val="Entry"/>
-      </w:pPr>
-      <w:r>
-        <w:rPr>
-          <w:b/>
-        </w:rPr>
-        <w:t>Tube cell</w:t>
-      </w:r>
-      <w:r>
-        <w:rPr/>
-        <w:t xml:space="preserve"> 23.5.87, 23.5.89</w:t>
-      </w:r>
-    </w:p>
-    <w:p>
-      <w:pPr>
-        <w:pStyle w:val="Entry"/>
-      </w:pPr>
-      <w:r>
-        <w:rPr>
-          <w:b/>
-        </w:rPr>
-        <w:t>Uninucleated</w:t>
-      </w:r>
-      <w:r>
-        <w:rPr/>
-        <w:t xml:space="preserve"> see Glossary</w:t>
-      </w:r>
-    </w:p>
-    <w:p>
-      <w:pPr>
-        <w:pStyle w:val="Entry"/>
-      </w:pPr>
-      <w:r>
-        <w:rPr>
-          <w:b/>
-        </w:rPr>
-        <w:t>UV radiation</w:t>
-      </w:r>
-      <w:r>
-        <w:rPr/>
-        <w:t xml:space="preserve"> 23.1.11, 23.1.9</w:t>
-      </w:r>
-    </w:p>
-    <w:p>
-      <w:pPr>
-        <w:pStyle w:val="Entry"/>
-      </w:pPr>
-      <w:r>
-        <w:rPr>
-          <w:b/>
-        </w:rPr>
-        <w:t>Vascular bundles</w:t>
-      </w:r>
-      <w:r>
-        <w:rPr/>
-        <w:t xml:space="preserve"> see Glossary</w:t>
-      </w:r>
-    </w:p>
-    <w:p>
-      <w:pPr>
-        <w:pStyle w:val="Entry"/>
-      </w:pPr>
-      <w:r>
-        <w:rPr>
-          <w:b/>
-        </w:rPr>
-        <w:t>Vascular tissue</w:t>
-      </w:r>
-      <w:r>
-        <w:rPr/>
-        <w:t xml:space="preserve"> 23.3.31, 23.1.4, 23.2.16, 23.3.32, 23.3.34, 23.4.36 …</w:t>
-      </w:r>
-    </w:p>
-    <w:p>
-      <w:pPr>
-        <w:pStyle w:val="Entry"/>
-      </w:pPr>
-      <w:r>
-        <w:rPr>
-          <w:b/>
-        </w:rPr>
-        <w:t>Venation</w:t>
-      </w:r>
-      <w:r>
-        <w:rPr/>
-        <w:t xml:space="preserve"> see Glossary</w:t>
-      </w:r>
-    </w:p>
-    <w:p>
-      <w:pPr>
-        <w:pStyle w:val="Entry"/>
-      </w:pPr>
-      <w:r>
-        <w:rPr>
-          <w:b/>
-        </w:rPr>
-        <w:t>Welwitschia</w:t>
-      </w:r>
-      <w:r>
-        <w:rPr/>
-        <w:t xml:space="preserve"> (gnetophyte): two straplike leaves; SW Africa 23.5.74, 23.5.76</w:t>
-      </w:r>
-    </w:p>
-    <w:p>
-      <w:pPr>
-        <w:pStyle w:val="Entry"/>
-      </w:pPr>
-      <w:r>
-        <w:rPr>
-          <w:b/>
-        </w:rPr>
-        <w:t>Whisk ferns</w:t>
-      </w:r>
-      <w:r>
-        <w:rPr/>
-        <w:t xml:space="preserve"> 23.4.40, 23.4.36, 23.4.41</w:t>
-      </w:r>
-    </w:p>
-    <w:p>
-      <w:pPr>
-        <w:pStyle w:val="Entry"/>
-      </w:pPr>
-      <w:r>
-        <w:rPr>
-          <w:b/>
-        </w:rPr>
-        <w:t>Whorl</w:t>
-      </w:r>
-      <w:r>
-        <w:rPr/>
         <w:t xml:space="preserve"> see Glossary</w:t>
       </w:r>
     </w:p>
@@ -4804,22 +5911,7 @@
       </w:r>
       <w:r>
         <w:rPr/>
-        <w:t xml:space="preserve"> 23.3.31, 23.1.4, 23.5.74</w:t>
-      </w:r>
-    </w:p>
-    <w:p>
-      <w:pPr>
-        <w:pStyle w:val="Entry"/>
-      </w:pPr>
-      <w:r>
-        <w:rPr>
-          <w:b/>
-        </w:rPr>
-        <w:t>Xylem and phloem</w:t>
-      </w:r>
-      <w:r>
-        <w:rPr/>
-        <w:t xml:space="preserve"> see Glossary</w:t>
+        <w:t xml:space="preserve"> 23.3.31 (def.), 23.1.4 (characteristics)</w:t>
       </w:r>
     </w:p>
     <w:p>
@@ -4834,7 +5926,7 @@
       </w:r>
       <w:r>
         <w:rPr/>
-        <w:t xml:space="preserve"> 23.1.13, 23.5.88, 23.1.3, 23.1.5, 23.2.25, 23.2.30 …</w:t>
+        <w:t xml:space="preserve"> 23.1.13 (life cycle), 23.1.5 (charophytes protect), 23.2.30 (moss), 23.5.88 (double fertilization)</w:t>
       </w:r>
     </w:p>
     <w:sectPr>
@@ -4892,7 +5984,7 @@
       <w:rPr>
         <w:sz w:val="15"/>
       </w:rPr>
-      <w:t>BIO II printed notes: Ch 23 (index)</w:t>
+      <w:t>Ch. 23: Plant Evolution and Diversity (index)</w:t>
       <w:tab/>
     </w:r>
     <w:r>
@@ -17212,16 +18304,6 @@
     <w:rPr>
       <w:b/>
       <w:sz w:val="27"/>
-    </w:rPr>
-  </w:style>
-  <w:style w:type="paragraph" w:customStyle="1" w:styleId="Pointer">
-    <w:name w:val="Pointer"/>
-    <w:basedOn w:val="Normal"/>
-    <w:pPr>
-      <w:spacing w:before="0" w:after="23"/>
-    </w:pPr>
-    <w:rPr>
-      <w:i/>
     </w:rPr>
   </w:style>
   <w:style w:type="paragraph" w:customStyle="1" w:styleId="Slideheading">

--- a/Printed Exam Notes/Ch 23 Index.docx
+++ b/Printed Exam Notes/Ch 23 Index.docx
@@ -28,8 +28,14 @@
         <w:pStyle w:val="Mapsection"/>
       </w:pPr>
       <w:r>
-        <w:rPr/>
-        <w:t>Contents (pages in the main notes)</w:t>
+        <w:rPr>
+          <w:rStyle w:val="Slidecode"/>
+        </w:rPr>
+        <w:t>Contents</w:t>
+      </w:r>
+      <w:r>
+        <w:rPr/>
+        <w:t xml:space="preserve"> (pages in the main notes)</w:t>
       </w:r>
     </w:p>
     <w:p>
@@ -2999,6 +3005,21 @@
         <w:rPr>
           <w:b/>
         </w:rPr>
+        <w:t>Conifers / cycads / ginkgoes / gnetophytes</w:t>
+      </w:r>
+      <w:r>
+        <w:rPr/>
+        <w:t>: the four gymnosperm groups: needle-like leaves, monoecious (pines) / palm- or fern-like, pollen and seed cones on separate plants / one surviving species, dioecious / no archegonia (Gnetum, Ephedra, Welwitschia) 23.5.57</w:t>
+      </w:r>
+    </w:p>
+    <w:p>
+      <w:pPr>
+        <w:pStyle w:val="Entry"/>
+      </w:pPr>
+      <w:r>
+        <w:rPr>
+          <w:b/>
+        </w:rPr>
         <w:t>Cotyledon</w:t>
       </w:r>
       <w:r>
@@ -3149,6 +3170,21 @@
         <w:rPr>
           <w:b/>
         </w:rPr>
+        <w:t>Ferns / horsetails / whisk ferns</w:t>
+      </w:r>
+      <w:r>
+        <w:rPr/>
+        <w:t>: the pteridophytes: fronds with sori / Equisetum, small leaves in whorls, silica / Psilotum, no leaves, forking stems 23.4.36</w:t>
+      </w:r>
+    </w:p>
+    <w:p>
+      <w:pPr>
+        <w:pStyle w:val="Entry"/>
+      </w:pPr>
+      <w:r>
+        <w:rPr>
+          <w:b/>
+        </w:rPr>
         <w:t>Fitness</w:t>
       </w:r>
       <w:r>
@@ -3344,6 +3380,21 @@
         <w:rPr>
           <w:b/>
         </w:rPr>
+        <w:t>Liverworts / hornworts / mosses</w:t>
+      </w:r>
+      <w:r>
+        <w:rPr/>
+        <w:t>: the three bryophyte groups: flat thallus or leafy shoots, gemmae / horn-shaped sporophytes, cyanobacteria partners / the largest group, protonema, sporophyte attached to the gametophyte 23.1.4</w:t>
+      </w:r>
+    </w:p>
+    <w:p>
+      <w:pPr>
+        <w:pStyle w:val="Entry"/>
+      </w:pPr>
+      <w:r>
+        <w:rPr>
+          <w:b/>
+        </w:rPr>
         <w:t>Lycophytes</w:t>
       </w:r>
       <w:r>
@@ -3854,7 +3905,7 @@
         <w:rPr>
           <w:b/>
         </w:rPr>
-        <w:t>True roots, stems and leaves</w:t>
+        <w:t>True roots (and stems, leaves)</w:t>
       </w:r>
       <w:r>
         <w:rPr/>
@@ -3972,6 +4023,21 @@
         <w:rPr>
           <w:b/>
         </w:rPr>
+        <w:t>Adaptations to land</w:t>
+      </w:r>
+      <w:r>
+        <w:rPr/>
+        <w:t xml:space="preserve"> 23.1.9 (problems, solutions), 23.1.14 (sporophyte dominance), 23.5.54 (seeds)</w:t>
+      </w:r>
+    </w:p>
+    <w:p>
+      <w:pPr>
+        <w:pStyle w:val="Entry"/>
+      </w:pPr>
+      <w:r>
+        <w:rPr>
+          <w:b/>
+        </w:rPr>
         <w:t>Alternation of generations</w:t>
       </w:r>
       <w:r>
@@ -4062,6 +4128,21 @@
         <w:rPr>
           <w:b/>
         </w:rPr>
+        <w:t>Archaeplastida</w:t>
+      </w:r>
+      <w:r>
+        <w:rPr/>
+        <w:t xml:space="preserve"> 23.1.4 (plant classification)</w:t>
+      </w:r>
+    </w:p>
+    <w:p>
+      <w:pPr>
+        <w:pStyle w:val="Entry"/>
+      </w:pPr>
+      <w:r>
+        <w:rPr>
+          <w:b/>
+        </w:rPr>
         <w:t>Archegonia</w:t>
       </w:r>
       <w:r>
@@ -4137,6 +4218,21 @@
         <w:rPr>
           <w:b/>
         </w:rPr>
+        <w:t>Carboniferous</w:t>
+      </w:r>
+      <w:r>
+        <w:rPr/>
+        <w:t xml:space="preserve"> see Devonian, Carboniferous</w:t>
+      </w:r>
+    </w:p>
+    <w:p>
+      <w:pPr>
+        <w:pStyle w:val="Entry"/>
+      </w:pPr>
+      <w:r>
+        <w:rPr>
+          <w:b/>
+        </w:rPr>
         <w:t>Carpel</w:t>
       </w:r>
       <w:r>
@@ -4186,7 +4282,7 @@
       </w:r>
       <w:r>
         <w:rPr/>
-        <w:t xml:space="preserve"> see Glossary</w:t>
+        <w:t xml:space="preserve"> 23.1.5 (charophytes, land plants)</w:t>
       </w:r>
     </w:p>
     <w:p>
@@ -4332,6 +4428,21 @@
         <w:rPr>
           <w:b/>
         </w:rPr>
+        <w:t>Cyanobacteria</w:t>
+      </w:r>
+      <w:r>
+        <w:rPr/>
+        <w:t xml:space="preserve"> 23.2.19 (hornwort partners)</w:t>
+      </w:r>
+    </w:p>
+    <w:p>
+      <w:pPr>
+        <w:pStyle w:val="Entry"/>
+      </w:pPr>
+      <w:r>
+        <w:rPr>
+          <w:b/>
+        </w:rPr>
         <w:t>Cycads</w:t>
       </w:r>
       <w:r>
@@ -4351,7 +4462,7 @@
       </w:r>
       <w:r>
         <w:rPr/>
-        <w:t xml:space="preserve"> see Glossary</w:t>
+        <w:t xml:space="preserve"> 23.1.11 (diploid hides it)</w:t>
       </w:r>
     </w:p>
     <w:p>
@@ -4366,7 +4477,37 @@
       </w:r>
       <w:r>
         <w:rPr/>
-        <w:t xml:space="preserve"> see Glossary</w:t>
+        <w:t xml:space="preserve"> 23.1.9 (cuticle)</w:t>
+      </w:r>
+    </w:p>
+    <w:p>
+      <w:pPr>
+        <w:pStyle w:val="Entry"/>
+      </w:pPr>
+      <w:r>
+        <w:rPr>
+          <w:b/>
+        </w:rPr>
+        <w:t>Devonian, Carboniferous</w:t>
+      </w:r>
+      <w:r>
+        <w:rPr/>
+        <w:t xml:space="preserve"> 23.4.36 (pteridophytes dominant)</w:t>
+      </w:r>
+    </w:p>
+    <w:p>
+      <w:pPr>
+        <w:pStyle w:val="Entry"/>
+      </w:pPr>
+      <w:r>
+        <w:rPr>
+          <w:b/>
+        </w:rPr>
+        <w:t>Dinosaurs</w:t>
+      </w:r>
+      <w:r>
+        <w:rPr/>
+        <w:t xml:space="preserve"> see Mesozoic era, dinosaurs</w:t>
       </w:r>
     </w:p>
     <w:p>
@@ -4392,6 +4533,21 @@
         <w:rPr>
           <w:b/>
         </w:rPr>
+        <w:t>Dispersal</w:t>
+      </w:r>
+      <w:r>
+        <w:rPr/>
+        <w:t xml:space="preserve"> 23.1.15 (spores vs seeds), 23.5.54 (seed plants), 23.5.90 (fruits)</w:t>
+      </w:r>
+    </w:p>
+    <w:p>
+      <w:pPr>
+        <w:pStyle w:val="Entry"/>
+      </w:pPr>
+      <w:r>
+        <w:rPr>
+          <w:b/>
+        </w:rPr>
         <w:t>Dominant generation</w:t>
       </w:r>
       <w:r>
@@ -4527,6 +4683,21 @@
         <w:rPr>
           <w:b/>
         </w:rPr>
+        <w:t>Eucalyptus</w:t>
+      </w:r>
+      <w:r>
+        <w:rPr/>
+        <w:t xml:space="preserve"> see Duckweed, Eucalyptus</w:t>
+      </w:r>
+    </w:p>
+    <w:p>
+      <w:pPr>
+        <w:pStyle w:val="Entry"/>
+      </w:pPr>
+      <w:r>
+        <w:rPr>
+          <w:b/>
+        </w:rPr>
         <w:t>Eudicots</w:t>
       </w:r>
       <w:r>
@@ -4546,7 +4717,7 @@
       </w:r>
       <w:r>
         <w:rPr/>
-        <w:t xml:space="preserve"> see Glossary</w:t>
+        <w:t xml:space="preserve"> 23.5.57 (gymnosperm groups)</w:t>
       </w:r>
     </w:p>
     <w:p>
@@ -4572,6 +4743,21 @@
         <w:rPr>
           <w:b/>
         </w:rPr>
+        <w:t>Fibrous root system</w:t>
+      </w:r>
+      <w:r>
+        <w:rPr/>
+        <w:t xml:space="preserve"> see Taproot / fibrous root system</w:t>
+      </w:r>
+    </w:p>
+    <w:p>
+      <w:pPr>
+        <w:pStyle w:val="Entry"/>
+      </w:pPr>
+      <w:r>
+        <w:rPr>
+          <w:b/>
+        </w:rPr>
         <w:t>Filament</w:t>
       </w:r>
       <w:r>
@@ -4591,7 +4777,7 @@
       </w:r>
       <w:r>
         <w:rPr/>
-        <w:t xml:space="preserve"> see Glossary</w:t>
+        <w:t xml:space="preserve"> 23.4.36 (megaphylls)</w:t>
       </w:r>
     </w:p>
     <w:p>
@@ -4621,7 +4807,7 @@
       </w:r>
       <w:r>
         <w:rPr/>
-        <w:t xml:space="preserve"> see Glossary</w:t>
+        <w:t xml:space="preserve"> 23.2.19 (hornworts)</w:t>
       </w:r>
     </w:p>
     <w:p>
@@ -4692,6 +4878,21 @@
         <w:rPr>
           <w:b/>
         </w:rPr>
+        <w:t>Gemma cup</w:t>
+      </w:r>
+      <w:r>
+        <w:rPr/>
+        <w:t xml:space="preserve"> 23.2.18 (Marchantia)</w:t>
+      </w:r>
+    </w:p>
+    <w:p>
+      <w:pPr>
+        <w:pStyle w:val="Entry"/>
+      </w:pPr>
+      <w:r>
+        <w:rPr>
+          <w:b/>
+        </w:rPr>
         <w:t>Gemmae</w:t>
       </w:r>
       <w:r>
@@ -4797,6 +4998,21 @@
         <w:rPr>
           <w:b/>
         </w:rPr>
+        <w:t>Ground pines</w:t>
+      </w:r>
+      <w:r>
+        <w:rPr/>
+        <w:t xml:space="preserve"> see Club mosses, ground pines (Lycopodium)</w:t>
+      </w:r>
+    </w:p>
+    <w:p>
+      <w:pPr>
+        <w:pStyle w:val="Entry"/>
+      </w:pPr>
+      <w:r>
+        <w:rPr>
+          <w:b/>
+        </w:rPr>
         <w:t>Gymnosperms</w:t>
       </w:r>
       <w:r>
@@ -4816,7 +5032,22 @@
       </w:r>
       <w:r>
         <w:rPr/>
-        <w:t xml:space="preserve"> see Glossary</w:t>
+        <w:t xml:space="preserve"> 23.5.81 (monocots vs eudicots)</w:t>
+      </w:r>
+    </w:p>
+    <w:p>
+      <w:pPr>
+        <w:pStyle w:val="Entry"/>
+      </w:pPr>
+      <w:r>
+        <w:rPr>
+          <w:b/>
+        </w:rPr>
+        <w:t>Heterosporous</w:t>
+      </w:r>
+      <w:r>
+        <w:rPr/>
+        <w:t xml:space="preserve"> see Homosporous / heterosporous</w:t>
       </w:r>
     </w:p>
     <w:p>
@@ -4872,6 +5103,36 @@
         <w:rPr>
           <w:b/>
         </w:rPr>
+        <w:t>Imperfect flower</w:t>
+      </w:r>
+      <w:r>
+        <w:rPr/>
+        <w:t xml:space="preserve"> see Perfect / imperfect flower</w:t>
+      </w:r>
+    </w:p>
+    <w:p>
+      <w:pPr>
+        <w:pStyle w:val="Entry"/>
+      </w:pPr>
+      <w:r>
+        <w:rPr>
+          <w:b/>
+        </w:rPr>
+        <w:t>Incomplete flower</w:t>
+      </w:r>
+      <w:r>
+        <w:rPr/>
+        <w:t xml:space="preserve"> see Complete / incomplete flower</w:t>
+      </w:r>
+    </w:p>
+    <w:p>
+      <w:pPr>
+        <w:pStyle w:val="Entry"/>
+      </w:pPr>
+      <w:r>
+        <w:rPr>
+          <w:b/>
+        </w:rPr>
         <w:t>Indusium</w:t>
       </w:r>
       <w:r>
@@ -4902,6 +5163,21 @@
         <w:rPr>
           <w:b/>
         </w:rPr>
+        <w:t>Juniper</w:t>
+      </w:r>
+      <w:r>
+        <w:rPr/>
+        <w:t xml:space="preserve"> see Spruce, juniper</w:t>
+      </w:r>
+    </w:p>
+    <w:p>
+      <w:pPr>
+        <w:pStyle w:val="Entry"/>
+      </w:pPr>
+      <w:r>
+        <w:rPr>
+          <w:b/>
+        </w:rPr>
         <w:t>Lignin</w:t>
       </w:r>
       <w:r>
@@ -5007,6 +5283,21 @@
         <w:rPr>
           <w:b/>
         </w:rPr>
+        <w:t>Mesozoic era, dinosaurs</w:t>
+      </w:r>
+      <w:r>
+        <w:rPr/>
+        <w:t xml:space="preserve"> 23.5.70 (cycads)</w:t>
+      </w:r>
+    </w:p>
+    <w:p>
+      <w:pPr>
+        <w:pStyle w:val="Entry"/>
+      </w:pPr>
+      <w:r>
+        <w:rPr>
+          <w:b/>
+        </w:rPr>
         <w:t>Microphylls</w:t>
       </w:r>
       <w:r>
@@ -5116,7 +5407,7 @@
       </w:r>
       <w:r>
         <w:rPr/>
-        <w:t xml:space="preserve"> see Glossary</w:t>
+        <w:t xml:space="preserve"> 23.2.19 (hornworts)</w:t>
       </w:r>
     </w:p>
     <w:p>
@@ -5247,6 +5538,21 @@
         <w:rPr>
           <w:b/>
         </w:rPr>
+        <w:t>Pine nuts, pine oil</w:t>
+      </w:r>
+      <w:r>
+        <w:rPr/>
+        <w:t xml:space="preserve"> 23.5.69 (uses)</w:t>
+      </w:r>
+    </w:p>
+    <w:p>
+      <w:pPr>
+        <w:pStyle w:val="Entry"/>
+      </w:pPr>
+      <w:r>
+        <w:rPr>
+          <w:b/>
+        </w:rPr>
         <w:t>Pines</w:t>
       </w:r>
       <w:r>
@@ -5671,7 +5977,7 @@
       </w:r>
       <w:r>
         <w:rPr/>
-        <w:t xml:space="preserve"> see Glossary</w:t>
+        <w:t xml:space="preserve"> 23.1.11 (less water loss)</w:t>
       </w:r>
     </w:p>
     <w:p>
@@ -5686,7 +5992,7 @@
       </w:r>
       <w:r>
         <w:rPr/>
-        <w:t xml:space="preserve"> see Glossary</w:t>
+        <w:t xml:space="preserve"> 23.5.81 (eudicots vs monocots)</w:t>
       </w:r>
     </w:p>
     <w:p>
@@ -5772,11 +6078,26 @@
         <w:rPr>
           <w:b/>
         </w:rPr>
-        <w:t>True roots, stems and leaves</w:t>
-      </w:r>
-      <w:r>
-        <w:rPr/>
-        <w:t xml:space="preserve"> see Glossary</w:t>
+        <w:t>Triassic fossil pollen</w:t>
+      </w:r>
+      <w:r>
+        <w:rPr/>
+        <w:t xml:space="preserve"> 23.5.78 (angiosperm origins)</w:t>
+      </w:r>
+    </w:p>
+    <w:p>
+      <w:pPr>
+        <w:pStyle w:val="Entry"/>
+      </w:pPr>
+      <w:r>
+        <w:rPr>
+          <w:b/>
+        </w:rPr>
+        <w:t>True roots (and stems, leaves)</w:t>
+      </w:r>
+      <w:r>
+        <w:rPr/>
+        <w:t xml:space="preserve"> 23.2.16 (bryophytes lack them)</w:t>
       </w:r>
     </w:p>
     <w:p>
@@ -5821,7 +6142,7 @@
       </w:r>
       <w:r>
         <w:rPr/>
-        <w:t xml:space="preserve"> see Glossary</w:t>
+        <w:t xml:space="preserve"> 23.5.81 (ring vs scattered)</w:t>
       </w:r>
     </w:p>
     <w:p>
@@ -5851,7 +6172,7 @@
       </w:r>
       <w:r>
         <w:rPr/>
-        <w:t xml:space="preserve"> see Glossary</w:t>
+        <w:t xml:space="preserve"> 23.5.81 (parallel vs net)</w:t>
       </w:r>
     </w:p>
     <w:p>
@@ -5896,7 +6217,22 @@
       </w:r>
       <w:r>
         <w:rPr/>
-        <w:t xml:space="preserve"> see Glossary</w:t>
+        <w:t xml:space="preserve"> 23.4.38 (horsetails)</w:t>
+      </w:r>
+    </w:p>
+    <w:p>
+      <w:pPr>
+        <w:pStyle w:val="Entry"/>
+      </w:pPr>
+      <w:r>
+        <w:rPr>
+          <w:b/>
+        </w:rPr>
+        <w:t>Woody</w:t>
+      </w:r>
+      <w:r>
+        <w:rPr/>
+        <w:t xml:space="preserve"> see Herbaceous / woody</w:t>
       </w:r>
     </w:p>
     <w:p>

--- a/Printed Exam Notes/Ch 23 Index.docx
+++ b/Printed Exam Notes/Ch 23 Index.docx
@@ -6,19 +6,25 @@
       <w:pPr>
         <w:pStyle w:val="Notestitle"/>
       </w:pPr>
+      <w:bookmarkStart w:id="1" w:name="t23"/>
       <w:r>
         <w:rPr/>
         <w:t>Ch. 23: Plant Evolution and Diversity (index)</w:t>
       </w:r>
+      <w:bookmarkEnd w:id="1"/>
     </w:p>
     <w:p>
       <w:pPr>
         <w:sectPr>
           <w:headerReference w:type="default" r:id="rId9"/>
-          <w:footerReference w:type="default" r:id="rId10"/>
+          <w:headerReference w:type="first" r:id="rId10"/>
+          <w:footerReference w:type="default" r:id="rId11"/>
+          <w:footerReference w:type="first" r:id="rId12"/>
+          <w:type w:val="oddPage"/>
           <w:pgSz w:w="12240" w:h="15840"/>
           <w:pgMar w:top="792" w:right="576" w:bottom="720" w:left="576" w:header="432" w:footer="360" w:gutter="0"/>
           <w:cols w:space="720"/>
+          <w:titlePg/>
           <w:docGrid w:linePitch="360"/>
         </w:sectPr>
       </w:pPr>
@@ -172,7 +178,7 @@
         <w:tab/>
       </w:r>
       <w:r>
-        <w:t>2</w:t>
+        <w:t>1</w:t>
       </w:r>
     </w:p>
     <w:p>
@@ -188,7 +194,7 @@
         <w:tab/>
       </w:r>
       <w:r>
-        <w:t>2</w:t>
+        <w:t>1</w:t>
       </w:r>
     </w:p>
     <w:p>
@@ -200,7 +206,7 @@
       </w:pPr>
       <w:r>
         <w:rPr/>
-        <w:t>23.1.12 Alternation of Generations</w:t>
+        <w:t>23.2.12 Alternation of Generations</w:t>
         <w:tab/>
       </w:r>
       <w:r>
@@ -216,7 +222,7 @@
       </w:pPr>
       <w:r>
         <w:rPr/>
-        <w:t>23.1.13 Alternation of Generations in Land Plants</w:t>
+        <w:t>23.2.13 Alternation of Generations in Land Plants</w:t>
         <w:tab/>
       </w:r>
       <w:r>
@@ -232,7 +238,7 @@
       </w:pPr>
       <w:r>
         <w:rPr/>
-        <w:t>23.1.14 Dominant Generation</w:t>
+        <w:t>23.2.14 Dominant Generation</w:t>
         <w:tab/>
       </w:r>
       <w:r>
@@ -248,7 +254,7 @@
       </w:pPr>
       <w:r>
         <w:rPr/>
-        <w:t>23.1.15 Reduction in the Size of the Gametophyte</w:t>
+        <w:t>23.2.15 Reduction in the Size of the Gametophyte</w:t>
         <w:tab/>
       </w:r>
       <w:r>
@@ -341,7 +347,7 @@
         <w:tab/>
       </w:r>
       <w:r>
-        <w:t>3</w:t>
+        <w:t>2</w:t>
       </w:r>
     </w:p>
     <w:p>
@@ -357,7 +363,7 @@
         <w:tab/>
       </w:r>
       <w:r>
-        <w:t>3</w:t>
+        <w:t>2</w:t>
       </w:r>
     </w:p>
     <w:p>
@@ -373,7 +379,7 @@
         <w:tab/>
       </w:r>
       <w:r>
-        <w:t>3</w:t>
+        <w:t>2</w:t>
       </w:r>
     </w:p>
     <w:p>
@@ -385,7 +391,7 @@
       </w:pPr>
       <w:r>
         <w:rPr/>
-        <w:t>23.2.23–30 Moss Life Cycle</w:t>
+        <w:t>23.3.23–30 Moss Life Cycle</w:t>
         <w:tab/>
       </w:r>
       <w:r>
@@ -478,7 +484,7 @@
         <w:tab/>
       </w:r>
       <w:r>
-        <w:t>4</w:t>
+        <w:t>3</w:t>
       </w:r>
     </w:p>
     <w:p>
@@ -499,11 +505,11 @@
       </w:pPr>
       <w:r>
         <w:rPr/>
-        <w:t>23.4.36 Evolution of Pteridophytes: Megaphylls</w:t>
+        <w:t>23.3.36 Evolution of Pteridophytes: Megaphylls</w:t>
         <w:tab/>
       </w:r>
       <w:r>
-        <w:t>4</w:t>
+        <w:t>3</w:t>
       </w:r>
     </w:p>
     <w:p>
@@ -515,11 +521,11 @@
       </w:pPr>
       <w:r>
         <w:rPr/>
-        <w:t>23.4.37 Microphylls and Megaphylls</w:t>
+        <w:t>23.3.37 Microphylls and Megaphylls</w:t>
         <w:tab/>
       </w:r>
       <w:r>
-        <w:t>4</w:t>
+        <w:t>3</w:t>
       </w:r>
     </w:p>
     <w:p>
@@ -663,7 +669,7 @@
         <w:tab/>
       </w:r>
       <w:r>
-        <w:t>5</w:t>
+        <w:t>4</w:t>
       </w:r>
     </w:p>
     <w:p>
@@ -684,11 +690,11 @@
       </w:pPr>
       <w:r>
         <w:rPr/>
-        <w:t>23.5.54 Evolution of Seed Plants: Full Adaptation to Land</w:t>
+        <w:t>23.4.54 Evolution of Seed Plants: Full Adaptation to Land</w:t>
         <w:tab/>
       </w:r>
       <w:r>
-        <w:t>5</w:t>
+        <w:t>4</w:t>
       </w:r>
     </w:p>
     <w:p>
@@ -700,11 +706,11 @@
       </w:pPr>
       <w:r>
         <w:rPr/>
-        <w:t>23.5.55 Seed Plants</w:t>
+        <w:t>23.4.55 Seed Plants</w:t>
         <w:tab/>
       </w:r>
       <w:r>
-        <w:t>5</w:t>
+        <w:t>4</w:t>
       </w:r>
     </w:p>
     <w:p>
@@ -800,7 +806,7 @@
         <w:tab/>
       </w:r>
       <w:r>
-        <w:t>6</w:t>
+        <w:t>5</w:t>
       </w:r>
     </w:p>
     <w:p>
@@ -816,7 +822,7 @@
         <w:tab/>
       </w:r>
       <w:r>
-        <w:t>6</w:t>
+        <w:t>5</w:t>
       </w:r>
     </w:p>
     <w:p>
@@ -832,7 +838,7 @@
         <w:tab/>
       </w:r>
       <w:r>
-        <w:t>6</w:t>
+        <w:t>5</w:t>
       </w:r>
     </w:p>
     <w:p>
@@ -844,7 +850,7 @@
       </w:pPr>
       <w:r>
         <w:rPr/>
-        <w:t>23.5.72 Ginkgoes</w:t>
+        <w:t>23.6.72 Ginkgoes</w:t>
         <w:tab/>
       </w:r>
       <w:r>
@@ -860,7 +866,7 @@
       </w:pPr>
       <w:r>
         <w:rPr/>
-        <w:t>23.5.73 Ginkgo biloba, a Native of China</w:t>
+        <w:t>23.6.73 Ginkgo biloba, a Native of China</w:t>
         <w:tab/>
       </w:r>
       <w:r>
@@ -876,7 +882,7 @@
       </w:pPr>
       <w:r>
         <w:rPr/>
-        <w:t>23.5.74 Gnetophytes</w:t>
+        <w:t>23.6.74 Gnetophytes</w:t>
         <w:tab/>
       </w:r>
       <w:r>
@@ -892,7 +898,7 @@
       </w:pPr>
       <w:r>
         <w:rPr/>
-        <w:t>23.5.75 Ephedra, a Type of Gnetophyte</w:t>
+        <w:t>23.6.75 Ephedra, a Type of Gnetophyte</w:t>
         <w:tab/>
       </w:r>
       <w:r>
@@ -908,7 +914,7 @@
       </w:pPr>
       <w:r>
         <w:rPr/>
-        <w:t>23.5.76 Welwitschia, a Type of Gnetophyte</w:t>
+        <w:t>23.6.76 Welwitschia, a Type of Gnetophyte</w:t>
         <w:tab/>
       </w:r>
       <w:r>
@@ -924,7 +930,7 @@
       </w:pPr>
       <w:r>
         <w:rPr/>
-        <w:t>23.5.77 Angiosperms</w:t>
+        <w:t>23.6.77 Angiosperms</w:t>
         <w:tab/>
       </w:r>
       <w:r>
@@ -940,7 +946,7 @@
       </w:pPr>
       <w:r>
         <w:rPr/>
-        <w:t>23.5.78 Origin and Radiation of Angiosperms</w:t>
+        <w:t>23.6.78 Origin and Radiation of Angiosperms</w:t>
         <w:tab/>
       </w:r>
       <w:r>
@@ -956,11 +962,11 @@
       </w:pPr>
       <w:r>
         <w:rPr/>
-        <w:t>23.5.79 Evolution of Flowering Plants: Amborella trichopoda</w:t>
+        <w:t>23.6.79 Evolution of Flowering Plants: Amborella trichopoda</w:t>
         <w:tab/>
       </w:r>
       <w:r>
-        <w:t>7</w:t>
+        <w:t>6</w:t>
       </w:r>
     </w:p>
     <w:p>
@@ -972,11 +978,11 @@
       </w:pPr>
       <w:r>
         <w:rPr/>
-        <w:t>23.5.80 Monocots and Eudicots</w:t>
+        <w:t>23.6.80 Monocots and Eudicots</w:t>
         <w:tab/>
       </w:r>
       <w:r>
-        <w:t>7</w:t>
+        <w:t>6</w:t>
       </w:r>
     </w:p>
     <w:p>
@@ -988,11 +994,11 @@
       </w:pPr>
       <w:r>
         <w:rPr/>
-        <w:t>23.5.81 Key Features of Monocots and Eudicots</w:t>
+        <w:t>23.6.81 Key Features of Monocots and Eudicots</w:t>
         <w:tab/>
       </w:r>
       <w:r>
-        <w:t>7</w:t>
+        <w:t>6</w:t>
       </w:r>
     </w:p>
     <w:p>
@@ -1004,11 +1010,11 @@
       </w:pPr>
       <w:r>
         <w:rPr/>
-        <w:t>23.5.82 Flower Diversity</w:t>
+        <w:t>23.6.82 Flower Diversity</w:t>
         <w:tab/>
       </w:r>
       <w:r>
-        <w:t>7</w:t>
+        <w:t>6</w:t>
       </w:r>
     </w:p>
     <w:p>
@@ -1020,11 +1026,11 @@
       </w:pPr>
       <w:r>
         <w:rPr/>
-        <w:t>23.5.83 The Flower</w:t>
+        <w:t>23.6.83 The Flower</w:t>
         <w:tab/>
       </w:r>
       <w:r>
-        <w:t>7</w:t>
+        <w:t>6</w:t>
       </w:r>
     </w:p>
     <w:p>
@@ -1036,11 +1042,11 @@
       </w:pPr>
       <w:r>
         <w:rPr/>
-        <w:t>23.5.84 Parts of Flower</w:t>
+        <w:t>23.6.84 Parts of Flower</w:t>
         <w:tab/>
       </w:r>
       <w:r>
-        <w:t>7</w:t>
+        <w:t>6</w:t>
       </w:r>
     </w:p>
     <w:p>
@@ -1052,7 +1058,7 @@
       </w:pPr>
       <w:r>
         <w:rPr/>
-        <w:t>23.5.85 Generalized Flower</w:t>
+        <w:t>23.7.85 Generalized Flower</w:t>
         <w:tab/>
       </w:r>
       <w:r>
@@ -1068,7 +1074,7 @@
       </w:pPr>
       <w:r>
         <w:rPr/>
-        <w:t>23.5.86–88 Flowering Plant Life Cycle</w:t>
+        <w:t>23.7.86–88 Flowering Plant Life Cycle</w:t>
         <w:tab/>
       </w:r>
       <w:r>
@@ -1084,11 +1090,11 @@
       </w:pPr>
       <w:r>
         <w:rPr/>
-        <w:t>23.5.89 Life Cycle of Flowering Plant</w:t>
+        <w:t>23.7.89 Life Cycle of Flowering Plant</w:t>
         <w:tab/>
       </w:r>
       <w:r>
-        <w:t>8</w:t>
+        <w:t>7</w:t>
       </w:r>
     </w:p>
     <w:p>
@@ -1100,11 +1106,11 @@
       </w:pPr>
       <w:r>
         <w:rPr/>
-        <w:t>23.5.90 Flowers and Diversification</w:t>
+        <w:t>23.7.90 Flowers and Diversification</w:t>
         <w:tab/>
       </w:r>
       <w:r>
-        <w:t>8</w:t>
+        <w:t>7</w:t>
       </w:r>
     </w:p>
     <w:p>
@@ -1116,11 +1122,11 @@
       </w:pPr>
       <w:r>
         <w:rPr/>
-        <w:t>23.5.91 Other Flower Terminology</w:t>
+        <w:t>23.7.91 Other Flower Terminology</w:t>
         <w:tab/>
       </w:r>
       <w:r>
-        <w:t>8</w:t>
+        <w:t>7</w:t>
       </w:r>
     </w:p>
     <w:p>
@@ -1145,7 +1151,7 @@
         <w:tab/>
       </w:r>
       <w:r>
-        <w:t>8</w:t>
+        <w:t>7</w:t>
       </w:r>
     </w:p>
     <w:p>
@@ -1161,7 +1167,7 @@
         <w:tab/>
       </w:r>
       <w:r>
-        <w:t>11</w:t>
+        <w:t>10</w:t>
       </w:r>
     </w:p>
     <w:p>
@@ -1177,7 +1183,7 @@
         <w:tab/>
       </w:r>
       <w:r>
-        <w:t>11</w:t>
+        <w:t>10</w:t>
       </w:r>
     </w:p>
     <w:p>
@@ -1193,7 +1199,7 @@
         <w:tab/>
       </w:r>
       <w:r>
-        <w:t>11</w:t>
+        <w:t>10</w:t>
       </w:r>
     </w:p>
     <w:p>
@@ -1255,7 +1261,7 @@
         <w:fldChar w:fldCharType="separate"/>
       </w:r>
       <w:r>
-        <w:t>3</w:t>
+        <w:t>2</w:t>
       </w:r>
       <w:r>
         <w:fldChar w:fldCharType="end"/>
@@ -1293,14 +1299,14 @@
       <w:pPr>
         <w:pStyle w:val="Lookupheading"/>
       </w:pPr>
-      <w:bookmarkStart w:id="1" w:name="lk23LkClues"/>
+      <w:bookmarkStart w:id="2" w:name="lk23LkClues"/>
       <w:r>
         <w:rPr>
           <w:rStyle w:val="Slidecode"/>
         </w:rPr>
         <w:t>Clue index: description → answer</w:t>
       </w:r>
-      <w:bookmarkEnd w:id="1"/>
+      <w:bookmarkEnd w:id="2"/>
     </w:p>
     <w:p>
       <w:pPr>
@@ -1498,7 +1504,7 @@
       </w:r>
       <w:r>
         <w:rPr/>
-        <w:t xml:space="preserve"> 23.4.36</w:t>
+        <w:t xml:space="preserve"> 23.3.36</w:t>
       </w:r>
     </w:p>
     <w:p>
@@ -1688,7 +1694,7 @@
       </w:r>
       <w:r>
         <w:rPr/>
-        <w:t xml:space="preserve"> 23.5.70, 23.5.72</w:t>
+        <w:t xml:space="preserve"> 23.5.70, 23.6.72</w:t>
       </w:r>
     </w:p>
     <w:p>
@@ -1707,7 +1713,7 @@
       </w:r>
       <w:r>
         <w:rPr/>
-        <w:t xml:space="preserve"> 23.5.72</w:t>
+        <w:t xml:space="preserve"> 23.6.72</w:t>
       </w:r>
     </w:p>
     <w:p>
@@ -1726,7 +1732,7 @@
       </w:r>
       <w:r>
         <w:rPr/>
-        <w:t xml:space="preserve"> 23.5.74</w:t>
+        <w:t xml:space="preserve"> 23.6.74</w:t>
       </w:r>
     </w:p>
     <w:p>
@@ -1745,7 +1751,7 @@
       </w:r>
       <w:r>
         <w:rPr/>
-        <w:t xml:space="preserve"> 23.5.74–75</w:t>
+        <w:t xml:space="preserve"> 23.6.74–75</w:t>
       </w:r>
     </w:p>
     <w:p>
@@ -1764,7 +1770,7 @@
       </w:r>
       <w:r>
         <w:rPr/>
-        <w:t xml:space="preserve"> 23.5.74, 23.5.76</w:t>
+        <w:t xml:space="preserve"> 23.6.74, 23.6.76</w:t>
       </w:r>
     </w:p>
     <w:p>
@@ -1783,7 +1789,7 @@
       </w:r>
       <w:r>
         <w:rPr/>
-        <w:t xml:space="preserve"> 23.5.74</w:t>
+        <w:t xml:space="preserve"> 23.6.74</w:t>
       </w:r>
     </w:p>
     <w:p>
@@ -1802,7 +1808,7 @@
       </w:r>
       <w:r>
         <w:rPr/>
-        <w:t xml:space="preserve"> 23.5.56, 23.5.77</w:t>
+        <w:t xml:space="preserve"> 23.5.56, 23.6.77</w:t>
       </w:r>
     </w:p>
     <w:p>
@@ -1821,7 +1827,7 @@
       </w:r>
       <w:r>
         <w:rPr/>
-        <w:t xml:space="preserve"> 23.5.78–79</w:t>
+        <w:t xml:space="preserve"> 23.6.78–79</w:t>
       </w:r>
     </w:p>
     <w:p>
@@ -1840,7 +1846,7 @@
       </w:r>
       <w:r>
         <w:rPr/>
-        <w:t xml:space="preserve"> 23.5.78</w:t>
+        <w:t xml:space="preserve"> 23.6.78</w:t>
       </w:r>
     </w:p>
     <w:p>
@@ -1859,7 +1865,7 @@
       </w:r>
       <w:r>
         <w:rPr/>
-        <w:t xml:space="preserve"> 23.5.78</w:t>
+        <w:t xml:space="preserve"> 23.6.78</w:t>
       </w:r>
     </w:p>
     <w:p>
@@ -1878,7 +1884,7 @@
       </w:r>
       <w:r>
         <w:rPr/>
-        <w:t xml:space="preserve"> 23.5.80</w:t>
+        <w:t xml:space="preserve"> 23.6.80</w:t>
       </w:r>
     </w:p>
     <w:p>
@@ -1897,7 +1903,7 @@
       </w:r>
       <w:r>
         <w:rPr/>
-        <w:t xml:space="preserve"> 23.5.80</w:t>
+        <w:t xml:space="preserve"> 23.6.80</w:t>
       </w:r>
     </w:p>
     <w:p>
@@ -1982,7 +1988,7 @@
       </w:r>
       <w:r>
         <w:rPr/>
-        <w:t xml:space="preserve"> 23.1.12</w:t>
+        <w:t xml:space="preserve"> 23.2.12</w:t>
       </w:r>
     </w:p>
     <w:p>
@@ -2001,7 +2007,7 @@
       </w:r>
       <w:r>
         <w:rPr/>
-        <w:t xml:space="preserve"> 23.1.12</w:t>
+        <w:t xml:space="preserve"> 23.2.12</w:t>
       </w:r>
     </w:p>
     <w:p>
@@ -2058,7 +2064,7 @@
       </w:r>
       <w:r>
         <w:rPr/>
-        <w:t xml:space="preserve"> 23.2.30</w:t>
+        <w:t xml:space="preserve"> 23.3.30</w:t>
       </w:r>
     </w:p>
     <w:p>
@@ -2096,7 +2102,7 @@
       </w:r>
       <w:r>
         <w:rPr/>
-        <w:t xml:space="preserve"> 23.2.30</w:t>
+        <w:t xml:space="preserve"> 23.3.30</w:t>
       </w:r>
     </w:p>
     <w:p>
@@ -2153,7 +2159,7 @@
       </w:r>
       <w:r>
         <w:rPr/>
-        <w:t xml:space="preserve"> 23.3.34, 23.4.37</w:t>
+        <w:t xml:space="preserve"> 23.3.34, 23.3.37</w:t>
       </w:r>
     </w:p>
     <w:p>
@@ -2172,7 +2178,7 @@
       </w:r>
       <w:r>
         <w:rPr/>
-        <w:t xml:space="preserve"> 23.4.36–37</w:t>
+        <w:t xml:space="preserve"> 23.3.36–37</w:t>
       </w:r>
     </w:p>
     <w:p>
@@ -2286,7 +2292,7 @@
       </w:r>
       <w:r>
         <w:rPr/>
-        <w:t xml:space="preserve"> 23.5.54</w:t>
+        <w:t xml:space="preserve"> 23.4.54</w:t>
       </w:r>
     </w:p>
     <w:p>
@@ -2305,7 +2311,7 @@
       </w:r>
       <w:r>
         <w:rPr/>
-        <w:t xml:space="preserve"> 23.5.55</w:t>
+        <w:t xml:space="preserve"> 23.4.55</w:t>
       </w:r>
     </w:p>
     <w:p>
@@ -2324,7 +2330,7 @@
       </w:r>
       <w:r>
         <w:rPr/>
-        <w:t xml:space="preserve"> 23.5.55, 23.5.84</w:t>
+        <w:t xml:space="preserve"> 23.4.55, 23.6.84</w:t>
       </w:r>
     </w:p>
     <w:p>
@@ -2343,7 +2349,7 @@
       </w:r>
       <w:r>
         <w:rPr/>
-        <w:t xml:space="preserve"> 23.5.80</w:t>
+        <w:t xml:space="preserve"> 23.6.80</w:t>
       </w:r>
     </w:p>
     <w:p>
@@ -2362,7 +2368,7 @@
       </w:r>
       <w:r>
         <w:rPr/>
-        <w:t xml:space="preserve"> 23.5.83</w:t>
+        <w:t xml:space="preserve"> 23.6.83</w:t>
       </w:r>
     </w:p>
     <w:p>
@@ -2381,7 +2387,7 @@
       </w:r>
       <w:r>
         <w:rPr/>
-        <w:t xml:space="preserve"> 23.5.84</w:t>
+        <w:t xml:space="preserve"> 23.6.84</w:t>
       </w:r>
     </w:p>
     <w:p>
@@ -2400,7 +2406,7 @@
       </w:r>
       <w:r>
         <w:rPr/>
-        <w:t xml:space="preserve"> 23.5.84</w:t>
+        <w:t xml:space="preserve"> 23.6.84</w:t>
       </w:r>
     </w:p>
     <w:p>
@@ -2419,7 +2425,7 @@
       </w:r>
       <w:r>
         <w:rPr/>
-        <w:t xml:space="preserve"> 23.5.86, 23.5.89</w:t>
+        <w:t xml:space="preserve"> 23.7.86, 23.7.89</w:t>
       </w:r>
     </w:p>
     <w:p>
@@ -2438,7 +2444,7 @@
       </w:r>
       <w:r>
         <w:rPr/>
-        <w:t xml:space="preserve"> 23.5.86</w:t>
+        <w:t xml:space="preserve"> 23.7.86</w:t>
       </w:r>
     </w:p>
     <w:p>
@@ -2457,7 +2463,7 @@
       </w:r>
       <w:r>
         <w:rPr/>
-        <w:t xml:space="preserve"> 23.5.87</w:t>
+        <w:t xml:space="preserve"> 23.7.87</w:t>
       </w:r>
     </w:p>
     <w:p>
@@ -2476,7 +2482,7 @@
       </w:r>
       <w:r>
         <w:rPr/>
-        <w:t xml:space="preserve"> 23.5.87, 23.5.89</w:t>
+        <w:t xml:space="preserve"> 23.7.87, 23.7.89</w:t>
       </w:r>
     </w:p>
     <w:p>
@@ -2495,7 +2501,7 @@
       </w:r>
       <w:r>
         <w:rPr/>
-        <w:t xml:space="preserve"> 23.5.88</w:t>
+        <w:t xml:space="preserve"> 23.7.88</w:t>
       </w:r>
     </w:p>
     <w:p>
@@ -2523,7 +2529,7 @@
       </w:r>
       <w:r>
         <w:rPr/>
-        <w:t xml:space="preserve"> 23.1.12</w:t>
+        <w:t xml:space="preserve"> 23.2.12</w:t>
       </w:r>
     </w:p>
     <w:p>
@@ -2542,7 +2548,7 @@
       </w:r>
       <w:r>
         <w:rPr/>
-        <w:t xml:space="preserve"> 23.1.14</w:t>
+        <w:t xml:space="preserve"> 23.2.14</w:t>
       </w:r>
     </w:p>
     <w:p>
@@ -2599,7 +2605,7 @@
       </w:r>
       <w:r>
         <w:rPr/>
-        <w:t xml:space="preserve"> 23.5.55</w:t>
+        <w:t xml:space="preserve"> 23.4.55</w:t>
       </w:r>
     </w:p>
     <w:p>
@@ -2618,7 +2624,7 @@
       </w:r>
       <w:r>
         <w:rPr/>
-        <w:t xml:space="preserve"> 23.5.55, 23.5.87</w:t>
+        <w:t xml:space="preserve"> 23.4.55, 23.7.87</w:t>
       </w:r>
     </w:p>
     <w:p>
@@ -2637,7 +2643,7 @@
       </w:r>
       <w:r>
         <w:rPr/>
-        <w:t xml:space="preserve"> 23.5.55</w:t>
+        <w:t xml:space="preserve"> 23.4.55</w:t>
       </w:r>
     </w:p>
     <w:p>
@@ -2656,7 +2662,7 @@
       </w:r>
       <w:r>
         <w:rPr/>
-        <w:t xml:space="preserve"> 23.5.54</w:t>
+        <w:t xml:space="preserve"> 23.4.54</w:t>
       </w:r>
     </w:p>
     <w:p>
@@ -2675,7 +2681,7 @@
       </w:r>
       <w:r>
         <w:rPr/>
-        <w:t xml:space="preserve"> 23.5.88</w:t>
+        <w:t xml:space="preserve"> 23.7.88</w:t>
       </w:r>
     </w:p>
     <w:p>
@@ -2694,7 +2700,7 @@
       </w:r>
       <w:r>
         <w:rPr/>
-        <w:t xml:space="preserve"> 23.5.91</w:t>
+        <w:t xml:space="preserve"> 23.7.91</w:t>
       </w:r>
     </w:p>
     <w:p>
@@ -2713,7 +2719,7 @@
       </w:r>
       <w:r>
         <w:rPr/>
-        <w:t xml:space="preserve"> 23.5.91</w:t>
+        <w:t xml:space="preserve"> 23.7.91</w:t>
       </w:r>
     </w:p>
     <w:p>
@@ -2732,7 +2738,7 @@
       </w:r>
       <w:r>
         <w:rPr/>
-        <w:t xml:space="preserve"> 23.5.91</w:t>
+        <w:t xml:space="preserve"> 23.7.91</w:t>
       </w:r>
     </w:p>
     <w:p>
@@ -2770,7 +2776,7 @@
       </w:r>
       <w:r>
         <w:rPr/>
-        <w:t xml:space="preserve"> 23.5.72</w:t>
+        <w:t xml:space="preserve"> 23.6.72</w:t>
       </w:r>
     </w:p>
     <w:p>
@@ -2789,7 +2795,7 @@
       </w:r>
       <w:r>
         <w:rPr/>
-        <w:t xml:space="preserve"> 23.5.90</w:t>
+        <w:t xml:space="preserve"> 23.7.90</w:t>
       </w:r>
     </w:p>
     <w:p>
@@ -2808,7 +2814,7 @@
       </w:r>
       <w:r>
         <w:rPr/>
-        <w:t xml:space="preserve"> 23.5.90</w:t>
+        <w:t xml:space="preserve"> 23.7.90</w:t>
       </w:r>
     </w:p>
     <w:p>
@@ -2827,7 +2833,7 @@
       </w:r>
       <w:r>
         <w:rPr/>
-        <w:t xml:space="preserve"> 23.5.90</w:t>
+        <w:t xml:space="preserve"> 23.7.90</w:t>
       </w:r>
     </w:p>
     <w:p>
@@ -2846,21 +2852,21 @@
       </w:r>
       <w:r>
         <w:rPr/>
-        <w:t xml:space="preserve"> 23.5.88</w:t>
+        <w:t xml:space="preserve"> 23.7.88</w:t>
       </w:r>
     </w:p>
     <w:p>
       <w:pPr>
         <w:pStyle w:val="Lookupheading"/>
       </w:pPr>
-      <w:bookmarkStart w:id="2" w:name="lk23LkGloss"/>
+      <w:bookmarkStart w:id="3" w:name="lk23LkGloss"/>
       <w:r>
         <w:rPr>
           <w:rStyle w:val="Slidecode"/>
         </w:rPr>
         <w:t>Glossary: key terms</w:t>
       </w:r>
-      <w:bookmarkEnd w:id="2"/>
+      <w:bookmarkEnd w:id="3"/>
     </w:p>
     <w:p>
       <w:pPr>
@@ -2874,7 +2880,7 @@
       </w:r>
       <w:r>
         <w:rPr/>
-        <w:t>: the life cycle of all land plants: a multicellular haploid gametophyte (n) and a multicellular diploid sporophyte (2n) take turns 23.1.12</w:t>
+        <w:t>: the life cycle of all land plants: a multicellular haploid gametophyte (n) and a multicellular diploid sporophyte (2n) take turns 23.2.12</w:t>
       </w:r>
     </w:p>
     <w:p>
@@ -2919,7 +2925,7 @@
       </w:r>
       <w:r>
         <w:rPr/>
-        <w:t>: a flower's sepals together / its petals together 23.5.83</w:t>
+        <w:t>: a flower's sepals together / its petals together 23.6.83</w:t>
       </w:r>
     </w:p>
     <w:p>
@@ -2949,7 +2955,7 @@
       </w:r>
       <w:r>
         <w:rPr/>
-        <w:t>: female part of a flower: stigma (sticky knob), style (stalk), ovary (base enclosing the ovules) 23.5.84</w:t>
+        <w:t>: female part of a flower: stigma (sticky knob), style (stalk), ovary (base enclosing the ovules) 23.6.84</w:t>
       </w:r>
     </w:p>
     <w:p>
@@ -2994,7 +3000,7 @@
       </w:r>
       <w:r>
         <w:rPr/>
-        <w:t>: has all four parts (sepals, petals, stamens, carpels) / lacks one or more 23.5.91</w:t>
+        <w:t>: has all four parts (sepals, petals, stamens, carpels) / lacks one or more 23.7.91</w:t>
       </w:r>
     </w:p>
     <w:p>
@@ -3024,7 +3030,7 @@
       </w:r>
       <w:r>
         <w:rPr/>
-        <w:t>: seed leaf containing nutrients that nourish the embryo: one in monocots, two in eudicots 23.5.80</w:t>
+        <w:t>: seed leaf containing nutrients that nourish the embryo: one in monocots, two in eudicots 23.6.80</w:t>
       </w:r>
     </w:p>
     <w:p>
@@ -3084,7 +3090,7 @@
       </w:r>
       <w:r>
         <w:rPr/>
-        <w:t>: the larger, conspicuous generation: the gametophyte in mosses; the sporophyte in ferns, pines and flowering plants 23.1.14</w:t>
+        <w:t>: the larger, conspicuous generation: the gametophyte in mosses; the sporophyte in ferns, pines and flowering plants 23.2.14</w:t>
       </w:r>
     </w:p>
     <w:p>
@@ -3099,7 +3105,7 @@
       </w:r>
       <w:r>
         <w:rPr/>
-        <w:t>: an arrested (resting) state in which a seed survives harsh conditions until conditions favor growth 23.5.54</w:t>
+        <w:t>: an arrested (resting) state in which a seed survives harsh conditions until conditions favor growth 23.4.54</w:t>
       </w:r>
     </w:p>
     <w:p>
@@ -3114,7 +3120,7 @@
       </w:r>
       <w:r>
         <w:rPr/>
-        <w:t>: one sperm + egg → diploid zygote; the other sperm + the two polar nuclei → triploid (3n) endosperm nucleus 23.5.88</w:t>
+        <w:t>: one sperm + egg → diploid zygote; the other sperm + the two polar nuclei → triploid (3n) endosperm nucleus 23.7.88</w:t>
       </w:r>
     </w:p>
     <w:p>
@@ -3129,7 +3135,7 @@
       </w:r>
       <w:r>
         <w:rPr/>
-        <w:t>: the female gametophyte of a flowering plant, inside the ovule; one cell is the egg, another holds the two polar nuclei 23.5.86</w:t>
+        <w:t>: the female gametophyte of a flowering plant, inside the ovule; one cell is the egg, another holds the two polar nuclei 23.7.86</w:t>
       </w:r>
     </w:p>
     <w:p>
@@ -3144,7 +3150,7 @@
       </w:r>
       <w:r>
         <w:rPr/>
-        <w:t>: the seed's stored food, triploid (3n), from the second sperm + the polar nuclei 23.5.88</w:t>
+        <w:t>: the seed's stored food, triploid (3n), from the second sperm + the polar nuclei 23.7.88</w:t>
       </w:r>
     </w:p>
     <w:p>
@@ -3174,7 +3180,7 @@
       </w:r>
       <w:r>
         <w:rPr/>
-        <w:t>: the pteridophytes: fronds with sori / Equisetum, small leaves in whorls, silica / Psilotum, no leaves, forking stems 23.4.36</w:t>
+        <w:t>: the pteridophytes: fronds with sori / Equisetum, small leaves in whorls, silica / Psilotum, no leaves, forking stems 23.3.36</w:t>
       </w:r>
     </w:p>
     <w:p>
@@ -3189,7 +3195,7 @@
       </w:r>
       <w:r>
         <w:rPr/>
-        <w:t>: how many offspring an organism leaves; megaphylls increased it 23.4.36</w:t>
+        <w:t>: how many offspring an organism leaves; megaphylls increased it 23.3.36</w:t>
       </w:r>
     </w:p>
     <w:p>
@@ -3234,7 +3240,7 @@
       </w:r>
       <w:r>
         <w:rPr/>
-        <w:t>: develops from the ovary; it protects the seeds and helps disperse them 23.5.84</w:t>
+        <w:t>: develops from the ovary; it protects the seeds and helps disperse them 23.6.84</w:t>
       </w:r>
     </w:p>
     <w:p>
@@ -3249,7 +3255,7 @@
       </w:r>
       <w:r>
         <w:rPr/>
-        <w:t>: structures on the gametophyte where gametes form by mitosis: antheridia make sperm, archegonia make eggs 23.1.12</w:t>
+        <w:t>: structures on the gametophyte where gametes form by mitosis: antheridia make sperm, archegonia make eggs 23.2.12</w:t>
       </w:r>
     </w:p>
     <w:p>
@@ -3264,7 +3270,7 @@
       </w:r>
       <w:r>
         <w:rPr/>
-        <w:t>: haploid (n) generation that makes gametes by mitosis / diploid (2n) generation that makes spores by meiosis 23.1.12</w:t>
+        <w:t>: haploid (n) generation that makes gametes by mitosis / diploid (2n) generation that makes spores by meiosis 23.2.12</w:t>
       </w:r>
     </w:p>
     <w:p>
@@ -3309,7 +3315,7 @@
       </w:r>
       <w:r>
         <w:rPr/>
-        <w:t>: soft, non-woody stem / stem with wood; monocots are usually herbaceous, eudicots either 23.5.81</w:t>
+        <w:t>: soft, non-woody stem / stem with wood; monocots are usually herbaceous, eudicots either 23.6.81</w:t>
       </w:r>
     </w:p>
     <w:p>
@@ -3354,7 +3360,7 @@
       </w:r>
       <w:r>
         <w:rPr/>
-        <w:t>: a cluster of flowers / looks like one flower but is a group of tiny flowers 23.5.91</w:t>
+        <w:t>: a cluster of flowers / looks like one flower but is a group of tiny flowers 23.7.91</w:t>
       </w:r>
     </w:p>
     <w:p>
@@ -3414,7 +3420,7 @@
       </w:r>
       <w:r>
         <w:rPr/>
-        <w:t>: broad leaf with branched veins (pteridophytes, seed plants) / leaf with a single, unbranched vein (lycophytes) 23.4.36</w:t>
+        <w:t>: broad leaf with branched veins (pteridophytes, seed plants) / leaf with a single, unbranched vein (lycophytes) 23.3.36</w:t>
       </w:r>
     </w:p>
     <w:p>
@@ -3444,7 +3450,7 @@
       </w:r>
       <w:r>
         <w:rPr/>
-        <w:t>: small opening of the ovule; the pollen tube brings the sperm to it 23.5.87</w:t>
+        <w:t>: small opening of the ovule; the pollen tube brings the sperm to it 23.7.87</w:t>
       </w:r>
     </w:p>
     <w:p>
@@ -3474,7 +3480,7 @@
       </w:r>
       <w:r>
         <w:rPr/>
-        <w:t>: flowering plants with one cotyledon, flower parts in threes / two cotyledons, parts in fours or fives (more on 23.5.81) 23.5.80</w:t>
+        <w:t>: flowering plants with one cotyledon, flower parts in threes / two cotyledons, parts in fours or fives (more on 23.6.81) 23.6.80</w:t>
       </w:r>
     </w:p>
     <w:p>
@@ -3519,7 +3525,7 @@
       </w:r>
       <w:r>
         <w:rPr/>
-        <w:t>: lid of the moss capsule; it falls off when the spores are mature 23.2.30</w:t>
+        <w:t>: lid of the moss capsule; it falls off when the spores are mature 23.3.30</w:t>
       </w:r>
     </w:p>
     <w:p>
@@ -3534,7 +3540,7 @@
       </w:r>
       <w:r>
         <w:rPr/>
-        <w:t>: enlarged base of the carpel, enclosing one or more ovules; it becomes the fruit 23.5.84</w:t>
+        <w:t>: enlarged base of the carpel, enclosing one or more ovules; it becomes the fruit 23.6.84</w:t>
       </w:r>
     </w:p>
     <w:p>
@@ -3549,7 +3555,7 @@
       </w:r>
       <w:r>
         <w:rPr/>
-        <w:t>: where the megaspore develops into the female gametophyte; it becomes the seed after fertilization 23.5.55</w:t>
+        <w:t>: where the megaspore develops into the female gametophyte; it becomes the seed after fertilization 23.4.55</w:t>
       </w:r>
     </w:p>
     <w:p>
@@ -3564,7 +3570,7 @@
       </w:r>
       <w:r>
         <w:rPr/>
-        <w:t>: has both stamens and carpels / has one but not both 23.5.91</w:t>
+        <w:t>: has both stamens and carpels / has one but not both 23.7.91</w:t>
       </w:r>
     </w:p>
     <w:p>
@@ -3579,7 +3585,7 @@
       </w:r>
       <w:r>
         <w:rPr/>
-        <w:t>: two nuclei in one cell of the embryo sac, from its opposite ends; with a sperm they form the 3n endosperm nucleus 23.5.86</w:t>
+        <w:t>: two nuclei in one cell of the embryo sac, from its opposite ends; with a sperm they form the 3n endosperm nucleus 23.7.86</w:t>
       </w:r>
     </w:p>
     <w:p>
@@ -3594,7 +3600,7 @@
       </w:r>
       <w:r>
         <w:rPr/>
-        <w:t>: the male gametophyte of a seed plant, from a microspore; it carries the sperm 23.5.55</w:t>
+        <w:t>: the male gametophyte of a seed plant, from a microspore; it carries the sperm 23.4.55</w:t>
       </w:r>
     </w:p>
     <w:p>
@@ -3609,7 +3615,7 @@
       </w:r>
       <w:r>
         <w:rPr/>
-        <w:t>: tube that grows from the pollen grain; the sperm move through it to the female gametophyte 23.5.55</w:t>
+        <w:t>: tube that grows from the pollen grain; the sperm move through it to the female gametophyte 23.4.55</w:t>
       </w:r>
     </w:p>
     <w:p>
@@ -3624,7 +3630,7 @@
       </w:r>
       <w:r>
         <w:rPr/>
-        <w:t>: wind or a pollinator carries pollen to the female gametophyte (flowering plants: from anther to stigma) 23.5.55</w:t>
+        <w:t>: wind or a pollinator carries pollen to the female gametophyte (flowering plants: from anther to stigma) 23.4.55</w:t>
       </w:r>
     </w:p>
     <w:p>
@@ -3669,7 +3675,7 @@
       </w:r>
       <w:r>
         <w:rPr/>
-        <w:t>: ferns and their allies (horsetails, whisk ferns): seedless vascular plants with megaphylls 23.4.36</w:t>
+        <w:t>: ferns and their allies (horsetails, whisk ferns): seedless vascular plants with megaphylls 23.3.36</w:t>
       </w:r>
     </w:p>
     <w:p>
@@ -3699,7 +3705,7 @@
       </w:r>
       <w:r>
         <w:rPr/>
-        <w:t>: a horizontal underground stem (24.4.48) 23.4.40</w:t>
+        <w:t>: a horizontal underground stem (24.16.48) 23.4.40</w:t>
       </w:r>
     </w:p>
     <w:p>
@@ -3714,7 +3720,7 @@
       </w:r>
       <w:r>
         <w:rPr/>
-        <w:t>: sporophyte embryo + stored food inside a protective seed coat 23.5.54</w:t>
+        <w:t>: sporophyte embryo + stored food inside a protective seed coat 23.4.54</w:t>
       </w:r>
     </w:p>
     <w:p>
@@ -3744,7 +3750,7 @@
       </w:r>
       <w:r>
         <w:rPr/>
-        <w:t>: usually green, protect the flower bud / diverse, often attract pollinators 23.5.83</w:t>
+        <w:t>: usually green, protect the flower bud / diverse, often attract pollinators 23.6.83</w:t>
       </w:r>
     </w:p>
     <w:p>
@@ -3774,7 +3780,7 @@
       </w:r>
       <w:r>
         <w:rPr/>
-        <w:t>: structure on the sporophyte where spores are made by meiosis 23.1.12</w:t>
+        <w:t>: structure on the sporophyte where spores are made by meiosis 23.2.12</w:t>
       </w:r>
     </w:p>
     <w:p>
@@ -3789,7 +3795,7 @@
       </w:r>
       <w:r>
         <w:rPr/>
-        <w:t>: male part of a flower: filament (stalk) + anther (sac that produces pollen) 23.5.84</w:t>
+        <w:t>: male part of a flower: filament (stalk) + anther (sac that produces pollen) 23.6.84</w:t>
       </w:r>
     </w:p>
     <w:p>
@@ -3849,7 +3855,7 @@
       </w:r>
       <w:r>
         <w:rPr/>
-        <w:t>: one main root (eudicots) / many slender roots (monocots) 23.5.81</w:t>
+        <w:t>: one main root (eudicots) / many slender roots (monocots) 23.6.81</w:t>
       </w:r>
     </w:p>
     <w:p>
@@ -3924,7 +3930,7 @@
       </w:r>
       <w:r>
         <w:rPr/>
-        <w:t>: the two cells of a young pollen grain: the tube cell produces the pollen tube; the generative cell divides into two sperm 23.5.89</w:t>
+        <w:t>: the two cells of a young pollen grain: the tube cell produces the pollen tube; the generative cell divides into two sperm 23.7.89</w:t>
       </w:r>
     </w:p>
     <w:p>
@@ -3939,7 +3945,7 @@
       </w:r>
       <w:r>
         <w:rPr/>
-        <w:t>: strands of xylem and phloem: scattered in monocot stems, in a ring in eudicots 23.5.81</w:t>
+        <w:t>: strands of xylem and phloem: scattered in monocot stems, in a ring in eudicots 23.6.81</w:t>
       </w:r>
     </w:p>
     <w:p>
@@ -3969,7 +3975,7 @@
       </w:r>
       <w:r>
         <w:rPr/>
-        <w:t>: the pattern of leaf veins: usually parallel in monocots, net in eudicots 23.5.81</w:t>
+        <w:t>: the pattern of leaf veins: usually parallel in monocots, net in eudicots 23.6.81</w:t>
       </w:r>
     </w:p>
     <w:p>
@@ -4006,14 +4012,14 @@
       <w:pPr>
         <w:pStyle w:val="Lookupheading"/>
       </w:pPr>
-      <w:bookmarkStart w:id="3" w:name="lk23LkIndex"/>
+      <w:bookmarkStart w:id="4" w:name="lk23LkIndex"/>
       <w:r>
         <w:rPr>
           <w:rStyle w:val="Slidecode"/>
         </w:rPr>
         <w:t>Term index</w:t>
       </w:r>
-      <w:bookmarkEnd w:id="3"/>
+      <w:bookmarkEnd w:id="4"/>
     </w:p>
     <w:p>
       <w:pPr>
@@ -4027,7 +4033,7 @@
       </w:r>
       <w:r>
         <w:rPr/>
-        <w:t xml:space="preserve"> 23.1.9 (problems, solutions), 23.1.14 (sporophyte dominance), 23.5.54 (seeds)</w:t>
+        <w:t xml:space="preserve"> 23.1.9 (problems, solutions), 23.2.14 (sporophyte dominance), 23.4.54 (seeds)</w:t>
       </w:r>
     </w:p>
     <w:p>
@@ -4042,7 +4048,7 @@
       </w:r>
       <w:r>
         <w:rPr/>
-        <w:t xml:space="preserve"> 23.1.12 (def.), 23.1.4 (characteristics), 23.2.19 (hornworts bypass)</w:t>
+        <w:t xml:space="preserve"> 23.2.12 (def.), 23.1.4 (characteristics), 23.2.19 (hornworts bypass)</w:t>
       </w:r>
     </w:p>
     <w:p>
@@ -4057,7 +4063,7 @@
       </w:r>
       <w:r>
         <w:rPr/>
-        <w:t xml:space="preserve"> (living angiosperm) 23.5.78 (relative of first angiosperms)</w:t>
+        <w:t xml:space="preserve"> (living angiosperm) 23.6.78 (relative of first angiosperms)</w:t>
       </w:r>
     </w:p>
     <w:p>
@@ -4072,7 +4078,7 @@
       </w:r>
       <w:r>
         <w:rPr/>
-        <w:t xml:space="preserve"> 23.5.56 (def.), 23.1.4 (characteristics), 23.5.77 (size, uses), 23.5.89 (life cycle)</w:t>
+        <w:t xml:space="preserve"> 23.5.56 (def.), 23.1.4 (characteristics), 23.6.77 (size, uses), 23.7.89 (life cycle)</w:t>
       </w:r>
     </w:p>
     <w:p>
@@ -4087,7 +4093,7 @@
       </w:r>
       <w:r>
         <w:rPr/>
-        <w:t xml:space="preserve"> 23.5.84 (def.), 23.5.89 (pollen sacs)</w:t>
+        <w:t xml:space="preserve"> 23.6.84 (def.), 23.7.89 (pollen sacs)</w:t>
       </w:r>
     </w:p>
     <w:p>
@@ -4102,7 +4108,7 @@
       </w:r>
       <w:r>
         <w:rPr/>
-        <w:t xml:space="preserve"> 23.1.12 (def.), 23.2.16 (bryophytes), 23.2.22 (mosses), 23.4.52 (ferns)</w:t>
+        <w:t xml:space="preserve"> 23.2.12 (def.), 23.2.16 (bryophytes), 23.2.22 (mosses), 23.4.52 (ferns)</w:t>
       </w:r>
     </w:p>
     <w:p>
@@ -4117,7 +4123,7 @@
       </w:r>
       <w:r>
         <w:rPr/>
-        <w:t xml:space="preserve"> (fossil angiosperm) 23.5.78 (once earliest known)</w:t>
+        <w:t xml:space="preserve"> (fossil angiosperm) 23.6.78 (once earliest known)</w:t>
       </w:r>
     </w:p>
     <w:p>
@@ -4147,7 +4153,7 @@
       </w:r>
       <w:r>
         <w:rPr/>
-        <w:t xml:space="preserve"> 23.1.12 (def.), 23.2.22 (mosses), 23.4.52 (ferns), 23.5.74 (gnetophytes lack them)</w:t>
+        <w:t xml:space="preserve"> 23.2.12 (def.), 23.2.22 (mosses), 23.4.52 (ferns), 23.6.74 (gnetophytes lack them)</w:t>
       </w:r>
     </w:p>
     <w:p>
@@ -4177,7 +4183,7 @@
       </w:r>
       <w:r>
         <w:rPr/>
-        <w:t xml:space="preserve"> 23.5.83 (def.)</w:t>
+        <w:t xml:space="preserve"> 23.6.83 (def.)</w:t>
       </w:r>
     </w:p>
     <w:p>
@@ -4207,7 +4213,7 @@
       </w:r>
       <w:r>
         <w:rPr/>
-        <w:t xml:space="preserve"> 23.2.22 (def.), 23.2.17 (liverworts), 23.2.30 (lid, teeth)</w:t>
+        <w:t xml:space="preserve"> 23.2.22 (def.), 23.2.17 (liverworts), 23.3.30 (lid, teeth)</w:t>
       </w:r>
     </w:p>
     <w:p>
@@ -4237,7 +4243,7 @@
       </w:r>
       <w:r>
         <w:rPr/>
-        <w:t xml:space="preserve"> 23.5.84 (def.), 23.5.87 (pollination), 23.5.91 (perfect, complete)</w:t>
+        <w:t xml:space="preserve"> 23.6.84 (def.), 23.7.87 (pollination), 23.7.91 (perfect, complete)</w:t>
       </w:r>
     </w:p>
     <w:p>
@@ -4327,7 +4333,7 @@
       </w:r>
       <w:r>
         <w:rPr/>
-        <w:t xml:space="preserve"> 23.5.91 (def.)</w:t>
+        <w:t xml:space="preserve"> 23.7.91 (def.)</w:t>
       </w:r>
     </w:p>
     <w:p>
@@ -4342,7 +4348,7 @@
       </w:r>
       <w:r>
         <w:rPr/>
-        <w:t xml:space="preserve"> 23.5.91 (def.)</w:t>
+        <w:t xml:space="preserve"> 23.7.91 (def.)</w:t>
       </w:r>
     </w:p>
     <w:p>
@@ -4387,7 +4393,7 @@
       </w:r>
       <w:r>
         <w:rPr/>
-        <w:t xml:space="preserve"> 23.5.83 (def.)</w:t>
+        <w:t xml:space="preserve"> 23.6.83 (def.)</w:t>
       </w:r>
     </w:p>
     <w:p>
@@ -4402,7 +4408,7 @@
       </w:r>
       <w:r>
         <w:rPr/>
-        <w:t xml:space="preserve"> 23.5.80 (def.)</w:t>
+        <w:t xml:space="preserve"> 23.6.80 (def.)</w:t>
       </w:r>
     </w:p>
     <w:p>
@@ -4492,7 +4498,7 @@
       </w:r>
       <w:r>
         <w:rPr/>
-        <w:t xml:space="preserve"> 23.4.36 (pteridophytes dominant)</w:t>
+        <w:t xml:space="preserve"> 23.3.36 (pteridophytes dominant)</w:t>
       </w:r>
     </w:p>
     <w:p>
@@ -4522,7 +4528,7 @@
       </w:r>
       <w:r>
         <w:rPr/>
-        <w:t xml:space="preserve"> 23.5.72 (def., ginkgo)</w:t>
+        <w:t xml:space="preserve"> 23.6.72 (def., ginkgo)</w:t>
       </w:r>
     </w:p>
     <w:p>
@@ -4537,7 +4543,7 @@
       </w:r>
       <w:r>
         <w:rPr/>
-        <w:t xml:space="preserve"> 23.1.15 (spores vs seeds), 23.5.54 (seed plants), 23.5.90 (fruits)</w:t>
+        <w:t xml:space="preserve"> 23.2.15 (spores vs seeds), 23.4.54 (seed plants), 23.7.90 (fruits)</w:t>
       </w:r>
     </w:p>
     <w:p>
@@ -4552,7 +4558,7 @@
       </w:r>
       <w:r>
         <w:rPr/>
-        <w:t xml:space="preserve"> 23.1.14 (def.), 23.1.4 (by group), 23.1.11 (diploid advantage), 23.3.32 (vascular plants)</w:t>
+        <w:t xml:space="preserve"> 23.2.14 (def.), 23.1.4 (by group), 23.1.11 (diploid advantage), 23.3.32 (vascular plants)</w:t>
       </w:r>
     </w:p>
     <w:p>
@@ -4567,7 +4573,7 @@
       </w:r>
       <w:r>
         <w:rPr/>
-        <w:t xml:space="preserve"> 23.5.54 (def.)</w:t>
+        <w:t xml:space="preserve"> 23.4.54 (def.)</w:t>
       </w:r>
     </w:p>
     <w:p>
@@ -4582,7 +4588,7 @@
       </w:r>
       <w:r>
         <w:rPr/>
-        <w:t xml:space="preserve"> 23.5.88 (def.), 23.1.4 (characteristics)</w:t>
+        <w:t xml:space="preserve"> 23.7.88 (def.), 23.1.4 (characteristics)</w:t>
       </w:r>
     </w:p>
     <w:p>
@@ -4597,7 +4603,7 @@
       </w:r>
       <w:r>
         <w:rPr/>
-        <w:t xml:space="preserve"> (angiosperms) 23.5.77 (smallest, tallest)</w:t>
+        <w:t xml:space="preserve"> (angiosperms) 23.6.77 (smallest, tallest)</w:t>
       </w:r>
     </w:p>
     <w:p>
@@ -4612,7 +4618,7 @@
       </w:r>
       <w:r>
         <w:rPr/>
-        <w:t xml:space="preserve"> 23.1.3 (protected, nourished), 23.1.7 (algae vs plants), 23.5.54 (in seeds)</w:t>
+        <w:t xml:space="preserve"> 23.1.3 (protected, nourished), 23.1.7 (algae vs plants), 23.4.54 (in seeds)</w:t>
       </w:r>
     </w:p>
     <w:p>
@@ -4627,7 +4633,7 @@
       </w:r>
       <w:r>
         <w:rPr/>
-        <w:t xml:space="preserve"> 23.5.86 (def.), 23.5.89 (life cycle)</w:t>
+        <w:t xml:space="preserve"> 23.7.86 (def.), 23.7.89 (life cycle)</w:t>
       </w:r>
     </w:p>
     <w:p>
@@ -4642,7 +4648,7 @@
       </w:r>
       <w:r>
         <w:rPr/>
-        <w:t xml:space="preserve"> 23.5.88 (def.), 23.1.4 (characteristics)</w:t>
+        <w:t xml:space="preserve"> 23.7.88 (def.), 23.1.4 (characteristics)</w:t>
       </w:r>
     </w:p>
     <w:p>
@@ -4657,7 +4663,7 @@
       </w:r>
       <w:r>
         <w:rPr/>
-        <w:t xml:space="preserve"> (gnetophyte) 23.5.74 (ephedrine)</w:t>
+        <w:t xml:space="preserve"> (gnetophyte) 23.6.74 (ephedrine)</w:t>
       </w:r>
     </w:p>
     <w:p>
@@ -4702,7 +4708,7 @@
       </w:r>
       <w:r>
         <w:rPr/>
-        <w:t xml:space="preserve"> 23.5.80 (def.)</w:t>
+        <w:t xml:space="preserve"> 23.6.80 (def.)</w:t>
       </w:r>
     </w:p>
     <w:p>
@@ -4732,7 +4738,7 @@
       </w:r>
       <w:r>
         <w:rPr/>
-        <w:t xml:space="preserve"> 23.4.42 (def.), 23.1.14 (sporophyte dominant), 23.4.36 (pteridophytes), 23.4.52 (life cycle)</w:t>
+        <w:t xml:space="preserve"> 23.4.42 (def.), 23.2.14 (sporophyte dominant), 23.3.36 (pteridophytes), 23.4.52 (life cycle)</w:t>
       </w:r>
     </w:p>
     <w:p>
@@ -4762,7 +4768,7 @@
       </w:r>
       <w:r>
         <w:rPr/>
-        <w:t xml:space="preserve"> 23.5.84 (def.)</w:t>
+        <w:t xml:space="preserve"> 23.6.84 (def.)</w:t>
       </w:r>
     </w:p>
     <w:p>
@@ -4777,7 +4783,7 @@
       </w:r>
       <w:r>
         <w:rPr/>
-        <w:t xml:space="preserve"> 23.4.36 (megaphylls)</w:t>
+        <w:t xml:space="preserve"> 23.3.36 (megaphylls)</w:t>
       </w:r>
     </w:p>
     <w:p>
@@ -4837,7 +4843,7 @@
       </w:r>
       <w:r>
         <w:rPr/>
-        <w:t xml:space="preserve"> 23.5.84 (def.), 23.5.57 (gymnosperms lack), 23.5.88 (fleshy or dry)</w:t>
+        <w:t xml:space="preserve"> 23.6.84 (def.), 23.5.57 (gymnosperms lack), 23.7.88 (fleshy or dry)</w:t>
       </w:r>
     </w:p>
     <w:p>
@@ -4852,7 +4858,7 @@
       </w:r>
       <w:r>
         <w:rPr/>
-        <w:t xml:space="preserve"> 23.1.12 (def.), 23.1.4 (characteristics)</w:t>
+        <w:t xml:space="preserve"> 23.2.12 (def.), 23.1.4 (characteristics)</w:t>
       </w:r>
     </w:p>
     <w:p>
@@ -4867,7 +4873,7 @@
       </w:r>
       <w:r>
         <w:rPr/>
-        <w:t xml:space="preserve"> 23.1.12 (def.), 23.1.15 (reduction), 23.2.22 (moss), 23.5.55 (seed plants)</w:t>
+        <w:t xml:space="preserve"> 23.2.12 (def.), 23.2.15 (reduction), 23.2.22 (moss), 23.4.55 (seed plants)</w:t>
       </w:r>
     </w:p>
     <w:p>
@@ -4912,7 +4918,7 @@
       </w:r>
       <w:r>
         <w:rPr/>
-        <w:t xml:space="preserve"> 23.5.89 (def.)</w:t>
+        <w:t xml:space="preserve"> 23.7.89 (def.)</w:t>
       </w:r>
     </w:p>
     <w:p>
@@ -4927,7 +4933,7 @@
       </w:r>
       <w:r>
         <w:rPr/>
-        <w:t xml:space="preserve"> (gymnosperm; one surviving species) 23.5.72 (dioecious, pollution-resistant), 23.5.57 (gymnosperm groups)</w:t>
+        <w:t xml:space="preserve"> (gymnosperm; one surviving species) 23.6.72 (dioecious, pollution-resistant), 23.5.57 (gymnosperm groups)</w:t>
       </w:r>
     </w:p>
     <w:p>
@@ -4942,7 +4948,7 @@
       </w:r>
       <w:r>
         <w:rPr/>
-        <w:t xml:space="preserve"> 23.5.74 (def.), 23.5.57 (gymnosperm groups)</w:t>
+        <w:t xml:space="preserve"> 23.6.74 (def.), 23.5.57 (gymnosperm groups)</w:t>
       </w:r>
     </w:p>
     <w:p>
@@ -4957,7 +4963,7 @@
       </w:r>
       <w:r>
         <w:rPr/>
-        <w:t xml:space="preserve"> (gnetophyte) 23.5.74 (trees, vines)</w:t>
+        <w:t xml:space="preserve"> (gnetophyte) 23.6.74 (trees, vines)</w:t>
       </w:r>
     </w:p>
     <w:p>
@@ -5017,7 +5023,7 @@
       </w:r>
       <w:r>
         <w:rPr/>
-        <w:t xml:space="preserve"> 23.5.56 (def.), 23.1.4 (characteristics), 23.1.15 (seeds disperse sporophyte)</w:t>
+        <w:t xml:space="preserve"> 23.5.56 (def.), 23.1.4 (characteristics), 23.2.15 (seeds disperse sporophyte)</w:t>
       </w:r>
     </w:p>
     <w:p>
@@ -5032,7 +5038,7 @@
       </w:r>
       <w:r>
         <w:rPr/>
-        <w:t xml:space="preserve"> 23.5.81 (monocots vs eudicots)</w:t>
+        <w:t xml:space="preserve"> 23.6.81 (monocots vs eudicots)</w:t>
       </w:r>
     </w:p>
     <w:p>
@@ -5062,7 +5068,7 @@
       </w:r>
       <w:r>
         <w:rPr/>
-        <w:t xml:space="preserve"> 23.3.34 (def.), 23.1.4 (characteristics), 23.5.55 (seed plants)</w:t>
+        <w:t xml:space="preserve"> 23.3.34 (def.), 23.1.4 (characteristics), 23.4.55 (seed plants)</w:t>
       </w:r>
     </w:p>
     <w:p>
@@ -5152,7 +5158,7 @@
       </w:r>
       <w:r>
         <w:rPr/>
-        <w:t xml:space="preserve"> 23.5.91 (def.)</w:t>
+        <w:t xml:space="preserve"> 23.7.91 (def.)</w:t>
       </w:r>
     </w:p>
     <w:p>
@@ -5257,7 +5263,7 @@
       </w:r>
       <w:r>
         <w:rPr/>
-        <w:t xml:space="preserve"> 23.4.36 (def.), 23.1.4 (characteristics), 23.4.42 (fronds)</w:t>
+        <w:t xml:space="preserve"> 23.3.36 (def.), 23.1.4 (characteristics), 23.4.42 (fronds)</w:t>
       </w:r>
     </w:p>
     <w:p>
@@ -5272,7 +5278,7 @@
       </w:r>
       <w:r>
         <w:rPr/>
-        <w:t xml:space="preserve"> 23.3.34 (def.), 23.5.55 (seed plants), 23.5.68 (pine), 23.5.86 (flowering plants)</w:t>
+        <w:t xml:space="preserve"> 23.3.34 (def.), 23.4.55 (seed plants), 23.5.68 (pine), 23.7.86 (flowering plants)</w:t>
       </w:r>
     </w:p>
     <w:p>
@@ -5302,7 +5308,7 @@
       </w:r>
       <w:r>
         <w:rPr/>
-        <w:t xml:space="preserve"> 23.3.34 (def.), 23.1.4 (characteristics), 23.4.37 (vs megaphyll)</w:t>
+        <w:t xml:space="preserve"> 23.3.34 (def.), 23.1.4 (characteristics), 23.3.37 (vs megaphyll)</w:t>
       </w:r>
     </w:p>
     <w:p>
@@ -5317,7 +5323,7 @@
       </w:r>
       <w:r>
         <w:rPr/>
-        <w:t xml:space="preserve"> 23.5.87 (def.)</w:t>
+        <w:t xml:space="preserve"> 23.7.87 (def.)</w:t>
       </w:r>
     </w:p>
     <w:p>
@@ -5332,7 +5338,7 @@
       </w:r>
       <w:r>
         <w:rPr/>
-        <w:t xml:space="preserve"> 23.3.34 (def.), 23.5.55 (seed plants), 23.5.68 (pine), 23.5.87 (flowering plants)</w:t>
+        <w:t xml:space="preserve"> 23.3.34 (def.), 23.4.55 (seed plants), 23.5.68 (pine), 23.7.87 (flowering plants)</w:t>
       </w:r>
     </w:p>
     <w:p>
@@ -5347,7 +5353,7 @@
       </w:r>
       <w:r>
         <w:rPr/>
-        <w:t xml:space="preserve"> 23.5.80 (def.)</w:t>
+        <w:t xml:space="preserve"> 23.6.80 (def.)</w:t>
       </w:r>
     </w:p>
     <w:p>
@@ -5377,7 +5383,7 @@
       </w:r>
       <w:r>
         <w:rPr/>
-        <w:t xml:space="preserve"> (bryophytes; club and spike mosses are lycophytes) 23.2.21 (def.), 23.1.4 (characteristics), 23.1.14 (gametophyte dominant), 23.2.30 (life cycle)</w:t>
+        <w:t xml:space="preserve"> (bryophytes; club and spike mosses are lycophytes) 23.2.21 (def.), 23.1.4 (characteristics), 23.2.14 (gametophyte dominant), 23.3.30 (life cycle)</w:t>
       </w:r>
     </w:p>
     <w:p>
@@ -5392,7 +5398,7 @@
       </w:r>
       <w:r>
         <w:rPr/>
-        <w:t xml:space="preserve"> (fossil angiosperm, textbook) 23.5.78 (among the earliest)</w:t>
+        <w:t xml:space="preserve"> (fossil angiosperm, textbook) 23.6.78 (among the earliest)</w:t>
       </w:r>
     </w:p>
     <w:p>
@@ -5437,7 +5443,7 @@
       </w:r>
       <w:r>
         <w:rPr/>
-        <w:t xml:space="preserve"> 23.2.30 (def.)</w:t>
+        <w:t xml:space="preserve"> 23.3.30 (def.)</w:t>
       </w:r>
     </w:p>
     <w:p>
@@ -5452,7 +5458,7 @@
       </w:r>
       <w:r>
         <w:rPr/>
-        <w:t xml:space="preserve"> 23.5.84 (def.), 23.5.56 (angiosperms), 23.5.89 (life cycle)</w:t>
+        <w:t xml:space="preserve"> 23.6.84 (def.), 23.5.56 (angiosperms), 23.7.89 (life cycle)</w:t>
       </w:r>
     </w:p>
     <w:p>
@@ -5467,7 +5473,7 @@
       </w:r>
       <w:r>
         <w:rPr/>
-        <w:t xml:space="preserve"> 23.5.55 (def.), 23.5.68 (pine), 23.5.84 (in ovary), 23.5.89 (life cycle)</w:t>
+        <w:t xml:space="preserve"> 23.4.55 (def.), 23.5.68 (pine), 23.6.84 (in ovary), 23.7.89 (life cycle)</w:t>
       </w:r>
     </w:p>
     <w:p>
@@ -5497,7 +5503,7 @@
       </w:r>
       <w:r>
         <w:rPr/>
-        <w:t xml:space="preserve"> 23.5.91 (def.)</w:t>
+        <w:t xml:space="preserve"> 23.7.91 (def.)</w:t>
       </w:r>
     </w:p>
     <w:p>
@@ -5512,7 +5518,7 @@
       </w:r>
       <w:r>
         <w:rPr/>
-        <w:t xml:space="preserve"> 23.5.83 (def.), 23.5.91 (complete flower)</w:t>
+        <w:t xml:space="preserve"> 23.6.83 (def.), 23.7.91 (complete flower)</w:t>
       </w:r>
     </w:p>
     <w:p>
@@ -5557,7 +5563,7 @@
       </w:r>
       <w:r>
         <w:rPr/>
-        <w:t xml:space="preserve"> (conifers; ground pines are lycophytes) 23.5.58 (needles), 23.1.14 (sporophyte dominant), 23.5.68 (life cycle)</w:t>
+        <w:t xml:space="preserve"> (conifers; ground pines are lycophytes) 23.5.58 (needles), 23.2.14 (sporophyte dominant), 23.5.68 (life cycle)</w:t>
       </w:r>
     </w:p>
     <w:p>
@@ -5572,7 +5578,7 @@
       </w:r>
       <w:r>
         <w:rPr/>
-        <w:t xml:space="preserve"> 23.5.86 (def.), 23.5.89 (double fertilization)</w:t>
+        <w:t xml:space="preserve"> 23.7.86 (def.), 23.7.89 (double fertilization)</w:t>
       </w:r>
     </w:p>
     <w:p>
@@ -5602,7 +5608,7 @@
       </w:r>
       <w:r>
         <w:rPr/>
-        <w:t xml:space="preserve"> 23.5.55 (def.), 23.5.68 (pine, winged), 23.5.81 (pores), 23.5.87 (three cells)</w:t>
+        <w:t xml:space="preserve"> 23.4.55 (def.), 23.5.68 (pine, winged), 23.6.81 (pores), 23.7.87 (three cells)</w:t>
       </w:r>
     </w:p>
     <w:p>
@@ -5617,7 +5623,7 @@
       </w:r>
       <w:r>
         <w:rPr/>
-        <w:t xml:space="preserve"> 23.5.55 (def.), 23.5.70 (cycads: bursts), 23.5.87 (from tube cell)</w:t>
+        <w:t xml:space="preserve"> 23.4.55 (def.), 23.5.70 (cycads: bursts), 23.7.87 (from tube cell)</w:t>
       </w:r>
     </w:p>
     <w:p>
@@ -5632,7 +5638,7 @@
       </w:r>
       <w:r>
         <w:rPr/>
-        <w:t xml:space="preserve"> 23.5.55 (def.), 23.5.70 (cycads: insects), 23.5.87 (flowering plants), 23.5.90 (flower types)</w:t>
+        <w:t xml:space="preserve"> 23.4.55 (def.), 23.5.70 (cycads: insects), 23.7.87 (flowering plants), 23.7.90 (flower types)</w:t>
       </w:r>
     </w:p>
     <w:p>
@@ -5662,7 +5668,7 @@
       </w:r>
       <w:r>
         <w:rPr/>
-        <w:t xml:space="preserve"> 23.2.22 (def.), 23.2.30 (life cycle)</w:t>
+        <w:t xml:space="preserve"> 23.2.22 (def.), 23.3.30 (life cycle)</w:t>
       </w:r>
     </w:p>
     <w:p>
@@ -5692,7 +5698,7 @@
       </w:r>
       <w:r>
         <w:rPr/>
-        <w:t xml:space="preserve"> 23.4.36 (def.), 23.1.4 (characteristics), 23.3.32 (seedless vascular)</w:t>
+        <w:t xml:space="preserve"> 23.3.36 (def.), 23.1.4 (characteristics), 23.3.32 (seedless vascular)</w:t>
       </w:r>
     </w:p>
     <w:p>
@@ -5752,7 +5758,7 @@
       </w:r>
       <w:r>
         <w:rPr/>
-        <w:t xml:space="preserve"> 23.5.54 (def.), 23.1.15 (dispersal), 23.5.57 (naked seeds), 23.5.84 (from ovule)</w:t>
+        <w:t xml:space="preserve"> 23.4.54 (def.), 23.2.15 (dispersal), 23.5.57 (naked seeds), 23.6.84 (from ovule)</w:t>
       </w:r>
     </w:p>
     <w:p>
@@ -5767,7 +5773,7 @@
       </w:r>
       <w:r>
         <w:rPr/>
-        <w:t xml:space="preserve"> 23.5.54 (def.)</w:t>
+        <w:t xml:space="preserve"> 23.4.54 (def.)</w:t>
       </w:r>
     </w:p>
     <w:p>
@@ -5782,7 +5788,7 @@
       </w:r>
       <w:r>
         <w:rPr/>
-        <w:t xml:space="preserve"> 23.1.4 (characteristics), 23.3.32 (lycophytes), 23.4.36 (pteridophytes)</w:t>
+        <w:t xml:space="preserve"> 23.1.4 (characteristics), 23.3.32 (lycophytes), 23.3.36 (pteridophytes)</w:t>
       </w:r>
     </w:p>
     <w:p>
@@ -5797,7 +5803,7 @@
       </w:r>
       <w:r>
         <w:rPr/>
-        <w:t xml:space="preserve"> 23.5.83 (def.), 23.5.91 (complete flower)</w:t>
+        <w:t xml:space="preserve"> 23.6.83 (def.), 23.7.91 (complete flower)</w:t>
       </w:r>
     </w:p>
     <w:p>
@@ -5842,7 +5848,7 @@
       </w:r>
       <w:r>
         <w:rPr/>
-        <w:t xml:space="preserve"> 23.1.12 (def.), 23.2.22 (moss capsule), 23.3.32 (Cooksonia), 23.4.42 (fern sori)</w:t>
+        <w:t xml:space="preserve"> 23.2.12 (def.), 23.2.22 (moss capsule), 23.3.32 (Cooksonia), 23.4.42 (fern sori)</w:t>
       </w:r>
     </w:p>
     <w:p>
@@ -5857,7 +5863,7 @@
       </w:r>
       <w:r>
         <w:rPr/>
-        <w:t xml:space="preserve"> 23.1.12 (def.), 23.1.15 (disperse gametophyte), 23.3.34 (one or two types), 23.5.55 (retained)</w:t>
+        <w:t xml:space="preserve"> 23.2.12 (def.), 23.2.15 (disperse gametophyte), 23.3.34 (one or two types), 23.4.55 (retained)</w:t>
       </w:r>
     </w:p>
     <w:p>
@@ -5872,7 +5878,7 @@
       </w:r>
       <w:r>
         <w:rPr/>
-        <w:t xml:space="preserve"> 23.1.12 (def.), 23.2.22 (moss), 23.3.32 (vascular plants), 23.5.54 (seed embryo)</w:t>
+        <w:t xml:space="preserve"> 23.2.12 (def.), 23.2.22 (moss), 23.3.32 (vascular plants), 23.4.54 (seed embryo)</w:t>
       </w:r>
     </w:p>
     <w:p>
@@ -5902,7 +5908,7 @@
       </w:r>
       <w:r>
         <w:rPr/>
-        <w:t xml:space="preserve"> 23.5.84 (def.), 23.5.91 (perfect, complete)</w:t>
+        <w:t xml:space="preserve"> 23.6.84 (def.), 23.7.91 (perfect, complete)</w:t>
       </w:r>
     </w:p>
     <w:p>
@@ -5917,7 +5923,7 @@
       </w:r>
       <w:r>
         <w:rPr/>
-        <w:t xml:space="preserve"> 23.5.84 (def.), 23.5.87 (pollination)</w:t>
+        <w:t xml:space="preserve"> 23.6.84 (def.), 23.7.87 (pollination)</w:t>
       </w:r>
     </w:p>
     <w:p>
@@ -5947,7 +5953,7 @@
       </w:r>
       <w:r>
         <w:rPr/>
-        <w:t xml:space="preserve"> 23.3.34 (def.), 23.4.38 (horsetails), 23.5.74 (gnetophytes)</w:t>
+        <w:t xml:space="preserve"> 23.3.34 (def.), 23.4.38 (horsetails), 23.6.74 (gnetophytes)</w:t>
       </w:r>
     </w:p>
     <w:p>
@@ -5962,7 +5968,7 @@
       </w:r>
       <w:r>
         <w:rPr/>
-        <w:t xml:space="preserve"> 23.5.84 (def.), 23.5.89 (pollen tube)</w:t>
+        <w:t xml:space="preserve"> 23.6.84 (def.), 23.7.89 (pollen tube)</w:t>
       </w:r>
     </w:p>
     <w:p>
@@ -5992,7 +5998,7 @@
       </w:r>
       <w:r>
         <w:rPr/>
-        <w:t xml:space="preserve"> 23.5.81 (eudicots vs monocots)</w:t>
+        <w:t xml:space="preserve"> 23.6.81 (eudicots vs monocots)</w:t>
       </w:r>
     </w:p>
     <w:p>
@@ -6052,7 +6058,7 @@
       </w:r>
       <w:r>
         <w:rPr/>
-        <w:t xml:space="preserve"> 23.3.31 (def.), 23.1.4 (characteristics), 23.4.36 (seedless), 23.5.54 (seed plants)</w:t>
+        <w:t xml:space="preserve"> 23.3.31 (def.), 23.1.4 (characteristics), 23.3.36 (seedless), 23.4.54 (seed plants)</w:t>
       </w:r>
     </w:p>
     <w:p>
@@ -6082,7 +6088,7 @@
       </w:r>
       <w:r>
         <w:rPr/>
-        <w:t xml:space="preserve"> 23.5.78 (angiosperm origins)</w:t>
+        <w:t xml:space="preserve"> 23.6.78 (angiosperm origins)</w:t>
       </w:r>
     </w:p>
     <w:p>
@@ -6112,7 +6118,7 @@
       </w:r>
       <w:r>
         <w:rPr/>
-        <w:t xml:space="preserve"> 23.5.87 (def.)</w:t>
+        <w:t xml:space="preserve"> 23.7.87 (def.)</w:t>
       </w:r>
     </w:p>
     <w:p>
@@ -6142,7 +6148,7 @@
       </w:r>
       <w:r>
         <w:rPr/>
-        <w:t xml:space="preserve"> 23.5.81 (ring vs scattered)</w:t>
+        <w:t xml:space="preserve"> 23.6.81 (ring vs scattered)</w:t>
       </w:r>
     </w:p>
     <w:p>
@@ -6157,7 +6163,7 @@
       </w:r>
       <w:r>
         <w:rPr/>
-        <w:t xml:space="preserve"> 23.3.31 (def.), 23.1.4 (characteristics), 23.1.14 (in sporophytes), 23.3.34 (microphylls)</w:t>
+        <w:t xml:space="preserve"> 23.3.31 (def.), 23.1.4 (characteristics), 23.2.14 (in sporophytes), 23.3.34 (microphylls)</w:t>
       </w:r>
     </w:p>
     <w:p>
@@ -6172,7 +6178,7 @@
       </w:r>
       <w:r>
         <w:rPr/>
-        <w:t xml:space="preserve"> 23.5.81 (parallel vs net)</w:t>
+        <w:t xml:space="preserve"> 23.6.81 (parallel vs net)</w:t>
       </w:r>
     </w:p>
     <w:p>
@@ -6187,7 +6193,7 @@
       </w:r>
       <w:r>
         <w:rPr/>
-        <w:t xml:space="preserve"> (gnetophyte) 23.5.74 (two straplike leaves)</w:t>
+        <w:t xml:space="preserve"> (gnetophyte) 23.6.74 (two straplike leaves)</w:t>
       </w:r>
     </w:p>
     <w:p>
@@ -6202,7 +6208,7 @@
       </w:r>
       <w:r>
         <w:rPr/>
-        <w:t xml:space="preserve"> 23.4.40 (def.), 23.4.36 (pteridophytes)</w:t>
+        <w:t xml:space="preserve"> 23.4.40 (def.), 23.3.36 (pteridophytes)</w:t>
       </w:r>
     </w:p>
     <w:p>
@@ -6262,7 +6268,7 @@
       </w:r>
       <w:r>
         <w:rPr/>
-        <w:t xml:space="preserve"> 23.1.13 (life cycle), 23.1.5 (charophytes protect), 23.2.30 (moss), 23.5.88 (double fertilization)</w:t>
+        <w:t xml:space="preserve"> 23.2.13 (life cycle), 23.1.5 (charophytes protect), 23.3.30 (moss), 23.7.88 (double fertilization)</w:t>
       </w:r>
     </w:p>
     <w:sectPr>
@@ -6270,6 +6276,7 @@
       <w:pgSz w:w="12240" w:h="15840"/>
       <w:pgMar w:top="792" w:right="576" w:bottom="720" w:left="576" w:header="432" w:footer="360" w:gutter="0"/>
       <w:cols w:space="288" w:num="2" w:sep="1"/>
+      <w:titlePg/>
       <w:docGrid w:linePitch="360"/>
     </w:sectPr>
   </w:body>
@@ -6277,6 +6284,32 @@
 </file>
 
 <file path=word/footer1.xml><?xml version="1.0" encoding="utf-8"?>
+<w:ftr xmlns:m="http://schemas.openxmlformats.org/officeDocument/2006/math" xmlns:mc="http://schemas.openxmlformats.org/markup-compatibility/2006" xmlns:mo="http://schemas.microsoft.com/office/mac/office/2008/main" xmlns:mv="urn:schemas-microsoft-com:mac:vml" xmlns:o="urn:schemas-microsoft-com:office:office" xmlns:r="http://schemas.openxmlformats.org/officeDocument/2006/relationships" xmlns:v="urn:schemas-microsoft-com:vml" xmlns:w10="urn:schemas-microsoft-com:office:word" xmlns:w14="http://schemas.microsoft.com/office/word/2010/wordml" xmlns:w="http://schemas.openxmlformats.org/wordprocessingml/2006/main" xmlns:wne="http://schemas.microsoft.com/office/word/2006/wordml" xmlns:wp14="http://schemas.microsoft.com/office/word/2010/wordprocessingDrawing" xmlns:wp="http://schemas.openxmlformats.org/drawingml/2006/wordprocessingDrawing" xmlns:wpc="http://schemas.microsoft.com/office/word/2010/wordprocessingCanvas" xmlns:wpg="http://schemas.microsoft.com/office/word/2010/wordprocessingGroup" xmlns:wpi="http://schemas.microsoft.com/office/word/2010/wordprocessingInk" xmlns:wps="http://schemas.microsoft.com/office/word/2010/wordprocessingShape" mc:Ignorable="w14 wp14">
+  <w:p>
+    <w:pPr>
+      <w:pStyle w:val="Footer"/>
+      <w:jc w:val="center"/>
+    </w:pPr>
+    <w:r>
+      <w:fldChar w:fldCharType="begin"/>
+    </w:r>
+    <w:r>
+      <w:instrText xml:space="preserve"> PAGE </w:instrText>
+    </w:r>
+    <w:r>
+      <w:fldChar w:fldCharType="separate"/>
+    </w:r>
+    <w:r>
+      <w:t>1</w:t>
+    </w:r>
+    <w:r>
+      <w:fldChar w:fldCharType="end"/>
+    </w:r>
+  </w:p>
+</w:ftr>
+</file>
+
+<file path=word/footer2.xml><?xml version="1.0" encoding="utf-8"?>
 <w:ftr xmlns:m="http://schemas.openxmlformats.org/officeDocument/2006/math" xmlns:mc="http://schemas.openxmlformats.org/markup-compatibility/2006" xmlns:mo="http://schemas.microsoft.com/office/mac/office/2008/main" xmlns:mv="urn:schemas-microsoft-com:mac:vml" xmlns:o="urn:schemas-microsoft-com:office:office" xmlns:r="http://schemas.openxmlformats.org/officeDocument/2006/relationships" xmlns:v="urn:schemas-microsoft-com:vml" xmlns:w10="urn:schemas-microsoft-com:office:word" xmlns:w14="http://schemas.microsoft.com/office/word/2010/wordml" xmlns:w="http://schemas.openxmlformats.org/wordprocessingml/2006/main" xmlns:wne="http://schemas.microsoft.com/office/word/2006/wordml" xmlns:wp14="http://schemas.microsoft.com/office/word/2010/wordprocessingDrawing" xmlns:wp="http://schemas.openxmlformats.org/drawingml/2006/wordprocessingDrawing" xmlns:wpc="http://schemas.microsoft.com/office/word/2010/wordprocessingCanvas" xmlns:wpg="http://schemas.microsoft.com/office/word/2010/wordprocessingGroup" xmlns:wpi="http://schemas.microsoft.com/office/word/2010/wordprocessingInk" xmlns:wps="http://schemas.microsoft.com/office/word/2010/wordprocessingShape" mc:Ignorable="w14 wp14">
   <w:p>
     <w:pPr>
@@ -6393,6 +6426,16 @@
 </w:hdr>
 </file>
 
+<file path=word/header2.xml><?xml version="1.0" encoding="utf-8"?>
+<w:hdr xmlns:m="http://schemas.openxmlformats.org/officeDocument/2006/math" xmlns:mc="http://schemas.openxmlformats.org/markup-compatibility/2006" xmlns:mo="http://schemas.microsoft.com/office/mac/office/2008/main" xmlns:mv="urn:schemas-microsoft-com:mac:vml" xmlns:o="urn:schemas-microsoft-com:office:office" xmlns:r="http://schemas.openxmlformats.org/officeDocument/2006/relationships" xmlns:v="urn:schemas-microsoft-com:vml" xmlns:w10="urn:schemas-microsoft-com:office:word" xmlns:w14="http://schemas.microsoft.com/office/word/2010/wordml" xmlns:w="http://schemas.openxmlformats.org/wordprocessingml/2006/main" xmlns:wne="http://schemas.microsoft.com/office/word/2006/wordml" xmlns:wp14="http://schemas.microsoft.com/office/word/2010/wordprocessingDrawing" xmlns:wp="http://schemas.openxmlformats.org/drawingml/2006/wordprocessingDrawing" xmlns:wpc="http://schemas.microsoft.com/office/word/2010/wordprocessingCanvas" xmlns:wpg="http://schemas.microsoft.com/office/word/2010/wordprocessingGroup" xmlns:wpi="http://schemas.microsoft.com/office/word/2010/wordprocessingInk" xmlns:wps="http://schemas.microsoft.com/office/word/2010/wordprocessingShape" mc:Ignorable="w14 wp14">
+  <w:p>
+    <w:pPr>
+      <w:pStyle w:val="Header"/>
+    </w:pPr>
+  </w:p>
+</w:hdr>
+</file>
+
 <file path=word/numbering.xml><?xml version="1.0" encoding="utf-8"?>
 <w:numbering xmlns:wpc="http://schemas.microsoft.com/office/word/2010/wordprocessingCanvas" xmlns:mo="http://schemas.microsoft.com/office/mac/office/2008/main" xmlns:mc="http://schemas.openxmlformats.org/markup-compatibility/2006" xmlns:mv="urn:schemas-microsoft-com:mac:vml" xmlns:o="urn:schemas-microsoft-com:office:office" xmlns:r="http://schemas.openxmlformats.org/officeDocument/2006/relationships" xmlns:m="http://schemas.openxmlformats.org/officeDocument/2006/math" xmlns:v="urn:schemas-microsoft-com:vml" xmlns:wp14="http://schemas.microsoft.com/office/word/2010/wordprocessingDrawing" xmlns:wp="http://schemas.openxmlformats.org/drawingml/2006/wordprocessingDrawing" xmlns:w10="urn:schemas-microsoft-com:office:word" xmlns:w="http://schemas.openxmlformats.org/wordprocessingml/2006/main" xmlns:w14="http://schemas.microsoft.com/office/word/2010/wordml" xmlns:wpg="http://schemas.microsoft.com/office/word/2010/wordprocessingGroup" xmlns:wpi="http://schemas.microsoft.com/office/word/2010/wordprocessingInk" xmlns:wne="http://schemas.microsoft.com/office/word/2006/wordml" xmlns:wps="http://schemas.microsoft.com/office/word/2010/wordprocessingShape" mc:Ignorable="w14 wp14">
   <w:abstractNum w:abstractNumId="0">
@@ -6576,7 +6619,7 @@
         <w:ind w:left="172" w:hanging="172"/>
       </w:pPr>
       <w:rPr>
-        <w:rFonts w:ascii="Arial Narrow" w:hAnsi="Arial Narrow" w:cs="Arial Narrow"/>
+        <w:rFonts w:ascii="Handwriting Final" w:hAnsi="Handwriting Final" w:cs="Handwriting Final"/>
       </w:rPr>
     </w:lvl>
     <w:lvl w:ilvl="1">
@@ -6588,7 +6631,7 @@
         <w:ind w:left="356" w:hanging="172"/>
       </w:pPr>
       <w:rPr>
-        <w:rFonts w:ascii="Arial Narrow" w:hAnsi="Arial Narrow" w:cs="Arial Narrow"/>
+        <w:rFonts w:ascii="Handwriting Final" w:hAnsi="Handwriting Final" w:cs="Handwriting Final"/>
       </w:rPr>
     </w:lvl>
     <w:lvl w:ilvl="2">
@@ -6600,7 +6643,7 @@
         <w:ind w:left="540" w:hanging="172"/>
       </w:pPr>
       <w:rPr>
-        <w:rFonts w:ascii="Arial Narrow" w:hAnsi="Arial Narrow" w:cs="Arial Narrow"/>
+        <w:rFonts w:ascii="Handwriting Final" w:hAnsi="Handwriting Final" w:cs="Handwriting Final"/>
       </w:rPr>
     </w:lvl>
     <w:lvl w:ilvl="3">
@@ -6612,7 +6655,7 @@
         <w:ind w:left="724" w:hanging="172"/>
       </w:pPr>
       <w:rPr>
-        <w:rFonts w:ascii="Arial Narrow" w:hAnsi="Arial Narrow" w:cs="Arial Narrow"/>
+        <w:rFonts w:ascii="Handwriting Final" w:hAnsi="Handwriting Final" w:cs="Handwriting Final"/>
       </w:rPr>
     </w:lvl>
     <w:lvl w:ilvl="4">
@@ -6624,7 +6667,7 @@
         <w:ind w:left="908" w:hanging="172"/>
       </w:pPr>
       <w:rPr>
-        <w:rFonts w:ascii="Arial Narrow" w:hAnsi="Arial Narrow" w:cs="Arial Narrow"/>
+        <w:rFonts w:ascii="Handwriting Final" w:hAnsi="Handwriting Final" w:cs="Handwriting Final"/>
       </w:rPr>
     </w:lvl>
     <w:lvl w:ilvl="5">
@@ -6636,7 +6679,7 @@
         <w:ind w:left="1092" w:hanging="172"/>
       </w:pPr>
       <w:rPr>
-        <w:rFonts w:ascii="Arial Narrow" w:hAnsi="Arial Narrow" w:cs="Arial Narrow"/>
+        <w:rFonts w:ascii="Handwriting Final" w:hAnsi="Handwriting Final" w:cs="Handwriting Final"/>
       </w:rPr>
     </w:lvl>
     <w:lvl w:ilvl="6">
@@ -6648,7 +6691,7 @@
         <w:ind w:left="1276" w:hanging="172"/>
       </w:pPr>
       <w:rPr>
-        <w:rFonts w:ascii="Arial Narrow" w:hAnsi="Arial Narrow" w:cs="Arial Narrow"/>
+        <w:rFonts w:ascii="Handwriting Final" w:hAnsi="Handwriting Final" w:cs="Handwriting Final"/>
       </w:rPr>
     </w:lvl>
     <w:lvl w:ilvl="7">
@@ -6660,7 +6703,7 @@
         <w:ind w:left="1460" w:hanging="172"/>
       </w:pPr>
       <w:rPr>
-        <w:rFonts w:ascii="Arial Narrow" w:hAnsi="Arial Narrow" w:cs="Arial Narrow"/>
+        <w:rFonts w:ascii="Handwriting Final" w:hAnsi="Handwriting Final" w:cs="Handwriting Final"/>
       </w:rPr>
     </w:lvl>
     <w:lvl w:ilvl="8">
@@ -6672,7 +6715,7 @@
         <w:ind w:left="1644" w:hanging="172"/>
       </w:pPr>
       <w:rPr>
-        <w:rFonts w:ascii="Arial Narrow" w:hAnsi="Arial Narrow" w:cs="Arial Narrow"/>
+        <w:rFonts w:ascii="Handwriting Final" w:hAnsi="Handwriting Final" w:cs="Handwriting Final"/>
       </w:rPr>
     </w:lvl>
   </w:abstractNum>
@@ -6873,7 +6916,7 @@
       <w:spacing w:after="0" w:before="0" w:line="240" w:lineRule="auto"/>
     </w:pPr>
     <w:rPr>
-      <w:rFonts w:ascii="Arial Narrow" w:hAnsi="Arial Narrow" w:eastAsia="Arial Narrow"/>
+      <w:rFonts w:ascii="Handwriting Final" w:hAnsi="Handwriting Final" w:eastAsia="Handwriting Final"/>
       <w:sz w:val="23"/>
     </w:rPr>
   </w:style>
